--- a/8.资源管理/1.流程制度规范类文件/HXDL-ITSS-0806 服务数据管理制度.docx
+++ b/8.资源管理/1.流程制度规范类文件/HXDL-ITSS-0806 服务数据管理制度.docx
@@ -1,11 +1,10 @@
 
 <file path=word/document.xml><?xml version="1.0" encoding="utf-8"?>
-<w:document xmlns:wpc="http://schemas.microsoft.com/office/word/2010/wordprocessingCanvas" xmlns:mc="http://schemas.openxmlformats.org/markup-compatibility/2006" xmlns:o="urn:schemas-microsoft-com:office:office" xmlns:r="http://schemas.openxmlformats.org/officeDocument/2006/relationships" xmlns:m="http://schemas.openxmlformats.org/officeDocument/2006/math" xmlns:v="urn:schemas-microsoft-com:vml" xmlns:wp14="http://schemas.microsoft.com/office/word/2010/wordprocessingDrawing" xmlns:wp="http://schemas.openxmlformats.org/drawingml/2006/wordprocessingDrawing" xmlns:w10="urn:schemas-microsoft-com:office:word" xmlns:w="http://schemas.openxmlformats.org/wordprocessingml/2006/main" xmlns:w14="http://schemas.microsoft.com/office/word/2010/wordml" xmlns:w15="http://schemas.microsoft.com/office/word/2012/wordml" xmlns:wne="http://schemas.microsoft.com/office/word/2006/wordml" xmlns:wpg="http://schemas.microsoft.com/office/word/2010/wordprocessingGroup" xmlns:wpi="http://schemas.microsoft.com/office/word/2010/wordprocessingInk" xmlns:wps="http://schemas.microsoft.com/office/word/2010/wordprocessingShape" mc:Ignorable="w14 w15 wp14">
-  <!-- Generated by Aspose.Words for .NET 13.3.0.1 -->
+<w:document xmlns:wpc="http://schemas.microsoft.com/office/word/2010/wordprocessingCanvas" xmlns:mc="http://schemas.openxmlformats.org/markup-compatibility/2006" xmlns:o="urn:schemas-microsoft-com:office:office" xmlns:r="http://schemas.openxmlformats.org/officeDocument/2006/relationships" xmlns:m="http://schemas.openxmlformats.org/officeDocument/2006/math" xmlns:v="urn:schemas-microsoft-com:vml" xmlns:wp14="http://schemas.microsoft.com/office/word/2010/wordprocessingDrawing" xmlns:wp="http://schemas.openxmlformats.org/drawingml/2006/wordprocessingDrawing" xmlns:w="http://schemas.openxmlformats.org/wordprocessingml/2006/main" xmlns:w14="http://schemas.microsoft.com/office/word/2010/wordml" xmlns:w10="urn:schemas-microsoft-com:office:word" xmlns:w15="http://schemas.microsoft.com/office/word/2012/wordml" xmlns:wpg="http://schemas.microsoft.com/office/word/2010/wordprocessingGroup" xmlns:wpi="http://schemas.microsoft.com/office/word/2010/wordprocessingInk" xmlns:wne="http://schemas.microsoft.com/office/word/2006/wordml" xmlns:wps="http://schemas.microsoft.com/office/word/2010/wordprocessingShape" xmlns:wpsCustomData="http://www.wps.cn/officeDocument/2013/wpsCustomData" mc:Ignorable="w14 w15 wp14">
   <w:body>
     <w:p>
       <w:pPr>
-        <w:pStyle w:val="a"/>
+        <w:pStyle w:val="25"/>
         <w:keepNext w:val="0"/>
         <w:keepLines w:val="0"/>
         <w:pageBreakBefore w:val="0"/>
@@ -19,7 +18,7 @@
         <w:bidi w:val="0"/>
         <w:adjustRightInd w:val="0"/>
         <w:snapToGrid w:val="0"/>
-        <w:ind w:left="0" w:right="0" w:firstLine="0" w:leftChars="0" w:rightChars="0" w:firstLineChars="0"/>
+        <w:ind w:left="0" w:leftChars="0" w:right="0" w:rightChars="0" w:firstLine="0" w:firstLineChars="0"/>
         <w:jc w:val="center"/>
         <w:textAlignment w:val="baseline"/>
         <w:rPr>
@@ -27,11 +26,10 @@
           <w:lang w:val="en-US" w:eastAsia="zh-CN"/>
         </w:rPr>
       </w:pPr>
-      <w:bookmarkStart w:id="0" w:name="_Toc3533"/>
-      <w:bookmarkStart w:id="1" w:name="_GoBack"/>
+      <w:bookmarkStart w:id="0" w:name="_Toc1180"/>
       <w:r>
         <w:drawing>
-          <wp:anchor distT="0" distB="0" distL="114300" distR="114300" simplePos="0" relativeHeight="251658240" behindDoc="1" locked="0" layoutInCell="1" allowOverlap="1">
+          <wp:anchor distT="0" distB="0" distL="114300" distR="114300" simplePos="0" relativeHeight="251659264" behindDoc="1" locked="0" layoutInCell="1" allowOverlap="1">
             <wp:simplePos x="0" y="0"/>
             <wp:positionH relativeFrom="column">
               <wp:posOffset>-1186815</wp:posOffset>
@@ -56,7 +54,7 @@
                     </pic:cNvPicPr>
                   </pic:nvPicPr>
                   <pic:blipFill>
-                    <a:blip xmlns:r="http://schemas.openxmlformats.org/officeDocument/2006/relationships" r:embed="rId4"/>
+                    <a:blip r:embed="rId6"/>
                     <a:stretch>
                       <a:fillRect/>
                     </a:stretch>
@@ -80,7 +78,6 @@
           </wp:anchor>
         </w:drawing>
       </w:r>
-      <w:bookmarkEnd w:id="1"/>
       <w:r>
         <w:rPr>
           <w:rFonts w:hint="eastAsia"/>
@@ -92,7 +89,7 @@
     </w:p>
     <w:p>
       <w:pPr>
-        <w:pStyle w:val="a0"/>
+        <w:pStyle w:val="26"/>
         <w:keepNext w:val="0"/>
         <w:keepLines w:val="0"/>
         <w:pageBreakBefore w:val="0"/>
@@ -107,7 +104,7 @@
         <w:adjustRightInd w:val="0"/>
         <w:snapToGrid w:val="0"/>
         <w:spacing w:before="0" w:after="0" w:afterLines="0"/>
-        <w:ind w:left="0" w:right="0" w:firstLine="0" w:leftChars="0" w:rightChars="0" w:firstLineChars="0"/>
+        <w:ind w:left="0" w:leftChars="0" w:right="0" w:rightChars="0" w:firstLine="0" w:firstLineChars="0"/>
         <w:jc w:val="center"/>
         <w:textAlignment w:val="baseline"/>
         <w:rPr>
@@ -115,7 +112,7 @@
           <w:lang w:val="en-US" w:eastAsia="zh-CN"/>
         </w:rPr>
       </w:pPr>
-      <w:bookmarkStart w:id="2" w:name="_Toc9569"/>
+      <w:bookmarkStart w:id="1" w:name="_Toc13702"/>
       <w:r>
         <w:rPr>
           <w:rFonts w:hint="eastAsia"/>
@@ -123,11 +120,11 @@
         </w:rPr>
         <w:t>服务数据管理制度</w:t>
       </w:r>
-      <w:bookmarkEnd w:id="2"/>
-    </w:p>
-    <w:p>
-      <w:pPr>
-        <w:pStyle w:val="a0"/>
+      <w:bookmarkEnd w:id="1"/>
+    </w:p>
+    <w:p>
+      <w:pPr>
+        <w:pStyle w:val="26"/>
         <w:keepNext w:val="0"/>
         <w:keepLines w:val="0"/>
         <w:pageBreakBefore w:val="0"/>
@@ -142,7 +139,7 @@
         <w:adjustRightInd w:val="0"/>
         <w:snapToGrid w:val="0"/>
         <w:spacing w:before="0" w:after="0" w:afterLines="0"/>
-        <w:ind w:left="0" w:right="0" w:firstLine="0" w:leftChars="0" w:rightChars="0" w:firstLineChars="0"/>
+        <w:ind w:left="0" w:leftChars="0" w:right="0" w:rightChars="0" w:firstLine="0" w:firstLineChars="0"/>
         <w:jc w:val="center"/>
         <w:textAlignment w:val="baseline"/>
         <w:rPr>
@@ -150,7 +147,7 @@
           <w:lang w:val="en-US" w:eastAsia="zh-CN"/>
         </w:rPr>
       </w:pPr>
-      <w:bookmarkStart w:id="3" w:name="_Toc10399"/>
+      <w:bookmarkStart w:id="2" w:name="_Toc16549"/>
       <w:r>
         <w:rPr>
           <w:rFonts w:hint="eastAsia"/>
@@ -158,7 +155,7 @@
         </w:rPr>
         <w:t>（HXDL-ITSS-0806）</w:t>
       </w:r>
-      <w:bookmarkEnd w:id="3"/>
+      <w:bookmarkEnd w:id="2"/>
     </w:p>
     <w:p>
       <w:pPr>
@@ -175,7 +172,7 @@
         <w:bidi w:val="0"/>
         <w:adjustRightInd w:val="0"/>
         <w:snapToGrid w:val="0"/>
-        <w:ind w:left="0" w:right="0" w:firstLine="0" w:leftChars="0" w:rightChars="0" w:firstLineChars="0"/>
+        <w:ind w:left="0" w:leftChars="0" w:right="0" w:rightChars="0" w:firstLine="0" w:firstLineChars="0"/>
         <w:jc w:val="center"/>
         <w:textAlignment w:val="baseline"/>
         <w:rPr>
@@ -186,17 +183,18 @@
     </w:p>
     <w:tbl>
       <w:tblPr>
-        <w:tblStyle w:val="TableGrid"/>
+        <w:tblStyle w:val="21"/>
         <w:tblW w:w="0" w:type="auto"/>
         <w:jc w:val="center"/>
         <w:tblBorders>
-          <w:top w:val="nil"/>
-          <w:left w:val="nil"/>
-          <w:bottom w:val="nil"/>
-          <w:right w:val="nil"/>
-          <w:insideH w:val="nil"/>
-          <w:insideV w:val="nil"/>
+          <w:top w:val="none" w:color="auto" w:sz="0" w:space="0"/>
+          <w:left w:val="none" w:color="auto" w:sz="0" w:space="0"/>
+          <w:bottom w:val="none" w:color="auto" w:sz="0" w:space="0"/>
+          <w:right w:val="none" w:color="auto" w:sz="0" w:space="0"/>
+          <w:insideH w:val="none" w:color="auto" w:sz="0" w:space="0"/>
+          <w:insideV w:val="none" w:color="auto" w:sz="0" w:space="0"/>
         </w:tblBorders>
+        <w:tblLayout w:type="autofit"/>
         <w:tblCellMar>
           <w:top w:w="0" w:type="dxa"/>
           <w:left w:w="108" w:type="dxa"/>
@@ -210,15 +208,13 @@
       </w:tblGrid>
       <w:tr>
         <w:tblPrEx>
-          <w:tblW w:w="0" w:type="auto"/>
-          <w:jc w:val="center"/>
           <w:tblBorders>
-            <w:top w:val="nil"/>
-            <w:left w:val="nil"/>
-            <w:bottom w:val="nil"/>
-            <w:right w:val="nil"/>
-            <w:insideH w:val="nil"/>
-            <w:insideV w:val="nil"/>
+            <w:top w:val="none" w:color="auto" w:sz="0" w:space="0"/>
+            <w:left w:val="none" w:color="auto" w:sz="0" w:space="0"/>
+            <w:bottom w:val="none" w:color="auto" w:sz="0" w:space="0"/>
+            <w:right w:val="none" w:color="auto" w:sz="0" w:space="0"/>
+            <w:insideH w:val="none" w:color="auto" w:sz="0" w:space="0"/>
+            <w:insideV w:val="none" w:color="auto" w:sz="0" w:space="0"/>
           </w:tblBorders>
           <w:tblCellMar>
             <w:top w:w="0" w:type="dxa"/>
@@ -228,7 +224,7 @@
           </w:tblCellMar>
         </w:tblPrEx>
         <w:trPr>
-          <w:trHeight w:val="810"/>
+          <w:trHeight w:val="810" w:hRule="atLeast"/>
           <w:jc w:val="center"/>
         </w:trPr>
         <w:tc>
@@ -250,7 +246,7 @@
               <w:bidi w:val="0"/>
               <w:adjustRightInd w:val="0"/>
               <w:snapToGrid w:val="0"/>
-              <w:ind w:left="0" w:right="0" w:firstLine="0" w:leftChars="0" w:rightChars="0" w:firstLineChars="0"/>
+              <w:ind w:left="0" w:leftChars="0" w:right="0" w:rightChars="0" w:firstLine="0" w:firstLineChars="0"/>
               <w:jc w:val="left"/>
               <w:textAlignment w:val="baseline"/>
               <w:rPr>
@@ -269,7 +265,7 @@
             </w:r>
             <w:r>
               <w:rPr>
-                <w:rFonts w:asciiTheme="minorAscii" w:eastAsiaTheme="minorEastAsia" w:hAnsiTheme="minorAscii" w:hint="default"/>
+                <w:rFonts w:hint="default" w:asciiTheme="minorAscii" w:hAnsiTheme="minorAscii" w:eastAsiaTheme="minorEastAsia"/>
                 <w:spacing w:val="227"/>
                 <w:sz w:val="21"/>
                 <w:vertAlign w:val="baseline"/>
@@ -307,7 +303,7 @@
               <w:bidi w:val="0"/>
               <w:adjustRightInd w:val="0"/>
               <w:snapToGrid w:val="0"/>
-              <w:ind w:left="0" w:right="0" w:firstLine="0" w:leftChars="0" w:rightChars="0" w:firstLineChars="0"/>
+              <w:ind w:left="0" w:leftChars="0" w:right="0" w:rightChars="0" w:firstLine="0" w:firstLineChars="0"/>
               <w:jc w:val="right"/>
               <w:textAlignment w:val="baseline"/>
               <w:rPr>
@@ -326,7 +322,7 @@
             </w:r>
             <w:r>
               <w:rPr>
-                <w:rFonts w:asciiTheme="minorAscii" w:eastAsiaTheme="minorEastAsia" w:hAnsiTheme="minorAscii" w:hint="eastAsia"/>
+                <w:rFonts w:hint="eastAsia" w:asciiTheme="minorAscii" w:hAnsiTheme="minorAscii" w:eastAsiaTheme="minorEastAsia"/>
                 <w:spacing w:val="227"/>
                 <w:sz w:val="21"/>
                 <w:vertAlign w:val="baseline"/>
@@ -348,8 +344,14 @@
       </w:tr>
       <w:tr>
         <w:tblPrEx>
-          <w:tblW w:w="0" w:type="auto"/>
-          <w:jc w:val="center"/>
+          <w:tblBorders>
+            <w:top w:val="none" w:color="auto" w:sz="0" w:space="0"/>
+            <w:left w:val="none" w:color="auto" w:sz="0" w:space="0"/>
+            <w:bottom w:val="none" w:color="auto" w:sz="0" w:space="0"/>
+            <w:right w:val="none" w:color="auto" w:sz="0" w:space="0"/>
+            <w:insideH w:val="none" w:color="auto" w:sz="0" w:space="0"/>
+            <w:insideV w:val="none" w:color="auto" w:sz="0" w:space="0"/>
+          </w:tblBorders>
           <w:tblCellMar>
             <w:top w:w="0" w:type="dxa"/>
             <w:left w:w="108" w:type="dxa"/>
@@ -358,7 +360,7 @@
           </w:tblCellMar>
         </w:tblPrEx>
         <w:trPr>
-          <w:trHeight w:val="810"/>
+          <w:trHeight w:val="810" w:hRule="atLeast"/>
           <w:jc w:val="center"/>
         </w:trPr>
         <w:tc>
@@ -381,11 +383,11 @@
               <w:bidi w:val="0"/>
               <w:adjustRightInd w:val="0"/>
               <w:snapToGrid w:val="0"/>
-              <w:ind w:left="0" w:right="0" w:firstLine="0" w:leftChars="0" w:rightChars="0" w:firstLineChars="0"/>
+              <w:ind w:left="0" w:leftChars="0" w:right="0" w:rightChars="0" w:firstLine="0" w:firstLineChars="0"/>
               <w:jc w:val="left"/>
               <w:textAlignment w:val="baseline"/>
               <w:rPr>
-                <w:rFonts w:ascii="Arial" w:eastAsia="Arial" w:hAnsi="Arial" w:cs="Arial" w:hint="eastAsia"/>
+                <w:rFonts w:hint="eastAsia" w:ascii="Arial" w:hAnsi="Arial" w:eastAsia="Arial" w:cs="Arial"/>
                 <w:snapToGrid w:val="0"/>
                 <w:color w:val="000000"/>
                 <w:kern w:val="0"/>
@@ -405,7 +407,7 @@
             </w:r>
             <w:r>
               <w:rPr>
-                <w:rFonts w:asciiTheme="minorAscii" w:eastAsiaTheme="minorEastAsia" w:hAnsiTheme="minorAscii" w:hint="default"/>
+                <w:rFonts w:hint="default" w:asciiTheme="minorAscii" w:hAnsiTheme="minorAscii" w:eastAsiaTheme="minorEastAsia"/>
                 <w:spacing w:val="227"/>
                 <w:sz w:val="21"/>
                 <w:vertAlign w:val="baseline"/>
@@ -444,11 +446,11 @@
               <w:bidi w:val="0"/>
               <w:adjustRightInd w:val="0"/>
               <w:snapToGrid w:val="0"/>
-              <w:ind w:left="0" w:right="0" w:firstLine="0" w:leftChars="0" w:rightChars="0" w:firstLineChars="0"/>
+              <w:ind w:left="0" w:leftChars="0" w:right="0" w:rightChars="0" w:firstLine="0" w:firstLineChars="0"/>
               <w:jc w:val="right"/>
               <w:textAlignment w:val="baseline"/>
               <w:rPr>
-                <w:rFonts w:ascii="Arial" w:eastAsia="Arial" w:hAnsi="Arial" w:cs="Arial" w:hint="eastAsia"/>
+                <w:rFonts w:hint="eastAsia" w:ascii="Arial" w:hAnsi="Arial" w:eastAsia="Arial" w:cs="Arial"/>
                 <w:snapToGrid w:val="0"/>
                 <w:color w:val="000000"/>
                 <w:kern w:val="0"/>
@@ -468,7 +470,7 @@
             </w:r>
             <w:r>
               <w:rPr>
-                <w:rFonts w:asciiTheme="minorAscii" w:eastAsiaTheme="minorEastAsia" w:hAnsiTheme="minorAscii" w:hint="eastAsia"/>
+                <w:rFonts w:hint="eastAsia" w:asciiTheme="minorAscii" w:hAnsiTheme="minorAscii" w:eastAsiaTheme="minorEastAsia"/>
                 <w:spacing w:val="227"/>
                 <w:sz w:val="21"/>
                 <w:vertAlign w:val="baseline"/>
@@ -490,8 +492,14 @@
       </w:tr>
       <w:tr>
         <w:tblPrEx>
-          <w:tblW w:w="0" w:type="auto"/>
-          <w:jc w:val="center"/>
+          <w:tblBorders>
+            <w:top w:val="none" w:color="auto" w:sz="0" w:space="0"/>
+            <w:left w:val="none" w:color="auto" w:sz="0" w:space="0"/>
+            <w:bottom w:val="none" w:color="auto" w:sz="0" w:space="0"/>
+            <w:right w:val="none" w:color="auto" w:sz="0" w:space="0"/>
+            <w:insideH w:val="none" w:color="auto" w:sz="0" w:space="0"/>
+            <w:insideV w:val="none" w:color="auto" w:sz="0" w:space="0"/>
+          </w:tblBorders>
           <w:tblCellMar>
             <w:top w:w="0" w:type="dxa"/>
             <w:left w:w="108" w:type="dxa"/>
@@ -500,7 +508,7 @@
           </w:tblCellMar>
         </w:tblPrEx>
         <w:trPr>
-          <w:trHeight w:val="635"/>
+          <w:trHeight w:val="635" w:hRule="atLeast"/>
           <w:jc w:val="center"/>
         </w:trPr>
         <w:tc>
@@ -522,7 +530,7 @@
               <w:bidi w:val="0"/>
               <w:adjustRightInd w:val="0"/>
               <w:snapToGrid w:val="0"/>
-              <w:ind w:left="0" w:right="0" w:firstLine="0" w:leftChars="0" w:rightChars="0" w:firstLineChars="0"/>
+              <w:ind w:left="0" w:leftChars="0" w:right="0" w:rightChars="0" w:firstLine="0" w:firstLineChars="0"/>
               <w:jc w:val="left"/>
               <w:textAlignment w:val="baseline"/>
               <w:rPr>
@@ -541,7 +549,7 @@
             </w:r>
             <w:r>
               <w:rPr>
-                <w:rFonts w:asciiTheme="minorAscii" w:eastAsiaTheme="minorEastAsia" w:hAnsiTheme="minorAscii" w:hint="eastAsia"/>
+                <w:rFonts w:hint="eastAsia" w:asciiTheme="minorAscii" w:hAnsiTheme="minorAscii" w:eastAsiaTheme="minorEastAsia"/>
                 <w:spacing w:val="227"/>
                 <w:sz w:val="21"/>
                 <w:vertAlign w:val="baseline"/>
@@ -578,7 +586,7 @@
               <w:bidi w:val="0"/>
               <w:adjustRightInd w:val="0"/>
               <w:snapToGrid w:val="0"/>
-              <w:ind w:left="0" w:right="0" w:firstLine="0" w:leftChars="0" w:rightChars="0" w:firstLineChars="0"/>
+              <w:ind w:left="0" w:leftChars="0" w:right="0" w:rightChars="0" w:firstLine="0" w:firstLineChars="0"/>
               <w:jc w:val="right"/>
               <w:textAlignment w:val="baseline"/>
               <w:rPr>
@@ -597,7 +605,7 @@
             </w:r>
             <w:r>
               <w:rPr>
-                <w:rFonts w:asciiTheme="minorAscii" w:eastAsiaTheme="minorEastAsia" w:hAnsiTheme="minorAscii" w:hint="eastAsia"/>
+                <w:rFonts w:hint="eastAsia" w:asciiTheme="minorAscii" w:hAnsiTheme="minorAscii" w:eastAsiaTheme="minorEastAsia"/>
                 <w:spacing w:val="227"/>
                 <w:sz w:val="21"/>
                 <w:vertAlign w:val="baseline"/>
@@ -667,15 +675,15 @@
         <w:textAlignment w:val="baseline"/>
         <w:outlineLvl w:val="0"/>
         <w:rPr>
-          <w:rFonts w:ascii="宋体" w:eastAsia="宋体" w:hAnsi="宋体" w:cs="宋体"/>
+          <w:rFonts w:ascii="宋体" w:hAnsi="宋体" w:eastAsia="宋体" w:cs="宋体"/>
           <w:sz w:val="30"/>
           <w:szCs w:val="30"/>
         </w:rPr>
       </w:pPr>
-      <w:bookmarkStart w:id="4" w:name="_Toc21217"/>
+      <w:bookmarkStart w:id="3" w:name="_Toc32482"/>
       <w:r>
         <w:rPr>
-          <w:rFonts w:ascii="宋体" w:eastAsia="宋体" w:hAnsi="宋体" w:cs="宋体"/>
+          <w:rFonts w:ascii="宋体" w:hAnsi="宋体" w:eastAsia="宋体" w:cs="宋体"/>
           <w:b/>
           <w:bCs/>
           <w:spacing w:val="-4"/>
@@ -684,20 +692,20 @@
         </w:rPr>
         <w:t>文件编制和变更履历</w:t>
       </w:r>
-      <w:bookmarkEnd w:id="4"/>
+      <w:bookmarkEnd w:id="3"/>
     </w:p>
     <w:tbl>
       <w:tblPr>
-        <w:tblStyle w:val="TableNormal00"/>
+        <w:tblStyle w:val="43"/>
         <w:tblW w:w="9005" w:type="dxa"/>
         <w:tblInd w:w="34" w:type="dxa"/>
         <w:tblBorders>
-          <w:top w:val="single" w:sz="6" w:space="0" w:color="000000"/>
-          <w:left w:val="single" w:sz="6" w:space="0" w:color="000000"/>
-          <w:bottom w:val="single" w:sz="6" w:space="0" w:color="000000"/>
-          <w:right w:val="single" w:sz="6" w:space="0" w:color="000000"/>
-          <w:insideH w:val="single" w:sz="6" w:space="0" w:color="000000"/>
-          <w:insideV w:val="single" w:sz="6" w:space="0" w:color="000000"/>
+          <w:top w:val="single" w:color="000000" w:sz="6" w:space="0"/>
+          <w:left w:val="single" w:color="000000" w:sz="6" w:space="0"/>
+          <w:bottom w:val="single" w:color="000000" w:sz="6" w:space="0"/>
+          <w:right w:val="single" w:color="000000" w:sz="6" w:space="0"/>
+          <w:insideH w:val="single" w:color="000000" w:sz="6" w:space="0"/>
+          <w:insideV w:val="single" w:color="000000" w:sz="6" w:space="0"/>
         </w:tblBorders>
         <w:tblLayout w:type="fixed"/>
         <w:tblCellMar>
@@ -719,17 +727,14 @@
       </w:tblGrid>
       <w:tr>
         <w:tblPrEx>
-          <w:tblW w:w="9005" w:type="dxa"/>
-          <w:tblInd w:w="34" w:type="dxa"/>
           <w:tblBorders>
-            <w:top w:val="single" w:sz="6" w:space="0" w:color="000000"/>
-            <w:left w:val="single" w:sz="6" w:space="0" w:color="000000"/>
-            <w:bottom w:val="single" w:sz="6" w:space="0" w:color="000000"/>
-            <w:right w:val="single" w:sz="6" w:space="0" w:color="000000"/>
-            <w:insideH w:val="single" w:sz="6" w:space="0" w:color="000000"/>
-            <w:insideV w:val="single" w:sz="6" w:space="0" w:color="000000"/>
+            <w:top w:val="single" w:color="000000" w:sz="6" w:space="0"/>
+            <w:left w:val="single" w:color="000000" w:sz="6" w:space="0"/>
+            <w:bottom w:val="single" w:color="000000" w:sz="6" w:space="0"/>
+            <w:right w:val="single" w:color="000000" w:sz="6" w:space="0"/>
+            <w:insideH w:val="single" w:color="000000" w:sz="6" w:space="0"/>
+            <w:insideV w:val="single" w:color="000000" w:sz="6" w:space="0"/>
           </w:tblBorders>
-          <w:tblLayout w:type="fixed"/>
           <w:tblCellMar>
             <w:top w:w="0" w:type="dxa"/>
             <w:left w:w="0" w:type="dxa"/>
@@ -738,15 +743,15 @@
           </w:tblCellMar>
         </w:tblPrEx>
         <w:trPr>
-          <w:trHeight w:val="489"/>
+          <w:trHeight w:val="489" w:hRule="atLeast"/>
         </w:trPr>
         <w:tc>
           <w:tcPr>
             <w:tcW w:w="845" w:type="dxa"/>
             <w:vMerge w:val="restart"/>
             <w:tcBorders>
-              <w:top w:val="single" w:sz="10" w:space="0" w:color="000000"/>
-              <w:left w:val="single" w:sz="10" w:space="0" w:color="000000"/>
+              <w:top w:val="single" w:color="000000" w:sz="10" w:space="0"/>
+              <w:left w:val="single" w:color="000000" w:sz="10" w:space="0"/>
               <w:bottom w:val="nil"/>
             </w:tcBorders>
             <w:shd w:val="clear" w:color="auto" w:fill="D9D9D9"/>
@@ -793,14 +798,14 @@
               <w:ind w:left="172"/>
               <w:textAlignment w:val="baseline"/>
               <w:rPr>
-                <w:rFonts w:ascii="宋体" w:eastAsia="宋体" w:hAnsi="宋体" w:cs="宋体"/>
+                <w:rFonts w:ascii="宋体" w:hAnsi="宋体" w:eastAsia="宋体" w:cs="宋体"/>
                 <w:sz w:val="24"/>
                 <w:szCs w:val="24"/>
               </w:rPr>
             </w:pPr>
             <w:r>
               <w:rPr>
-                <w:rFonts w:ascii="宋体" w:eastAsia="宋体" w:hAnsi="宋体" w:cs="宋体"/>
+                <w:rFonts w:ascii="宋体" w:hAnsi="宋体" w:eastAsia="宋体" w:cs="宋体"/>
                 <w:b/>
                 <w:bCs/>
                 <w:spacing w:val="-5"/>
@@ -816,7 +821,7 @@
             <w:tcW w:w="2155" w:type="dxa"/>
             <w:gridSpan w:val="2"/>
             <w:tcBorders>
-              <w:top w:val="single" w:sz="10" w:space="0" w:color="000000"/>
+              <w:top w:val="single" w:color="000000" w:sz="10" w:space="0"/>
             </w:tcBorders>
             <w:shd w:val="clear" w:color="auto" w:fill="D9D9D9"/>
           </w:tcPr>
@@ -839,14 +844,14 @@
               <w:ind w:left="528"/>
               <w:textAlignment w:val="baseline"/>
               <w:rPr>
-                <w:rFonts w:ascii="宋体" w:eastAsia="宋体" w:hAnsi="宋体" w:cs="宋体"/>
+                <w:rFonts w:ascii="宋体" w:hAnsi="宋体" w:eastAsia="宋体" w:cs="宋体"/>
                 <w:sz w:val="24"/>
                 <w:szCs w:val="24"/>
               </w:rPr>
             </w:pPr>
             <w:r>
               <w:rPr>
-                <w:rFonts w:ascii="宋体" w:eastAsia="宋体" w:hAnsi="宋体" w:cs="宋体"/>
+                <w:rFonts w:ascii="宋体" w:hAnsi="宋体" w:eastAsia="宋体" w:cs="宋体"/>
                 <w:b/>
                 <w:bCs/>
                 <w:spacing w:val="-4"/>
@@ -862,7 +867,7 @@
             <w:tcW w:w="2334" w:type="dxa"/>
             <w:gridSpan w:val="2"/>
             <w:tcBorders>
-              <w:top w:val="single" w:sz="10" w:space="0" w:color="000000"/>
+              <w:top w:val="single" w:color="000000" w:sz="10" w:space="0"/>
             </w:tcBorders>
             <w:shd w:val="clear" w:color="auto" w:fill="D9D9D9"/>
           </w:tcPr>
@@ -885,14 +890,14 @@
               <w:ind w:left="927"/>
               <w:textAlignment w:val="baseline"/>
               <w:rPr>
-                <w:rFonts w:ascii="宋体" w:eastAsia="宋体" w:hAnsi="宋体" w:cs="宋体"/>
+                <w:rFonts w:ascii="宋体" w:hAnsi="宋体" w:eastAsia="宋体" w:cs="宋体"/>
                 <w:sz w:val="24"/>
                 <w:szCs w:val="24"/>
               </w:rPr>
             </w:pPr>
             <w:r>
               <w:rPr>
-                <w:rFonts w:ascii="宋体" w:eastAsia="宋体" w:hAnsi="宋体" w:cs="宋体"/>
+                <w:rFonts w:ascii="宋体" w:hAnsi="宋体" w:eastAsia="宋体" w:cs="宋体"/>
                 <w:b/>
                 <w:bCs/>
                 <w:spacing w:val="-6"/>
@@ -908,7 +913,7 @@
             <w:tcW w:w="2288" w:type="dxa"/>
             <w:gridSpan w:val="2"/>
             <w:tcBorders>
-              <w:top w:val="single" w:sz="10" w:space="0" w:color="000000"/>
+              <w:top w:val="single" w:color="000000" w:sz="10" w:space="0"/>
             </w:tcBorders>
             <w:shd w:val="clear" w:color="auto" w:fill="D9D9D9"/>
           </w:tcPr>
@@ -931,14 +936,14 @@
               <w:ind w:left="911"/>
               <w:textAlignment w:val="baseline"/>
               <w:rPr>
-                <w:rFonts w:ascii="宋体" w:eastAsia="宋体" w:hAnsi="宋体" w:cs="宋体"/>
+                <w:rFonts w:ascii="宋体" w:hAnsi="宋体" w:eastAsia="宋体" w:cs="宋体"/>
                 <w:sz w:val="24"/>
                 <w:szCs w:val="24"/>
               </w:rPr>
             </w:pPr>
             <w:r>
               <w:rPr>
-                <w:rFonts w:ascii="宋体" w:eastAsia="宋体" w:hAnsi="宋体" w:cs="宋体"/>
+                <w:rFonts w:ascii="宋体" w:hAnsi="宋体" w:eastAsia="宋体" w:cs="宋体"/>
                 <w:b/>
                 <w:bCs/>
                 <w:spacing w:val="-6"/>
@@ -954,9 +959,9 @@
             <w:tcW w:w="1383" w:type="dxa"/>
             <w:vMerge w:val="restart"/>
             <w:tcBorders>
-              <w:top w:val="single" w:sz="10" w:space="0" w:color="000000"/>
+              <w:top w:val="single" w:color="000000" w:sz="10" w:space="0"/>
               <w:bottom w:val="nil"/>
-              <w:right w:val="single" w:sz="10" w:space="0" w:color="000000"/>
+              <w:right w:val="single" w:color="000000" w:sz="10" w:space="0"/>
             </w:tcBorders>
             <w:shd w:val="clear" w:color="auto" w:fill="D9D9D9"/>
           </w:tcPr>
@@ -1002,14 +1007,14 @@
               <w:ind w:left="217"/>
               <w:textAlignment w:val="baseline"/>
               <w:rPr>
-                <w:rFonts w:ascii="宋体" w:eastAsia="宋体" w:hAnsi="宋体" w:cs="宋体"/>
+                <w:rFonts w:ascii="宋体" w:hAnsi="宋体" w:eastAsia="宋体" w:cs="宋体"/>
                 <w:sz w:val="24"/>
                 <w:szCs w:val="24"/>
               </w:rPr>
             </w:pPr>
             <w:r>
               <w:rPr>
-                <w:rFonts w:ascii="宋体" w:eastAsia="宋体" w:hAnsi="宋体" w:cs="宋体"/>
+                <w:rFonts w:ascii="宋体" w:hAnsi="宋体" w:eastAsia="宋体" w:cs="宋体"/>
                 <w:b/>
                 <w:bCs/>
                 <w:spacing w:val="-5"/>
@@ -1023,9 +1028,14 @@
       </w:tr>
       <w:tr>
         <w:tblPrEx>
-          <w:tblW w:w="9005" w:type="dxa"/>
-          <w:tblInd w:w="34" w:type="dxa"/>
-          <w:tblLayout w:type="fixed"/>
+          <w:tblBorders>
+            <w:top w:val="single" w:color="000000" w:sz="6" w:space="0"/>
+            <w:left w:val="single" w:color="000000" w:sz="6" w:space="0"/>
+            <w:bottom w:val="single" w:color="000000" w:sz="6" w:space="0"/>
+            <w:right w:val="single" w:color="000000" w:sz="6" w:space="0"/>
+            <w:insideH w:val="single" w:color="000000" w:sz="6" w:space="0"/>
+            <w:insideV w:val="single" w:color="000000" w:sz="6" w:space="0"/>
+          </w:tblBorders>
           <w:tblCellMar>
             <w:top w:w="0" w:type="dxa"/>
             <w:left w:w="0" w:type="dxa"/>
@@ -1034,15 +1044,15 @@
           </w:tblCellMar>
         </w:tblPrEx>
         <w:trPr>
-          <w:trHeight w:val="479"/>
+          <w:trHeight w:val="479" w:hRule="atLeast"/>
         </w:trPr>
         <w:tc>
           <w:tcPr>
             <w:tcW w:w="845" w:type="dxa"/>
-            <w:vMerge/>
+            <w:vMerge w:val="continue"/>
             <w:tcBorders>
               <w:top w:val="nil"/>
-              <w:left w:val="single" w:sz="10" w:space="0" w:color="000000"/>
+              <w:left w:val="single" w:color="000000" w:sz="10" w:space="0"/>
             </w:tcBorders>
           </w:tcPr>
           <w:p>
@@ -1092,14 +1102,14 @@
               <w:ind w:left="191"/>
               <w:textAlignment w:val="baseline"/>
               <w:rPr>
-                <w:rFonts w:ascii="宋体" w:eastAsia="宋体" w:hAnsi="宋体" w:cs="宋体"/>
+                <w:rFonts w:ascii="宋体" w:hAnsi="宋体" w:eastAsia="宋体" w:cs="宋体"/>
                 <w:sz w:val="24"/>
                 <w:szCs w:val="24"/>
               </w:rPr>
             </w:pPr>
             <w:r>
               <w:rPr>
-                <w:rFonts w:ascii="宋体" w:eastAsia="宋体" w:hAnsi="宋体" w:cs="宋体"/>
+                <w:rFonts w:ascii="宋体" w:hAnsi="宋体" w:eastAsia="宋体" w:cs="宋体"/>
                 <w:b/>
                 <w:bCs/>
                 <w:spacing w:val="-5"/>
@@ -1134,14 +1144,14 @@
               <w:ind w:left="430"/>
               <w:textAlignment w:val="baseline"/>
               <w:rPr>
-                <w:rFonts w:ascii="宋体" w:eastAsia="宋体" w:hAnsi="宋体" w:cs="宋体"/>
+                <w:rFonts w:ascii="宋体" w:hAnsi="宋体" w:eastAsia="宋体" w:cs="宋体"/>
                 <w:sz w:val="24"/>
                 <w:szCs w:val="24"/>
               </w:rPr>
             </w:pPr>
             <w:r>
               <w:rPr>
-                <w:rFonts w:ascii="宋体" w:eastAsia="宋体" w:hAnsi="宋体" w:cs="宋体"/>
+                <w:rFonts w:ascii="宋体" w:hAnsi="宋体" w:eastAsia="宋体" w:cs="宋体"/>
                 <w:b/>
                 <w:bCs/>
                 <w:spacing w:val="-15"/>
@@ -1176,14 +1186,14 @@
               <w:ind w:left="244"/>
               <w:textAlignment w:val="baseline"/>
               <w:rPr>
-                <w:rFonts w:ascii="宋体" w:eastAsia="宋体" w:hAnsi="宋体" w:cs="宋体"/>
+                <w:rFonts w:ascii="宋体" w:hAnsi="宋体" w:eastAsia="宋体" w:cs="宋体"/>
                 <w:sz w:val="24"/>
                 <w:szCs w:val="24"/>
               </w:rPr>
             </w:pPr>
             <w:r>
               <w:rPr>
-                <w:rFonts w:ascii="宋体" w:eastAsia="宋体" w:hAnsi="宋体" w:cs="宋体"/>
+                <w:rFonts w:ascii="宋体" w:hAnsi="宋体" w:eastAsia="宋体" w:cs="宋体"/>
                 <w:b/>
                 <w:bCs/>
                 <w:spacing w:val="-8"/>
@@ -1218,14 +1228,14 @@
               <w:ind w:left="487"/>
               <w:textAlignment w:val="baseline"/>
               <w:rPr>
-                <w:rFonts w:ascii="宋体" w:eastAsia="宋体" w:hAnsi="宋体" w:cs="宋体"/>
+                <w:rFonts w:ascii="宋体" w:hAnsi="宋体" w:eastAsia="宋体" w:cs="宋体"/>
                 <w:sz w:val="24"/>
                 <w:szCs w:val="24"/>
               </w:rPr>
             </w:pPr>
             <w:r>
               <w:rPr>
-                <w:rFonts w:ascii="宋体" w:eastAsia="宋体" w:hAnsi="宋体" w:cs="宋体"/>
+                <w:rFonts w:ascii="宋体" w:hAnsi="宋体" w:eastAsia="宋体" w:cs="宋体"/>
                 <w:b/>
                 <w:bCs/>
                 <w:spacing w:val="-15"/>
@@ -1260,14 +1270,14 @@
               <w:ind w:left="268"/>
               <w:textAlignment w:val="baseline"/>
               <w:rPr>
-                <w:rFonts w:ascii="宋体" w:eastAsia="宋体" w:hAnsi="宋体" w:cs="宋体"/>
+                <w:rFonts w:ascii="宋体" w:hAnsi="宋体" w:eastAsia="宋体" w:cs="宋体"/>
                 <w:sz w:val="24"/>
                 <w:szCs w:val="24"/>
               </w:rPr>
             </w:pPr>
             <w:r>
               <w:rPr>
-                <w:rFonts w:ascii="宋体" w:eastAsia="宋体" w:hAnsi="宋体" w:cs="宋体"/>
+                <w:rFonts w:ascii="宋体" w:hAnsi="宋体" w:eastAsia="宋体" w:cs="宋体"/>
                 <w:b/>
                 <w:bCs/>
                 <w:spacing w:val="-5"/>
@@ -1302,14 +1312,14 @@
               <w:ind w:left="441"/>
               <w:textAlignment w:val="baseline"/>
               <w:rPr>
-                <w:rFonts w:ascii="宋体" w:eastAsia="宋体" w:hAnsi="宋体" w:cs="宋体"/>
+                <w:rFonts w:ascii="宋体" w:hAnsi="宋体" w:eastAsia="宋体" w:cs="宋体"/>
                 <w:sz w:val="24"/>
                 <w:szCs w:val="24"/>
               </w:rPr>
             </w:pPr>
             <w:r>
               <w:rPr>
-                <w:rFonts w:ascii="宋体" w:eastAsia="宋体" w:hAnsi="宋体" w:cs="宋体"/>
+                <w:rFonts w:ascii="宋体" w:hAnsi="宋体" w:eastAsia="宋体" w:cs="宋体"/>
                 <w:b/>
                 <w:bCs/>
                 <w:spacing w:val="-15"/>
@@ -1323,10 +1333,10 @@
         <w:tc>
           <w:tcPr>
             <w:tcW w:w="1383" w:type="dxa"/>
-            <w:vMerge/>
+            <w:vMerge w:val="continue"/>
             <w:tcBorders>
               <w:top w:val="nil"/>
-              <w:right w:val="single" w:sz="10" w:space="0" w:color="000000"/>
+              <w:right w:val="single" w:color="000000" w:sz="10" w:space="0"/>
             </w:tcBorders>
           </w:tcPr>
           <w:p>
@@ -1355,9 +1365,14 @@
       </w:tr>
       <w:tr>
         <w:tblPrEx>
-          <w:tblW w:w="9005" w:type="dxa"/>
-          <w:tblInd w:w="34" w:type="dxa"/>
-          <w:tblLayout w:type="fixed"/>
+          <w:tblBorders>
+            <w:top w:val="single" w:color="000000" w:sz="6" w:space="0"/>
+            <w:left w:val="single" w:color="000000" w:sz="6" w:space="0"/>
+            <w:bottom w:val="single" w:color="000000" w:sz="6" w:space="0"/>
+            <w:right w:val="single" w:color="000000" w:sz="6" w:space="0"/>
+            <w:insideH w:val="single" w:color="000000" w:sz="6" w:space="0"/>
+            <w:insideV w:val="single" w:color="000000" w:sz="6" w:space="0"/>
+          </w:tblBorders>
           <w:tblCellMar>
             <w:top w:w="0" w:type="dxa"/>
             <w:left w:w="0" w:type="dxa"/>
@@ -1366,18 +1381,18 @@
           </w:tblCellMar>
         </w:tblPrEx>
         <w:trPr>
-          <w:trHeight w:val="651"/>
+          <w:trHeight w:val="651" w:hRule="atLeast"/>
         </w:trPr>
         <w:tc>
           <w:tcPr>
             <w:tcW w:w="845" w:type="dxa"/>
             <w:tcBorders>
-              <w:left w:val="single" w:sz="10" w:space="0" w:color="000000"/>
+              <w:left w:val="single" w:color="000000" w:sz="10" w:space="0"/>
             </w:tcBorders>
           </w:tcPr>
           <w:p>
             <w:pPr>
-              <w:pStyle w:val="TableText"/>
+              <w:pStyle w:val="28"/>
               <w:keepNext w:val="0"/>
               <w:keepLines w:val="0"/>
               <w:pageBreakBefore w:val="0"/>
@@ -1409,7 +1424,7 @@
           </w:tcPr>
           <w:p>
             <w:pPr>
-              <w:pStyle w:val="TableText"/>
+              <w:pStyle w:val="28"/>
               <w:keepNext w:val="0"/>
               <w:keepLines w:val="0"/>
               <w:pageBreakBefore w:val="0"/>
@@ -1441,7 +1456,7 @@
           </w:tcPr>
           <w:p>
             <w:pPr>
-              <w:pStyle w:val="TableText"/>
+              <w:pStyle w:val="28"/>
               <w:keepNext w:val="0"/>
               <w:keepLines w:val="0"/>
               <w:pageBreakBefore w:val="0"/>
@@ -1473,7 +1488,7 @@
           </w:tcPr>
           <w:p>
             <w:pPr>
-              <w:pStyle w:val="TableText"/>
+              <w:pStyle w:val="28"/>
               <w:keepNext w:val="0"/>
               <w:keepLines w:val="0"/>
               <w:pageBreakBefore w:val="0"/>
@@ -1505,7 +1520,7 @@
           </w:tcPr>
           <w:p>
             <w:pPr>
-              <w:pStyle w:val="TableText"/>
+              <w:pStyle w:val="28"/>
               <w:keepNext w:val="0"/>
               <w:keepLines w:val="0"/>
               <w:pageBreakBefore w:val="0"/>
@@ -1537,7 +1552,7 @@
           </w:tcPr>
           <w:p>
             <w:pPr>
-              <w:pStyle w:val="TableText"/>
+              <w:pStyle w:val="28"/>
               <w:keepNext w:val="0"/>
               <w:keepLines w:val="0"/>
               <w:pageBreakBefore w:val="0"/>
@@ -1569,7 +1584,7 @@
           </w:tcPr>
           <w:p>
             <w:pPr>
-              <w:pStyle w:val="TableText"/>
+              <w:pStyle w:val="28"/>
               <w:keepNext w:val="0"/>
               <w:keepLines w:val="0"/>
               <w:pageBreakBefore w:val="0"/>
@@ -1599,12 +1614,12 @@
           <w:tcPr>
             <w:tcW w:w="1383" w:type="dxa"/>
             <w:tcBorders>
-              <w:right w:val="single" w:sz="10" w:space="0" w:color="000000"/>
+              <w:right w:val="single" w:color="000000" w:sz="10" w:space="0"/>
             </w:tcBorders>
           </w:tcPr>
           <w:p>
             <w:pPr>
-              <w:pStyle w:val="TableText"/>
+              <w:pStyle w:val="28"/>
               <w:keepNext w:val="0"/>
               <w:keepLines w:val="0"/>
               <w:pageBreakBefore w:val="0"/>
@@ -1633,9 +1648,14 @@
       </w:tr>
       <w:tr>
         <w:tblPrEx>
-          <w:tblW w:w="9005" w:type="dxa"/>
-          <w:tblInd w:w="34" w:type="dxa"/>
-          <w:tblLayout w:type="fixed"/>
+          <w:tblBorders>
+            <w:top w:val="single" w:color="000000" w:sz="6" w:space="0"/>
+            <w:left w:val="single" w:color="000000" w:sz="6" w:space="0"/>
+            <w:bottom w:val="single" w:color="000000" w:sz="6" w:space="0"/>
+            <w:right w:val="single" w:color="000000" w:sz="6" w:space="0"/>
+            <w:insideH w:val="single" w:color="000000" w:sz="6" w:space="0"/>
+            <w:insideV w:val="single" w:color="000000" w:sz="6" w:space="0"/>
+          </w:tblBorders>
           <w:tblCellMar>
             <w:top w:w="0" w:type="dxa"/>
             <w:left w:w="0" w:type="dxa"/>
@@ -1644,18 +1664,18 @@
           </w:tblCellMar>
         </w:tblPrEx>
         <w:trPr>
-          <w:trHeight w:val="485"/>
+          <w:trHeight w:val="485" w:hRule="atLeast"/>
         </w:trPr>
         <w:tc>
           <w:tcPr>
             <w:tcW w:w="845" w:type="dxa"/>
             <w:tcBorders>
-              <w:left w:val="single" w:sz="10" w:space="0" w:color="000000"/>
+              <w:left w:val="single" w:color="000000" w:sz="10" w:space="0"/>
             </w:tcBorders>
           </w:tcPr>
           <w:p>
             <w:pPr>
-              <w:pStyle w:val="TableText"/>
+              <w:pStyle w:val="28"/>
               <w:keepNext w:val="0"/>
               <w:keepLines w:val="0"/>
               <w:pageBreakBefore w:val="0"/>
@@ -1681,7 +1701,7 @@
           </w:tcPr>
           <w:p>
             <w:pPr>
-              <w:pStyle w:val="TableText"/>
+              <w:pStyle w:val="28"/>
               <w:keepNext w:val="0"/>
               <w:keepLines w:val="0"/>
               <w:pageBreakBefore w:val="0"/>
@@ -1707,7 +1727,7 @@
           </w:tcPr>
           <w:p>
             <w:pPr>
-              <w:pStyle w:val="TableText"/>
+              <w:pStyle w:val="28"/>
               <w:keepNext w:val="0"/>
               <w:keepLines w:val="0"/>
               <w:pageBreakBefore w:val="0"/>
@@ -1733,7 +1753,7 @@
           </w:tcPr>
           <w:p>
             <w:pPr>
-              <w:pStyle w:val="TableText"/>
+              <w:pStyle w:val="28"/>
               <w:keepNext w:val="0"/>
               <w:keepLines w:val="0"/>
               <w:pageBreakBefore w:val="0"/>
@@ -1759,7 +1779,7 @@
           </w:tcPr>
           <w:p>
             <w:pPr>
-              <w:pStyle w:val="TableText"/>
+              <w:pStyle w:val="28"/>
               <w:keepNext w:val="0"/>
               <w:keepLines w:val="0"/>
               <w:pageBreakBefore w:val="0"/>
@@ -1785,7 +1805,7 @@
           </w:tcPr>
           <w:p>
             <w:pPr>
-              <w:pStyle w:val="TableText"/>
+              <w:pStyle w:val="28"/>
               <w:keepNext w:val="0"/>
               <w:keepLines w:val="0"/>
               <w:pageBreakBefore w:val="0"/>
@@ -1811,7 +1831,7 @@
           </w:tcPr>
           <w:p>
             <w:pPr>
-              <w:pStyle w:val="TableText"/>
+              <w:pStyle w:val="28"/>
               <w:keepNext w:val="0"/>
               <w:keepLines w:val="0"/>
               <w:pageBreakBefore w:val="0"/>
@@ -1835,12 +1855,12 @@
           <w:tcPr>
             <w:tcW w:w="1383" w:type="dxa"/>
             <w:tcBorders>
-              <w:right w:val="single" w:sz="10" w:space="0" w:color="000000"/>
+              <w:right w:val="single" w:color="000000" w:sz="10" w:space="0"/>
             </w:tcBorders>
           </w:tcPr>
           <w:p>
             <w:pPr>
-              <w:pStyle w:val="TableText"/>
+              <w:pStyle w:val="28"/>
               <w:keepNext w:val="0"/>
               <w:keepLines w:val="0"/>
               <w:pageBreakBefore w:val="0"/>
@@ -1863,9 +1883,14 @@
       </w:tr>
       <w:tr>
         <w:tblPrEx>
-          <w:tblW w:w="9005" w:type="dxa"/>
-          <w:tblInd w:w="34" w:type="dxa"/>
-          <w:tblLayout w:type="fixed"/>
+          <w:tblBorders>
+            <w:top w:val="single" w:color="000000" w:sz="6" w:space="0"/>
+            <w:left w:val="single" w:color="000000" w:sz="6" w:space="0"/>
+            <w:bottom w:val="single" w:color="000000" w:sz="6" w:space="0"/>
+            <w:right w:val="single" w:color="000000" w:sz="6" w:space="0"/>
+            <w:insideH w:val="single" w:color="000000" w:sz="6" w:space="0"/>
+            <w:insideV w:val="single" w:color="000000" w:sz="6" w:space="0"/>
+          </w:tblBorders>
           <w:tblCellMar>
             <w:top w:w="0" w:type="dxa"/>
             <w:left w:w="0" w:type="dxa"/>
@@ -1874,19 +1899,19 @@
           </w:tblCellMar>
         </w:tblPrEx>
         <w:trPr>
-          <w:trHeight w:val="503"/>
+          <w:trHeight w:val="503" w:hRule="atLeast"/>
         </w:trPr>
         <w:tc>
           <w:tcPr>
             <w:tcW w:w="845" w:type="dxa"/>
             <w:tcBorders>
-              <w:left w:val="single" w:sz="10" w:space="0" w:color="000000"/>
-              <w:bottom w:val="single" w:sz="10" w:space="0" w:color="000000"/>
+              <w:left w:val="single" w:color="000000" w:sz="10" w:space="0"/>
+              <w:bottom w:val="single" w:color="000000" w:sz="10" w:space="0"/>
             </w:tcBorders>
           </w:tcPr>
           <w:p>
             <w:pPr>
-              <w:pStyle w:val="TableText"/>
+              <w:pStyle w:val="28"/>
               <w:keepNext w:val="0"/>
               <w:keepLines w:val="0"/>
               <w:pageBreakBefore w:val="0"/>
@@ -1910,12 +1935,12 @@
           <w:tcPr>
             <w:tcW w:w="881" w:type="dxa"/>
             <w:tcBorders>
-              <w:bottom w:val="single" w:sz="10" w:space="0" w:color="000000"/>
+              <w:bottom w:val="single" w:color="000000" w:sz="10" w:space="0"/>
             </w:tcBorders>
           </w:tcPr>
           <w:p>
             <w:pPr>
-              <w:pStyle w:val="TableText"/>
+              <w:pStyle w:val="28"/>
               <w:keepNext w:val="0"/>
               <w:keepLines w:val="0"/>
               <w:pageBreakBefore w:val="0"/>
@@ -1939,12 +1964,12 @@
           <w:tcPr>
             <w:tcW w:w="1274" w:type="dxa"/>
             <w:tcBorders>
-              <w:bottom w:val="single" w:sz="10" w:space="0" w:color="000000"/>
+              <w:bottom w:val="single" w:color="000000" w:sz="10" w:space="0"/>
             </w:tcBorders>
           </w:tcPr>
           <w:p>
             <w:pPr>
-              <w:pStyle w:val="TableText"/>
+              <w:pStyle w:val="28"/>
               <w:keepNext w:val="0"/>
               <w:keepLines w:val="0"/>
               <w:pageBreakBefore w:val="0"/>
@@ -1968,12 +1993,12 @@
           <w:tcPr>
             <w:tcW w:w="957" w:type="dxa"/>
             <w:tcBorders>
-              <w:bottom w:val="single" w:sz="10" w:space="0" w:color="000000"/>
+              <w:bottom w:val="single" w:color="000000" w:sz="10" w:space="0"/>
             </w:tcBorders>
           </w:tcPr>
           <w:p>
             <w:pPr>
-              <w:pStyle w:val="TableText"/>
+              <w:pStyle w:val="28"/>
               <w:keepNext w:val="0"/>
               <w:keepLines w:val="0"/>
               <w:pageBreakBefore w:val="0"/>
@@ -1997,12 +2022,12 @@
           <w:tcPr>
             <w:tcW w:w="1377" w:type="dxa"/>
             <w:tcBorders>
-              <w:bottom w:val="single" w:sz="10" w:space="0" w:color="000000"/>
+              <w:bottom w:val="single" w:color="000000" w:sz="10" w:space="0"/>
             </w:tcBorders>
           </w:tcPr>
           <w:p>
             <w:pPr>
-              <w:pStyle w:val="TableText"/>
+              <w:pStyle w:val="28"/>
               <w:keepNext w:val="0"/>
               <w:keepLines w:val="0"/>
               <w:pageBreakBefore w:val="0"/>
@@ -2026,12 +2051,12 @@
           <w:tcPr>
             <w:tcW w:w="1017" w:type="dxa"/>
             <w:tcBorders>
-              <w:bottom w:val="single" w:sz="10" w:space="0" w:color="000000"/>
+              <w:bottom w:val="single" w:color="000000" w:sz="10" w:space="0"/>
             </w:tcBorders>
           </w:tcPr>
           <w:p>
             <w:pPr>
-              <w:pStyle w:val="TableText"/>
+              <w:pStyle w:val="28"/>
               <w:keepNext w:val="0"/>
               <w:keepLines w:val="0"/>
               <w:pageBreakBefore w:val="0"/>
@@ -2055,12 +2080,12 @@
           <w:tcPr>
             <w:tcW w:w="1271" w:type="dxa"/>
             <w:tcBorders>
-              <w:bottom w:val="single" w:sz="10" w:space="0" w:color="000000"/>
+              <w:bottom w:val="single" w:color="000000" w:sz="10" w:space="0"/>
             </w:tcBorders>
           </w:tcPr>
           <w:p>
             <w:pPr>
-              <w:pStyle w:val="TableText"/>
+              <w:pStyle w:val="28"/>
               <w:keepNext w:val="0"/>
               <w:keepLines w:val="0"/>
               <w:pageBreakBefore w:val="0"/>
@@ -2084,13 +2109,13 @@
           <w:tcPr>
             <w:tcW w:w="1383" w:type="dxa"/>
             <w:tcBorders>
-              <w:bottom w:val="single" w:sz="10" w:space="0" w:color="000000"/>
-              <w:right w:val="single" w:sz="10" w:space="0" w:color="000000"/>
+              <w:bottom w:val="single" w:color="000000" w:sz="10" w:space="0"/>
+              <w:right w:val="single" w:color="000000" w:sz="10" w:space="0"/>
             </w:tcBorders>
           </w:tcPr>
           <w:p>
             <w:pPr>
-              <w:pStyle w:val="TableText"/>
+              <w:pStyle w:val="28"/>
               <w:keepNext w:val="0"/>
               <w:keepLines w:val="0"/>
               <w:pageBreakBefore w:val="0"/>
@@ -2144,7 +2169,7 @@
     <w:sdt>
       <w:sdtPr>
         <w:rPr>
-          <w:rFonts w:ascii="宋体" w:eastAsia="宋体" w:hAnsi="宋体" w:cs="Arial"/>
+          <w:rFonts w:ascii="宋体" w:hAnsi="宋体" w:eastAsia="宋体" w:cs="Arial"/>
           <w:snapToGrid w:val="0"/>
           <w:color w:val="000000"/>
           <w:kern w:val="0"/>
@@ -2160,7 +2185,7 @@
       </w:sdtPr>
       <w:sdtEndPr>
         <w:rPr>
-          <w:rFonts w:ascii="宋体" w:eastAsia="宋体" w:hAnsi="宋体" w:cs="Arial"/>
+          <w:rFonts w:ascii="宋体" w:hAnsi="宋体" w:eastAsia="宋体" w:cs="Arial"/>
           <w:snapToGrid w:val="0"/>
           <w:color w:val="000000"/>
           <w:kern w:val="0"/>
@@ -2173,13 +2198,13 @@
         <w:p>
           <w:pPr>
             <w:spacing w:before="0" w:beforeLines="0" w:after="0" w:afterLines="0" w:line="240" w:lineRule="auto"/>
-            <w:ind w:left="0" w:right="0" w:firstLine="0" w:leftChars="0" w:rightChars="0" w:firstLineChars="0"/>
+            <w:ind w:left="0" w:leftChars="0" w:right="0" w:rightChars="0" w:firstLine="0" w:firstLineChars="0"/>
             <w:jc w:val="center"/>
           </w:pPr>
-          <w:bookmarkStart w:id="5" w:name="heading_2"/>
+          <w:bookmarkStart w:id="4" w:name="heading_2"/>
           <w:r>
             <w:rPr>
-              <w:rFonts w:ascii="宋体" w:eastAsia="宋体" w:hAnsi="宋体"/>
+              <w:rFonts w:ascii="宋体" w:hAnsi="宋体" w:eastAsia="宋体"/>
               <w:sz w:val="21"/>
             </w:rPr>
             <w:t>目录</w:t>
@@ -2187,7 +2212,7 @@
         </w:p>
         <w:p>
           <w:pPr>
-            <w:pStyle w:val="TOC1"/>
+            <w:pStyle w:val="16"/>
             <w:tabs>
               <w:tab w:val="right" w:leader="dot" w:pos="8306"/>
             </w:tabs>
@@ -2205,7 +2230,7 @@
             <w:fldChar w:fldCharType="begin"/>
           </w:r>
           <w:r>
-            <w:instrText xml:space="preserve"> HYPERLINK \l _Toc3533 </w:instrText>
+            <w:instrText xml:space="preserve"> HYPERLINK \l _Toc1180 </w:instrText>
           </w:r>
           <w:r>
             <w:fldChar w:fldCharType="separate"/>
@@ -2224,7 +2249,7 @@
             <w:fldChar w:fldCharType="begin"/>
           </w:r>
           <w:r>
-            <w:instrText xml:space="preserve"> PAGEREF _Toc3533 \h </w:instrText>
+            <w:instrText xml:space="preserve"> PAGEREF _Toc1180 \h </w:instrText>
           </w:r>
           <w:r>
             <w:fldChar w:fldCharType="separate"/>
@@ -2241,7 +2266,7 @@
         </w:p>
         <w:p>
           <w:pPr>
-            <w:pStyle w:val="TOC1"/>
+            <w:pStyle w:val="16"/>
             <w:tabs>
               <w:tab w:val="right" w:leader="dot" w:pos="8306"/>
             </w:tabs>
@@ -2250,7 +2275,7 @@
             <w:fldChar w:fldCharType="begin"/>
           </w:r>
           <w:r>
-            <w:instrText xml:space="preserve"> HYPERLINK \l _Toc9569 </w:instrText>
+            <w:instrText xml:space="preserve"> HYPERLINK \l _Toc13702 </w:instrText>
           </w:r>
           <w:r>
             <w:fldChar w:fldCharType="separate"/>
@@ -2269,7 +2294,7 @@
             <w:fldChar w:fldCharType="begin"/>
           </w:r>
           <w:r>
-            <w:instrText xml:space="preserve"> PAGEREF _Toc9569 \h </w:instrText>
+            <w:instrText xml:space="preserve"> PAGEREF _Toc13702 \h </w:instrText>
           </w:r>
           <w:r>
             <w:fldChar w:fldCharType="separate"/>
@@ -2286,7 +2311,7 @@
         </w:p>
         <w:p>
           <w:pPr>
-            <w:pStyle w:val="TOC1"/>
+            <w:pStyle w:val="16"/>
             <w:tabs>
               <w:tab w:val="right" w:leader="dot" w:pos="8306"/>
             </w:tabs>
@@ -2295,7 +2320,7 @@
             <w:fldChar w:fldCharType="begin"/>
           </w:r>
           <w:r>
-            <w:instrText xml:space="preserve"> HYPERLINK \l _Toc10399 </w:instrText>
+            <w:instrText xml:space="preserve"> HYPERLINK \l _Toc16549 </w:instrText>
           </w:r>
           <w:r>
             <w:fldChar w:fldCharType="separate"/>
@@ -2314,7 +2339,7 @@
             <w:fldChar w:fldCharType="begin"/>
           </w:r>
           <w:r>
-            <w:instrText xml:space="preserve"> PAGEREF _Toc10399 \h </w:instrText>
+            <w:instrText xml:space="preserve"> PAGEREF _Toc16549 \h </w:instrText>
           </w:r>
           <w:r>
             <w:fldChar w:fldCharType="separate"/>
@@ -2331,7 +2356,7 @@
         </w:p>
         <w:p>
           <w:pPr>
-            <w:pStyle w:val="TOC1"/>
+            <w:pStyle w:val="16"/>
             <w:tabs>
               <w:tab w:val="right" w:leader="dot" w:pos="8306"/>
             </w:tabs>
@@ -2340,14 +2365,14 @@
             <w:fldChar w:fldCharType="begin"/>
           </w:r>
           <w:r>
-            <w:instrText xml:space="preserve"> HYPERLINK \l _Toc21217 </w:instrText>
+            <w:instrText xml:space="preserve"> HYPERLINK \l _Toc32482 </w:instrText>
           </w:r>
           <w:r>
             <w:fldChar w:fldCharType="separate"/>
           </w:r>
           <w:r>
             <w:rPr>
-              <w:rFonts w:ascii="宋体" w:eastAsia="宋体" w:hAnsi="宋体" w:cs="宋体"/>
+              <w:rFonts w:ascii="宋体" w:hAnsi="宋体" w:eastAsia="宋体" w:cs="宋体"/>
               <w:bCs/>
               <w:spacing w:val="-4"/>
               <w:szCs w:val="30"/>
@@ -2361,7 +2386,7 @@
             <w:fldChar w:fldCharType="begin"/>
           </w:r>
           <w:r>
-            <w:instrText xml:space="preserve"> PAGEREF _Toc21217 \h </w:instrText>
+            <w:instrText xml:space="preserve"> PAGEREF _Toc32482 \h </w:instrText>
           </w:r>
           <w:r>
             <w:fldChar w:fldCharType="separate"/>
@@ -2378,7 +2403,7 @@
         </w:p>
         <w:p>
           <w:pPr>
-            <w:pStyle w:val="TOC1"/>
+            <w:pStyle w:val="16"/>
             <w:tabs>
               <w:tab w:val="right" w:leader="dot" w:pos="8306"/>
             </w:tabs>
@@ -2387,7 +2412,7 @@
             <w:fldChar w:fldCharType="begin"/>
           </w:r>
           <w:r>
-            <w:instrText xml:space="preserve"> HYPERLINK \l _Toc16982 </w:instrText>
+            <w:instrText xml:space="preserve"> HYPERLINK \l _Toc14796 </w:instrText>
           </w:r>
           <w:r>
             <w:fldChar w:fldCharType="separate"/>
@@ -2408,7 +2433,7 @@
             <w:fldChar w:fldCharType="begin"/>
           </w:r>
           <w:r>
-            <w:instrText xml:space="preserve"> PAGEREF _Toc16982 \h </w:instrText>
+            <w:instrText xml:space="preserve"> PAGEREF _Toc14796 \h </w:instrText>
           </w:r>
           <w:r>
             <w:fldChar w:fldCharType="separate"/>
@@ -2425,7 +2450,7 @@
         </w:p>
         <w:p>
           <w:pPr>
-            <w:pStyle w:val="TOC1"/>
+            <w:pStyle w:val="16"/>
             <w:tabs>
               <w:tab w:val="right" w:leader="dot" w:pos="8306"/>
             </w:tabs>
@@ -2434,7 +2459,7 @@
             <w:fldChar w:fldCharType="begin"/>
           </w:r>
           <w:r>
-            <w:instrText xml:space="preserve"> HYPERLINK \l _Toc19131 </w:instrText>
+            <w:instrText xml:space="preserve"> HYPERLINK \l _Toc10973 </w:instrText>
           </w:r>
           <w:r>
             <w:fldChar w:fldCharType="separate"/>
@@ -2455,7 +2480,7 @@
             <w:fldChar w:fldCharType="begin"/>
           </w:r>
           <w:r>
-            <w:instrText xml:space="preserve"> PAGEREF _Toc19131 \h </w:instrText>
+            <w:instrText xml:space="preserve"> PAGEREF _Toc10973 \h </w:instrText>
           </w:r>
           <w:r>
             <w:fldChar w:fldCharType="separate"/>
@@ -2472,7 +2497,7 @@
         </w:p>
         <w:p>
           <w:pPr>
-            <w:pStyle w:val="TOC1"/>
+            <w:pStyle w:val="16"/>
             <w:tabs>
               <w:tab w:val="right" w:leader="dot" w:pos="8306"/>
             </w:tabs>
@@ -2481,7 +2506,7 @@
             <w:fldChar w:fldCharType="begin"/>
           </w:r>
           <w:r>
-            <w:instrText xml:space="preserve"> HYPERLINK \l _Toc2290 </w:instrText>
+            <w:instrText xml:space="preserve"> HYPERLINK \l _Toc10801 </w:instrText>
           </w:r>
           <w:r>
             <w:fldChar w:fldCharType="separate"/>
@@ -2502,7 +2527,7 @@
             <w:fldChar w:fldCharType="begin"/>
           </w:r>
           <w:r>
-            <w:instrText xml:space="preserve"> PAGEREF _Toc2290 \h </w:instrText>
+            <w:instrText xml:space="preserve"> PAGEREF _Toc10801 \h </w:instrText>
           </w:r>
           <w:r>
             <w:fldChar w:fldCharType="separate"/>
@@ -2519,7 +2544,7 @@
         </w:p>
         <w:p>
           <w:pPr>
-            <w:pStyle w:val="TOC1"/>
+            <w:pStyle w:val="16"/>
             <w:tabs>
               <w:tab w:val="right" w:leader="dot" w:pos="8306"/>
             </w:tabs>
@@ -2528,7 +2553,7 @@
             <w:fldChar w:fldCharType="begin"/>
           </w:r>
           <w:r>
-            <w:instrText xml:space="preserve"> HYPERLINK \l _Toc29962 </w:instrText>
+            <w:instrText xml:space="preserve"> HYPERLINK \l _Toc19661 </w:instrText>
           </w:r>
           <w:r>
             <w:fldChar w:fldCharType="separate"/>
@@ -2549,7 +2574,7 @@
             <w:fldChar w:fldCharType="begin"/>
           </w:r>
           <w:r>
-            <w:instrText xml:space="preserve"> PAGEREF _Toc29962 \h </w:instrText>
+            <w:instrText xml:space="preserve"> PAGEREF _Toc19661 \h </w:instrText>
           </w:r>
           <w:r>
             <w:fldChar w:fldCharType="separate"/>
@@ -2566,7 +2591,7 @@
         </w:p>
         <w:p>
           <w:pPr>
-            <w:pStyle w:val="TOC1"/>
+            <w:pStyle w:val="16"/>
             <w:tabs>
               <w:tab w:val="right" w:leader="dot" w:pos="8306"/>
             </w:tabs>
@@ -2575,7 +2600,7 @@
             <w:fldChar w:fldCharType="begin"/>
           </w:r>
           <w:r>
-            <w:instrText xml:space="preserve"> HYPERLINK \l _Toc30138 </w:instrText>
+            <w:instrText xml:space="preserve"> HYPERLINK \l _Toc31395 </w:instrText>
           </w:r>
           <w:r>
             <w:fldChar w:fldCharType="separate"/>
@@ -2596,7 +2621,7 @@
             <w:fldChar w:fldCharType="begin"/>
           </w:r>
           <w:r>
-            <w:instrText xml:space="preserve"> PAGEREF _Toc30138 \h </w:instrText>
+            <w:instrText xml:space="preserve"> PAGEREF _Toc31395 \h </w:instrText>
           </w:r>
           <w:r>
             <w:fldChar w:fldCharType="separate"/>
@@ -2613,7 +2638,7 @@
         </w:p>
         <w:p>
           <w:pPr>
-            <w:pStyle w:val="TOC2"/>
+            <w:pStyle w:val="17"/>
             <w:tabs>
               <w:tab w:val="right" w:leader="dot" w:pos="8306"/>
             </w:tabs>
@@ -2622,7 +2647,7 @@
             <w:fldChar w:fldCharType="begin"/>
           </w:r>
           <w:r>
-            <w:instrText xml:space="preserve"> HYPERLINK \l _Toc14636 </w:instrText>
+            <w:instrText xml:space="preserve"> HYPERLINK \l _Toc2513 </w:instrText>
           </w:r>
           <w:r>
             <w:fldChar w:fldCharType="separate"/>
@@ -2643,7 +2668,7 @@
             <w:fldChar w:fldCharType="begin"/>
           </w:r>
           <w:r>
-            <w:instrText xml:space="preserve"> PAGEREF _Toc14636 \h </w:instrText>
+            <w:instrText xml:space="preserve"> PAGEREF _Toc2513 \h </w:instrText>
           </w:r>
           <w:r>
             <w:fldChar w:fldCharType="separate"/>
@@ -2660,7 +2685,7 @@
         </w:p>
         <w:p>
           <w:pPr>
-            <w:pStyle w:val="TOC2"/>
+            <w:pStyle w:val="17"/>
             <w:tabs>
               <w:tab w:val="right" w:leader="dot" w:pos="8306"/>
             </w:tabs>
@@ -2669,7 +2694,7 @@
             <w:fldChar w:fldCharType="begin"/>
           </w:r>
           <w:r>
-            <w:instrText xml:space="preserve"> HYPERLINK \l _Toc8452 </w:instrText>
+            <w:instrText xml:space="preserve"> HYPERLINK \l _Toc17704 </w:instrText>
           </w:r>
           <w:r>
             <w:fldChar w:fldCharType="separate"/>
@@ -2690,7 +2715,7 @@
             <w:fldChar w:fldCharType="begin"/>
           </w:r>
           <w:r>
-            <w:instrText xml:space="preserve"> PAGEREF _Toc8452 \h </w:instrText>
+            <w:instrText xml:space="preserve"> PAGEREF _Toc17704 \h </w:instrText>
           </w:r>
           <w:r>
             <w:fldChar w:fldCharType="separate"/>
@@ -2707,7 +2732,7 @@
         </w:p>
         <w:p>
           <w:pPr>
-            <w:pStyle w:val="TOC1"/>
+            <w:pStyle w:val="16"/>
             <w:tabs>
               <w:tab w:val="right" w:leader="dot" w:pos="8306"/>
             </w:tabs>
@@ -2716,7 +2741,7 @@
             <w:fldChar w:fldCharType="begin"/>
           </w:r>
           <w:r>
-            <w:instrText xml:space="preserve"> HYPERLINK \l _Toc2789 </w:instrText>
+            <w:instrText xml:space="preserve"> HYPERLINK \l _Toc32691 </w:instrText>
           </w:r>
           <w:r>
             <w:fldChar w:fldCharType="separate"/>
@@ -2737,7 +2762,7 @@
             <w:fldChar w:fldCharType="begin"/>
           </w:r>
           <w:r>
-            <w:instrText xml:space="preserve"> PAGEREF _Toc2789 \h </w:instrText>
+            <w:instrText xml:space="preserve"> PAGEREF _Toc32691 \h </w:instrText>
           </w:r>
           <w:r>
             <w:fldChar w:fldCharType="separate"/>
@@ -2754,7 +2779,7 @@
         </w:p>
         <w:p>
           <w:pPr>
-            <w:pStyle w:val="TOC2"/>
+            <w:pStyle w:val="17"/>
             <w:tabs>
               <w:tab w:val="right" w:leader="dot" w:pos="8306"/>
             </w:tabs>
@@ -2763,7 +2788,7 @@
             <w:fldChar w:fldCharType="begin"/>
           </w:r>
           <w:r>
-            <w:instrText xml:space="preserve"> HYPERLINK \l _Toc313 </w:instrText>
+            <w:instrText xml:space="preserve"> HYPERLINK \l _Toc21713 </w:instrText>
           </w:r>
           <w:r>
             <w:fldChar w:fldCharType="separate"/>
@@ -2784,7 +2809,7 @@
             <w:fldChar w:fldCharType="begin"/>
           </w:r>
           <w:r>
-            <w:instrText xml:space="preserve"> PAGEREF _Toc313 \h </w:instrText>
+            <w:instrText xml:space="preserve"> PAGEREF _Toc21713 \h </w:instrText>
           </w:r>
           <w:r>
             <w:fldChar w:fldCharType="separate"/>
@@ -2801,7 +2826,7 @@
         </w:p>
         <w:p>
           <w:pPr>
-            <w:pStyle w:val="TOC2"/>
+            <w:pStyle w:val="17"/>
             <w:tabs>
               <w:tab w:val="right" w:leader="dot" w:pos="8306"/>
             </w:tabs>
@@ -2810,7 +2835,7 @@
             <w:fldChar w:fldCharType="begin"/>
           </w:r>
           <w:r>
-            <w:instrText xml:space="preserve"> HYPERLINK \l _Toc31175 </w:instrText>
+            <w:instrText xml:space="preserve"> HYPERLINK \l _Toc10214 </w:instrText>
           </w:r>
           <w:r>
             <w:fldChar w:fldCharType="separate"/>
@@ -2831,7 +2856,7 @@
             <w:fldChar w:fldCharType="begin"/>
           </w:r>
           <w:r>
-            <w:instrText xml:space="preserve"> PAGEREF _Toc31175 \h </w:instrText>
+            <w:instrText xml:space="preserve"> PAGEREF _Toc10214 \h </w:instrText>
           </w:r>
           <w:r>
             <w:fldChar w:fldCharType="separate"/>
@@ -2848,7 +2873,7 @@
         </w:p>
         <w:p>
           <w:pPr>
-            <w:pStyle w:val="TOC2"/>
+            <w:pStyle w:val="17"/>
             <w:tabs>
               <w:tab w:val="right" w:leader="dot" w:pos="8306"/>
             </w:tabs>
@@ -2857,7 +2882,7 @@
             <w:fldChar w:fldCharType="begin"/>
           </w:r>
           <w:r>
-            <w:instrText xml:space="preserve"> HYPERLINK \l _Toc22317 </w:instrText>
+            <w:instrText xml:space="preserve"> HYPERLINK \l _Toc21835 </w:instrText>
           </w:r>
           <w:r>
             <w:fldChar w:fldCharType="separate"/>
@@ -2878,7 +2903,7 @@
             <w:fldChar w:fldCharType="begin"/>
           </w:r>
           <w:r>
-            <w:instrText xml:space="preserve"> PAGEREF _Toc22317 \h </w:instrText>
+            <w:instrText xml:space="preserve"> PAGEREF _Toc21835 \h </w:instrText>
           </w:r>
           <w:r>
             <w:fldChar w:fldCharType="separate"/>
@@ -2895,7 +2920,7 @@
         </w:p>
         <w:p>
           <w:pPr>
-            <w:pStyle w:val="TOC2"/>
+            <w:pStyle w:val="17"/>
             <w:tabs>
               <w:tab w:val="right" w:leader="dot" w:pos="8306"/>
             </w:tabs>
@@ -2904,7 +2929,7 @@
             <w:fldChar w:fldCharType="begin"/>
           </w:r>
           <w:r>
-            <w:instrText xml:space="preserve"> HYPERLINK \l _Toc7356 </w:instrText>
+            <w:instrText xml:space="preserve"> HYPERLINK \l _Toc16224 </w:instrText>
           </w:r>
           <w:r>
             <w:fldChar w:fldCharType="separate"/>
@@ -2925,13 +2950,13 @@
             <w:fldChar w:fldCharType="begin"/>
           </w:r>
           <w:r>
-            <w:instrText xml:space="preserve"> PAGEREF _Toc7356 \h </w:instrText>
+            <w:instrText xml:space="preserve"> PAGEREF _Toc16224 \h </w:instrText>
           </w:r>
           <w:r>
             <w:fldChar w:fldCharType="separate"/>
           </w:r>
           <w:r>
-            <w:t>10</w:t>
+            <w:t>9</w:t>
           </w:r>
           <w:r>
             <w:fldChar w:fldCharType="end"/>
@@ -2942,7 +2967,7 @@
         </w:p>
         <w:p>
           <w:pPr>
-            <w:pStyle w:val="TOC2"/>
+            <w:pStyle w:val="17"/>
             <w:tabs>
               <w:tab w:val="right" w:leader="dot" w:pos="8306"/>
             </w:tabs>
@@ -2951,7 +2976,7 @@
             <w:fldChar w:fldCharType="begin"/>
           </w:r>
           <w:r>
-            <w:instrText xml:space="preserve"> HYPERLINK \l _Toc23037 </w:instrText>
+            <w:instrText xml:space="preserve"> HYPERLINK \l _Toc14275 </w:instrText>
           </w:r>
           <w:r>
             <w:fldChar w:fldCharType="separate"/>
@@ -2972,7 +2997,7 @@
             <w:fldChar w:fldCharType="begin"/>
           </w:r>
           <w:r>
-            <w:instrText xml:space="preserve"> PAGEREF _Toc23037 \h </w:instrText>
+            <w:instrText xml:space="preserve"> PAGEREF _Toc14275 \h </w:instrText>
           </w:r>
           <w:r>
             <w:fldChar w:fldCharType="separate"/>
@@ -2989,7 +3014,7 @@
         </w:p>
         <w:p>
           <w:pPr>
-            <w:pStyle w:val="TOC2"/>
+            <w:pStyle w:val="17"/>
             <w:tabs>
               <w:tab w:val="right" w:leader="dot" w:pos="8306"/>
             </w:tabs>
@@ -2998,7 +3023,7 @@
             <w:fldChar w:fldCharType="begin"/>
           </w:r>
           <w:r>
-            <w:instrText xml:space="preserve"> HYPERLINK \l _Toc17115 </w:instrText>
+            <w:instrText xml:space="preserve"> HYPERLINK \l _Toc16995 </w:instrText>
           </w:r>
           <w:r>
             <w:fldChar w:fldCharType="separate"/>
@@ -3019,13 +3044,13 @@
             <w:fldChar w:fldCharType="begin"/>
           </w:r>
           <w:r>
-            <w:instrText xml:space="preserve"> PAGEREF _Toc17115 \h </w:instrText>
+            <w:instrText xml:space="preserve"> PAGEREF _Toc16995 \h </w:instrText>
           </w:r>
           <w:r>
             <w:fldChar w:fldCharType="separate"/>
           </w:r>
           <w:r>
-            <w:t>11</w:t>
+            <w:t>10</w:t>
           </w:r>
           <w:r>
             <w:fldChar w:fldCharType="end"/>
@@ -3036,7 +3061,7 @@
         </w:p>
         <w:p>
           <w:pPr>
-            <w:pStyle w:val="TOC1"/>
+            <w:pStyle w:val="16"/>
             <w:tabs>
               <w:tab w:val="right" w:leader="dot" w:pos="8306"/>
             </w:tabs>
@@ -3045,7 +3070,7 @@
             <w:fldChar w:fldCharType="begin"/>
           </w:r>
           <w:r>
-            <w:instrText xml:space="preserve"> HYPERLINK \l _Toc1809 </w:instrText>
+            <w:instrText xml:space="preserve"> HYPERLINK \l _Toc16406 </w:instrText>
           </w:r>
           <w:r>
             <w:fldChar w:fldCharType="separate"/>
@@ -3066,7 +3091,7 @@
             <w:fldChar w:fldCharType="begin"/>
           </w:r>
           <w:r>
-            <w:instrText xml:space="preserve"> PAGEREF _Toc1809 \h </w:instrText>
+            <w:instrText xml:space="preserve"> PAGEREF _Toc16406 \h </w:instrText>
           </w:r>
           <w:r>
             <w:fldChar w:fldCharType="separate"/>
@@ -3083,7 +3108,7 @@
         </w:p>
         <w:p>
           <w:pPr>
-            <w:pStyle w:val="TOC1"/>
+            <w:pStyle w:val="16"/>
             <w:tabs>
               <w:tab w:val="right" w:leader="dot" w:pos="8306"/>
             </w:tabs>
@@ -3092,7 +3117,7 @@
             <w:fldChar w:fldCharType="begin"/>
           </w:r>
           <w:r>
-            <w:instrText xml:space="preserve"> HYPERLINK \l _Toc23538 </w:instrText>
+            <w:instrText xml:space="preserve"> HYPERLINK \l _Toc17268 </w:instrText>
           </w:r>
           <w:r>
             <w:fldChar w:fldCharType="separate"/>
@@ -3113,7 +3138,7 @@
             <w:fldChar w:fldCharType="begin"/>
           </w:r>
           <w:r>
-            <w:instrText xml:space="preserve"> PAGEREF _Toc23538 \h </w:instrText>
+            <w:instrText xml:space="preserve"> PAGEREF _Toc17268 \h </w:instrText>
           </w:r>
           <w:r>
             <w:fldChar w:fldCharType="separate"/>
@@ -3130,7 +3155,7 @@
         </w:p>
         <w:p>
           <w:pPr>
-            <w:pStyle w:val="TOC1"/>
+            <w:pStyle w:val="16"/>
             <w:tabs>
               <w:tab w:val="right" w:leader="dot" w:pos="8306"/>
             </w:tabs>
@@ -3139,7 +3164,7 @@
             <w:fldChar w:fldCharType="begin"/>
           </w:r>
           <w:r>
-            <w:instrText xml:space="preserve"> HYPERLINK \l _Toc24306 </w:instrText>
+            <w:instrText xml:space="preserve"> HYPERLINK \l _Toc1130 </w:instrText>
           </w:r>
           <w:r>
             <w:fldChar w:fldCharType="separate"/>
@@ -3160,7 +3185,7 @@
             <w:fldChar w:fldCharType="begin"/>
           </w:r>
           <w:r>
-            <w:instrText xml:space="preserve"> PAGEREF _Toc24306 \h </w:instrText>
+            <w:instrText xml:space="preserve"> PAGEREF _Toc1130 \h </w:instrText>
           </w:r>
           <w:r>
             <w:fldChar w:fldCharType="separate"/>
@@ -3177,7 +3202,7 @@
         </w:p>
         <w:p>
           <w:pPr>
-            <w:pStyle w:val="TOC1"/>
+            <w:pStyle w:val="16"/>
             <w:tabs>
               <w:tab w:val="right" w:leader="dot" w:pos="8306"/>
             </w:tabs>
@@ -3186,7 +3211,7 @@
             <w:fldChar w:fldCharType="begin"/>
           </w:r>
           <w:r>
-            <w:instrText xml:space="preserve"> HYPERLINK \l _Toc24180 </w:instrText>
+            <w:instrText xml:space="preserve"> HYPERLINK \l _Toc24327 </w:instrText>
           </w:r>
           <w:r>
             <w:fldChar w:fldCharType="separate"/>
@@ -3211,7 +3236,7 @@
             <w:fldChar w:fldCharType="begin"/>
           </w:r>
           <w:r>
-            <w:instrText xml:space="preserve"> PAGEREF _Toc24180 \h </w:instrText>
+            <w:instrText xml:space="preserve"> PAGEREF _Toc24327 \h </w:instrText>
           </w:r>
           <w:r>
             <w:fldChar w:fldCharType="separate"/>
@@ -3241,96 +3266,96 @@
     </w:p>
     <w:p>
       <w:pPr>
-        <w:pStyle w:val="1"/>
-        <w:bidi w:val="0"/>
-      </w:pPr>
-      <w:bookmarkStart w:id="6" w:name="_Toc16982"/>
+        <w:pStyle w:val="29"/>
+        <w:bidi w:val="0"/>
+      </w:pPr>
+      <w:bookmarkStart w:id="5" w:name="_Toc14796"/>
       <w:r>
         <w:t>目的</w:t>
       </w:r>
+      <w:bookmarkEnd w:id="4"/>
       <w:bookmarkEnd w:id="5"/>
+    </w:p>
+    <w:p>
+      <w:pPr>
+        <w:pStyle w:val="30"/>
+        <w:bidi w:val="0"/>
+      </w:pPr>
+      <w:r>
+        <w:t>为满足IT服务管理体系（ITSS）认证要求，建立标准化的服务数据管理机制，规范公司服务数据的全生命周期管控，确保服务数据的完整性、准确性、安全性和可用性。通过有效管理服务数据，支撑IT服务优化决策、提升服务质量与效率，同时保障数据使用符合法律法规、客户协议及公司保密要求，为公司IT服务运营与持续改进提供可靠数据支撑，特制定本制度。</w:t>
+      </w:r>
+    </w:p>
+    <w:p>
+      <w:pPr>
+        <w:pStyle w:val="30"/>
+        <w:bidi w:val="0"/>
+      </w:pPr>
+      <w:r>
+        <w:t>本制度旨在实现服务数据“一数一源、一源多用”的管理目标，推动数据资源整合共享，挖掘数据价值，强化数据安全保障，提升公司IT服务管理的科学化水平。</w:t>
+      </w:r>
+    </w:p>
+    <w:p>
+      <w:pPr>
+        <w:pStyle w:val="29"/>
+        <w:bidi w:val="0"/>
+      </w:pPr>
+      <w:bookmarkStart w:id="6" w:name="heading_3"/>
+      <w:bookmarkStart w:id="7" w:name="_Toc10973"/>
+      <w:r>
+        <w:t>适用范围</w:t>
+      </w:r>
       <w:bookmarkEnd w:id="6"/>
-    </w:p>
-    <w:p>
-      <w:pPr>
-        <w:pStyle w:val="a1"/>
-        <w:bidi w:val="0"/>
-      </w:pPr>
-      <w:r>
-        <w:t>为满足IT服务管理体系（ITSS）认证要求，建立标准化的服务数据管理机制，规范公司服务数据的全生命周期管控，确保服务数据的完整性、准确性、安全性和可用性。通过有效管理服务数据，支撑IT服务优化决策、提升服务质量与效率，同时保障数据使用符合法律法规、客户协议及公司保密要求，为公司IT服务运营与持续改进提供可靠数据支撑，特制定本制度。</w:t>
-      </w:r>
-    </w:p>
-    <w:p>
-      <w:pPr>
-        <w:pStyle w:val="a1"/>
-        <w:bidi w:val="0"/>
-      </w:pPr>
-      <w:r>
-        <w:t>本制度旨在实现服务数据“一数一源、一源多用”的管理目标，推动数据资源整合共享，挖掘数据价值，强化数据安全保障，提升公司IT服务管理的科学化水平。</w:t>
-      </w:r>
-    </w:p>
-    <w:p>
-      <w:pPr>
-        <w:pStyle w:val="1"/>
-        <w:bidi w:val="0"/>
-      </w:pPr>
-      <w:bookmarkStart w:id="7" w:name="heading_3"/>
-      <w:bookmarkStart w:id="8" w:name="_Toc19131"/>
-      <w:r>
-        <w:t>适用范围</w:t>
-      </w:r>
       <w:bookmarkEnd w:id="7"/>
+    </w:p>
+    <w:p>
+      <w:pPr>
+        <w:pStyle w:val="30"/>
+        <w:bidi w:val="0"/>
+      </w:pPr>
+      <w:r>
+        <w:t>本制度适用于公司所有IT服务相关数据（以下简称“服务数据”）的采集、存储、处理、传输、使用、销毁等全生命周期管理活动，涵盖数据管理的技术支撑、流程执行及人员操作等各个环节。</w:t>
+      </w:r>
+    </w:p>
+    <w:p>
+      <w:pPr>
+        <w:pStyle w:val="30"/>
+        <w:bidi w:val="0"/>
+      </w:pPr>
+      <w:r>
+        <w:t>服务数据涉及的范围包括但不限于：IT运维服务数据（故障记录、巡检数据、变更记录等）、客户服务数据（客户基本信息、服务请求、满意度数据等）、服务绩效数据（KPI指标数据、服务成本数据等）、配置管理数据（配置项信息、关系数据等）及其他与IT服务相关的数据。</w:t>
+      </w:r>
+    </w:p>
+    <w:p>
+      <w:pPr>
+        <w:pStyle w:val="30"/>
+        <w:bidi w:val="0"/>
+      </w:pPr>
+      <w:r>
+        <w:t>公司各部门及全体员工，在涉及服务数据相关操作时，均需严格遵守本制度规定。</w:t>
+      </w:r>
+    </w:p>
+    <w:p>
+      <w:pPr>
+        <w:pStyle w:val="29"/>
+        <w:bidi w:val="0"/>
+      </w:pPr>
+      <w:bookmarkStart w:id="8" w:name="heading_4"/>
+      <w:bookmarkStart w:id="9" w:name="_Toc10801"/>
+      <w:r>
+        <w:t>术语与定义</w:t>
+      </w:r>
       <w:bookmarkEnd w:id="8"/>
-    </w:p>
-    <w:p>
-      <w:pPr>
-        <w:pStyle w:val="a1"/>
-        <w:bidi w:val="0"/>
-      </w:pPr>
-      <w:r>
-        <w:t>本制度适用于公司所有IT服务相关数据（以下简称“服务数据”）的采集、存储、处理、传输、使用、销毁等全生命周期管理活动，涵盖数据管理的技术支撑、流程执行及人员操作等各个环节。</w:t>
-      </w:r>
-    </w:p>
-    <w:p>
-      <w:pPr>
-        <w:pStyle w:val="a1"/>
-        <w:bidi w:val="0"/>
-      </w:pPr>
-      <w:r>
-        <w:t>服务数据涉及的范围包括但不限于：IT运维服务数据（故障记录、巡检数据、变更记录等）、客户服务数据（客户基本信息、服务请求、满意度数据等）、服务绩效数据（KPI指标数据、服务成本数据等）、配置管理数据（配置项信息、关系数据等）及其他与IT服务相关的数据。</w:t>
-      </w:r>
-    </w:p>
-    <w:p>
-      <w:pPr>
-        <w:pStyle w:val="a1"/>
-        <w:bidi w:val="0"/>
-      </w:pPr>
-      <w:r>
-        <w:t>公司各部门及全体员工，在涉及服务数据相关操作时，均需严格遵守本制度规定。</w:t>
-      </w:r>
-    </w:p>
-    <w:p>
-      <w:pPr>
-        <w:pStyle w:val="1"/>
-        <w:bidi w:val="0"/>
-      </w:pPr>
-      <w:bookmarkStart w:id="9" w:name="_Toc2290"/>
-      <w:bookmarkStart w:id="10" w:name="heading_4"/>
-      <w:r>
-        <w:t>术语与定义</w:t>
-      </w:r>
       <w:bookmarkEnd w:id="9"/>
-      <w:bookmarkEnd w:id="10"/>
-    </w:p>
-    <w:p>
-      <w:pPr>
-        <w:pStyle w:val="a1"/>
+    </w:p>
+    <w:p>
+      <w:pPr>
+        <w:pStyle w:val="30"/>
         <w:numPr>
           <w:ilvl w:val="0"/>
           <w:numId w:val="2"/>
         </w:numPr>
         <w:bidi w:val="0"/>
-        <w:ind w:left="425" w:hanging="425" w:leftChars="0" w:firstLineChars="0"/>
+        <w:ind w:left="425" w:leftChars="0" w:hanging="425" w:firstLineChars="0"/>
       </w:pPr>
       <w:r>
         <w:t>服务数据</w:t>
@@ -3338,7 +3363,7 @@
     </w:p>
     <w:p>
       <w:pPr>
-        <w:pStyle w:val="a1"/>
+        <w:pStyle w:val="30"/>
         <w:numPr>
           <w:ilvl w:val="0"/>
           <w:numId w:val="0"/>
@@ -3351,13 +3376,13 @@
     </w:p>
     <w:p>
       <w:pPr>
-        <w:pStyle w:val="a1"/>
+        <w:pStyle w:val="30"/>
         <w:numPr>
           <w:ilvl w:val="0"/>
           <w:numId w:val="2"/>
         </w:numPr>
         <w:bidi w:val="0"/>
-        <w:ind w:left="425" w:hanging="425" w:leftChars="0" w:firstLineChars="0"/>
+        <w:ind w:left="425" w:leftChars="0" w:hanging="425" w:firstLineChars="0"/>
       </w:pPr>
       <w:r>
         <w:t>数据生命周期</w:t>
@@ -3365,7 +3390,7 @@
     </w:p>
     <w:p>
       <w:pPr>
-        <w:pStyle w:val="a1"/>
+        <w:pStyle w:val="30"/>
         <w:numPr>
           <w:ilvl w:val="0"/>
           <w:numId w:val="0"/>
@@ -3378,13 +3403,13 @@
     </w:p>
     <w:p>
       <w:pPr>
-        <w:pStyle w:val="a1"/>
+        <w:pStyle w:val="30"/>
         <w:numPr>
           <w:ilvl w:val="0"/>
           <w:numId w:val="2"/>
         </w:numPr>
         <w:bidi w:val="0"/>
-        <w:ind w:left="425" w:hanging="425" w:leftChars="0" w:firstLineChars="0"/>
+        <w:ind w:left="425" w:leftChars="0" w:hanging="425" w:firstLineChars="0"/>
       </w:pPr>
       <w:r>
         <w:t>数据分类</w:t>
@@ -3392,7 +3417,7 @@
     </w:p>
     <w:p>
       <w:pPr>
-        <w:pStyle w:val="a1"/>
+        <w:pStyle w:val="30"/>
         <w:numPr>
           <w:ilvl w:val="0"/>
           <w:numId w:val="0"/>
@@ -3405,13 +3430,13 @@
     </w:p>
     <w:p>
       <w:pPr>
-        <w:pStyle w:val="a1"/>
+        <w:pStyle w:val="30"/>
         <w:numPr>
           <w:ilvl w:val="0"/>
           <w:numId w:val="2"/>
         </w:numPr>
         <w:bidi w:val="0"/>
-        <w:ind w:left="425" w:hanging="425" w:leftChars="0" w:firstLineChars="0"/>
+        <w:ind w:left="425" w:leftChars="0" w:hanging="425" w:firstLineChars="0"/>
       </w:pPr>
       <w:r>
         <w:t>数据分级</w:t>
@@ -3419,7 +3444,7 @@
     </w:p>
     <w:p>
       <w:pPr>
-        <w:pStyle w:val="a1"/>
+        <w:pStyle w:val="30"/>
         <w:numPr>
           <w:ilvl w:val="0"/>
           <w:numId w:val="0"/>
@@ -3432,13 +3457,13 @@
     </w:p>
     <w:p>
       <w:pPr>
-        <w:pStyle w:val="a1"/>
+        <w:pStyle w:val="30"/>
         <w:numPr>
           <w:ilvl w:val="0"/>
           <w:numId w:val="2"/>
         </w:numPr>
         <w:bidi w:val="0"/>
-        <w:ind w:left="425" w:hanging="425" w:leftChars="0" w:firstLineChars="0"/>
+        <w:ind w:left="425" w:leftChars="0" w:hanging="425" w:firstLineChars="0"/>
       </w:pPr>
       <w:r>
         <w:t>数据质量</w:t>
@@ -3446,7 +3471,7 @@
     </w:p>
     <w:p>
       <w:pPr>
-        <w:pStyle w:val="a1"/>
+        <w:pStyle w:val="30"/>
         <w:numPr>
           <w:ilvl w:val="0"/>
           <w:numId w:val="0"/>
@@ -3459,13 +3484,13 @@
     </w:p>
     <w:p>
       <w:pPr>
-        <w:pStyle w:val="a1"/>
+        <w:pStyle w:val="30"/>
         <w:numPr>
           <w:ilvl w:val="0"/>
           <w:numId w:val="2"/>
         </w:numPr>
         <w:bidi w:val="0"/>
-        <w:ind w:left="425" w:hanging="425" w:leftChars="0" w:firstLineChars="0"/>
+        <w:ind w:left="425" w:leftChars="0" w:hanging="425" w:firstLineChars="0"/>
       </w:pPr>
       <w:r>
         <w:t>数据脱敏</w:t>
@@ -3473,7 +3498,7 @@
     </w:p>
     <w:p>
       <w:pPr>
-        <w:pStyle w:val="a1"/>
+        <w:pStyle w:val="30"/>
         <w:numPr>
           <w:ilvl w:val="0"/>
           <w:numId w:val="0"/>
@@ -3486,29 +3511,29 @@
     </w:p>
     <w:p>
       <w:pPr>
-        <w:pStyle w:val="1"/>
-        <w:bidi w:val="0"/>
-      </w:pPr>
-      <w:bookmarkStart w:id="11" w:name="heading_5"/>
-      <w:bookmarkStart w:id="12" w:name="_Toc29962"/>
+        <w:pStyle w:val="29"/>
+        <w:bidi w:val="0"/>
+      </w:pPr>
+      <w:bookmarkStart w:id="10" w:name="heading_5"/>
+      <w:bookmarkStart w:id="11" w:name="_Toc19661"/>
       <w:r>
         <w:t>角色与职责</w:t>
       </w:r>
+      <w:bookmarkEnd w:id="10"/>
       <w:bookmarkEnd w:id="11"/>
-      <w:bookmarkEnd w:id="12"/>
     </w:p>
     <w:tbl>
       <w:tblPr>
-        <w:tblStyle w:val="TableNormal"/>
+        <w:tblStyle w:val="20"/>
         <w:tblW w:w="0" w:type="auto"/>
         <w:tblInd w:w="0" w:type="dxa"/>
         <w:tblBorders>
-          <w:top w:val="single" w:sz="4" w:space="0" w:color="auto"/>
-          <w:left w:val="single" w:sz="4" w:space="0" w:color="auto"/>
-          <w:bottom w:val="single" w:sz="4" w:space="0" w:color="auto"/>
-          <w:right w:val="single" w:sz="4" w:space="0" w:color="auto"/>
-          <w:insideH w:val="single" w:sz="4" w:space="0" w:color="auto"/>
-          <w:insideV w:val="single" w:sz="4" w:space="0" w:color="auto"/>
+          <w:top w:val="single" w:color="auto" w:sz="4" w:space="0"/>
+          <w:left w:val="single" w:color="auto" w:sz="4" w:space="0"/>
+          <w:bottom w:val="single" w:color="auto" w:sz="4" w:space="0"/>
+          <w:right w:val="single" w:color="auto" w:sz="4" w:space="0"/>
+          <w:insideH w:val="single" w:color="auto" w:sz="4" w:space="0"/>
+          <w:insideV w:val="single" w:color="auto" w:sz="4" w:space="0"/>
         </w:tblBorders>
         <w:tblLayout w:type="fixed"/>
         <w:tblCellMar>
@@ -3526,17 +3551,14 @@
       </w:tblGrid>
       <w:tr>
         <w:tblPrEx>
-          <w:tblW w:w="0" w:type="auto"/>
-          <w:tblInd w:w="0" w:type="dxa"/>
           <w:tblBorders>
-            <w:top w:val="single" w:sz="4" w:space="0" w:color="auto"/>
-            <w:left w:val="single" w:sz="4" w:space="0" w:color="auto"/>
-            <w:bottom w:val="single" w:sz="4" w:space="0" w:color="auto"/>
-            <w:right w:val="single" w:sz="4" w:space="0" w:color="auto"/>
-            <w:insideH w:val="single" w:sz="4" w:space="0" w:color="auto"/>
-            <w:insideV w:val="single" w:sz="4" w:space="0" w:color="auto"/>
+            <w:top w:val="single" w:color="auto" w:sz="4" w:space="0"/>
+            <w:left w:val="single" w:color="auto" w:sz="4" w:space="0"/>
+            <w:bottom w:val="single" w:color="auto" w:sz="4" w:space="0"/>
+            <w:right w:val="single" w:color="auto" w:sz="4" w:space="0"/>
+            <w:insideH w:val="single" w:color="auto" w:sz="4" w:space="0"/>
+            <w:insideV w:val="single" w:color="auto" w:sz="4" w:space="0"/>
           </w:tblBorders>
-          <w:tblLayout w:type="fixed"/>
           <w:tblCellMar>
             <w:top w:w="0" w:type="dxa"/>
             <w:left w:w="10" w:type="dxa"/>
@@ -3562,7 +3584,7 @@
             </w:pPr>
             <w:r>
               <w:rPr>
-                <w:rFonts w:ascii="Arial" w:eastAsia="等线" w:hAnsi="Arial" w:cs="Arial"/>
+                <w:rFonts w:ascii="Arial" w:hAnsi="Arial" w:eastAsia="等线" w:cs="Arial"/>
                 <w:sz w:val="22"/>
               </w:rPr>
               <w:t>角色</w:t>
@@ -3587,7 +3609,7 @@
             </w:pPr>
             <w:r>
               <w:rPr>
-                <w:rFonts w:ascii="Arial" w:eastAsia="等线" w:hAnsi="Arial" w:cs="Arial"/>
+                <w:rFonts w:ascii="Arial" w:hAnsi="Arial" w:eastAsia="等线" w:cs="Arial"/>
                 <w:sz w:val="22"/>
               </w:rPr>
               <w:t>职责部门/人员</w:t>
@@ -3612,7 +3634,7 @@
             </w:pPr>
             <w:r>
               <w:rPr>
-                <w:rFonts w:ascii="Arial" w:eastAsia="等线" w:hAnsi="Arial" w:cs="Arial"/>
+                <w:rFonts w:ascii="Arial" w:hAnsi="Arial" w:eastAsia="等线" w:cs="Arial"/>
                 <w:sz w:val="22"/>
               </w:rPr>
               <w:t>核心职责</w:t>
@@ -3637,7 +3659,7 @@
             </w:pPr>
             <w:r>
               <w:rPr>
-                <w:rFonts w:ascii="Arial" w:eastAsia="等线" w:hAnsi="Arial" w:cs="Arial"/>
+                <w:rFonts w:ascii="Arial" w:hAnsi="Arial" w:eastAsia="等线" w:cs="Arial"/>
                 <w:sz w:val="22"/>
               </w:rPr>
               <w:t>具体工作内容</w:t>
@@ -3647,9 +3669,14 @@
       </w:tr>
       <w:tr>
         <w:tblPrEx>
-          <w:tblW w:w="0" w:type="auto"/>
-          <w:tblInd w:w="0" w:type="dxa"/>
-          <w:tblLayout w:type="fixed"/>
+          <w:tblBorders>
+            <w:top w:val="single" w:color="auto" w:sz="4" w:space="0"/>
+            <w:left w:val="single" w:color="auto" w:sz="4" w:space="0"/>
+            <w:bottom w:val="single" w:color="auto" w:sz="4" w:space="0"/>
+            <w:right w:val="single" w:color="auto" w:sz="4" w:space="0"/>
+            <w:insideH w:val="single" w:color="auto" w:sz="4" w:space="0"/>
+            <w:insideV w:val="single" w:color="auto" w:sz="4" w:space="0"/>
+          </w:tblBorders>
           <w:tblCellMar>
             <w:top w:w="0" w:type="dxa"/>
             <w:left w:w="10" w:type="dxa"/>
@@ -3675,7 +3702,7 @@
             </w:pPr>
             <w:r>
               <w:rPr>
-                <w:rFonts w:ascii="Arial" w:eastAsia="等线" w:hAnsi="Arial" w:cs="Arial"/>
+                <w:rFonts w:ascii="Arial" w:hAnsi="Arial" w:eastAsia="等线" w:cs="Arial"/>
                 <w:sz w:val="22"/>
               </w:rPr>
               <w:t>数据管理员</w:t>
@@ -3698,13 +3725,13 @@
               <w:ind w:left="0"/>
               <w:jc w:val="left"/>
               <w:rPr>
-                <w:rFonts w:eastAsia="宋体" w:hint="eastAsia"/>
+                <w:rFonts w:hint="eastAsia" w:eastAsia="宋体"/>
                 <w:lang w:eastAsia="zh-CN"/>
               </w:rPr>
             </w:pPr>
             <w:r>
               <w:rPr>
-                <w:rFonts w:eastAsia="等线" w:cs="Arial" w:hint="eastAsia"/>
+                <w:rFonts w:hint="eastAsia" w:eastAsia="等线" w:cs="Arial"/>
                 <w:sz w:val="22"/>
                 <w:lang w:val="en-US" w:eastAsia="zh-CN"/>
               </w:rPr>
@@ -3730,7 +3757,7 @@
             </w:pPr>
             <w:r>
               <w:rPr>
-                <w:rFonts w:ascii="Arial" w:eastAsia="等线" w:hAnsi="Arial" w:cs="Arial"/>
+                <w:rFonts w:ascii="Arial" w:hAnsi="Arial" w:eastAsia="等线" w:cs="Arial"/>
                 <w:sz w:val="22"/>
               </w:rPr>
               <w:t>服务数据的日常管理与运维</w:t>
@@ -3754,16 +3781,16 @@
                 <w:numId w:val="3"/>
               </w:numPr>
               <w:spacing w:before="120" w:after="120" w:line="288" w:lineRule="auto"/>
-              <w:ind w:left="425" w:hanging="425" w:leftChars="0" w:firstLineChars="0"/>
+              <w:ind w:left="425" w:leftChars="0" w:hanging="425" w:firstLineChars="0"/>
               <w:jc w:val="left"/>
               <w:rPr>
-                <w:rFonts w:ascii="Arial" w:eastAsia="等线" w:hAnsi="Arial" w:cs="Arial"/>
+                <w:rFonts w:ascii="Arial" w:hAnsi="Arial" w:eastAsia="等线" w:cs="Arial"/>
                 <w:sz w:val="22"/>
               </w:rPr>
             </w:pPr>
             <w:r>
               <w:rPr>
-                <w:rFonts w:ascii="Arial" w:eastAsia="等线" w:hAnsi="Arial" w:cs="Arial"/>
+                <w:rFonts w:ascii="Arial" w:hAnsi="Arial" w:eastAsia="等线" w:cs="Arial"/>
                 <w:sz w:val="22"/>
               </w:rPr>
               <w:t>负责数据管理平台的部署、维护及故障处理；</w:t>
@@ -3776,16 +3803,16 @@
                 <w:numId w:val="3"/>
               </w:numPr>
               <w:spacing w:before="120" w:after="120" w:line="288" w:lineRule="auto"/>
-              <w:ind w:left="425" w:hanging="425" w:leftChars="0" w:firstLineChars="0"/>
+              <w:ind w:left="425" w:leftChars="0" w:hanging="425" w:firstLineChars="0"/>
               <w:jc w:val="left"/>
               <w:rPr>
-                <w:rFonts w:ascii="Arial" w:eastAsia="等线" w:hAnsi="Arial" w:cs="Arial"/>
+                <w:rFonts w:ascii="Arial" w:hAnsi="Arial" w:eastAsia="等线" w:cs="Arial"/>
                 <w:sz w:val="22"/>
               </w:rPr>
             </w:pPr>
             <w:r>
               <w:rPr>
-                <w:rFonts w:ascii="Arial" w:eastAsia="等线" w:hAnsi="Arial" w:cs="Arial"/>
+                <w:rFonts w:ascii="Arial" w:hAnsi="Arial" w:eastAsia="等线" w:cs="Arial"/>
                 <w:sz w:val="22"/>
               </w:rPr>
               <w:t>执行服务数据的采集、存储、备份及清理操作；</w:t>
@@ -3798,12 +3825,12 @@
                 <w:numId w:val="3"/>
               </w:numPr>
               <w:spacing w:before="120" w:after="120" w:line="288" w:lineRule="auto"/>
-              <w:ind w:left="425" w:hanging="425" w:leftChars="0" w:firstLineChars="0"/>
+              <w:ind w:left="425" w:leftChars="0" w:hanging="425" w:firstLineChars="0"/>
               <w:jc w:val="left"/>
             </w:pPr>
             <w:r>
               <w:rPr>
-                <w:rFonts w:ascii="Arial" w:eastAsia="等线" w:hAnsi="Arial" w:cs="Arial"/>
+                <w:rFonts w:ascii="Arial" w:hAnsi="Arial" w:eastAsia="等线" w:cs="Arial"/>
                 <w:sz w:val="22"/>
               </w:rPr>
               <w:t>建立并维护服务数据台账，确保数据可追溯；</w:t>
@@ -3816,12 +3843,12 @@
                 <w:numId w:val="3"/>
               </w:numPr>
               <w:spacing w:before="120" w:after="120" w:line="288" w:lineRule="auto"/>
-              <w:ind w:left="425" w:hanging="425" w:leftChars="0" w:firstLineChars="0"/>
+              <w:ind w:left="425" w:leftChars="0" w:hanging="425" w:firstLineChars="0"/>
               <w:jc w:val="left"/>
             </w:pPr>
             <w:r>
               <w:rPr>
-                <w:rFonts w:ascii="Arial" w:eastAsia="等线" w:hAnsi="Arial" w:cs="Arial"/>
+                <w:rFonts w:ascii="Arial" w:hAnsi="Arial" w:eastAsia="等线" w:cs="Arial"/>
                 <w:sz w:val="22"/>
               </w:rPr>
               <w:t>监控数据质量，协助处理数据质量问题；</w:t>
@@ -3834,12 +3861,12 @@
                 <w:numId w:val="3"/>
               </w:numPr>
               <w:spacing w:before="120" w:after="120" w:line="288" w:lineRule="auto"/>
-              <w:ind w:left="425" w:hanging="425" w:leftChars="0" w:firstLineChars="0"/>
+              <w:ind w:left="425" w:leftChars="0" w:hanging="425" w:firstLineChars="0"/>
               <w:jc w:val="left"/>
             </w:pPr>
             <w:r>
               <w:rPr>
-                <w:rFonts w:ascii="Arial" w:eastAsia="等线" w:hAnsi="Arial" w:cs="Arial"/>
+                <w:rFonts w:ascii="Arial" w:hAnsi="Arial" w:eastAsia="等线" w:cs="Arial"/>
                 <w:sz w:val="22"/>
               </w:rPr>
               <w:t>配合开展数据安全防护及审计工作。</w:t>
@@ -3849,9 +3876,14 @@
       </w:tr>
       <w:tr>
         <w:tblPrEx>
-          <w:tblW w:w="0" w:type="auto"/>
-          <w:tblInd w:w="0" w:type="dxa"/>
-          <w:tblLayout w:type="fixed"/>
+          <w:tblBorders>
+            <w:top w:val="single" w:color="auto" w:sz="4" w:space="0"/>
+            <w:left w:val="single" w:color="auto" w:sz="4" w:space="0"/>
+            <w:bottom w:val="single" w:color="auto" w:sz="4" w:space="0"/>
+            <w:right w:val="single" w:color="auto" w:sz="4" w:space="0"/>
+            <w:insideH w:val="single" w:color="auto" w:sz="4" w:space="0"/>
+            <w:insideV w:val="single" w:color="auto" w:sz="4" w:space="0"/>
+          </w:tblBorders>
           <w:tblCellMar>
             <w:top w:w="0" w:type="dxa"/>
             <w:left w:w="10" w:type="dxa"/>
@@ -3877,7 +3909,7 @@
             </w:pPr>
             <w:r>
               <w:rPr>
-                <w:rFonts w:ascii="Arial" w:eastAsia="等线" w:hAnsi="Arial" w:cs="Arial"/>
+                <w:rFonts w:ascii="Arial" w:hAnsi="Arial" w:eastAsia="等线" w:cs="Arial"/>
                 <w:sz w:val="22"/>
               </w:rPr>
               <w:t>数据审核人</w:t>
@@ -3900,13 +3932,13 @@
               <w:ind w:left="0"/>
               <w:jc w:val="left"/>
               <w:rPr>
-                <w:rFonts w:eastAsia="宋体" w:hint="default"/>
+                <w:rFonts w:hint="default" w:eastAsia="宋体"/>
                 <w:lang w:val="en-US" w:eastAsia="zh-CN"/>
               </w:rPr>
             </w:pPr>
             <w:r>
               <w:rPr>
-                <w:rFonts w:eastAsia="等线" w:cs="Arial" w:hint="eastAsia"/>
+                <w:rFonts w:hint="eastAsia" w:eastAsia="等线" w:cs="Arial"/>
                 <w:sz w:val="22"/>
                 <w:lang w:val="en-US" w:eastAsia="zh-CN"/>
               </w:rPr>
@@ -3932,7 +3964,7 @@
             </w:pPr>
             <w:r>
               <w:rPr>
-                <w:rFonts w:ascii="Arial" w:eastAsia="等线" w:hAnsi="Arial" w:cs="Arial"/>
+                <w:rFonts w:ascii="Arial" w:hAnsi="Arial" w:eastAsia="等线" w:cs="Arial"/>
                 <w:sz w:val="22"/>
               </w:rPr>
               <w:t>服务数据管理的审核与决策</w:t>
@@ -3959,13 +3991,13 @@
               <w:ind w:left="0"/>
               <w:jc w:val="left"/>
               <w:rPr>
-                <w:rFonts w:ascii="Arial" w:eastAsia="等线" w:hAnsi="Arial" w:cs="Arial"/>
+                <w:rFonts w:ascii="Arial" w:hAnsi="Arial" w:eastAsia="等线" w:cs="Arial"/>
                 <w:sz w:val="22"/>
               </w:rPr>
             </w:pPr>
             <w:r>
               <w:rPr>
-                <w:rFonts w:ascii="Arial" w:eastAsia="等线" w:hAnsi="Arial" w:cs="Arial"/>
+                <w:rFonts w:ascii="Arial" w:hAnsi="Arial" w:eastAsia="等线" w:cs="Arial"/>
                 <w:sz w:val="22"/>
               </w:rPr>
               <w:t>审核服务数据分类分级标准及管理规范；</w:t>
@@ -3983,7 +4015,7 @@
             </w:pPr>
             <w:r>
               <w:rPr>
-                <w:rFonts w:ascii="Arial" w:eastAsia="等线" w:hAnsi="Arial" w:cs="Arial"/>
+                <w:rFonts w:ascii="Arial" w:hAnsi="Arial" w:eastAsia="等线" w:cs="Arial"/>
                 <w:sz w:val="22"/>
               </w:rPr>
               <w:t>审批数据采集、使用、销毁等重要操作申请；</w:t>
@@ -4001,7 +4033,7 @@
             </w:pPr>
             <w:r>
               <w:rPr>
-                <w:rFonts w:ascii="Arial" w:eastAsia="等线" w:hAnsi="Arial" w:cs="Arial"/>
+                <w:rFonts w:ascii="Arial" w:hAnsi="Arial" w:eastAsia="等线" w:cs="Arial"/>
                 <w:sz w:val="22"/>
               </w:rPr>
               <w:t>监督数据管理流程的执行情况，确保合规性；</w:t>
@@ -4019,7 +4051,7 @@
             </w:pPr>
             <w:r>
               <w:rPr>
-                <w:rFonts w:ascii="Arial" w:eastAsia="等线" w:hAnsi="Arial" w:cs="Arial"/>
+                <w:rFonts w:ascii="Arial" w:hAnsi="Arial" w:eastAsia="等线" w:cs="Arial"/>
                 <w:sz w:val="22"/>
               </w:rPr>
               <w:t>协调解决数据管理中的重大问题及跨部门争议。</w:t>
@@ -4029,9 +4061,14 @@
       </w:tr>
       <w:tr>
         <w:tblPrEx>
-          <w:tblW w:w="0" w:type="auto"/>
-          <w:tblInd w:w="0" w:type="dxa"/>
-          <w:tblLayout w:type="fixed"/>
+          <w:tblBorders>
+            <w:top w:val="single" w:color="auto" w:sz="4" w:space="0"/>
+            <w:left w:val="single" w:color="auto" w:sz="4" w:space="0"/>
+            <w:bottom w:val="single" w:color="auto" w:sz="4" w:space="0"/>
+            <w:right w:val="single" w:color="auto" w:sz="4" w:space="0"/>
+            <w:insideH w:val="single" w:color="auto" w:sz="4" w:space="0"/>
+            <w:insideV w:val="single" w:color="auto" w:sz="4" w:space="0"/>
+          </w:tblBorders>
           <w:tblCellMar>
             <w:top w:w="0" w:type="dxa"/>
             <w:left w:w="10" w:type="dxa"/>
@@ -4057,7 +4094,7 @@
             </w:pPr>
             <w:r>
               <w:rPr>
-                <w:rFonts w:ascii="Arial" w:eastAsia="等线" w:hAnsi="Arial" w:cs="Arial"/>
+                <w:rFonts w:ascii="Arial" w:hAnsi="Arial" w:eastAsia="等线" w:cs="Arial"/>
                 <w:sz w:val="22"/>
               </w:rPr>
               <w:t>数据采集人</w:t>
@@ -4082,14 +4119,14 @@
             </w:pPr>
             <w:r>
               <w:rPr>
-                <w:rFonts w:ascii="Arial" w:eastAsia="等线" w:hAnsi="Arial" w:cs="Arial"/>
+                <w:rFonts w:ascii="Arial" w:hAnsi="Arial" w:eastAsia="等线" w:cs="Arial"/>
                 <w:sz w:val="22"/>
               </w:rPr>
               <w:t>各</w:t>
             </w:r>
             <w:r>
               <w:rPr>
-                <w:rFonts w:eastAsia="等线" w:cs="Arial" w:hint="eastAsia"/>
+                <w:rFonts w:hint="eastAsia" w:eastAsia="等线" w:cs="Arial"/>
                 <w:sz w:val="22"/>
                 <w:lang w:val="en-US" w:eastAsia="zh-CN"/>
               </w:rPr>
@@ -4097,7 +4134,7 @@
             </w:r>
             <w:r>
               <w:rPr>
-                <w:rFonts w:ascii="Arial" w:eastAsia="等线" w:hAnsi="Arial" w:cs="Arial"/>
+                <w:rFonts w:ascii="Arial" w:hAnsi="Arial" w:eastAsia="等线" w:cs="Arial"/>
                 <w:sz w:val="22"/>
               </w:rPr>
               <w:t>部门指定人员</w:t>
@@ -4122,7 +4159,7 @@
             </w:pPr>
             <w:r>
               <w:rPr>
-                <w:rFonts w:ascii="Arial" w:eastAsia="等线" w:hAnsi="Arial" w:cs="Arial"/>
+                <w:rFonts w:ascii="Arial" w:hAnsi="Arial" w:eastAsia="等线" w:cs="Arial"/>
                 <w:sz w:val="22"/>
               </w:rPr>
               <w:t>服务数据的规范采集与提交</w:t>
@@ -4149,13 +4186,13 @@
               <w:ind w:left="0"/>
               <w:jc w:val="left"/>
               <w:rPr>
-                <w:rFonts w:ascii="Arial" w:eastAsia="等线" w:hAnsi="Arial" w:cs="Arial"/>
+                <w:rFonts w:ascii="Arial" w:hAnsi="Arial" w:eastAsia="等线" w:cs="Arial"/>
                 <w:sz w:val="22"/>
               </w:rPr>
             </w:pPr>
             <w:r>
               <w:rPr>
-                <w:rFonts w:ascii="Arial" w:eastAsia="等线" w:hAnsi="Arial" w:cs="Arial"/>
+                <w:rFonts w:ascii="Arial" w:hAnsi="Arial" w:eastAsia="等线" w:cs="Arial"/>
                 <w:sz w:val="22"/>
               </w:rPr>
               <w:t>按照数据采集标准收集本部门相关服务数据，确保数据真实、完整；</w:t>
@@ -4171,13 +4208,13 @@
               <w:ind w:left="0"/>
               <w:jc w:val="left"/>
               <w:rPr>
-                <w:rFonts w:ascii="Arial" w:eastAsia="等线" w:hAnsi="Arial" w:cs="Arial"/>
+                <w:rFonts w:ascii="Arial" w:hAnsi="Arial" w:eastAsia="等线" w:cs="Arial"/>
                 <w:sz w:val="22"/>
               </w:rPr>
             </w:pPr>
             <w:r>
               <w:rPr>
-                <w:rFonts w:ascii="Arial" w:eastAsia="等线" w:hAnsi="Arial" w:cs="Arial"/>
+                <w:rFonts w:ascii="Arial" w:hAnsi="Arial" w:eastAsia="等线" w:cs="Arial"/>
                 <w:sz w:val="22"/>
               </w:rPr>
               <w:t>及时提交采集数据至数据管理平台，标注数据类别及级别；</w:t>
@@ -4195,7 +4232,7 @@
             </w:pPr>
             <w:r>
               <w:rPr>
-                <w:rFonts w:ascii="Arial" w:eastAsia="等线" w:hAnsi="Arial" w:cs="Arial"/>
+                <w:rFonts w:ascii="Arial" w:hAnsi="Arial" w:eastAsia="等线" w:cs="Arial"/>
                 <w:sz w:val="22"/>
               </w:rPr>
               <w:t>配合数据管理员进行数据质量校验，修改完善不合格数据。</w:t>
@@ -4205,9 +4242,14 @@
       </w:tr>
       <w:tr>
         <w:tblPrEx>
-          <w:tblW w:w="0" w:type="auto"/>
-          <w:tblInd w:w="0" w:type="dxa"/>
-          <w:tblLayout w:type="fixed"/>
+          <w:tblBorders>
+            <w:top w:val="single" w:color="auto" w:sz="4" w:space="0"/>
+            <w:left w:val="single" w:color="auto" w:sz="4" w:space="0"/>
+            <w:bottom w:val="single" w:color="auto" w:sz="4" w:space="0"/>
+            <w:right w:val="single" w:color="auto" w:sz="4" w:space="0"/>
+            <w:insideH w:val="single" w:color="auto" w:sz="4" w:space="0"/>
+            <w:insideV w:val="single" w:color="auto" w:sz="4" w:space="0"/>
+          </w:tblBorders>
           <w:tblCellMar>
             <w:top w:w="0" w:type="dxa"/>
             <w:left w:w="10" w:type="dxa"/>
@@ -4233,7 +4275,7 @@
             </w:pPr>
             <w:r>
               <w:rPr>
-                <w:rFonts w:ascii="Arial" w:eastAsia="等线" w:hAnsi="Arial" w:cs="Arial"/>
+                <w:rFonts w:ascii="Arial" w:hAnsi="Arial" w:eastAsia="等线" w:cs="Arial"/>
                 <w:sz w:val="22"/>
               </w:rPr>
               <w:t>数据使用人</w:t>
@@ -4258,14 +4300,14 @@
             </w:pPr>
             <w:r>
               <w:rPr>
-                <w:rFonts w:ascii="Arial" w:eastAsia="等线" w:hAnsi="Arial" w:cs="Arial"/>
+                <w:rFonts w:ascii="Arial" w:hAnsi="Arial" w:eastAsia="等线" w:cs="Arial"/>
                 <w:sz w:val="22"/>
               </w:rPr>
               <w:t>各</w:t>
             </w:r>
             <w:r>
               <w:rPr>
-                <w:rFonts w:eastAsia="等线" w:cs="Arial" w:hint="eastAsia"/>
+                <w:rFonts w:hint="eastAsia" w:eastAsia="等线" w:cs="Arial"/>
                 <w:sz w:val="22"/>
                 <w:lang w:val="en-US" w:eastAsia="zh-CN"/>
               </w:rPr>
@@ -4273,7 +4315,7 @@
             </w:r>
             <w:r>
               <w:rPr>
-                <w:rFonts w:ascii="Arial" w:eastAsia="等线" w:hAnsi="Arial" w:cs="Arial"/>
+                <w:rFonts w:ascii="Arial" w:hAnsi="Arial" w:eastAsia="等线" w:cs="Arial"/>
                 <w:sz w:val="22"/>
               </w:rPr>
               <w:t>部门指定人员</w:t>
@@ -4298,7 +4340,7 @@
             </w:pPr>
             <w:r>
               <w:rPr>
-                <w:rFonts w:ascii="Arial" w:eastAsia="等线" w:hAnsi="Arial" w:cs="Arial"/>
+                <w:rFonts w:ascii="Arial" w:hAnsi="Arial" w:eastAsia="等线" w:cs="Arial"/>
                 <w:sz w:val="22"/>
               </w:rPr>
               <w:t>服务数据的合规使用与反馈</w:t>
@@ -4325,13 +4367,13 @@
               <w:ind w:left="0"/>
               <w:jc w:val="left"/>
               <w:rPr>
-                <w:rFonts w:ascii="Arial" w:eastAsia="等线" w:hAnsi="Arial" w:cs="Arial"/>
+                <w:rFonts w:ascii="Arial" w:hAnsi="Arial" w:eastAsia="等线" w:cs="Arial"/>
                 <w:sz w:val="22"/>
               </w:rPr>
             </w:pPr>
             <w:r>
               <w:rPr>
-                <w:rFonts w:ascii="Arial" w:eastAsia="等线" w:hAnsi="Arial" w:cs="Arial"/>
+                <w:rFonts w:ascii="Arial" w:hAnsi="Arial" w:eastAsia="等线" w:cs="Arial"/>
                 <w:sz w:val="22"/>
               </w:rPr>
               <w:t>在授权范围内使用服务数据，不得擅自扩大使用范围或泄露数据；</w:t>
@@ -4349,7 +4391,7 @@
             </w:pPr>
             <w:r>
               <w:rPr>
-                <w:rFonts w:ascii="Arial" w:eastAsia="等线" w:hAnsi="Arial" w:cs="Arial"/>
+                <w:rFonts w:ascii="Arial" w:hAnsi="Arial" w:eastAsia="等线" w:cs="Arial"/>
                 <w:sz w:val="22"/>
               </w:rPr>
               <w:t xml:space="preserve"> 按照规定流程申请敏感数据的使用权限，使用后及时归档或销毁相关数据副本；</w:t>
@@ -4367,7 +4409,7 @@
             </w:pPr>
             <w:r>
               <w:rPr>
-                <w:rFonts w:ascii="Arial" w:eastAsia="等线" w:hAnsi="Arial" w:cs="Arial"/>
+                <w:rFonts w:ascii="Arial" w:hAnsi="Arial" w:eastAsia="等线" w:cs="Arial"/>
                 <w:sz w:val="22"/>
               </w:rPr>
               <w:t>发现数据质量问题或安全隐患时，及时向数据管理员反馈。</w:t>
@@ -4377,9 +4419,14 @@
       </w:tr>
       <w:tr>
         <w:tblPrEx>
-          <w:tblW w:w="0" w:type="auto"/>
-          <w:tblInd w:w="0" w:type="dxa"/>
-          <w:tblLayout w:type="fixed"/>
+          <w:tblBorders>
+            <w:top w:val="single" w:color="auto" w:sz="4" w:space="0"/>
+            <w:left w:val="single" w:color="auto" w:sz="4" w:space="0"/>
+            <w:bottom w:val="single" w:color="auto" w:sz="4" w:space="0"/>
+            <w:right w:val="single" w:color="auto" w:sz="4" w:space="0"/>
+            <w:insideH w:val="single" w:color="auto" w:sz="4" w:space="0"/>
+            <w:insideV w:val="single" w:color="auto" w:sz="4" w:space="0"/>
+          </w:tblBorders>
           <w:tblCellMar>
             <w:top w:w="0" w:type="dxa"/>
             <w:left w:w="10" w:type="dxa"/>
@@ -4405,7 +4452,7 @@
             </w:pPr>
             <w:r>
               <w:rPr>
-                <w:rFonts w:ascii="Arial" w:eastAsia="等线" w:hAnsi="Arial" w:cs="Arial"/>
+                <w:rFonts w:ascii="Arial" w:hAnsi="Arial" w:eastAsia="等线" w:cs="Arial"/>
                 <w:sz w:val="22"/>
               </w:rPr>
               <w:t>安全负责人</w:t>
@@ -4428,13 +4475,13 @@
               <w:ind w:left="0"/>
               <w:jc w:val="left"/>
               <w:rPr>
-                <w:rFonts w:eastAsia="宋体" w:hint="eastAsia"/>
+                <w:rFonts w:hint="eastAsia" w:eastAsia="宋体"/>
                 <w:lang w:eastAsia="zh-CN"/>
               </w:rPr>
             </w:pPr>
             <w:r>
               <w:rPr>
-                <w:rFonts w:eastAsia="等线" w:cs="Arial" w:hint="eastAsia"/>
+                <w:rFonts w:hint="eastAsia" w:eastAsia="等线" w:cs="Arial"/>
                 <w:sz w:val="22"/>
                 <w:lang w:val="en-US" w:eastAsia="zh-CN"/>
               </w:rPr>
@@ -4460,7 +4507,7 @@
             </w:pPr>
             <w:r>
               <w:rPr>
-                <w:rFonts w:ascii="Arial" w:eastAsia="等线" w:hAnsi="Arial" w:cs="Arial"/>
+                <w:rFonts w:ascii="Arial" w:hAnsi="Arial" w:eastAsia="等线" w:cs="Arial"/>
                 <w:sz w:val="22"/>
               </w:rPr>
               <w:t>服务数据的安全与保密管控</w:t>
@@ -4487,13 +4534,13 @@
               <w:ind w:left="0"/>
               <w:jc w:val="left"/>
               <w:rPr>
-                <w:rFonts w:ascii="Arial" w:eastAsia="等线" w:hAnsi="Arial" w:cs="Arial"/>
+                <w:rFonts w:ascii="Arial" w:hAnsi="Arial" w:eastAsia="等线" w:cs="Arial"/>
                 <w:sz w:val="22"/>
               </w:rPr>
             </w:pPr>
             <w:r>
               <w:rPr>
-                <w:rFonts w:ascii="Arial" w:eastAsia="等线" w:hAnsi="Arial" w:cs="Arial"/>
+                <w:rFonts w:ascii="Arial" w:hAnsi="Arial" w:eastAsia="等线" w:cs="Arial"/>
                 <w:sz w:val="22"/>
               </w:rPr>
               <w:t>制定数据安全防护策略及应急处置预案；</w:t>
@@ -4511,7 +4558,7 @@
             </w:pPr>
             <w:r>
               <w:rPr>
-                <w:rFonts w:ascii="Arial" w:eastAsia="等线" w:hAnsi="Arial" w:cs="Arial"/>
+                <w:rFonts w:ascii="Arial" w:hAnsi="Arial" w:eastAsia="等线" w:cs="Arial"/>
                 <w:sz w:val="22"/>
               </w:rPr>
               <w:t>实施数据加密、访问控制等安全措施，定期开展安全检查；</w:t>
@@ -4529,7 +4576,7 @@
             </w:pPr>
             <w:r>
               <w:rPr>
-                <w:rFonts w:ascii="Arial" w:eastAsia="等线" w:hAnsi="Arial" w:cs="Arial"/>
+                <w:rFonts w:ascii="Arial" w:hAnsi="Arial" w:eastAsia="等线" w:cs="Arial"/>
                 <w:sz w:val="22"/>
               </w:rPr>
               <w:t>调查处理数据安全事件，追溯责任并提出整改建议；</w:t>
@@ -4547,7 +4594,7 @@
             </w:pPr>
             <w:r>
               <w:rPr>
-                <w:rFonts w:ascii="Arial" w:eastAsia="等线" w:hAnsi="Arial" w:cs="Arial"/>
+                <w:rFonts w:ascii="Arial" w:hAnsi="Arial" w:eastAsia="等线" w:cs="Arial"/>
                 <w:sz w:val="22"/>
               </w:rPr>
               <w:t>组织数据安全培训，提升员工安全意识。</w:t>
@@ -4557,9 +4604,14 @@
       </w:tr>
       <w:tr>
         <w:tblPrEx>
-          <w:tblW w:w="0" w:type="auto"/>
-          <w:tblInd w:w="0" w:type="dxa"/>
-          <w:tblLayout w:type="fixed"/>
+          <w:tblBorders>
+            <w:top w:val="single" w:color="auto" w:sz="4" w:space="0"/>
+            <w:left w:val="single" w:color="auto" w:sz="4" w:space="0"/>
+            <w:bottom w:val="single" w:color="auto" w:sz="4" w:space="0"/>
+            <w:right w:val="single" w:color="auto" w:sz="4" w:space="0"/>
+            <w:insideH w:val="single" w:color="auto" w:sz="4" w:space="0"/>
+            <w:insideV w:val="single" w:color="auto" w:sz="4" w:space="0"/>
+          </w:tblBorders>
           <w:tblCellMar>
             <w:top w:w="0" w:type="dxa"/>
             <w:left w:w="10" w:type="dxa"/>
@@ -4585,7 +4637,7 @@
             </w:pPr>
             <w:r>
               <w:rPr>
-                <w:rFonts w:ascii="Arial" w:eastAsia="等线" w:hAnsi="Arial" w:cs="Arial"/>
+                <w:rFonts w:ascii="Arial" w:hAnsi="Arial" w:eastAsia="等线" w:cs="Arial"/>
                 <w:sz w:val="22"/>
               </w:rPr>
               <w:t>审计监督人</w:t>
@@ -4608,13 +4660,13 @@
               <w:ind w:left="0"/>
               <w:jc w:val="left"/>
               <w:rPr>
-                <w:rFonts w:eastAsia="宋体" w:hint="eastAsia"/>
+                <w:rFonts w:hint="eastAsia" w:eastAsia="宋体"/>
                 <w:lang w:eastAsia="zh-CN"/>
               </w:rPr>
             </w:pPr>
             <w:r>
               <w:rPr>
-                <w:rFonts w:eastAsia="等线" w:cs="Arial" w:hint="eastAsia"/>
+                <w:rFonts w:hint="eastAsia" w:eastAsia="等线" w:cs="Arial"/>
                 <w:sz w:val="22"/>
                 <w:lang w:val="en-US" w:eastAsia="zh-CN"/>
               </w:rPr>
@@ -4640,7 +4692,7 @@
             </w:pPr>
             <w:r>
               <w:rPr>
-                <w:rFonts w:ascii="Arial" w:eastAsia="等线" w:hAnsi="Arial" w:cs="Arial"/>
+                <w:rFonts w:ascii="Arial" w:hAnsi="Arial" w:eastAsia="等线" w:cs="Arial"/>
                 <w:sz w:val="22"/>
               </w:rPr>
               <w:t>服务数据管理的审计与监督</w:t>
@@ -4667,13 +4719,13 @@
               <w:ind w:left="0"/>
               <w:jc w:val="left"/>
               <w:rPr>
-                <w:rFonts w:ascii="Arial" w:eastAsia="等线" w:hAnsi="Arial" w:cs="Arial"/>
+                <w:rFonts w:ascii="Arial" w:hAnsi="Arial" w:eastAsia="等线" w:cs="Arial"/>
                 <w:sz w:val="22"/>
               </w:rPr>
             </w:pPr>
             <w:r>
               <w:rPr>
-                <w:rFonts w:ascii="Arial" w:eastAsia="等线" w:hAnsi="Arial" w:cs="Arial"/>
+                <w:rFonts w:ascii="Arial" w:hAnsi="Arial" w:eastAsia="等线" w:cs="Arial"/>
                 <w:sz w:val="22"/>
               </w:rPr>
               <w:t>定期对数据管理流程执行情况、数据质量及安全合规性进行审计；</w:t>
@@ -4691,7 +4743,7 @@
             </w:pPr>
             <w:r>
               <w:rPr>
-                <w:rFonts w:ascii="Arial" w:eastAsia="等线" w:hAnsi="Arial" w:cs="Arial"/>
+                <w:rFonts w:ascii="Arial" w:hAnsi="Arial" w:eastAsia="等线" w:cs="Arial"/>
                 <w:sz w:val="22"/>
               </w:rPr>
               <w:t>核查数据台账与实际数据的一致性，评估数据管理成效；</w:t>
@@ -4709,7 +4761,7 @@
             </w:pPr>
             <w:r>
               <w:rPr>
-                <w:rFonts w:ascii="Arial" w:eastAsia="等线" w:hAnsi="Arial" w:cs="Arial"/>
+                <w:rFonts w:ascii="Arial" w:hAnsi="Arial" w:eastAsia="等线" w:cs="Arial"/>
                 <w:sz w:val="22"/>
               </w:rPr>
               <w:t xml:space="preserve"> 针对审计发现的问题，督促相关部门限期整改，形成审计报告。</w:t>
@@ -4720,33 +4772,33 @@
     </w:tbl>
     <w:p>
       <w:pPr>
-        <w:pStyle w:val="1"/>
-        <w:bidi w:val="0"/>
-      </w:pPr>
-      <w:bookmarkStart w:id="13" w:name="heading_6"/>
-      <w:bookmarkStart w:id="14" w:name="_Toc30138"/>
+        <w:pStyle w:val="29"/>
+        <w:bidi w:val="0"/>
+      </w:pPr>
+      <w:bookmarkStart w:id="12" w:name="heading_6"/>
+      <w:bookmarkStart w:id="13" w:name="_Toc31395"/>
       <w:r>
         <w:t>服务数据分类与分级</w:t>
       </w:r>
+      <w:bookmarkEnd w:id="12"/>
       <w:bookmarkEnd w:id="13"/>
+    </w:p>
+    <w:p>
+      <w:pPr>
+        <w:pStyle w:val="31"/>
+        <w:bidi w:val="0"/>
+      </w:pPr>
+      <w:bookmarkStart w:id="14" w:name="heading_7"/>
+      <w:bookmarkStart w:id="15" w:name="_Toc2513"/>
+      <w:r>
+        <w:t>数据分类</w:t>
+      </w:r>
       <w:bookmarkEnd w:id="14"/>
-    </w:p>
-    <w:p>
-      <w:pPr>
-        <w:pStyle w:val="2"/>
-        <w:bidi w:val="0"/>
-      </w:pPr>
-      <w:bookmarkStart w:id="15" w:name="_Toc14636"/>
-      <w:bookmarkStart w:id="16" w:name="heading_7"/>
-      <w:r>
-        <w:t>数据分类</w:t>
-      </w:r>
       <w:bookmarkEnd w:id="15"/>
-      <w:bookmarkEnd w:id="16"/>
-    </w:p>
-    <w:p>
-      <w:pPr>
-        <w:pStyle w:val="a1"/>
+    </w:p>
+    <w:p>
+      <w:pPr>
+        <w:pStyle w:val="30"/>
         <w:bidi w:val="0"/>
       </w:pPr>
       <w:r>
@@ -4755,16 +4807,16 @@
     </w:p>
     <w:tbl>
       <w:tblPr>
-        <w:tblStyle w:val="TableNormal"/>
+        <w:tblStyle w:val="20"/>
         <w:tblW w:w="0" w:type="auto"/>
         <w:tblInd w:w="0" w:type="dxa"/>
         <w:tblBorders>
-          <w:top w:val="single" w:sz="4" w:space="0" w:color="auto"/>
-          <w:left w:val="single" w:sz="4" w:space="0" w:color="auto"/>
-          <w:bottom w:val="single" w:sz="4" w:space="0" w:color="auto"/>
-          <w:right w:val="single" w:sz="4" w:space="0" w:color="auto"/>
-          <w:insideH w:val="single" w:sz="4" w:space="0" w:color="auto"/>
-          <w:insideV w:val="single" w:sz="4" w:space="0" w:color="auto"/>
+          <w:top w:val="single" w:color="auto" w:sz="4" w:space="0"/>
+          <w:left w:val="single" w:color="auto" w:sz="4" w:space="0"/>
+          <w:bottom w:val="single" w:color="auto" w:sz="4" w:space="0"/>
+          <w:right w:val="single" w:color="auto" w:sz="4" w:space="0"/>
+          <w:insideH w:val="single" w:color="auto" w:sz="4" w:space="0"/>
+          <w:insideV w:val="single" w:color="auto" w:sz="4" w:space="0"/>
         </w:tblBorders>
         <w:tblLayout w:type="fixed"/>
         <w:tblCellMar>
@@ -4781,17 +4833,14 @@
       </w:tblGrid>
       <w:tr>
         <w:tblPrEx>
-          <w:tblW w:w="0" w:type="auto"/>
-          <w:tblInd w:w="0" w:type="dxa"/>
           <w:tblBorders>
-            <w:top w:val="single" w:sz="4" w:space="0" w:color="auto"/>
-            <w:left w:val="single" w:sz="4" w:space="0" w:color="auto"/>
-            <w:bottom w:val="single" w:sz="4" w:space="0" w:color="auto"/>
-            <w:right w:val="single" w:sz="4" w:space="0" w:color="auto"/>
-            <w:insideH w:val="single" w:sz="4" w:space="0" w:color="auto"/>
-            <w:insideV w:val="single" w:sz="4" w:space="0" w:color="auto"/>
+            <w:top w:val="single" w:color="auto" w:sz="4" w:space="0"/>
+            <w:left w:val="single" w:color="auto" w:sz="4" w:space="0"/>
+            <w:bottom w:val="single" w:color="auto" w:sz="4" w:space="0"/>
+            <w:right w:val="single" w:color="auto" w:sz="4" w:space="0"/>
+            <w:insideH w:val="single" w:color="auto" w:sz="4" w:space="0"/>
+            <w:insideV w:val="single" w:color="auto" w:sz="4" w:space="0"/>
           </w:tblBorders>
-          <w:tblLayout w:type="fixed"/>
           <w:tblCellMar>
             <w:top w:w="0" w:type="dxa"/>
             <w:left w:w="10" w:type="dxa"/>
@@ -4817,7 +4866,7 @@
             </w:pPr>
             <w:r>
               <w:rPr>
-                <w:rFonts w:ascii="Arial" w:eastAsia="等线" w:hAnsi="Arial" w:cs="Arial"/>
+                <w:rFonts w:ascii="Arial" w:hAnsi="Arial" w:eastAsia="等线" w:cs="Arial"/>
                 <w:sz w:val="22"/>
               </w:rPr>
               <w:t>数据类别</w:t>
@@ -4842,7 +4891,7 @@
             </w:pPr>
             <w:r>
               <w:rPr>
-                <w:rFonts w:ascii="Arial" w:eastAsia="等线" w:hAnsi="Arial" w:cs="Arial"/>
+                <w:rFonts w:ascii="Arial" w:hAnsi="Arial" w:eastAsia="等线" w:cs="Arial"/>
                 <w:sz w:val="22"/>
               </w:rPr>
               <w:t>涵盖范围</w:t>
@@ -4867,7 +4916,7 @@
             </w:pPr>
             <w:r>
               <w:rPr>
-                <w:rFonts w:ascii="Arial" w:eastAsia="等线" w:hAnsi="Arial" w:cs="Arial"/>
+                <w:rFonts w:ascii="Arial" w:hAnsi="Arial" w:eastAsia="等线" w:cs="Arial"/>
                 <w:sz w:val="22"/>
               </w:rPr>
               <w:t>管理责任部门</w:t>
@@ -4877,9 +4926,14 @@
       </w:tr>
       <w:tr>
         <w:tblPrEx>
-          <w:tblW w:w="0" w:type="auto"/>
-          <w:tblInd w:w="0" w:type="dxa"/>
-          <w:tblLayout w:type="fixed"/>
+          <w:tblBorders>
+            <w:top w:val="single" w:color="auto" w:sz="4" w:space="0"/>
+            <w:left w:val="single" w:color="auto" w:sz="4" w:space="0"/>
+            <w:bottom w:val="single" w:color="auto" w:sz="4" w:space="0"/>
+            <w:right w:val="single" w:color="auto" w:sz="4" w:space="0"/>
+            <w:insideH w:val="single" w:color="auto" w:sz="4" w:space="0"/>
+            <w:insideV w:val="single" w:color="auto" w:sz="4" w:space="0"/>
+          </w:tblBorders>
           <w:tblCellMar>
             <w:top w:w="0" w:type="dxa"/>
             <w:left w:w="10" w:type="dxa"/>
@@ -4905,7 +4959,7 @@
             </w:pPr>
             <w:r>
               <w:rPr>
-                <w:rFonts w:ascii="Arial" w:eastAsia="等线" w:hAnsi="Arial" w:cs="Arial"/>
+                <w:rFonts w:ascii="Arial" w:hAnsi="Arial" w:eastAsia="等线" w:cs="Arial"/>
                 <w:sz w:val="22"/>
               </w:rPr>
               <w:t>运维服务数据</w:t>
@@ -4930,7 +4984,7 @@
             </w:pPr>
             <w:r>
               <w:rPr>
-                <w:rFonts w:ascii="Arial" w:eastAsia="等线" w:hAnsi="Arial" w:cs="Arial"/>
+                <w:rFonts w:ascii="Arial" w:hAnsi="Arial" w:eastAsia="等线" w:cs="Arial"/>
                 <w:sz w:val="22"/>
               </w:rPr>
               <w:t>故障记录、事件处理日志、巡检报告、变更请求、配置项变更记录、性能监控数据等</w:t>
@@ -4953,13 +5007,13 @@
               <w:ind w:left="0"/>
               <w:jc w:val="left"/>
               <w:rPr>
-                <w:rFonts w:eastAsia="宋体" w:hint="eastAsia"/>
+                <w:rFonts w:hint="eastAsia" w:eastAsia="宋体"/>
                 <w:lang w:eastAsia="zh-CN"/>
               </w:rPr>
             </w:pPr>
             <w:r>
               <w:rPr>
-                <w:rFonts w:eastAsia="等线" w:cs="Arial" w:hint="eastAsia"/>
+                <w:rFonts w:hint="eastAsia" w:eastAsia="等线" w:cs="Arial"/>
                 <w:sz w:val="22"/>
                 <w:lang w:val="en-US" w:eastAsia="zh-CN"/>
               </w:rPr>
@@ -4970,9 +5024,14 @@
       </w:tr>
       <w:tr>
         <w:tblPrEx>
-          <w:tblW w:w="0" w:type="auto"/>
-          <w:tblInd w:w="0" w:type="dxa"/>
-          <w:tblLayout w:type="fixed"/>
+          <w:tblBorders>
+            <w:top w:val="single" w:color="auto" w:sz="4" w:space="0"/>
+            <w:left w:val="single" w:color="auto" w:sz="4" w:space="0"/>
+            <w:bottom w:val="single" w:color="auto" w:sz="4" w:space="0"/>
+            <w:right w:val="single" w:color="auto" w:sz="4" w:space="0"/>
+            <w:insideH w:val="single" w:color="auto" w:sz="4" w:space="0"/>
+            <w:insideV w:val="single" w:color="auto" w:sz="4" w:space="0"/>
+          </w:tblBorders>
           <w:tblCellMar>
             <w:top w:w="0" w:type="dxa"/>
             <w:left w:w="10" w:type="dxa"/>
@@ -4998,7 +5057,7 @@
             </w:pPr>
             <w:r>
               <w:rPr>
-                <w:rFonts w:ascii="Arial" w:eastAsia="等线" w:hAnsi="Arial" w:cs="Arial"/>
+                <w:rFonts w:ascii="Arial" w:hAnsi="Arial" w:eastAsia="等线" w:cs="Arial"/>
                 <w:sz w:val="22"/>
               </w:rPr>
               <w:t>客户服务数据</w:t>
@@ -5023,7 +5082,7 @@
             </w:pPr>
             <w:r>
               <w:rPr>
-                <w:rFonts w:ascii="Arial" w:eastAsia="等线" w:hAnsi="Arial" w:cs="Arial"/>
+                <w:rFonts w:ascii="Arial" w:hAnsi="Arial" w:eastAsia="等线" w:cs="Arial"/>
                 <w:sz w:val="22"/>
               </w:rPr>
               <w:t>客户基本信息、服务合同、服务请求、满意度调查结果、投诉处理记录等</w:t>
@@ -5046,13 +5105,13 @@
               <w:ind w:left="0"/>
               <w:jc w:val="left"/>
               <w:rPr>
-                <w:rFonts w:eastAsia="宋体" w:hint="eastAsia"/>
+                <w:rFonts w:hint="eastAsia" w:eastAsia="宋体"/>
                 <w:lang w:eastAsia="zh-CN"/>
               </w:rPr>
             </w:pPr>
             <w:r>
               <w:rPr>
-                <w:rFonts w:eastAsia="等线" w:cs="Arial" w:hint="eastAsia"/>
+                <w:rFonts w:hint="eastAsia" w:eastAsia="等线" w:cs="Arial"/>
                 <w:sz w:val="22"/>
                 <w:lang w:val="en-US" w:eastAsia="zh-CN"/>
               </w:rPr>
@@ -5063,9 +5122,14 @@
       </w:tr>
       <w:tr>
         <w:tblPrEx>
-          <w:tblW w:w="0" w:type="auto"/>
-          <w:tblInd w:w="0" w:type="dxa"/>
-          <w:tblLayout w:type="fixed"/>
+          <w:tblBorders>
+            <w:top w:val="single" w:color="auto" w:sz="4" w:space="0"/>
+            <w:left w:val="single" w:color="auto" w:sz="4" w:space="0"/>
+            <w:bottom w:val="single" w:color="auto" w:sz="4" w:space="0"/>
+            <w:right w:val="single" w:color="auto" w:sz="4" w:space="0"/>
+            <w:insideH w:val="single" w:color="auto" w:sz="4" w:space="0"/>
+            <w:insideV w:val="single" w:color="auto" w:sz="4" w:space="0"/>
+          </w:tblBorders>
           <w:tblCellMar>
             <w:top w:w="0" w:type="dxa"/>
             <w:left w:w="10" w:type="dxa"/>
@@ -5091,7 +5155,7 @@
             </w:pPr>
             <w:r>
               <w:rPr>
-                <w:rFonts w:ascii="Arial" w:eastAsia="等线" w:hAnsi="Arial" w:cs="Arial"/>
+                <w:rFonts w:ascii="Arial" w:hAnsi="Arial" w:eastAsia="等线" w:cs="Arial"/>
                 <w:sz w:val="22"/>
               </w:rPr>
               <w:t>绩效数据</w:t>
@@ -5116,7 +5180,7 @@
             </w:pPr>
             <w:r>
               <w:rPr>
-                <w:rFonts w:ascii="Arial" w:eastAsia="等线" w:hAnsi="Arial" w:cs="Arial"/>
+                <w:rFonts w:ascii="Arial" w:hAnsi="Arial" w:eastAsia="等线" w:cs="Arial"/>
                 <w:sz w:val="22"/>
               </w:rPr>
               <w:t>KPI指标完成情况、服务成本数据、人员绩效记录、服务质量评估报告等</w:t>
@@ -5139,13 +5203,13 @@
               <w:ind w:left="0"/>
               <w:jc w:val="left"/>
               <w:rPr>
-                <w:rFonts w:eastAsia="宋体" w:hint="eastAsia"/>
+                <w:rFonts w:hint="eastAsia" w:eastAsia="宋体"/>
                 <w:lang w:eastAsia="zh-CN"/>
               </w:rPr>
             </w:pPr>
             <w:r>
               <w:rPr>
-                <w:rFonts w:eastAsia="等线" w:cs="Arial" w:hint="eastAsia"/>
+                <w:rFonts w:hint="eastAsia" w:eastAsia="等线" w:cs="Arial"/>
                 <w:sz w:val="22"/>
                 <w:lang w:val="en-US" w:eastAsia="zh-CN"/>
               </w:rPr>
@@ -5156,9 +5220,14 @@
       </w:tr>
       <w:tr>
         <w:tblPrEx>
-          <w:tblW w:w="0" w:type="auto"/>
-          <w:tblInd w:w="0" w:type="dxa"/>
-          <w:tblLayout w:type="fixed"/>
+          <w:tblBorders>
+            <w:top w:val="single" w:color="auto" w:sz="4" w:space="0"/>
+            <w:left w:val="single" w:color="auto" w:sz="4" w:space="0"/>
+            <w:bottom w:val="single" w:color="auto" w:sz="4" w:space="0"/>
+            <w:right w:val="single" w:color="auto" w:sz="4" w:space="0"/>
+            <w:insideH w:val="single" w:color="auto" w:sz="4" w:space="0"/>
+            <w:insideV w:val="single" w:color="auto" w:sz="4" w:space="0"/>
+          </w:tblBorders>
           <w:tblCellMar>
             <w:top w:w="0" w:type="dxa"/>
             <w:left w:w="10" w:type="dxa"/>
@@ -5184,7 +5253,7 @@
             </w:pPr>
             <w:r>
               <w:rPr>
-                <w:rFonts w:ascii="Arial" w:eastAsia="等线" w:hAnsi="Arial" w:cs="Arial"/>
+                <w:rFonts w:ascii="Arial" w:hAnsi="Arial" w:eastAsia="等线" w:cs="Arial"/>
                 <w:sz w:val="22"/>
               </w:rPr>
               <w:t>配置管理数据</w:t>
@@ -5209,7 +5278,7 @@
             </w:pPr>
             <w:r>
               <w:rPr>
-                <w:rFonts w:ascii="Arial" w:eastAsia="等线" w:hAnsi="Arial" w:cs="Arial"/>
+                <w:rFonts w:ascii="Arial" w:hAnsi="Arial" w:eastAsia="等线" w:cs="Arial"/>
                 <w:sz w:val="22"/>
               </w:rPr>
               <w:t>IT基础架构配置项信息、配置项关系、配置基线、配置审计记录等</w:t>
@@ -5232,13 +5301,13 @@
               <w:ind w:left="0"/>
               <w:jc w:val="left"/>
               <w:rPr>
-                <w:rFonts w:eastAsia="宋体" w:hint="eastAsia"/>
+                <w:rFonts w:hint="eastAsia" w:eastAsia="宋体"/>
                 <w:lang w:eastAsia="zh-CN"/>
               </w:rPr>
             </w:pPr>
             <w:r>
               <w:rPr>
-                <w:rFonts w:eastAsia="等线" w:cs="Arial" w:hint="eastAsia"/>
+                <w:rFonts w:hint="eastAsia" w:eastAsia="等线" w:cs="Arial"/>
                 <w:sz w:val="22"/>
                 <w:lang w:eastAsia="zh-CN"/>
               </w:rPr>
@@ -5249,9 +5318,14 @@
       </w:tr>
       <w:tr>
         <w:tblPrEx>
-          <w:tblW w:w="0" w:type="auto"/>
-          <w:tblInd w:w="0" w:type="dxa"/>
-          <w:tblLayout w:type="fixed"/>
+          <w:tblBorders>
+            <w:top w:val="single" w:color="auto" w:sz="4" w:space="0"/>
+            <w:left w:val="single" w:color="auto" w:sz="4" w:space="0"/>
+            <w:bottom w:val="single" w:color="auto" w:sz="4" w:space="0"/>
+            <w:right w:val="single" w:color="auto" w:sz="4" w:space="0"/>
+            <w:insideH w:val="single" w:color="auto" w:sz="4" w:space="0"/>
+            <w:insideV w:val="single" w:color="auto" w:sz="4" w:space="0"/>
+          </w:tblBorders>
           <w:tblCellMar>
             <w:top w:w="0" w:type="dxa"/>
             <w:left w:w="10" w:type="dxa"/>
@@ -5277,7 +5351,7 @@
             </w:pPr>
             <w:r>
               <w:rPr>
-                <w:rFonts w:ascii="Arial" w:eastAsia="等线" w:hAnsi="Arial" w:cs="Arial"/>
+                <w:rFonts w:ascii="Arial" w:hAnsi="Arial" w:eastAsia="等线" w:cs="Arial"/>
                 <w:sz w:val="22"/>
               </w:rPr>
               <w:t>其他服务数据</w:t>
@@ -5302,7 +5376,7 @@
             </w:pPr>
             <w:r>
               <w:rPr>
-                <w:rFonts w:ascii="Arial" w:eastAsia="等线" w:hAnsi="Arial" w:cs="Arial"/>
+                <w:rFonts w:ascii="Arial" w:hAnsi="Arial" w:eastAsia="等线" w:cs="Arial"/>
                 <w:sz w:val="22"/>
               </w:rPr>
               <w:t>服务相关的规章制度、培训记录、知识库关联数据等</w:t>
@@ -5327,7 +5401,7 @@
             </w:pPr>
             <w:r>
               <w:rPr>
-                <w:rFonts w:ascii="Arial" w:eastAsia="等线" w:hAnsi="Arial" w:cs="Arial"/>
+                <w:rFonts w:ascii="Arial" w:hAnsi="Arial" w:eastAsia="等线" w:cs="Arial"/>
                 <w:sz w:val="22"/>
               </w:rPr>
               <w:t>各相关部门</w:t>
@@ -5338,20 +5412,20 @@
     </w:tbl>
     <w:p>
       <w:pPr>
-        <w:pStyle w:val="2"/>
-        <w:bidi w:val="0"/>
-      </w:pPr>
-      <w:bookmarkStart w:id="17" w:name="heading_8"/>
-      <w:bookmarkStart w:id="18" w:name="_Toc8452"/>
+        <w:pStyle w:val="31"/>
+        <w:bidi w:val="0"/>
+      </w:pPr>
+      <w:bookmarkStart w:id="16" w:name="heading_8"/>
+      <w:bookmarkStart w:id="17" w:name="_Toc17704"/>
       <w:r>
         <w:t>数据分级</w:t>
       </w:r>
+      <w:bookmarkEnd w:id="16"/>
       <w:bookmarkEnd w:id="17"/>
-      <w:bookmarkEnd w:id="18"/>
-    </w:p>
-    <w:p>
-      <w:pPr>
-        <w:pStyle w:val="a1"/>
+    </w:p>
+    <w:p>
+      <w:pPr>
+        <w:pStyle w:val="30"/>
         <w:bidi w:val="0"/>
       </w:pPr>
       <w:r>
@@ -5360,13 +5434,13 @@
     </w:p>
     <w:p>
       <w:pPr>
-        <w:pStyle w:val="a1"/>
+        <w:pStyle w:val="30"/>
         <w:numPr>
           <w:ilvl w:val="0"/>
           <w:numId w:val="9"/>
         </w:numPr>
         <w:bidi w:val="0"/>
-        <w:ind w:left="425" w:hanging="425" w:leftChars="0" w:firstLineChars="0"/>
+        <w:ind w:left="425" w:leftChars="0" w:hanging="425" w:firstLineChars="0"/>
       </w:pPr>
       <w:r>
         <w:t>一级（公开级）：无敏感信息，可在公司内部公开共享的数据，如服务流程规范、公开的服务案例、非涉密的绩效统计数据等。此类数据仅需进行基本的格式规范管理。</w:t>
@@ -5374,13 +5448,13 @@
     </w:p>
     <w:p>
       <w:pPr>
-        <w:pStyle w:val="a1"/>
+        <w:pStyle w:val="30"/>
         <w:numPr>
           <w:ilvl w:val="0"/>
           <w:numId w:val="9"/>
         </w:numPr>
         <w:bidi w:val="0"/>
-        <w:ind w:left="425" w:hanging="425" w:leftChars="0" w:firstLineChars="0"/>
+        <w:ind w:left="425" w:leftChars="0" w:hanging="425" w:firstLineChars="0"/>
       </w:pPr>
       <w:r>
         <w:t>二级（内部级）：涉及公司内部运营信息，不宜对外公开的数据，如普通运维记录、内部服务请求、非核心绩效数据等。此类数据需进行访问权限控制，仅限授权人员使用。</w:t>
@@ -5388,13 +5462,13 @@
     </w:p>
     <w:p>
       <w:pPr>
-        <w:pStyle w:val="a1"/>
+        <w:pStyle w:val="30"/>
         <w:numPr>
           <w:ilvl w:val="0"/>
           <w:numId w:val="9"/>
         </w:numPr>
         <w:bidi w:val="0"/>
-        <w:ind w:left="425" w:hanging="425" w:leftChars="0" w:firstLineChars="0"/>
+        <w:ind w:left="425" w:leftChars="0" w:hanging="425" w:firstLineChars="0"/>
       </w:pPr>
       <w:r>
         <w:t>三级（敏感级）：涉及客户隐私、公司核心业务信息及重大利益，泄露后将造成严重影响的数据，如客户身份证号、联系方式、服务合同核心条款、核心配置信息、财务数据等。此类数据需实施加密存储、严格权限管控及使用审计。</w:t>
@@ -5402,13 +5476,13 @@
     </w:p>
     <w:p>
       <w:pPr>
-        <w:pStyle w:val="a1"/>
+        <w:pStyle w:val="30"/>
         <w:numPr>
           <w:ilvl w:val="0"/>
           <w:numId w:val="9"/>
         </w:numPr>
         <w:bidi w:val="0"/>
-        <w:ind w:left="425" w:hanging="425" w:leftChars="0" w:firstLineChars="0"/>
+        <w:ind w:left="425" w:leftChars="0" w:hanging="425" w:firstLineChars="0"/>
       </w:pPr>
       <w:r>
         <w:t>数据分级需由数据采集人初步判定，经部门负责人及数据审核人复核确认后，在数据管理平台中标记存档。数据级别可根据实际情况变化进行调整，调整流程需经</w:t>
@@ -5426,39 +5500,39 @@
     </w:p>
     <w:p>
       <w:pPr>
-        <w:pStyle w:val="1"/>
-        <w:bidi w:val="0"/>
-      </w:pPr>
-      <w:bookmarkStart w:id="19" w:name="heading_9"/>
-      <w:bookmarkStart w:id="20" w:name="_Toc2789"/>
+        <w:pStyle w:val="29"/>
+        <w:bidi w:val="0"/>
+      </w:pPr>
+      <w:bookmarkStart w:id="18" w:name="heading_9"/>
+      <w:bookmarkStart w:id="19" w:name="_Toc32691"/>
       <w:r>
         <w:t>服务数据全生命周期管理</w:t>
       </w:r>
+      <w:bookmarkEnd w:id="18"/>
       <w:bookmarkEnd w:id="19"/>
+    </w:p>
+    <w:p>
+      <w:pPr>
+        <w:pStyle w:val="31"/>
+        <w:bidi w:val="0"/>
+      </w:pPr>
+      <w:bookmarkStart w:id="20" w:name="heading_10"/>
+      <w:bookmarkStart w:id="21" w:name="_Toc21713"/>
+      <w:r>
+        <w:t>数据采集</w:t>
+      </w:r>
       <w:bookmarkEnd w:id="20"/>
-    </w:p>
-    <w:p>
-      <w:pPr>
-        <w:pStyle w:val="2"/>
-        <w:bidi w:val="0"/>
-      </w:pPr>
-      <w:bookmarkStart w:id="21" w:name="heading_10"/>
-      <w:bookmarkStart w:id="22" w:name="_Toc313"/>
-      <w:r>
-        <w:t>数据采集</w:t>
-      </w:r>
       <w:bookmarkEnd w:id="21"/>
-      <w:bookmarkEnd w:id="22"/>
-    </w:p>
-    <w:p>
-      <w:pPr>
-        <w:pStyle w:val="a1"/>
+    </w:p>
+    <w:p>
+      <w:pPr>
+        <w:pStyle w:val="30"/>
         <w:numPr>
           <w:ilvl w:val="0"/>
           <w:numId w:val="10"/>
         </w:numPr>
         <w:bidi w:val="0"/>
-        <w:ind w:left="425" w:hanging="425" w:leftChars="0" w:firstLineChars="0"/>
+        <w:ind w:left="425" w:leftChars="0" w:hanging="425" w:firstLineChars="0"/>
       </w:pPr>
       <w:r>
         <w:t>采集原则：遵循“按需采集、最小必要、真实准确”的原则，仅采集与IT服务管理相关的数据，避免数据冗余；确保采集的数据真实反映实际情况，严禁伪造或篡改数据。</w:t>
@@ -5466,13 +5540,13 @@
     </w:p>
     <w:p>
       <w:pPr>
-        <w:pStyle w:val="a1"/>
+        <w:pStyle w:val="30"/>
         <w:numPr>
           <w:ilvl w:val="0"/>
           <w:numId w:val="10"/>
         </w:numPr>
         <w:bidi w:val="0"/>
-        <w:ind w:left="425" w:hanging="425" w:leftChars="0" w:firstLineChars="0"/>
+        <w:ind w:left="425" w:leftChars="0" w:hanging="425" w:firstLineChars="0"/>
       </w:pPr>
       <w:r>
         <w:t>采集标准：各数据类别需制定统一的采集标准，明确数据字段、数据格式、计量单位、提交频率及责任主体。例如：故障记录需包含故障发生时间、地点、现象、处理过程、解决结果等字段，提交频率为故障处理完成后2小时内。</w:t>
@@ -5480,13 +5554,13 @@
     </w:p>
     <w:p>
       <w:pPr>
-        <w:pStyle w:val="a1"/>
+        <w:pStyle w:val="30"/>
         <w:numPr>
           <w:ilvl w:val="0"/>
           <w:numId w:val="10"/>
         </w:numPr>
         <w:bidi w:val="0"/>
-        <w:ind w:left="425" w:hanging="425" w:leftChars="0" w:firstLineChars="0"/>
+        <w:ind w:left="425" w:leftChars="0" w:hanging="425" w:firstLineChars="0"/>
       </w:pPr>
       <w:r>
         <w:t>采集方式：优先采用自动化采集方式（如通过监控工具、服务管理系统自动抓取数据）；确需人工采集的，需通过标准化表单（电子或纸质）提交，确保数据规范。</w:t>
@@ -5494,13 +5568,13 @@
     </w:p>
     <w:p>
       <w:pPr>
-        <w:pStyle w:val="a1"/>
+        <w:pStyle w:val="30"/>
         <w:numPr>
           <w:ilvl w:val="0"/>
           <w:numId w:val="10"/>
         </w:numPr>
         <w:bidi w:val="0"/>
-        <w:ind w:left="425" w:hanging="425" w:leftChars="0" w:firstLineChars="0"/>
+        <w:ind w:left="425" w:leftChars="0" w:hanging="425" w:firstLineChars="0"/>
       </w:pPr>
       <w:r>
         <w:t>采集审核：数据采集人提交数据后，数据管理员需在1个工作日内完成数据质量初步校验，校验不合格的退回采集人修改；敏感级数据需经数据审核人二次审核确认后，方可纳入数据管理平台。</w:t>
@@ -5508,20 +5582,20 @@
     </w:p>
     <w:p>
       <w:pPr>
-        <w:pStyle w:val="2"/>
-        <w:bidi w:val="0"/>
-      </w:pPr>
-      <w:bookmarkStart w:id="23" w:name="heading_11"/>
-      <w:bookmarkStart w:id="24" w:name="_Toc31175"/>
+        <w:pStyle w:val="31"/>
+        <w:bidi w:val="0"/>
+      </w:pPr>
+      <w:bookmarkStart w:id="22" w:name="heading_11"/>
+      <w:bookmarkStart w:id="23" w:name="_Toc10214"/>
       <w:r>
         <w:t>数据存储</w:t>
       </w:r>
+      <w:bookmarkEnd w:id="22"/>
       <w:bookmarkEnd w:id="23"/>
-      <w:bookmarkEnd w:id="24"/>
-    </w:p>
-    <w:p>
-      <w:pPr>
-        <w:pStyle w:val="a1"/>
+    </w:p>
+    <w:p>
+      <w:pPr>
+        <w:pStyle w:val="30"/>
         <w:numPr>
           <w:ilvl w:val="0"/>
           <w:numId w:val="0"/>
@@ -5534,7 +5608,7 @@
     </w:p>
     <w:p>
       <w:pPr>
-        <w:pStyle w:val="a1"/>
+        <w:pStyle w:val="30"/>
         <w:numPr>
           <w:ilvl w:val="0"/>
           <w:numId w:val="0"/>
@@ -5547,7 +5621,7 @@
     </w:p>
     <w:p>
       <w:pPr>
-        <w:pStyle w:val="a1"/>
+        <w:pStyle w:val="30"/>
         <w:numPr>
           <w:ilvl w:val="0"/>
           <w:numId w:val="0"/>
@@ -5558,7 +5632,7 @@
         <w:t>存储期限：根据数据类别及相关法规要求，明确数据存储期限：</w:t>
       </w:r>
       <w:r>
-        <w:br/>
+        <w:br w:type="textWrapping"/>
       </w:r>
       <w:r>
         <w:t xml:space="preserve"> 一级数据：存储期限不少于1年；</w:t>
@@ -5566,7 +5640,7 @@
     </w:p>
     <w:p>
       <w:pPr>
-        <w:pStyle w:val="a1"/>
+        <w:pStyle w:val="30"/>
         <w:numPr>
           <w:ilvl w:val="0"/>
           <w:numId w:val="0"/>
@@ -5579,7 +5653,7 @@
     </w:p>
     <w:p>
       <w:pPr>
-        <w:pStyle w:val="a1"/>
+        <w:pStyle w:val="30"/>
         <w:numPr>
           <w:ilvl w:val="0"/>
           <w:numId w:val="0"/>
@@ -5592,7 +5666,7 @@
     </w:p>
     <w:p>
       <w:pPr>
-        <w:pStyle w:val="a1"/>
+        <w:pStyle w:val="30"/>
         <w:numPr>
           <w:ilvl w:val="0"/>
           <w:numId w:val="0"/>
@@ -5605,26 +5679,26 @@
     </w:p>
     <w:p>
       <w:pPr>
-        <w:pStyle w:val="2"/>
-        <w:bidi w:val="0"/>
-      </w:pPr>
-      <w:bookmarkStart w:id="25" w:name="heading_12"/>
-      <w:bookmarkStart w:id="26" w:name="_Toc22317"/>
+        <w:pStyle w:val="31"/>
+        <w:bidi w:val="0"/>
+      </w:pPr>
+      <w:bookmarkStart w:id="24" w:name="heading_12"/>
+      <w:bookmarkStart w:id="25" w:name="_Toc21835"/>
       <w:r>
         <w:t>数据处理</w:t>
       </w:r>
+      <w:bookmarkEnd w:id="24"/>
       <w:bookmarkEnd w:id="25"/>
-      <w:bookmarkEnd w:id="26"/>
-    </w:p>
-    <w:p>
-      <w:pPr>
-        <w:pStyle w:val="a1"/>
+    </w:p>
+    <w:p>
+      <w:pPr>
+        <w:pStyle w:val="30"/>
         <w:numPr>
           <w:ilvl w:val="0"/>
           <w:numId w:val="11"/>
         </w:numPr>
         <w:bidi w:val="0"/>
-        <w:ind w:left="425" w:hanging="425" w:leftChars="0" w:firstLineChars="0"/>
+        <w:ind w:left="425" w:leftChars="0" w:hanging="425" w:firstLineChars="0"/>
       </w:pPr>
       <w:r>
         <w:t>处理目的：通过数据清洗、整合、脱敏等处理，提升数据质量，挖掘数据价值，为服务决策提供支持。</w:t>
@@ -5632,19 +5706,19 @@
     </w:p>
     <w:p>
       <w:pPr>
-        <w:pStyle w:val="a1"/>
+        <w:pStyle w:val="30"/>
         <w:numPr>
           <w:ilvl w:val="0"/>
           <w:numId w:val="11"/>
         </w:numPr>
         <w:bidi w:val="0"/>
-        <w:ind w:left="425" w:hanging="425" w:leftChars="0" w:firstLineChars="0"/>
+        <w:ind w:left="425" w:leftChars="0" w:hanging="425" w:firstLineChars="0"/>
       </w:pPr>
       <w:r>
         <w:t>处理流程：</w:t>
       </w:r>
       <w:r>
-        <w:br/>
+        <w:br w:type="textWrapping"/>
       </w:r>
       <w:r>
         <w:t>数据清洗：去除重复数据、修正错误数据、补充缺失数据，确保数据准确性；</w:t>
@@ -5652,13 +5726,13 @@
     </w:p>
     <w:p>
       <w:pPr>
-        <w:pStyle w:val="a1"/>
+        <w:pStyle w:val="30"/>
         <w:numPr>
           <w:ilvl w:val="0"/>
           <w:numId w:val="11"/>
         </w:numPr>
         <w:bidi w:val="0"/>
-        <w:ind w:left="425" w:hanging="425" w:leftChars="0" w:firstLineChars="0"/>
+        <w:ind w:left="425" w:leftChars="0" w:hanging="425" w:firstLineChars="0"/>
       </w:pPr>
       <w:r>
         <w:t>数据整合：将分散在不同系统中的数据进行关联整合，形成统一的数据视图；</w:t>
@@ -5666,13 +5740,13 @@
     </w:p>
     <w:p>
       <w:pPr>
-        <w:pStyle w:val="a1"/>
+        <w:pStyle w:val="30"/>
         <w:numPr>
           <w:ilvl w:val="0"/>
           <w:numId w:val="11"/>
         </w:numPr>
         <w:bidi w:val="0"/>
-        <w:ind w:left="425" w:hanging="425" w:leftChars="0" w:firstLineChars="0"/>
+        <w:ind w:left="425" w:leftChars="0" w:hanging="425" w:firstLineChars="0"/>
       </w:pPr>
       <w:r>
         <w:t>数据脱敏：对敏感级数据进行脱敏处理，如客户身份证号替换为“XXXXXX****XXXX”，处理后的数据需保留必要的使用价值；</w:t>
@@ -5680,13 +5754,13 @@
     </w:p>
     <w:p>
       <w:pPr>
-        <w:pStyle w:val="a1"/>
+        <w:pStyle w:val="30"/>
         <w:numPr>
           <w:ilvl w:val="0"/>
           <w:numId w:val="11"/>
         </w:numPr>
         <w:bidi w:val="0"/>
-        <w:ind w:left="425" w:hanging="425" w:leftChars="0" w:firstLineChars="0"/>
+        <w:ind w:left="425" w:leftChars="0" w:hanging="425" w:firstLineChars="0"/>
       </w:pPr>
       <w:r>
         <w:t>数据标准化：将处理后的数据转换为统一格式，便于查询、统计及分析。</w:t>
@@ -5694,13 +5768,13 @@
     </w:p>
     <w:p>
       <w:pPr>
-        <w:pStyle w:val="a1"/>
+        <w:pStyle w:val="30"/>
         <w:numPr>
           <w:ilvl w:val="0"/>
           <w:numId w:val="11"/>
         </w:numPr>
         <w:bidi w:val="0"/>
-        <w:ind w:left="425" w:hanging="425" w:leftChars="0" w:firstLineChars="0"/>
+        <w:ind w:left="425" w:leftChars="0" w:hanging="425" w:firstLineChars="0"/>
       </w:pPr>
       <w:r>
         <w:t>处理权限：数据处理操作需由授权的数据管理员执行，敏感级数据的处理需经数据审核人批准，并全程记录操作日志；严禁未经授权对数据进行修改、删除等处理。</w:t>
@@ -5708,26 +5782,26 @@
     </w:p>
     <w:p>
       <w:pPr>
-        <w:pStyle w:val="2"/>
-        <w:bidi w:val="0"/>
-      </w:pPr>
-      <w:bookmarkStart w:id="27" w:name="_Toc7356"/>
-      <w:bookmarkStart w:id="28" w:name="heading_13"/>
+        <w:pStyle w:val="31"/>
+        <w:bidi w:val="0"/>
+      </w:pPr>
+      <w:bookmarkStart w:id="26" w:name="heading_13"/>
+      <w:bookmarkStart w:id="27" w:name="_Toc16224"/>
       <w:r>
         <w:t>数据传输</w:t>
       </w:r>
+      <w:bookmarkEnd w:id="26"/>
       <w:bookmarkEnd w:id="27"/>
-      <w:bookmarkEnd w:id="28"/>
-    </w:p>
-    <w:p>
-      <w:pPr>
-        <w:pStyle w:val="a1"/>
+    </w:p>
+    <w:p>
+      <w:pPr>
+        <w:pStyle w:val="30"/>
         <w:numPr>
           <w:ilvl w:val="0"/>
           <w:numId w:val="12"/>
         </w:numPr>
         <w:bidi w:val="0"/>
-        <w:ind w:left="425" w:hanging="425" w:leftChars="0" w:firstLineChars="0"/>
+        <w:ind w:left="425" w:leftChars="0" w:hanging="425" w:firstLineChars="0"/>
       </w:pPr>
       <w:r>
         <w:t>传输安全：服务数据传输需采用加密传输协议（如SSL/TLS、VPN等），确保数据在传输过程中不被窃取或篡改；严禁通过非加密邮件、即时通讯工具（如普通微信、QQ）传输敏感级数据。</w:t>
@@ -5735,13 +5809,13 @@
     </w:p>
     <w:p>
       <w:pPr>
-        <w:pStyle w:val="a1"/>
+        <w:pStyle w:val="30"/>
         <w:numPr>
           <w:ilvl w:val="0"/>
           <w:numId w:val="12"/>
         </w:numPr>
         <w:bidi w:val="0"/>
-        <w:ind w:left="425" w:hanging="425" w:leftChars="0" w:firstLineChars="0"/>
+        <w:ind w:left="425" w:leftChars="0" w:hanging="425" w:firstLineChars="0"/>
       </w:pPr>
       <w:r>
         <w:t>传输范围：数据传输需限定在公司内部授权系统或经批准的外部合作方系统范围内；向外部传输数据（如向客户提供服务报告）需经数据审核人及分管副总双重批准，并签订数据保密协议。</w:t>
@@ -5749,13 +5823,13 @@
     </w:p>
     <w:p>
       <w:pPr>
-        <w:pStyle w:val="a1"/>
+        <w:pStyle w:val="30"/>
         <w:numPr>
           <w:ilvl w:val="0"/>
           <w:numId w:val="12"/>
         </w:numPr>
         <w:bidi w:val="0"/>
-        <w:ind w:left="425" w:hanging="425" w:leftChars="0" w:firstLineChars="0"/>
+        <w:ind w:left="425" w:leftChars="0" w:hanging="425" w:firstLineChars="0"/>
       </w:pPr>
       <w:r>
         <w:t>传输记录：所有数据传输操作需自动记录传输日志，包括传输时间、传输内容、发送方、接收方、传输状态等信息，日志存储期限不少于1年，便于追溯。</w:t>
@@ -5763,102 +5837,112 @@
     </w:p>
     <w:p>
       <w:pPr>
-        <w:pStyle w:val="2"/>
-        <w:bidi w:val="0"/>
-      </w:pPr>
-      <w:bookmarkStart w:id="29" w:name="heading_14"/>
-      <w:bookmarkStart w:id="30" w:name="_Toc23037"/>
+        <w:pStyle w:val="31"/>
+        <w:bidi w:val="0"/>
+      </w:pPr>
+      <w:bookmarkStart w:id="28" w:name="heading_14"/>
+      <w:bookmarkStart w:id="29" w:name="_Toc14275"/>
       <w:r>
         <w:t>数据使用</w:t>
       </w:r>
+      <w:bookmarkEnd w:id="28"/>
       <w:bookmarkEnd w:id="29"/>
-      <w:bookmarkEnd w:id="30"/>
-    </w:p>
-    <w:p>
-      <w:pPr>
-        <w:pStyle w:val="a1"/>
+    </w:p>
+    <w:p>
+      <w:pPr>
+        <w:pStyle w:val="30"/>
         <w:numPr>
           <w:ilvl w:val="0"/>
           <w:numId w:val="13"/>
         </w:numPr>
         <w:bidi w:val="0"/>
-        <w:ind w:left="425" w:hanging="425" w:leftChars="0" w:firstLineChars="0"/>
+        <w:ind w:left="425" w:leftChars="0" w:hanging="425" w:firstLineChars="0"/>
       </w:pPr>
       <w:r>
         <w:t>使用权限：实行“权限最小化”原则，根据岗位需求为员工分配相应的数据使用权限：</w:t>
       </w:r>
-      <w:r>
-        <w:br/>
-      </w:r>
-      <w:r>
-        <w:t xml:space="preserve">        一级数据：全体员工可查询使用；</w:t>
-      </w:r>
-    </w:p>
-    <w:p>
-      <w:pPr>
-        <w:pStyle w:val="a1"/>
+    </w:p>
+    <w:p>
+      <w:pPr>
+        <w:pStyle w:val="30"/>
+        <w:numPr>
+          <w:ilvl w:val="0"/>
+          <w:numId w:val="14"/>
+        </w:numPr>
+        <w:bidi w:val="0"/>
+        <w:ind w:left="845" w:leftChars="0" w:hanging="425" w:firstLineChars="0"/>
+      </w:pPr>
+      <w:bookmarkStart w:id="39" w:name="_GoBack"/>
+      <w:r>
+        <w:t>一级数据：全体员工可查询使用；</w:t>
+      </w:r>
+    </w:p>
+    <w:p>
+      <w:pPr>
+        <w:pStyle w:val="30"/>
+        <w:numPr>
+          <w:ilvl w:val="0"/>
+          <w:numId w:val="14"/>
+        </w:numPr>
+        <w:bidi w:val="0"/>
+        <w:ind w:left="845" w:leftChars="0" w:hanging="425" w:firstLineChars="0"/>
+      </w:pPr>
+      <w:r>
+        <w:t>二级数据：相关业务部门员工经部门负责人批准后可查询使用；</w:t>
+      </w:r>
+    </w:p>
+    <w:p>
+      <w:pPr>
+        <w:pStyle w:val="30"/>
+        <w:numPr>
+          <w:ilvl w:val="0"/>
+          <w:numId w:val="14"/>
+        </w:numPr>
+        <w:bidi w:val="0"/>
+        <w:ind w:left="845" w:leftChars="0" w:hanging="425" w:firstLineChars="0"/>
+      </w:pPr>
+      <w:r>
+        <w:t>三级数据：仅核心岗位人员经数据审核人批准后可查询使用，且需明确使用范围及期限。</w:t>
+      </w:r>
+    </w:p>
+    <w:bookmarkEnd w:id="39"/>
+    <w:p>
+      <w:pPr>
+        <w:pStyle w:val="30"/>
         <w:numPr>
           <w:ilvl w:val="0"/>
           <w:numId w:val="13"/>
         </w:numPr>
         <w:bidi w:val="0"/>
-        <w:ind w:left="425" w:hanging="425" w:leftChars="0" w:firstLineChars="0"/>
-      </w:pPr>
-      <w:r>
-        <w:t>二级数据：相关业务部门员工经部门负责人批准后可查询使用；</w:t>
-      </w:r>
-    </w:p>
-    <w:p>
-      <w:pPr>
-        <w:pStyle w:val="a1"/>
+        <w:ind w:left="425" w:leftChars="0" w:hanging="425" w:firstLineChars="0"/>
+      </w:pPr>
+      <w:r>
+        <w:t>使用规范：数据使用需严格遵循申请用途，不得超出授权范围使用数据；严禁将服务数据用于个人目的或未经批准的商业用途；使用敏感级数据时，需对使用过程进行记录，使用完毕后及时清理临时数据副本。</w:t>
+      </w:r>
+    </w:p>
+    <w:p>
+      <w:pPr>
+        <w:pStyle w:val="30"/>
         <w:numPr>
           <w:ilvl w:val="0"/>
           <w:numId w:val="13"/>
         </w:numPr>
         <w:bidi w:val="0"/>
-        <w:ind w:left="425" w:hanging="425" w:leftChars="0" w:firstLineChars="0"/>
-      </w:pPr>
-      <w:r>
-        <w:t>三级数据：仅核心岗位人员经数据审核人批准后可查询使用，且需明确使用范围及期限。</w:t>
-      </w:r>
-    </w:p>
-    <w:p>
-      <w:pPr>
-        <w:pStyle w:val="a1"/>
+        <w:ind w:left="425" w:leftChars="0" w:hanging="425" w:firstLineChars="0"/>
+      </w:pPr>
+      <w:r>
+        <w:t>数据共享：内部数据共享需通过授权的数据管理平台进行，严禁私自拷贝或转发数据；外部数据共享（如向客户、合作方提供数据）需签订数据共享协议，明确共享范围、用途及保密责任，并经数据审核人及法务部门批准。</w:t>
+      </w:r>
+    </w:p>
+    <w:p>
+      <w:pPr>
+        <w:pStyle w:val="30"/>
         <w:numPr>
           <w:ilvl w:val="0"/>
           <w:numId w:val="13"/>
         </w:numPr>
         <w:bidi w:val="0"/>
-        <w:ind w:left="425" w:hanging="425" w:leftChars="0" w:firstLineChars="0"/>
-      </w:pPr>
-      <w:r>
-        <w:t>使用规范：数据使用需严格遵循申请用途，不得超出授权范围使用数据；严禁将服务数据用于个人目的或未经批准的商业用途；使用敏感级数据时，需对使用过程进行记录，使用完毕后及时清理临时数据副本。</w:t>
-      </w:r>
-    </w:p>
-    <w:p>
-      <w:pPr>
-        <w:pStyle w:val="a1"/>
-        <w:numPr>
-          <w:ilvl w:val="0"/>
-          <w:numId w:val="13"/>
-        </w:numPr>
-        <w:bidi w:val="0"/>
-        <w:ind w:left="425" w:hanging="425" w:leftChars="0" w:firstLineChars="0"/>
-      </w:pPr>
-      <w:r>
-        <w:t>数据共享：内部数据共享需通过授权的数据管理平台进行，严禁私自拷贝或转发数据；外部数据共享（如向客户、合作方提供数据）需签订数据共享协议，明确共享范围、用途及保密责任，并经数据审核人及法务部门批准。</w:t>
-      </w:r>
-    </w:p>
-    <w:p>
-      <w:pPr>
-        <w:pStyle w:val="a1"/>
-        <w:numPr>
-          <w:ilvl w:val="0"/>
-          <w:numId w:val="13"/>
-        </w:numPr>
-        <w:bidi w:val="0"/>
-        <w:ind w:left="425" w:hanging="425" w:leftChars="0" w:firstLineChars="0"/>
+        <w:ind w:left="425" w:leftChars="0" w:hanging="425" w:firstLineChars="0"/>
       </w:pPr>
       <w:r>
         <w:t>数据发布：对外发布服务数据（如服务白皮书、公开绩效报告）需经数据审核人及公司管理层批准，发布前需对数据进行脱敏处理，确保不包含敏感信息。</w:t>
@@ -5866,177 +5950,177 @@
     </w:p>
     <w:p>
       <w:pPr>
-        <w:pStyle w:val="2"/>
-        <w:bidi w:val="0"/>
-      </w:pPr>
-      <w:bookmarkStart w:id="31" w:name="_Toc17115"/>
-      <w:bookmarkStart w:id="32" w:name="heading_15"/>
+        <w:pStyle w:val="31"/>
+        <w:bidi w:val="0"/>
+      </w:pPr>
+      <w:bookmarkStart w:id="30" w:name="heading_15"/>
+      <w:bookmarkStart w:id="31" w:name="_Toc16995"/>
       <w:r>
         <w:t>数据销毁</w:t>
       </w:r>
+      <w:bookmarkEnd w:id="30"/>
       <w:bookmarkEnd w:id="31"/>
-      <w:bookmarkEnd w:id="32"/>
-    </w:p>
-    <w:p>
-      <w:pPr>
-        <w:pStyle w:val="a1"/>
-        <w:numPr>
-          <w:ilvl w:val="0"/>
-          <w:numId w:val="14"/>
-        </w:numPr>
-        <w:bidi w:val="0"/>
-        <w:ind w:left="425" w:hanging="425" w:leftChars="0" w:firstLineChars="0"/>
-      </w:pPr>
-      <w:r>
-        <w:t>销毁条件：达到规定存储期限且无保留必要的数据，或因业务调整不再需要的数据，可申请销毁；涉及客户隐私及法律纠纷的数据，需在满足法规要求后再进行销毁。</w:t>
-      </w:r>
-    </w:p>
-    <w:p>
-      <w:pPr>
-        <w:pStyle w:val="a1"/>
-        <w:numPr>
-          <w:ilvl w:val="0"/>
-          <w:numId w:val="14"/>
-        </w:numPr>
-        <w:bidi w:val="0"/>
-        <w:ind w:left="425" w:hanging="425" w:leftChars="0" w:firstLineChars="0"/>
-      </w:pPr>
-      <w:r>
-        <w:t>销毁流程：数据使用部门提交《服务数据销毁申请表》，说明销毁数据的类别、级别、数量及原因，经部门负责人、数据审核人批准后，由数据管理员执行销毁操作；敏感级数据的销毁需由审计监督人现场监督。</w:t>
-      </w:r>
-    </w:p>
-    <w:p>
-      <w:pPr>
-        <w:pStyle w:val="a1"/>
-        <w:numPr>
-          <w:ilvl w:val="0"/>
-          <w:numId w:val="14"/>
-        </w:numPr>
-        <w:bidi w:val="0"/>
-        <w:ind w:left="425" w:hanging="425" w:leftChars="0" w:firstLineChars="0"/>
-      </w:pPr>
-      <w:r>
-        <w:t>销毁方式：</w:t>
-      </w:r>
-      <w:r>
-        <w:br/>
-      </w:r>
-      <w:r>
-        <w:t xml:space="preserve">        电子数据：采用专业的数据销毁工具（如多次覆写、物理销毁存储介质），确保数据无法恢复；</w:t>
-      </w:r>
-    </w:p>
-    <w:p>
-      <w:pPr>
-        <w:pStyle w:val="a1"/>
-        <w:numPr>
-          <w:ilvl w:val="0"/>
-          <w:numId w:val="14"/>
-        </w:numPr>
-        <w:bidi w:val="0"/>
-        <w:ind w:left="425" w:hanging="425" w:leftChars="0" w:firstLineChars="0"/>
-      </w:pPr>
-      <w:r>
-        <w:t>纸质数据：采用粉碎、焚烧等方式销毁，严禁随意丢弃。</w:t>
-      </w:r>
-    </w:p>
-    <w:p>
-      <w:pPr>
-        <w:pStyle w:val="a1"/>
-        <w:numPr>
-          <w:ilvl w:val="0"/>
-          <w:numId w:val="14"/>
-        </w:numPr>
-        <w:bidi w:val="0"/>
-        <w:ind w:left="425" w:hanging="425" w:leftChars="0" w:firstLineChars="0"/>
-      </w:pPr>
-      <w:r>
-        <w:t>销毁记录：数据销毁后，数据管理员需填写《服务数据销毁记录表》，详细记录销毁数据信息、销毁方式、时间、执行人及监督人等信息，记录表需归档保存不少于3年</w:t>
-      </w:r>
-      <w:r>
-        <w:rPr>
-          <w:rFonts w:ascii="Arial" w:eastAsia="等线" w:hAnsi="Arial" w:cs="Arial"/>
-        </w:rPr>
-        <w:t>。</w:t>
-      </w:r>
-    </w:p>
-    <w:p>
-      <w:pPr>
-        <w:pStyle w:val="1"/>
-        <w:bidi w:val="0"/>
-      </w:pPr>
-      <w:bookmarkStart w:id="33" w:name="heading_16"/>
-      <w:bookmarkStart w:id="34" w:name="_Toc1809"/>
-      <w:r>
-        <w:t>数据安全与保密管理</w:t>
-      </w:r>
-      <w:bookmarkEnd w:id="33"/>
-      <w:bookmarkEnd w:id="34"/>
-    </w:p>
-    <w:p>
-      <w:pPr>
-        <w:pStyle w:val="a1"/>
+    </w:p>
+    <w:p>
+      <w:pPr>
+        <w:pStyle w:val="30"/>
         <w:numPr>
           <w:ilvl w:val="0"/>
           <w:numId w:val="15"/>
         </w:numPr>
         <w:bidi w:val="0"/>
-        <w:ind w:left="425" w:hanging="425" w:leftChars="0" w:firstLineChars="0"/>
-      </w:pPr>
-      <w:r>
-        <w:t>访问控制：数据管理平台需建立严格的身份认证及权限管理机制，员工需通过账号密码（定期更换）、短信验证等多因素认证方式登录；权限分配遵循“岗责匹配”原则，员工离职或岗位调整时，需在1个工作日内注销或调整其数据访问权限。</w:t>
-      </w:r>
-    </w:p>
-    <w:p>
-      <w:pPr>
-        <w:pStyle w:val="a1"/>
+        <w:ind w:left="425" w:leftChars="0" w:hanging="425" w:firstLineChars="0"/>
+      </w:pPr>
+      <w:r>
+        <w:t>销毁条件：达到规定存储期限且无保留必要的数据，或因业务调整不再需要的数据，可申请销毁；涉及客户隐私及法律纠纷的数据，需在满足法规要求后再进行销毁。</w:t>
+      </w:r>
+    </w:p>
+    <w:p>
+      <w:pPr>
+        <w:pStyle w:val="30"/>
         <w:numPr>
           <w:ilvl w:val="0"/>
           <w:numId w:val="15"/>
         </w:numPr>
         <w:bidi w:val="0"/>
-        <w:ind w:left="425" w:hanging="425" w:leftChars="0" w:firstLineChars="0"/>
-      </w:pPr>
-      <w:r>
-        <w:t>安全防护：数据存储及传输设备需安装防火墙、杀毒软件、入侵检测系统等安全防护工具，定期（每月）进行漏洞扫描及病毒查杀；敏感级数据需采用加密存储、加密传输双重保护措施，密钥由安全负责人统一管理。</w:t>
-      </w:r>
-    </w:p>
-    <w:p>
-      <w:pPr>
-        <w:pStyle w:val="a1"/>
+        <w:ind w:left="425" w:leftChars="0" w:hanging="425" w:firstLineChars="0"/>
+      </w:pPr>
+      <w:r>
+        <w:t>销毁流程：数据使用部门提交《服务数据销毁申请表》，说明销毁数据的类别、级别、数量及原因，经部门负责人、数据审核人批准后，由数据管理员执行销毁操作；敏感级数据的销毁需由审计监督人现场监督。</w:t>
+      </w:r>
+    </w:p>
+    <w:p>
+      <w:pPr>
+        <w:pStyle w:val="30"/>
         <w:numPr>
           <w:ilvl w:val="0"/>
           <w:numId w:val="15"/>
         </w:numPr>
         <w:bidi w:val="0"/>
-        <w:ind w:left="425" w:hanging="425" w:leftChars="0" w:firstLineChars="0"/>
-      </w:pPr>
-      <w:r>
-        <w:t>保密要求：全体员工需遵守数据保密规定，严禁泄露、出售或非法提供服务数据；未经批准，严禁将存储有服务数据的设备带出公司；参加外部会议或交流时，不得擅自披露敏感数据。</w:t>
-      </w:r>
-    </w:p>
-    <w:p>
-      <w:pPr>
-        <w:pStyle w:val="a1"/>
+        <w:ind w:left="425" w:leftChars="0" w:hanging="425" w:firstLineChars="0"/>
+      </w:pPr>
+      <w:r>
+        <w:t>销毁方式：</w:t>
+      </w:r>
+      <w:r>
+        <w:br w:type="textWrapping"/>
+      </w:r>
+      <w:r>
+        <w:t xml:space="preserve">        电子数据：采用专业的数据销毁工具（如多次覆写、物理销毁存储介质），确保数据无法恢复；</w:t>
+      </w:r>
+    </w:p>
+    <w:p>
+      <w:pPr>
+        <w:pStyle w:val="30"/>
         <w:numPr>
           <w:ilvl w:val="0"/>
           <w:numId w:val="15"/>
         </w:numPr>
         <w:bidi w:val="0"/>
-        <w:ind w:left="425" w:hanging="425" w:leftChars="0" w:firstLineChars="0"/>
-      </w:pPr>
-      <w:r>
-        <w:t>应急处置：安全负责人需制定《服务数据安全应急处置预案》，明确数据泄露、丢失、损坏等安全事件的应急响应流程；定期（每半年）组织应急演练，提升应急处置能力。发生安全事件时，需立即启动预案，采取隔离、止损措施，并及时向管理层汇报。</w:t>
-      </w:r>
-    </w:p>
-    <w:p>
-      <w:pPr>
-        <w:pStyle w:val="a1"/>
+        <w:ind w:left="425" w:leftChars="0" w:hanging="425" w:firstLineChars="0"/>
+      </w:pPr>
+      <w:r>
+        <w:t>纸质数据：采用粉碎、焚烧等方式销毁，严禁随意丢弃。</w:t>
+      </w:r>
+    </w:p>
+    <w:p>
+      <w:pPr>
+        <w:pStyle w:val="30"/>
         <w:numPr>
           <w:ilvl w:val="0"/>
           <w:numId w:val="15"/>
         </w:numPr>
         <w:bidi w:val="0"/>
-        <w:ind w:left="425" w:hanging="425" w:leftChars="0" w:firstLineChars="0"/>
+        <w:ind w:left="425" w:leftChars="0" w:hanging="425" w:firstLineChars="0"/>
+      </w:pPr>
+      <w:r>
+        <w:t>销毁记录：数据销毁后，数据管理员需填写《服务数据销毁记录表》，详细记录销毁数据信息、销毁方式、时间、执行人及监督人等信息，记录表需归档保存不少于3年</w:t>
+      </w:r>
+      <w:r>
+        <w:rPr>
+          <w:rFonts w:ascii="Arial" w:hAnsi="Arial" w:eastAsia="等线" w:cs="Arial"/>
+        </w:rPr>
+        <w:t>。</w:t>
+      </w:r>
+    </w:p>
+    <w:p>
+      <w:pPr>
+        <w:pStyle w:val="29"/>
+        <w:bidi w:val="0"/>
+      </w:pPr>
+      <w:bookmarkStart w:id="32" w:name="heading_16"/>
+      <w:bookmarkStart w:id="33" w:name="_Toc16406"/>
+      <w:r>
+        <w:t>数据安全与保密管理</w:t>
+      </w:r>
+      <w:bookmarkEnd w:id="32"/>
+      <w:bookmarkEnd w:id="33"/>
+    </w:p>
+    <w:p>
+      <w:pPr>
+        <w:pStyle w:val="30"/>
+        <w:numPr>
+          <w:ilvl w:val="0"/>
+          <w:numId w:val="16"/>
+        </w:numPr>
+        <w:bidi w:val="0"/>
+        <w:ind w:left="425" w:leftChars="0" w:hanging="425" w:firstLineChars="0"/>
+      </w:pPr>
+      <w:r>
+        <w:t>访问控制：数据管理平台需建立严格的身份认证及权限管理机制，员工需通过账号密码（定期更换）、短信验证等多因素认证方式登录；权限分配遵循“岗责匹配”原则，员工离职或岗位调整时，需在1个工作日内注销或调整其数据访问权限。</w:t>
+      </w:r>
+    </w:p>
+    <w:p>
+      <w:pPr>
+        <w:pStyle w:val="30"/>
+        <w:numPr>
+          <w:ilvl w:val="0"/>
+          <w:numId w:val="16"/>
+        </w:numPr>
+        <w:bidi w:val="0"/>
+        <w:ind w:left="425" w:leftChars="0" w:hanging="425" w:firstLineChars="0"/>
+      </w:pPr>
+      <w:r>
+        <w:t>安全防护：数据存储及传输设备需安装防火墙、杀毒软件、入侵检测系统等安全防护工具，定期（每月）进行漏洞扫描及病毒查杀；敏感级数据需采用加密存储、加密传输双重保护措施，密钥由安全负责人统一管理。</w:t>
+      </w:r>
+    </w:p>
+    <w:p>
+      <w:pPr>
+        <w:pStyle w:val="30"/>
+        <w:numPr>
+          <w:ilvl w:val="0"/>
+          <w:numId w:val="16"/>
+        </w:numPr>
+        <w:bidi w:val="0"/>
+        <w:ind w:left="425" w:leftChars="0" w:hanging="425" w:firstLineChars="0"/>
+      </w:pPr>
+      <w:r>
+        <w:t>保密要求：全体员工需遵守数据保密规定，严禁泄露、出售或非法提供服务数据；未经批准，严禁将存储有服务数据的设备带出公司；参加外部会议或交流时，不得擅自披露敏感数据。</w:t>
+      </w:r>
+    </w:p>
+    <w:p>
+      <w:pPr>
+        <w:pStyle w:val="30"/>
+        <w:numPr>
+          <w:ilvl w:val="0"/>
+          <w:numId w:val="16"/>
+        </w:numPr>
+        <w:bidi w:val="0"/>
+        <w:ind w:left="425" w:leftChars="0" w:hanging="425" w:firstLineChars="0"/>
+      </w:pPr>
+      <w:r>
+        <w:t>应急处置：安全负责人需制定《服务数据安全应急处置预案》，明确数据泄露、丢失、损坏等安全事件的应急响应流程；定期（每半年）组织应急演练，提升应急处置能力。发生安全事件时，需立即启动预案，采取隔离、止损措施，并及时向管理层汇报。</w:t>
+      </w:r>
+    </w:p>
+    <w:p>
+      <w:pPr>
+        <w:pStyle w:val="30"/>
+        <w:numPr>
+          <w:ilvl w:val="0"/>
+          <w:numId w:val="16"/>
+        </w:numPr>
+        <w:bidi w:val="0"/>
+        <w:ind w:left="425" w:leftChars="0" w:hanging="425" w:firstLineChars="0"/>
       </w:pPr>
       <w:r>
         <w:t>员工培训：</w:t>
@@ -6054,81 +6138,81 @@
     </w:p>
     <w:p>
       <w:pPr>
-        <w:pStyle w:val="1"/>
-        <w:bidi w:val="0"/>
-      </w:pPr>
-      <w:bookmarkStart w:id="35" w:name="_Toc23538"/>
-      <w:bookmarkStart w:id="36" w:name="heading_17"/>
+        <w:pStyle w:val="29"/>
+        <w:bidi w:val="0"/>
+      </w:pPr>
+      <w:bookmarkStart w:id="34" w:name="heading_17"/>
+      <w:bookmarkStart w:id="35" w:name="_Toc17268"/>
       <w:r>
         <w:t>数据质量管控</w:t>
       </w:r>
+      <w:bookmarkEnd w:id="34"/>
       <w:bookmarkEnd w:id="35"/>
-      <w:bookmarkEnd w:id="36"/>
-    </w:p>
-    <w:p>
-      <w:pPr>
-        <w:pStyle w:val="a1"/>
-        <w:numPr>
-          <w:ilvl w:val="0"/>
-          <w:numId w:val="16"/>
-        </w:numPr>
-        <w:bidi w:val="0"/>
-        <w:ind w:left="425" w:hanging="425" w:leftChars="0" w:firstLineChars="0"/>
-      </w:pPr>
-      <w:r>
-        <w:t>质量监控：数据管理员每日对新增数据进行质量抽检，每周形成《服务数据质量周报》；数据管理平台需具备质量监控功能，对数据异常情况（如格式错误、字段缺失）进行自动预警。</w:t>
-      </w:r>
-    </w:p>
-    <w:p>
-      <w:pPr>
-        <w:pStyle w:val="a1"/>
-        <w:numPr>
-          <w:ilvl w:val="0"/>
-          <w:numId w:val="16"/>
-        </w:numPr>
-        <w:bidi w:val="0"/>
-        <w:ind w:left="425" w:hanging="425" w:leftChars="0" w:firstLineChars="0"/>
-      </w:pPr>
-      <w:r>
-        <w:t>问题整改：发现数据质量问题后，数据管理员需在2个工作日内通知相关责任部门及人员，明确整改要求及期限；责任部门需在规定期限内完成整改，数据管理员负责复核验收。</w:t>
-      </w:r>
-    </w:p>
-    <w:p>
-      <w:pPr>
-        <w:pStyle w:val="a1"/>
-        <w:numPr>
-          <w:ilvl w:val="0"/>
-          <w:numId w:val="16"/>
-        </w:numPr>
-        <w:bidi w:val="0"/>
-        <w:ind w:left="425" w:hanging="425" w:leftChars="0" w:firstLineChars="0"/>
-      </w:pPr>
-      <w:r>
-        <w:t>持续改进：每月由数据审核人组织召开数据质量分析会，总结质量问题产生的原因，制定改进措施（如优化采集表单、加强培训等），并跟踪改进效果。</w:t>
-      </w:r>
-    </w:p>
-    <w:p>
-      <w:pPr>
-        <w:pStyle w:val="1"/>
-        <w:bidi w:val="0"/>
-      </w:pPr>
-      <w:bookmarkStart w:id="37" w:name="heading_20"/>
-      <w:bookmarkStart w:id="38" w:name="_Toc24306"/>
-      <w:r>
-        <w:t>审计与监督</w:t>
-      </w:r>
-      <w:bookmarkEnd w:id="37"/>
-      <w:bookmarkEnd w:id="38"/>
-    </w:p>
-    <w:p>
-      <w:pPr>
-        <w:pStyle w:val="a1"/>
+    </w:p>
+    <w:p>
+      <w:pPr>
+        <w:pStyle w:val="30"/>
         <w:numPr>
           <w:ilvl w:val="0"/>
           <w:numId w:val="17"/>
         </w:numPr>
         <w:bidi w:val="0"/>
-        <w:ind w:left="425" w:hanging="425" w:leftChars="0" w:firstLineChars="0"/>
+        <w:ind w:left="425" w:leftChars="0" w:hanging="425" w:firstLineChars="0"/>
+      </w:pPr>
+      <w:r>
+        <w:t>质量监控：数据管理员每日对新增数据进行质量抽检，每周形成《服务数据质量周报》；数据管理平台需具备质量监控功能，对数据异常情况（如格式错误、字段缺失）进行自动预警。</w:t>
+      </w:r>
+    </w:p>
+    <w:p>
+      <w:pPr>
+        <w:pStyle w:val="30"/>
+        <w:numPr>
+          <w:ilvl w:val="0"/>
+          <w:numId w:val="17"/>
+        </w:numPr>
+        <w:bidi w:val="0"/>
+        <w:ind w:left="425" w:leftChars="0" w:hanging="425" w:firstLineChars="0"/>
+      </w:pPr>
+      <w:r>
+        <w:t>问题整改：发现数据质量问题后，数据管理员需在2个工作日内通知相关责任部门及人员，明确整改要求及期限；责任部门需在规定期限内完成整改，数据管理员负责复核验收。</w:t>
+      </w:r>
+    </w:p>
+    <w:p>
+      <w:pPr>
+        <w:pStyle w:val="30"/>
+        <w:numPr>
+          <w:ilvl w:val="0"/>
+          <w:numId w:val="17"/>
+        </w:numPr>
+        <w:bidi w:val="0"/>
+        <w:ind w:left="425" w:leftChars="0" w:hanging="425" w:firstLineChars="0"/>
+      </w:pPr>
+      <w:r>
+        <w:t>持续改进：每月由数据审核人组织召开数据质量分析会，总结质量问题产生的原因，制定改进措施（如优化采集表单、加强培训等），并跟踪改进效果。</w:t>
+      </w:r>
+    </w:p>
+    <w:p>
+      <w:pPr>
+        <w:pStyle w:val="29"/>
+        <w:bidi w:val="0"/>
+      </w:pPr>
+      <w:bookmarkStart w:id="36" w:name="heading_20"/>
+      <w:bookmarkStart w:id="37" w:name="_Toc1130"/>
+      <w:r>
+        <w:t>审计与监督</w:t>
+      </w:r>
+      <w:bookmarkEnd w:id="36"/>
+      <w:bookmarkEnd w:id="37"/>
+    </w:p>
+    <w:p>
+      <w:pPr>
+        <w:pStyle w:val="30"/>
+        <w:numPr>
+          <w:ilvl w:val="0"/>
+          <w:numId w:val="18"/>
+        </w:numPr>
+        <w:bidi w:val="0"/>
+        <w:ind w:left="425" w:leftChars="0" w:hanging="425" w:firstLineChars="0"/>
       </w:pPr>
       <w:r>
         <w:t>定期审计：审计监督人每季度联合</w:t>
@@ -6146,13 +6230,13 @@
     </w:p>
     <w:p>
       <w:pPr>
-        <w:pStyle w:val="a1"/>
+        <w:pStyle w:val="30"/>
         <w:numPr>
           <w:ilvl w:val="0"/>
-          <w:numId w:val="17"/>
+          <w:numId w:val="18"/>
         </w:numPr>
         <w:bidi w:val="0"/>
-        <w:ind w:left="425" w:hanging="425" w:leftChars="0" w:firstLineChars="0"/>
+        <w:ind w:left="425" w:leftChars="0" w:hanging="425" w:firstLineChars="0"/>
       </w:pPr>
       <w:r>
         <w:t>专项审计：发生数据安全事件、重大数据质量问题或ITSS认证检查前，需开展专项审计，重点核查相关环节的管理情况，明确责任主体，提出整改建议。</w:t>
@@ -6160,30 +6244,30 @@
     </w:p>
     <w:p>
       <w:pPr>
-        <w:pStyle w:val="a1"/>
+        <w:pStyle w:val="30"/>
         <w:numPr>
           <w:ilvl w:val="0"/>
-          <w:numId w:val="17"/>
+          <w:numId w:val="18"/>
         </w:numPr>
         <w:bidi w:val="0"/>
-        <w:ind w:left="425" w:hanging="425" w:leftChars="0" w:firstLineChars="0"/>
+        <w:ind w:left="425" w:leftChars="0" w:hanging="425" w:firstLineChars="0"/>
       </w:pPr>
       <w:r>
         <w:t>整改跟踪：审计发现的问题需明确整改责任人、整改措施及整改期限，由审计监督人跟踪整改落实情况；整改完成后，需进行复核验收，确保问题闭环管理。对违反本制度的部门或个人，按照公司奖惩规定进行处理；造成严重后果的，追究相关法律责任</w:t>
       </w:r>
       <w:r>
         <w:rPr>
-          <w:rFonts w:ascii="Arial" w:eastAsia="等线" w:hAnsi="Arial" w:cs="Arial"/>
+          <w:rFonts w:ascii="Arial" w:hAnsi="Arial" w:eastAsia="等线" w:cs="Arial"/>
         </w:rPr>
         <w:t>。</w:t>
       </w:r>
     </w:p>
     <w:p>
       <w:pPr>
-        <w:pStyle w:val="1"/>
-        <w:bidi w:val="0"/>
-      </w:pPr>
-      <w:bookmarkStart w:id="39" w:name="_Toc24180"/>
+        <w:pStyle w:val="29"/>
+        <w:bidi w:val="0"/>
+      </w:pPr>
+      <w:bookmarkStart w:id="38" w:name="_Toc24327"/>
       <w:r>
         <w:rPr>
           <w:rFonts w:hint="eastAsia"/>
@@ -6191,21 +6275,22 @@
         </w:rPr>
         <w:t>KPI指标</w:t>
       </w:r>
-      <w:bookmarkEnd w:id="39"/>
+      <w:bookmarkEnd w:id="38"/>
     </w:p>
     <w:tbl>
       <w:tblPr>
-        <w:tblStyle w:val="TableGrid"/>
+        <w:tblStyle w:val="21"/>
         <w:tblW w:w="0" w:type="auto"/>
         <w:tblInd w:w="0" w:type="dxa"/>
         <w:tblBorders>
-          <w:top w:val="single" w:sz="4" w:space="0" w:color="auto"/>
-          <w:left w:val="single" w:sz="4" w:space="0" w:color="auto"/>
-          <w:bottom w:val="single" w:sz="4" w:space="0" w:color="auto"/>
-          <w:right w:val="single" w:sz="4" w:space="0" w:color="auto"/>
-          <w:insideH w:val="single" w:sz="4" w:space="0" w:color="auto"/>
-          <w:insideV w:val="single" w:sz="4" w:space="0" w:color="auto"/>
+          <w:top w:val="single" w:color="auto" w:sz="4" w:space="0"/>
+          <w:left w:val="single" w:color="auto" w:sz="4" w:space="0"/>
+          <w:bottom w:val="single" w:color="auto" w:sz="4" w:space="0"/>
+          <w:right w:val="single" w:color="auto" w:sz="4" w:space="0"/>
+          <w:insideH w:val="single" w:color="auto" w:sz="4" w:space="0"/>
+          <w:insideV w:val="single" w:color="auto" w:sz="4" w:space="0"/>
         </w:tblBorders>
+        <w:tblLayout w:type="autofit"/>
         <w:tblCellMar>
           <w:top w:w="0" w:type="dxa"/>
           <w:left w:w="108" w:type="dxa"/>
@@ -6221,15 +6306,13 @@
       </w:tblGrid>
       <w:tr>
         <w:tblPrEx>
-          <w:tblW w:w="0" w:type="auto"/>
-          <w:tblInd w:w="0" w:type="dxa"/>
           <w:tblBorders>
-            <w:top w:val="single" w:sz="4" w:space="0" w:color="auto"/>
-            <w:left w:val="single" w:sz="4" w:space="0" w:color="auto"/>
-            <w:bottom w:val="single" w:sz="4" w:space="0" w:color="auto"/>
-            <w:right w:val="single" w:sz="4" w:space="0" w:color="auto"/>
-            <w:insideH w:val="single" w:sz="4" w:space="0" w:color="auto"/>
-            <w:insideV w:val="single" w:sz="4" w:space="0" w:color="auto"/>
+            <w:top w:val="single" w:color="auto" w:sz="4" w:space="0"/>
+            <w:left w:val="single" w:color="auto" w:sz="4" w:space="0"/>
+            <w:bottom w:val="single" w:color="auto" w:sz="4" w:space="0"/>
+            <w:right w:val="single" w:color="auto" w:sz="4" w:space="0"/>
+            <w:insideH w:val="single" w:color="auto" w:sz="4" w:space="0"/>
+            <w:insideV w:val="single" w:color="auto" w:sz="4" w:space="0"/>
           </w:tblBorders>
           <w:tblCellMar>
             <w:top w:w="0" w:type="dxa"/>
@@ -6239,7 +6322,7 @@
           </w:tblCellMar>
         </w:tblPrEx>
         <w:trPr>
-          <w:trHeight w:val="300"/>
+          <w:trHeight w:val="300" w:hRule="atLeast"/>
         </w:trPr>
         <w:tc>
           <w:tcPr>
@@ -6247,10 +6330,10 @@
           </w:tcPr>
           <w:p>
             <w:pPr>
-              <w:pStyle w:val="a1"/>
+              <w:pStyle w:val="30"/>
               <w:widowControl w:val="0"/>
               <w:rPr>
-                <w:rFonts w:eastAsia="宋体" w:hint="default"/>
+                <w:rFonts w:hint="default" w:eastAsia="宋体"/>
                 <w:sz w:val="18"/>
                 <w:szCs w:val="18"/>
                 <w:vertAlign w:val="baseline"/>
@@ -6275,10 +6358,10 @@
           </w:tcPr>
           <w:p>
             <w:pPr>
-              <w:pStyle w:val="a1"/>
+              <w:pStyle w:val="30"/>
               <w:widowControl w:val="0"/>
               <w:rPr>
-                <w:rFonts w:eastAsia="宋体" w:hint="eastAsia"/>
+                <w:rFonts w:hint="eastAsia" w:eastAsia="宋体"/>
                 <w:sz w:val="18"/>
                 <w:szCs w:val="18"/>
                 <w:vertAlign w:val="baseline"/>
@@ -6303,10 +6386,10 @@
           </w:tcPr>
           <w:p>
             <w:pPr>
-              <w:pStyle w:val="a1"/>
+              <w:pStyle w:val="30"/>
               <w:widowControl w:val="0"/>
               <w:rPr>
-                <w:rFonts w:eastAsia="宋体" w:hint="eastAsia"/>
+                <w:rFonts w:hint="eastAsia" w:eastAsia="宋体"/>
                 <w:sz w:val="18"/>
                 <w:szCs w:val="18"/>
                 <w:vertAlign w:val="baseline"/>
@@ -6331,10 +6414,10 @@
           </w:tcPr>
           <w:p>
             <w:pPr>
-              <w:pStyle w:val="a1"/>
+              <w:pStyle w:val="30"/>
               <w:widowControl w:val="0"/>
               <w:rPr>
-                <w:rFonts w:eastAsia="宋体" w:hint="default"/>
+                <w:rFonts w:hint="default" w:eastAsia="宋体"/>
                 <w:sz w:val="18"/>
                 <w:szCs w:val="18"/>
                 <w:vertAlign w:val="baseline"/>
@@ -6356,8 +6439,14 @@
       </w:tr>
       <w:tr>
         <w:tblPrEx>
-          <w:tblW w:w="0" w:type="auto"/>
-          <w:tblInd w:w="0" w:type="dxa"/>
+          <w:tblBorders>
+            <w:top w:val="single" w:color="auto" w:sz="4" w:space="0"/>
+            <w:left w:val="single" w:color="auto" w:sz="4" w:space="0"/>
+            <w:bottom w:val="single" w:color="auto" w:sz="4" w:space="0"/>
+            <w:right w:val="single" w:color="auto" w:sz="4" w:space="0"/>
+            <w:insideH w:val="single" w:color="auto" w:sz="4" w:space="0"/>
+            <w:insideV w:val="single" w:color="auto" w:sz="4" w:space="0"/>
+          </w:tblBorders>
           <w:tblCellMar>
             <w:top w:w="0" w:type="dxa"/>
             <w:left w:w="108" w:type="dxa"/>
@@ -6371,11 +6460,11 @@
           </w:tcPr>
           <w:p>
             <w:pPr>
-              <w:pStyle w:val="a1"/>
+              <w:pStyle w:val="30"/>
               <w:widowControl w:val="0"/>
-              <w:ind w:left="0" w:firstLine="0" w:leftChars="0" w:firstLineChars="0"/>
-              <w:rPr>
-                <w:rFonts w:eastAsia="宋体" w:hint="default"/>
+              <w:ind w:left="0" w:leftChars="0" w:firstLine="0" w:firstLineChars="0"/>
+              <w:rPr>
+                <w:rFonts w:hint="default" w:eastAsia="宋体"/>
                 <w:sz w:val="18"/>
                 <w:szCs w:val="18"/>
                 <w:vertAlign w:val="baseline"/>
@@ -6400,11 +6489,11 @@
           </w:tcPr>
           <w:p>
             <w:pPr>
-              <w:pStyle w:val="a1"/>
+              <w:pStyle w:val="30"/>
               <w:widowControl w:val="0"/>
-              <w:ind w:left="0" w:firstLine="0" w:leftChars="0" w:firstLineChars="0"/>
-              <w:rPr>
-                <w:rFonts w:eastAsia="宋体" w:hint="default"/>
+              <w:ind w:left="0" w:leftChars="0" w:firstLine="0" w:firstLineChars="0"/>
+              <w:rPr>
+                <w:rFonts w:hint="default" w:eastAsia="宋体"/>
                 <w:sz w:val="18"/>
                 <w:szCs w:val="18"/>
                 <w:vertAlign w:val="baseline"/>
@@ -6429,10 +6518,10 @@
           </w:tcPr>
           <w:p>
             <w:pPr>
-              <w:pStyle w:val="a1"/>
+              <w:pStyle w:val="30"/>
               <w:widowControl w:val="0"/>
               <w:rPr>
-                <w:rFonts w:eastAsia="宋体" w:hint="default"/>
+                <w:rFonts w:hint="default" w:eastAsia="宋体"/>
                 <w:sz w:val="18"/>
                 <w:szCs w:val="18"/>
                 <w:vertAlign w:val="baseline"/>
@@ -6457,10 +6546,10 @@
           </w:tcPr>
           <w:p>
             <w:pPr>
-              <w:pStyle w:val="a1"/>
+              <w:pStyle w:val="30"/>
               <w:widowControl w:val="0"/>
               <w:rPr>
-                <w:rFonts w:eastAsia="宋体" w:hint="eastAsia"/>
+                <w:rFonts w:hint="eastAsia" w:eastAsia="宋体"/>
                 <w:sz w:val="18"/>
                 <w:szCs w:val="18"/>
                 <w:vertAlign w:val="baseline"/>
@@ -6483,12 +6572,12 @@
     </w:tbl>
     <w:p>
       <w:pPr>
-        <w:pStyle w:val="a1"/>
-      </w:pPr>
-    </w:p>
-    <w:p>
-      <w:pPr>
-        <w:pStyle w:val="a1"/>
+        <w:pStyle w:val="30"/>
+      </w:pPr>
+    </w:p>
+    <w:p>
+      <w:pPr>
+        <w:pStyle w:val="30"/>
         <w:keepNext w:val="0"/>
         <w:keepLines w:val="0"/>
         <w:pageBreakBefore w:val="0"/>
@@ -6512,23 +6601,73 @@
     <w:sectPr>
       <w:pgSz w:w="11906" w:h="16838"/>
       <w:pgMar w:top="1440" w:right="1800" w:bottom="1440" w:left="1800" w:header="851" w:footer="992" w:gutter="0"/>
-      <w:cols w:num="1" w:space="425"/>
+      <w:cols w:space="425" w:num="1"/>
       <w:docGrid w:type="lines" w:linePitch="312" w:charSpace="0"/>
     </w:sectPr>
   </w:body>
 </w:document>
 </file>
 
+<file path=word/endnotes.xml><?xml version="1.0" encoding="utf-8"?>
+<w:endnotes xmlns:wpc="http://schemas.microsoft.com/office/word/2010/wordprocessingCanvas" xmlns:mc="http://schemas.openxmlformats.org/markup-compatibility/2006" xmlns:o="urn:schemas-microsoft-com:office:office" xmlns:r="http://schemas.openxmlformats.org/officeDocument/2006/relationships" xmlns:m="http://schemas.openxmlformats.org/officeDocument/2006/math" xmlns:v="urn:schemas-microsoft-com:vml" xmlns:wp14="http://schemas.microsoft.com/office/word/2010/wordprocessingDrawing" xmlns:wp="http://schemas.openxmlformats.org/drawingml/2006/wordprocessingDrawing" xmlns:w="http://schemas.openxmlformats.org/wordprocessingml/2006/main" xmlns:w14="http://schemas.microsoft.com/office/word/2010/wordml" xmlns:w15="http://schemas.microsoft.com/office/word/2012/wordml" xmlns:w10="urn:schemas-microsoft-com:office:word" xmlns:wpg="http://schemas.microsoft.com/office/word/2010/wordprocessingGroup" xmlns:wpi="http://schemas.microsoft.com/office/word/2010/wordprocessingInk" xmlns:wne="http://schemas.microsoft.com/office/word/2006/wordml" xmlns:wps="http://schemas.microsoft.com/office/word/2010/wordprocessingShape" xmlns:wpsCustomData="http://www.wps.cn/officeDocument/2013/wpsCustomData" mc:Ignorable="w14 w15 wp14">
+  <w:endnote w:type="separator" w:id="0">
+    <w:p>
+      <w:pPr>
+        <w:spacing w:line="240" w:lineRule="auto"/>
+      </w:pPr>
+      <w:r>
+        <w:separator/>
+      </w:r>
+    </w:p>
+  </w:endnote>
+  <w:endnote w:type="continuationSeparator" w:id="1">
+    <w:p>
+      <w:pPr>
+        <w:spacing w:line="240" w:lineRule="auto"/>
+      </w:pPr>
+      <w:r>
+        <w:continuationSeparator/>
+      </w:r>
+    </w:p>
+  </w:endnote>
+</w:endnotes>
+</file>
+
+<file path=word/footnotes.xml><?xml version="1.0" encoding="utf-8"?>
+<w:footnotes xmlns:wpc="http://schemas.microsoft.com/office/word/2010/wordprocessingCanvas" xmlns:mc="http://schemas.openxmlformats.org/markup-compatibility/2006" xmlns:o="urn:schemas-microsoft-com:office:office" xmlns:r="http://schemas.openxmlformats.org/officeDocument/2006/relationships" xmlns:m="http://schemas.openxmlformats.org/officeDocument/2006/math" xmlns:v="urn:schemas-microsoft-com:vml" xmlns:wp14="http://schemas.microsoft.com/office/word/2010/wordprocessingDrawing" xmlns:wp="http://schemas.openxmlformats.org/drawingml/2006/wordprocessingDrawing" xmlns:w="http://schemas.openxmlformats.org/wordprocessingml/2006/main" xmlns:w14="http://schemas.microsoft.com/office/word/2010/wordml" xmlns:w15="http://schemas.microsoft.com/office/word/2012/wordml" xmlns:w10="urn:schemas-microsoft-com:office:word" xmlns:wpg="http://schemas.microsoft.com/office/word/2010/wordprocessingGroup" xmlns:wpi="http://schemas.microsoft.com/office/word/2010/wordprocessingInk" xmlns:wne="http://schemas.microsoft.com/office/word/2006/wordml" xmlns:wps="http://schemas.microsoft.com/office/word/2010/wordprocessingShape" xmlns:wpsCustomData="http://www.wps.cn/officeDocument/2013/wpsCustomData" mc:Ignorable="w14 w15 wp14">
+  <w:footnote w:type="separator" w:id="0">
+    <w:p>
+      <w:pPr>
+        <w:spacing w:line="360" w:lineRule="auto"/>
+      </w:pPr>
+      <w:r>
+        <w:separator/>
+      </w:r>
+    </w:p>
+  </w:footnote>
+  <w:footnote w:type="continuationSeparator" w:id="1">
+    <w:p>
+      <w:pPr>
+        <w:spacing w:line="360" w:lineRule="auto"/>
+      </w:pPr>
+      <w:r>
+        <w:continuationSeparator/>
+      </w:r>
+    </w:p>
+  </w:footnote>
+</w:footnotes>
+</file>
+
 <file path=word/numbering.xml><?xml version="1.0" encoding="utf-8"?>
-<w:numbering xmlns:wpc="http://schemas.microsoft.com/office/word/2010/wordprocessingCanvas" xmlns:mc="http://schemas.openxmlformats.org/markup-compatibility/2006" xmlns:o="urn:schemas-microsoft-com:office:office" xmlns:r="http://schemas.openxmlformats.org/officeDocument/2006/relationships" xmlns:m="http://schemas.openxmlformats.org/officeDocument/2006/math" xmlns:v="urn:schemas-microsoft-com:vml" xmlns:wp14="http://schemas.microsoft.com/office/word/2010/wordprocessingDrawing" xmlns:wp="http://schemas.openxmlformats.org/drawingml/2006/wordprocessingDrawing" xmlns:w10="urn:schemas-microsoft-com:office:word" xmlns:w="http://schemas.openxmlformats.org/wordprocessingml/2006/main" xmlns:w14="http://schemas.microsoft.com/office/word/2010/wordml" xmlns:w15="http://schemas.microsoft.com/office/word/2012/wordml" xmlns:wne="http://schemas.microsoft.com/office/word/2006/wordml" xmlns:wpg="http://schemas.microsoft.com/office/word/2010/wordprocessingGroup" xmlns:wpi="http://schemas.microsoft.com/office/word/2010/wordprocessingInk" xmlns:wps="http://schemas.microsoft.com/office/word/2010/wordprocessingShape" mc:Ignorable="w14 w15 wp14">
+<w:numbering xmlns:wpc="http://schemas.microsoft.com/office/word/2010/wordprocessingCanvas" xmlns:mc="http://schemas.openxmlformats.org/markup-compatibility/2006" xmlns:o="urn:schemas-microsoft-com:office:office" xmlns:r="http://schemas.openxmlformats.org/officeDocument/2006/relationships" xmlns:m="http://schemas.openxmlformats.org/officeDocument/2006/math" xmlns:v="urn:schemas-microsoft-com:vml" xmlns:wp14="http://schemas.microsoft.com/office/word/2010/wordprocessingDrawing" xmlns:wp="http://schemas.openxmlformats.org/drawingml/2006/wordprocessingDrawing" xmlns:w10="urn:schemas-microsoft-com:office:word" xmlns:w="http://schemas.openxmlformats.org/wordprocessingml/2006/main" xmlns:w14="http://schemas.microsoft.com/office/word/2010/wordml" xmlns:wpg="http://schemas.microsoft.com/office/word/2010/wordprocessingGroup" xmlns:wpi="http://schemas.microsoft.com/office/word/2010/wordprocessingInk" xmlns:wne="http://schemas.microsoft.com/office/word/2006/wordml" xmlns:wps="http://schemas.microsoft.com/office/word/2010/wordprocessingShape" xmlns:wpsCustomData="http://www.wps.cn/officeDocument/2013/wpsCustomData" mc:Ignorable="w14 wp14">
   <w:abstractNum w:abstractNumId="0">
     <w:nsid w:val="8E964DCE"/>
     <w:multiLevelType w:val="multilevel"/>
     <w:tmpl w:val="8E964DCE"/>
-    <w:lvl w:ilvl="0">
+    <w:lvl w:ilvl="0" w:tentative="0">
       <w:start w:val="1"/>
       <w:numFmt w:val="decimal"/>
-      <w:pStyle w:val="Heading1"/>
+      <w:pStyle w:val="2"/>
       <w:lvlText w:val="%1."/>
       <w:lvlJc w:val="left"/>
       <w:pPr>
@@ -6538,10 +6677,10 @@
         <w:rFonts w:hint="default"/>
       </w:rPr>
     </w:lvl>
-    <w:lvl w:ilvl="1">
+    <w:lvl w:ilvl="1" w:tentative="0">
       <w:start w:val="1"/>
       <w:numFmt w:val="decimal"/>
-      <w:pStyle w:val="Heading2"/>
+      <w:pStyle w:val="3"/>
       <w:lvlText w:val="%1.%2."/>
       <w:lvlJc w:val="left"/>
       <w:pPr>
@@ -6551,10 +6690,10 @@
         <w:rFonts w:hint="default"/>
       </w:rPr>
     </w:lvl>
-    <w:lvl w:ilvl="2">
+    <w:lvl w:ilvl="2" w:tentative="0">
       <w:start w:val="1"/>
       <w:numFmt w:val="decimal"/>
-      <w:pStyle w:val="Heading3"/>
+      <w:pStyle w:val="4"/>
       <w:lvlText w:val="%1.%2.%3."/>
       <w:lvlJc w:val="left"/>
       <w:pPr>
@@ -6564,10 +6703,10 @@
         <w:rFonts w:hint="default"/>
       </w:rPr>
     </w:lvl>
-    <w:lvl w:ilvl="3">
+    <w:lvl w:ilvl="3" w:tentative="0">
       <w:start w:val="1"/>
       <w:numFmt w:val="decimal"/>
-      <w:pStyle w:val="Heading4"/>
+      <w:pStyle w:val="5"/>
       <w:lvlText w:val="%1.%2.%3.%4."/>
       <w:lvlJc w:val="left"/>
       <w:pPr>
@@ -6577,10 +6716,10 @@
         <w:rFonts w:hint="default"/>
       </w:rPr>
     </w:lvl>
-    <w:lvl w:ilvl="4">
+    <w:lvl w:ilvl="4" w:tentative="0">
       <w:start w:val="1"/>
       <w:numFmt w:val="decimal"/>
-      <w:pStyle w:val="Heading5"/>
+      <w:pStyle w:val="6"/>
       <w:lvlText w:val="%1.%2.%3.%4.%5."/>
       <w:lvlJc w:val="left"/>
       <w:pPr>
@@ -6590,10 +6729,10 @@
         <w:rFonts w:hint="default"/>
       </w:rPr>
     </w:lvl>
-    <w:lvl w:ilvl="5">
+    <w:lvl w:ilvl="5" w:tentative="0">
       <w:start w:val="1"/>
       <w:numFmt w:val="decimal"/>
-      <w:pStyle w:val="Heading6"/>
+      <w:pStyle w:val="7"/>
       <w:lvlText w:val="%1.%2.%3.%4.%5.%6."/>
       <w:lvlJc w:val="left"/>
       <w:pPr>
@@ -6603,10 +6742,10 @@
         <w:rFonts w:hint="default"/>
       </w:rPr>
     </w:lvl>
-    <w:lvl w:ilvl="6">
+    <w:lvl w:ilvl="6" w:tentative="0">
       <w:start w:val="1"/>
       <w:numFmt w:val="decimal"/>
-      <w:pStyle w:val="Heading7"/>
+      <w:pStyle w:val="8"/>
       <w:lvlText w:val="%1.%2.%3.%4.%5.%6.%7."/>
       <w:lvlJc w:val="left"/>
       <w:pPr>
@@ -6616,10 +6755,10 @@
         <w:rFonts w:hint="default"/>
       </w:rPr>
     </w:lvl>
-    <w:lvl w:ilvl="7">
+    <w:lvl w:ilvl="7" w:tentative="0">
       <w:start w:val="1"/>
       <w:numFmt w:val="decimal"/>
-      <w:pStyle w:val="Heading8"/>
+      <w:pStyle w:val="9"/>
       <w:lvlText w:val="%1.%2.%3.%4.%5.%6.%7.%8."/>
       <w:lvlJc w:val="left"/>
       <w:pPr>
@@ -6629,10 +6768,10 @@
         <w:rFonts w:hint="default"/>
       </w:rPr>
     </w:lvl>
-    <w:lvl w:ilvl="8">
+    <w:lvl w:ilvl="8" w:tentative="0">
       <w:start w:val="1"/>
       <w:numFmt w:val="decimal"/>
-      <w:pStyle w:val="Heading9"/>
+      <w:pStyle w:val="10"/>
       <w:lvlText w:val="%1.%2.%3.%4.%5.%6.%7.%8.%9."/>
       <w:lvlJc w:val="left"/>
       <w:pPr>
@@ -6647,7 +6786,7 @@
     <w:nsid w:val="98FBFF61"/>
     <w:multiLevelType w:val="singleLevel"/>
     <w:tmpl w:val="98FBFF61"/>
-    <w:lvl w:ilvl="0">
+    <w:lvl w:ilvl="0" w:tentative="0">
       <w:start w:val="1"/>
       <w:numFmt w:val="decimal"/>
       <w:suff w:val="space"/>
@@ -6659,7 +6798,7 @@
     <w:nsid w:val="9FCCC679"/>
     <w:multiLevelType w:val="singleLevel"/>
     <w:tmpl w:val="9FCCC679"/>
-    <w:lvl w:ilvl="0">
+    <w:lvl w:ilvl="0" w:tentative="0">
       <w:start w:val="1"/>
       <w:numFmt w:val="decimal"/>
       <w:suff w:val="space"/>
@@ -6671,7 +6810,7 @@
     <w:nsid w:val="A34895BC"/>
     <w:multiLevelType w:val="singleLevel"/>
     <w:tmpl w:val="A34895BC"/>
-    <w:lvl w:ilvl="0">
+    <w:lvl w:ilvl="0" w:tentative="0">
       <w:start w:val="1"/>
       <w:numFmt w:val="decimal"/>
       <w:lvlText w:val="%1."/>
@@ -6688,7 +6827,7 @@
     <w:nsid w:val="B8DC68A2"/>
     <w:multiLevelType w:val="singleLevel"/>
     <w:tmpl w:val="B8DC68A2"/>
-    <w:lvl w:ilvl="0">
+    <w:lvl w:ilvl="0" w:tentative="0">
       <w:start w:val="1"/>
       <w:numFmt w:val="decimal"/>
       <w:suff w:val="space"/>
@@ -6700,7 +6839,7 @@
     <w:nsid w:val="CBE4956D"/>
     <w:multiLevelType w:val="singleLevel"/>
     <w:tmpl w:val="CBE4956D"/>
-    <w:lvl w:ilvl="0">
+    <w:lvl w:ilvl="0" w:tentative="0">
       <w:start w:val="1"/>
       <w:numFmt w:val="decimal"/>
       <w:suff w:val="space"/>
@@ -6712,7 +6851,7 @@
     <w:nsid w:val="CF57987A"/>
     <w:multiLevelType w:val="singleLevel"/>
     <w:tmpl w:val="CF57987A"/>
-    <w:lvl w:ilvl="0">
+    <w:lvl w:ilvl="0" w:tentative="0">
       <w:start w:val="1"/>
       <w:numFmt w:val="decimal"/>
       <w:lvlText w:val="%1."/>
@@ -6729,7 +6868,7 @@
     <w:nsid w:val="D076849E"/>
     <w:multiLevelType w:val="singleLevel"/>
     <w:tmpl w:val="D076849E"/>
-    <w:lvl w:ilvl="0">
+    <w:lvl w:ilvl="0" w:tentative="0">
       <w:start w:val="1"/>
       <w:numFmt w:val="decimal"/>
       <w:lvlText w:val="%1."/>
@@ -6746,7 +6885,7 @@
     <w:nsid w:val="0D1DDFB9"/>
     <w:multiLevelType w:val="singleLevel"/>
     <w:tmpl w:val="0D1DDFB9"/>
-    <w:lvl w:ilvl="0">
+    <w:lvl w:ilvl="0" w:tentative="0">
       <w:start w:val="1"/>
       <w:numFmt w:val="decimal"/>
       <w:lvlText w:val="%1."/>
@@ -6763,7 +6902,7 @@
     <w:nsid w:val="1C0D7AE1"/>
     <w:multiLevelType w:val="singleLevel"/>
     <w:tmpl w:val="1C0D7AE1"/>
-    <w:lvl w:ilvl="0">
+    <w:lvl w:ilvl="0" w:tentative="0">
       <w:start w:val="1"/>
       <w:numFmt w:val="decimal"/>
       <w:lvlText w:val="%1."/>
@@ -6780,7 +6919,7 @@
     <w:nsid w:val="2F519FC5"/>
     <w:multiLevelType w:val="singleLevel"/>
     <w:tmpl w:val="2F519FC5"/>
-    <w:lvl w:ilvl="0">
+    <w:lvl w:ilvl="0" w:tentative="0">
       <w:start w:val="1"/>
       <w:numFmt w:val="decimal"/>
       <w:lvlText w:val="%1."/>
@@ -6797,7 +6936,7 @@
     <w:nsid w:val="33A3D19E"/>
     <w:multiLevelType w:val="singleLevel"/>
     <w:tmpl w:val="33A3D19E"/>
-    <w:lvl w:ilvl="0">
+    <w:lvl w:ilvl="0" w:tentative="0">
       <w:start w:val="1"/>
       <w:numFmt w:val="decimal"/>
       <w:suff w:val="space"/>
@@ -6809,7 +6948,7 @@
     <w:nsid w:val="3636533F"/>
     <w:multiLevelType w:val="singleLevel"/>
     <w:tmpl w:val="3636533F"/>
-    <w:lvl w:ilvl="0">
+    <w:lvl w:ilvl="0" w:tentative="0">
       <w:start w:val="1"/>
       <w:numFmt w:val="decimal"/>
       <w:lvlText w:val="%1."/>
@@ -6823,16 +6962,19 @@
     </w:lvl>
   </w:abstractNum>
   <w:abstractNum w:abstractNumId="13">
-    <w:nsid w:val="5EDBC29A"/>
+    <w:nsid w:val="524D4E15"/>
     <w:multiLevelType w:val="singleLevel"/>
-    <w:tmpl w:val="5EDBC29A"/>
-    <w:lvl w:ilvl="0">
+    <w:tmpl w:val="524D4E15"/>
+    <w:lvl w:ilvl="0" w:tentative="0">
       <w:start w:val="1"/>
       <w:numFmt w:val="decimal"/>
-      <w:lvlText w:val="%1."/>
+      <w:lvlText w:val="(%1)"/>
       <w:lvlJc w:val="left"/>
       <w:pPr>
-        <w:ind w:left="425" w:hanging="425"/>
+        <w:tabs>
+          <w:tab w:val="left" w:pos="420"/>
+        </w:tabs>
+        <w:ind w:left="845" w:hanging="425"/>
       </w:pPr>
       <w:rPr>
         <w:rFonts w:hint="default"/>
@@ -6840,10 +6982,10 @@
     </w:lvl>
   </w:abstractNum>
   <w:abstractNum w:abstractNumId="14">
-    <w:nsid w:val="630966F8"/>
+    <w:nsid w:val="5EDBC29A"/>
     <w:multiLevelType w:val="singleLevel"/>
-    <w:tmpl w:val="630966F8"/>
-    <w:lvl w:ilvl="0">
+    <w:tmpl w:val="5EDBC29A"/>
+    <w:lvl w:ilvl="0" w:tentative="0">
       <w:start w:val="1"/>
       <w:numFmt w:val="decimal"/>
       <w:lvlText w:val="%1."/>
@@ -6857,10 +6999,10 @@
     </w:lvl>
   </w:abstractNum>
   <w:abstractNum w:abstractNumId="15">
-    <w:nsid w:val="67FD72C5"/>
+    <w:nsid w:val="630966F8"/>
     <w:multiLevelType w:val="singleLevel"/>
-    <w:tmpl w:val="67FD72C5"/>
-    <w:lvl w:ilvl="0">
+    <w:tmpl w:val="630966F8"/>
+    <w:lvl w:ilvl="0" w:tentative="0">
       <w:start w:val="1"/>
       <w:numFmt w:val="decimal"/>
       <w:lvlText w:val="%1."/>
@@ -6874,10 +7016,27 @@
     </w:lvl>
   </w:abstractNum>
   <w:abstractNum w:abstractNumId="16">
+    <w:nsid w:val="67FD72C5"/>
+    <w:multiLevelType w:val="singleLevel"/>
+    <w:tmpl w:val="67FD72C5"/>
+    <w:lvl w:ilvl="0" w:tentative="0">
+      <w:start w:val="1"/>
+      <w:numFmt w:val="decimal"/>
+      <w:lvlText w:val="%1."/>
+      <w:lvlJc w:val="left"/>
+      <w:pPr>
+        <w:ind w:left="425" w:hanging="425"/>
+      </w:pPr>
+      <w:rPr>
+        <w:rFonts w:hint="default"/>
+      </w:rPr>
+    </w:lvl>
+  </w:abstractNum>
+  <w:abstractNum w:abstractNumId="17">
     <w:nsid w:val="6CE3A6B1"/>
     <w:multiLevelType w:val="singleLevel"/>
     <w:tmpl w:val="6CE3A6B1"/>
-    <w:lvl w:ilvl="0">
+    <w:lvl w:ilvl="0" w:tentative="0">
       <w:start w:val="1"/>
       <w:numFmt w:val="decimal"/>
       <w:lvlText w:val="%1."/>
@@ -6894,7 +7053,7 @@
     <w:abstractNumId w:val="0"/>
   </w:num>
   <w:num w:numId="2">
-    <w:abstractNumId w:val="13"/>
+    <w:abstractNumId w:val="14"/>
   </w:num>
   <w:num w:numId="3">
     <w:abstractNumId w:val="9"/>
@@ -6915,7 +7074,7 @@
     <w:abstractNumId w:val="11"/>
   </w:num>
   <w:num w:numId="9">
-    <w:abstractNumId w:val="14"/>
+    <w:abstractNumId w:val="15"/>
   </w:num>
   <w:num w:numId="10">
     <w:abstractNumId w:val="7"/>
@@ -6924,288 +7083,293 @@
     <w:abstractNumId w:val="6"/>
   </w:num>
   <w:num w:numId="12">
-    <w:abstractNumId w:val="15"/>
+    <w:abstractNumId w:val="16"/>
   </w:num>
   <w:num w:numId="13">
     <w:abstractNumId w:val="3"/>
   </w:num>
   <w:num w:numId="14">
-    <w:abstractNumId w:val="16"/>
+    <w:abstractNumId w:val="13"/>
   </w:num>
   <w:num w:numId="15">
+    <w:abstractNumId w:val="17"/>
+  </w:num>
+  <w:num w:numId="16">
     <w:abstractNumId w:val="10"/>
   </w:num>
-  <w:num w:numId="16">
+  <w:num w:numId="17">
     <w:abstractNumId w:val="8"/>
   </w:num>
-  <w:num w:numId="17">
+  <w:num w:numId="18">
     <w:abstractNumId w:val="12"/>
   </w:num>
 </w:numbering>
 </file>
 
 <file path=word/styles.xml><?xml version="1.0" encoding="utf-8"?>
-<w:styles xmlns:mc="http://schemas.openxmlformats.org/markup-compatibility/2006" xmlns:r="http://schemas.openxmlformats.org/officeDocument/2006/relationships" xmlns:w="http://schemas.openxmlformats.org/wordprocessingml/2006/main" xmlns:w14="http://schemas.microsoft.com/office/word/2010/wordml" xmlns:w15="http://schemas.microsoft.com/office/word/2012/wordml" mc:Ignorable="w14 w15">
+<w:styles xmlns:mc="http://schemas.openxmlformats.org/markup-compatibility/2006" xmlns:o="urn:schemas-microsoft-com:office:office" xmlns:r="http://schemas.openxmlformats.org/officeDocument/2006/relationships" xmlns:m="http://schemas.openxmlformats.org/officeDocument/2006/math" xmlns:v="urn:schemas-microsoft-com:vml" xmlns:w="http://schemas.openxmlformats.org/wordprocessingml/2006/main" xmlns:w14="http://schemas.microsoft.com/office/word/2010/wordml" xmlns:w10="urn:schemas-microsoft-com:office:word" xmlns:sl="http://schemas.openxmlformats.org/schemaLibrary/2006/main" xmlns:wpsCustomData="http://www.wps.cn/officeDocument/2013/wpsCustomData" mc:Ignorable="w14">
   <w:docDefaults>
     <w:rPrDefault>
       <w:rPr>
-        <w:rFonts w:ascii="Times New Roman" w:eastAsia="宋体" w:hAnsi="Times New Roman" w:cs="Times New Roman"/>
+        <w:rFonts w:ascii="Times New Roman" w:hAnsi="Times New Roman" w:eastAsia="宋体" w:cs="Times New Roman"/>
       </w:rPr>
     </w:rPrDefault>
     <w:pPrDefault/>
   </w:docDefaults>
-  <w:latentStyles w:defLockedState="0" w:defUIPriority="99" w:defSemiHidden="1" w:defUnhideWhenUsed="1" w:defQFormat="0" w:count="260">
-    <w:lsdException w:name="Normal" w:semiHidden="0" w:uiPriority="0" w:unhideWhenUsed="0" w:qFormat="1"/>
-    <w:lsdException w:name="heading 1" w:semiHidden="0" w:uiPriority="0" w:unhideWhenUsed="0" w:qFormat="1"/>
-    <w:lsdException w:name="heading 2" w:semiHidden="0" w:uiPriority="0" w:qFormat="1"/>
-    <w:lsdException w:name="heading 3" w:uiPriority="0" w:qFormat="1"/>
-    <w:lsdException w:name="heading 4" w:semiHidden="0" w:uiPriority="0" w:qFormat="1"/>
-    <w:lsdException w:name="heading 5" w:uiPriority="0" w:qFormat="1"/>
-    <w:lsdException w:name="heading 6" w:uiPriority="0" w:qFormat="1"/>
-    <w:lsdException w:name="heading 7" w:uiPriority="0" w:qFormat="1"/>
-    <w:lsdException w:name="heading 8" w:uiPriority="0" w:qFormat="1"/>
-    <w:lsdException w:name="heading 9" w:uiPriority="0" w:qFormat="1"/>
-    <w:lsdException w:name="index 1" w:semiHidden="0" w:uiPriority="0" w:unhideWhenUsed="0"/>
-    <w:lsdException w:name="index 2" w:semiHidden="0" w:uiPriority="0" w:unhideWhenUsed="0"/>
-    <w:lsdException w:name="index 3" w:semiHidden="0" w:uiPriority="0" w:unhideWhenUsed="0"/>
-    <w:lsdException w:name="index 4" w:semiHidden="0" w:uiPriority="0" w:unhideWhenUsed="0"/>
-    <w:lsdException w:name="index 5" w:semiHidden="0" w:uiPriority="0" w:unhideWhenUsed="0"/>
-    <w:lsdException w:name="index 6" w:semiHidden="0" w:uiPriority="0" w:unhideWhenUsed="0"/>
-    <w:lsdException w:name="index 7" w:semiHidden="0" w:uiPriority="0" w:unhideWhenUsed="0"/>
-    <w:lsdException w:name="index 8" w:semiHidden="0" w:uiPriority="0" w:unhideWhenUsed="0"/>
-    <w:lsdException w:name="index 9" w:semiHidden="0" w:uiPriority="0" w:unhideWhenUsed="0"/>
-    <w:lsdException w:name="toc 1" w:semiHidden="0" w:uiPriority="0" w:unhideWhenUsed="0" w:qFormat="1"/>
-    <w:lsdException w:name="toc 2" w:semiHidden="0" w:uiPriority="0" w:unhideWhenUsed="0" w:qFormat="1"/>
-    <w:lsdException w:name="toc 3" w:semiHidden="0" w:uiPriority="0" w:unhideWhenUsed="0" w:qFormat="1"/>
-    <w:lsdException w:name="toc 4" w:semiHidden="0" w:uiPriority="0" w:unhideWhenUsed="0"/>
-    <w:lsdException w:name="toc 5" w:semiHidden="0" w:uiPriority="0" w:unhideWhenUsed="0"/>
-    <w:lsdException w:name="toc 6" w:semiHidden="0" w:uiPriority="0" w:unhideWhenUsed="0"/>
-    <w:lsdException w:name="toc 7" w:semiHidden="0" w:uiPriority="0" w:unhideWhenUsed="0"/>
-    <w:lsdException w:name="toc 8" w:semiHidden="0" w:uiPriority="0" w:unhideWhenUsed="0"/>
-    <w:lsdException w:name="toc 9" w:semiHidden="0" w:uiPriority="0" w:unhideWhenUsed="0"/>
-    <w:lsdException w:name="Normal Indent" w:semiHidden="0" w:uiPriority="0" w:unhideWhenUsed="0"/>
-    <w:lsdException w:name="footnote text" w:semiHidden="0" w:uiPriority="0" w:unhideWhenUsed="0"/>
-    <w:lsdException w:name="annotation text" w:semiHidden="0" w:uiPriority="0" w:unhideWhenUsed="0" w:qFormat="1"/>
-    <w:lsdException w:name="header" w:semiHidden="0" w:uiPriority="0" w:unhideWhenUsed="0" w:qFormat="1"/>
-    <w:lsdException w:name="footer" w:semiHidden="0" w:uiPriority="0" w:unhideWhenUsed="0" w:qFormat="1"/>
-    <w:lsdException w:name="index heading" w:semiHidden="0" w:uiPriority="0" w:unhideWhenUsed="0"/>
-    <w:lsdException w:name="caption" w:uiPriority="0" w:qFormat="1"/>
-    <w:lsdException w:name="table of figures" w:semiHidden="0" w:uiPriority="0" w:unhideWhenUsed="0"/>
-    <w:lsdException w:name="envelope address" w:semiHidden="0" w:uiPriority="0" w:unhideWhenUsed="0"/>
-    <w:lsdException w:name="envelope return" w:semiHidden="0" w:uiPriority="0" w:unhideWhenUsed="0"/>
-    <w:lsdException w:name="footnote reference" w:semiHidden="0" w:uiPriority="0" w:unhideWhenUsed="0"/>
-    <w:lsdException w:name="annotation reference" w:semiHidden="0" w:uiPriority="0" w:unhideWhenUsed="0"/>
-    <w:lsdException w:name="line number" w:semiHidden="0" w:uiPriority="0" w:unhideWhenUsed="0"/>
-    <w:lsdException w:name="page number" w:semiHidden="0" w:uiPriority="0" w:unhideWhenUsed="0"/>
-    <w:lsdException w:name="endnote reference" w:semiHidden="0" w:uiPriority="0" w:unhideWhenUsed="0"/>
-    <w:lsdException w:name="endnote text" w:semiHidden="0" w:uiPriority="0" w:unhideWhenUsed="0"/>
-    <w:lsdException w:name="table of authorities" w:semiHidden="0" w:uiPriority="0" w:unhideWhenUsed="0"/>
-    <w:lsdException w:name="macro" w:semiHidden="0" w:uiPriority="0" w:unhideWhenUsed="0"/>
-    <w:lsdException w:name="toa heading" w:semiHidden="0" w:uiPriority="0" w:unhideWhenUsed="0"/>
-    <w:lsdException w:name="List" w:semiHidden="0" w:uiPriority="0" w:unhideWhenUsed="0"/>
-    <w:lsdException w:name="List Bullet" w:semiHidden="0" w:uiPriority="0" w:unhideWhenUsed="0"/>
-    <w:lsdException w:name="List Number" w:semiHidden="0" w:uiPriority="0" w:unhideWhenUsed="0"/>
-    <w:lsdException w:name="List 2" w:semiHidden="0" w:uiPriority="0" w:unhideWhenUsed="0"/>
-    <w:lsdException w:name="List 3" w:semiHidden="0" w:uiPriority="0" w:unhideWhenUsed="0"/>
-    <w:lsdException w:name="List 4" w:semiHidden="0" w:uiPriority="0" w:unhideWhenUsed="0"/>
-    <w:lsdException w:name="List 5" w:semiHidden="0" w:uiPriority="0" w:unhideWhenUsed="0"/>
-    <w:lsdException w:name="List Bullet 2" w:semiHidden="0" w:uiPriority="0" w:unhideWhenUsed="0"/>
-    <w:lsdException w:name="List Bullet 3" w:semiHidden="0" w:uiPriority="0" w:unhideWhenUsed="0"/>
-    <w:lsdException w:name="List Bullet 4" w:semiHidden="0" w:uiPriority="0" w:unhideWhenUsed="0"/>
-    <w:lsdException w:name="List Bullet 5" w:semiHidden="0" w:uiPriority="0" w:unhideWhenUsed="0"/>
-    <w:lsdException w:name="List Number 2" w:semiHidden="0" w:uiPriority="0" w:unhideWhenUsed="0"/>
-    <w:lsdException w:name="List Number 3" w:semiHidden="0" w:uiPriority="0" w:unhideWhenUsed="0"/>
-    <w:lsdException w:name="List Number 4" w:semiHidden="0" w:uiPriority="0" w:unhideWhenUsed="0"/>
-    <w:lsdException w:name="List Number 5" w:semiHidden="0" w:uiPriority="0" w:unhideWhenUsed="0"/>
-    <w:lsdException w:name="Title" w:semiHidden="0" w:uiPriority="0" w:unhideWhenUsed="0" w:qFormat="1"/>
-    <w:lsdException w:name="Closing" w:semiHidden="0" w:uiPriority="0" w:unhideWhenUsed="0"/>
-    <w:lsdException w:name="Signature" w:semiHidden="0" w:uiPriority="0" w:unhideWhenUsed="0"/>
-    <w:lsdException w:name="Default Paragraph Font" w:uiPriority="0" w:unhideWhenUsed="0" w:qFormat="1"/>
-    <w:lsdException w:name="Body Text" w:uiPriority="0" w:unhideWhenUsed="0" w:qFormat="1"/>
-    <w:lsdException w:name="Body Text Indent" w:semiHidden="0" w:uiPriority="0" w:unhideWhenUsed="0"/>
-    <w:lsdException w:name="List Continue" w:semiHidden="0" w:uiPriority="0" w:unhideWhenUsed="0"/>
-    <w:lsdException w:name="List Continue 2" w:semiHidden="0" w:uiPriority="0" w:unhideWhenUsed="0"/>
-    <w:lsdException w:name="List Continue 3" w:semiHidden="0" w:uiPriority="0" w:unhideWhenUsed="0"/>
-    <w:lsdException w:name="List Continue 4" w:semiHidden="0" w:uiPriority="0" w:unhideWhenUsed="0"/>
-    <w:lsdException w:name="List Continue 5" w:semiHidden="0" w:uiPriority="0" w:unhideWhenUsed="0"/>
-    <w:lsdException w:name="Message Header" w:semiHidden="0" w:uiPriority="0" w:unhideWhenUsed="0"/>
-    <w:lsdException w:name="Subtitle" w:semiHidden="0" w:uiPriority="0" w:unhideWhenUsed="0" w:qFormat="1"/>
-    <w:lsdException w:name="Salutation" w:semiHidden="0" w:uiPriority="0" w:unhideWhenUsed="0"/>
-    <w:lsdException w:name="Date" w:semiHidden="0" w:uiPriority="0" w:unhideWhenUsed="0"/>
-    <w:lsdException w:name="Body Text First Indent" w:semiHidden="0" w:uiPriority="0" w:unhideWhenUsed="0"/>
-    <w:lsdException w:name="Body Text First Indent 2" w:semiHidden="0" w:uiPriority="0" w:unhideWhenUsed="0"/>
-    <w:lsdException w:name="Body Text 2" w:semiHidden="0" w:uiPriority="0" w:unhideWhenUsed="0"/>
-    <w:lsdException w:name="Body Text 3" w:semiHidden="0" w:uiPriority="0" w:unhideWhenUsed="0"/>
-    <w:lsdException w:name="Body Text Indent 2" w:semiHidden="0" w:uiPriority="0" w:unhideWhenUsed="0"/>
-    <w:lsdException w:name="Body Text Indent 3" w:semiHidden="0" w:uiPriority="0" w:unhideWhenUsed="0"/>
-    <w:lsdException w:name="Block Text" w:semiHidden="0" w:uiPriority="0" w:unhideWhenUsed="0"/>
-    <w:lsdException w:name="Hyperlink" w:semiHidden="0" w:uiPriority="0" w:unhideWhenUsed="0"/>
-    <w:lsdException w:name="FollowedHyperlink" w:semiHidden="0" w:uiPriority="0" w:unhideWhenUsed="0"/>
-    <w:lsdException w:name="Strong" w:semiHidden="0" w:uiPriority="0" w:unhideWhenUsed="0" w:qFormat="1"/>
-    <w:lsdException w:name="Emphasis" w:semiHidden="0" w:uiPriority="0" w:unhideWhenUsed="0" w:qFormat="1"/>
-    <w:lsdException w:name="Document Map" w:semiHidden="0" w:uiPriority="0" w:unhideWhenUsed="0"/>
-    <w:lsdException w:name="Plain Text" w:semiHidden="0" w:uiPriority="0" w:unhideWhenUsed="0"/>
-    <w:lsdException w:name="E-mail Signature" w:semiHidden="0" w:uiPriority="0" w:unhideWhenUsed="0"/>
-    <w:lsdException w:name="Normal (Web)" w:semiHidden="0" w:uiPriority="0" w:unhideWhenUsed="0" w:qFormat="1"/>
-    <w:lsdException w:name="HTML Acronym" w:semiHidden="0" w:uiPriority="0" w:unhideWhenUsed="0"/>
-    <w:lsdException w:name="HTML Address" w:semiHidden="0" w:uiPriority="0" w:unhideWhenUsed="0"/>
-    <w:lsdException w:name="HTML Cite" w:semiHidden="0" w:uiPriority="0" w:unhideWhenUsed="0"/>
-    <w:lsdException w:name="HTML Code" w:semiHidden="0" w:uiPriority="0" w:unhideWhenUsed="0"/>
-    <w:lsdException w:name="HTML Definition" w:semiHidden="0" w:uiPriority="0" w:unhideWhenUsed="0"/>
-    <w:lsdException w:name="HTML Keyboard" w:semiHidden="0" w:uiPriority="0" w:unhideWhenUsed="0"/>
-    <w:lsdException w:name="HTML Preformatted" w:semiHidden="0" w:uiPriority="0" w:unhideWhenUsed="0"/>
-    <w:lsdException w:name="HTML Sample" w:semiHidden="0" w:uiPriority="0" w:unhideWhenUsed="0"/>
-    <w:lsdException w:name="HTML Typewriter" w:semiHidden="0" w:uiPriority="0" w:unhideWhenUsed="0"/>
-    <w:lsdException w:name="HTML Variable" w:semiHidden="0" w:uiPriority="0" w:unhideWhenUsed="0"/>
-    <w:lsdException w:name="Normal Table" w:uiPriority="0" w:unhideWhenUsed="0" w:qFormat="1"/>
-    <w:lsdException w:name="annotation subject" w:semiHidden="0" w:uiPriority="0" w:unhideWhenUsed="0"/>
-    <w:lsdException w:name="Table Simple 1" w:semiHidden="0" w:uiPriority="0" w:unhideWhenUsed="0"/>
-    <w:lsdException w:name="Table Simple 2" w:semiHidden="0" w:uiPriority="0" w:unhideWhenUsed="0"/>
-    <w:lsdException w:name="Table Simple 3" w:semiHidden="0" w:uiPriority="0" w:unhideWhenUsed="0"/>
-    <w:lsdException w:name="Table Classic 1" w:semiHidden="0" w:uiPriority="0" w:unhideWhenUsed="0"/>
-    <w:lsdException w:name="Table Classic 2" w:semiHidden="0" w:uiPriority="0" w:unhideWhenUsed="0"/>
-    <w:lsdException w:name="Table Classic 3" w:semiHidden="0" w:uiPriority="0" w:unhideWhenUsed="0"/>
-    <w:lsdException w:name="Table Classic 4" w:semiHidden="0" w:uiPriority="0" w:unhideWhenUsed="0"/>
-    <w:lsdException w:name="Table Colorful 1" w:semiHidden="0" w:uiPriority="0" w:unhideWhenUsed="0"/>
-    <w:lsdException w:name="Table Colorful 2" w:semiHidden="0" w:uiPriority="0" w:unhideWhenUsed="0"/>
-    <w:lsdException w:name="Table Colorful 3" w:semiHidden="0" w:uiPriority="0" w:unhideWhenUsed="0"/>
-    <w:lsdException w:name="Table Columns 1" w:semiHidden="0" w:uiPriority="0" w:unhideWhenUsed="0"/>
-    <w:lsdException w:name="Table Columns 2" w:semiHidden="0" w:uiPriority="0" w:unhideWhenUsed="0"/>
-    <w:lsdException w:name="Table Columns 3" w:semiHidden="0" w:uiPriority="0" w:unhideWhenUsed="0"/>
-    <w:lsdException w:name="Table Columns 4" w:semiHidden="0" w:uiPriority="0" w:unhideWhenUsed="0"/>
-    <w:lsdException w:name="Table Columns 5" w:semiHidden="0" w:uiPriority="0" w:unhideWhenUsed="0"/>
-    <w:lsdException w:name="Table Grid 1" w:semiHidden="0" w:uiPriority="0" w:unhideWhenUsed="0"/>
-    <w:lsdException w:name="Table Grid 2" w:semiHidden="0" w:uiPriority="0" w:unhideWhenUsed="0"/>
-    <w:lsdException w:name="Table Grid 3" w:semiHidden="0" w:uiPriority="0" w:unhideWhenUsed="0"/>
-    <w:lsdException w:name="Table Grid 4" w:semiHidden="0" w:uiPriority="0" w:unhideWhenUsed="0"/>
-    <w:lsdException w:name="Table Grid 5" w:semiHidden="0" w:uiPriority="0" w:unhideWhenUsed="0"/>
-    <w:lsdException w:name="Table Grid 6" w:semiHidden="0" w:uiPriority="0" w:unhideWhenUsed="0"/>
-    <w:lsdException w:name="Table Grid 7" w:semiHidden="0" w:uiPriority="0" w:unhideWhenUsed="0"/>
-    <w:lsdException w:name="Table Grid 8" w:semiHidden="0" w:uiPriority="0" w:unhideWhenUsed="0"/>
-    <w:lsdException w:name="Table List 1" w:semiHidden="0" w:uiPriority="0" w:unhideWhenUsed="0"/>
-    <w:lsdException w:name="Table List 2" w:semiHidden="0" w:uiPriority="0" w:unhideWhenUsed="0"/>
-    <w:lsdException w:name="Table List 3" w:semiHidden="0" w:uiPriority="0" w:unhideWhenUsed="0"/>
-    <w:lsdException w:name="Table List 4" w:semiHidden="0" w:uiPriority="0" w:unhideWhenUsed="0"/>
-    <w:lsdException w:name="Table List 5" w:semiHidden="0" w:uiPriority="0" w:unhideWhenUsed="0"/>
-    <w:lsdException w:name="Table List 6" w:semiHidden="0" w:uiPriority="0" w:unhideWhenUsed="0"/>
-    <w:lsdException w:name="Table List 7" w:semiHidden="0" w:uiPriority="0" w:unhideWhenUsed="0"/>
-    <w:lsdException w:name="Table List 8" w:semiHidden="0" w:uiPriority="0" w:unhideWhenUsed="0"/>
-    <w:lsdException w:name="Table 3D effects 1" w:semiHidden="0" w:uiPriority="0" w:unhideWhenUsed="0"/>
-    <w:lsdException w:name="Table 3D effects 2" w:semiHidden="0" w:uiPriority="0" w:unhideWhenUsed="0"/>
-    <w:lsdException w:name="Table 3D effects 3" w:semiHidden="0" w:uiPriority="0" w:unhideWhenUsed="0"/>
-    <w:lsdException w:name="Table Contemporary" w:semiHidden="0" w:uiPriority="0" w:unhideWhenUsed="0"/>
-    <w:lsdException w:name="Table Elegant" w:semiHidden="0" w:uiPriority="0" w:unhideWhenUsed="0"/>
-    <w:lsdException w:name="Table Professional" w:semiHidden="0" w:uiPriority="0" w:unhideWhenUsed="0"/>
-    <w:lsdException w:name="Table Subtle 1" w:semiHidden="0" w:uiPriority="0" w:unhideWhenUsed="0"/>
-    <w:lsdException w:name="Table Subtle 2" w:semiHidden="0" w:uiPriority="0" w:unhideWhenUsed="0"/>
-    <w:lsdException w:name="Table Web 1" w:semiHidden="0" w:uiPriority="0" w:unhideWhenUsed="0"/>
-    <w:lsdException w:name="Table Web 2" w:semiHidden="0" w:uiPriority="0" w:unhideWhenUsed="0"/>
-    <w:lsdException w:name="Table Web 3" w:semiHidden="0" w:uiPriority="0" w:unhideWhenUsed="0"/>
-    <w:lsdException w:name="Balloon Text" w:semiHidden="0" w:uiPriority="0" w:unhideWhenUsed="0"/>
-    <w:lsdException w:name="Table Grid" w:semiHidden="0" w:uiPriority="0" w:unhideWhenUsed="0" w:qFormat="1"/>
-    <w:lsdException w:name="Table Theme" w:semiHidden="0" w:uiPriority="0" w:unhideWhenUsed="0"/>
-    <w:lsdException w:name="Light Shading" w:semiHidden="0" w:uiPriority="60" w:unhideWhenUsed="0"/>
-    <w:lsdException w:name="Light List" w:semiHidden="0" w:uiPriority="61" w:unhideWhenUsed="0"/>
-    <w:lsdException w:name="Light Grid" w:semiHidden="0" w:uiPriority="62" w:unhideWhenUsed="0"/>
-    <w:lsdException w:name="Medium Shading 1" w:semiHidden="0" w:uiPriority="63" w:unhideWhenUsed="0"/>
-    <w:lsdException w:name="Medium Shading 2" w:semiHidden="0" w:uiPriority="64" w:unhideWhenUsed="0"/>
-    <w:lsdException w:name="Medium List 1" w:semiHidden="0" w:uiPriority="65" w:unhideWhenUsed="0"/>
-    <w:lsdException w:name="Medium List 2" w:semiHidden="0" w:uiPriority="66" w:unhideWhenUsed="0"/>
-    <w:lsdException w:name="Medium Grid 1" w:semiHidden="0" w:uiPriority="67" w:unhideWhenUsed="0"/>
-    <w:lsdException w:name="Medium Grid 2" w:semiHidden="0" w:uiPriority="68" w:unhideWhenUsed="0"/>
-    <w:lsdException w:name="Medium Grid 3" w:semiHidden="0" w:uiPriority="69" w:unhideWhenUsed="0"/>
-    <w:lsdException w:name="Dark List" w:semiHidden="0" w:uiPriority="70" w:unhideWhenUsed="0"/>
-    <w:lsdException w:name="Colorful Shading" w:semiHidden="0" w:uiPriority="71" w:unhideWhenUsed="0"/>
-    <w:lsdException w:name="Colorful List" w:semiHidden="0" w:uiPriority="72" w:unhideWhenUsed="0"/>
-    <w:lsdException w:name="Colorful Grid" w:semiHidden="0" w:uiPriority="73" w:unhideWhenUsed="0"/>
-    <w:lsdException w:name="Light Shading Accent 1" w:semiHidden="0" w:uiPriority="60" w:unhideWhenUsed="0"/>
-    <w:lsdException w:name="Light List Accent 1" w:semiHidden="0" w:uiPriority="61" w:unhideWhenUsed="0"/>
-    <w:lsdException w:name="Light Grid Accent 1" w:semiHidden="0" w:uiPriority="62" w:unhideWhenUsed="0"/>
-    <w:lsdException w:name="Medium Shading 1 Accent 1" w:semiHidden="0" w:uiPriority="63" w:unhideWhenUsed="0"/>
-    <w:lsdException w:name="Medium Shading 2 Accent 1" w:semiHidden="0" w:uiPriority="64" w:unhideWhenUsed="0"/>
-    <w:lsdException w:name="Medium List 1 Accent 1" w:semiHidden="0" w:uiPriority="65" w:unhideWhenUsed="0"/>
-    <w:lsdException w:name="Medium List 2 Accent 1" w:semiHidden="0" w:uiPriority="66" w:unhideWhenUsed="0"/>
-    <w:lsdException w:name="Medium Grid 1 Accent 1" w:semiHidden="0" w:uiPriority="67" w:unhideWhenUsed="0"/>
-    <w:lsdException w:name="Medium Grid 2 Accent 1" w:semiHidden="0" w:uiPriority="68" w:unhideWhenUsed="0"/>
-    <w:lsdException w:name="Medium Grid 3 Accent 1" w:semiHidden="0" w:uiPriority="69" w:unhideWhenUsed="0"/>
-    <w:lsdException w:name="Dark List Accent 1" w:semiHidden="0" w:uiPriority="70" w:unhideWhenUsed="0"/>
-    <w:lsdException w:name="Colorful Shading Accent 1" w:semiHidden="0" w:uiPriority="71" w:unhideWhenUsed="0"/>
-    <w:lsdException w:name="Colorful List Accent 1" w:semiHidden="0" w:uiPriority="72" w:unhideWhenUsed="0"/>
-    <w:lsdException w:name="Colorful Grid Accent 1" w:semiHidden="0" w:uiPriority="73" w:unhideWhenUsed="0"/>
-    <w:lsdException w:name="Light Shading Accent 2" w:semiHidden="0" w:uiPriority="60" w:unhideWhenUsed="0"/>
-    <w:lsdException w:name="Light List Accent 2" w:semiHidden="0" w:uiPriority="61" w:unhideWhenUsed="0"/>
-    <w:lsdException w:name="Light Grid Accent 2" w:semiHidden="0" w:uiPriority="62" w:unhideWhenUsed="0"/>
-    <w:lsdException w:name="Medium Shading 1 Accent 2" w:semiHidden="0" w:uiPriority="63" w:unhideWhenUsed="0"/>
-    <w:lsdException w:name="Medium Shading 2 Accent 2" w:semiHidden="0" w:uiPriority="64" w:unhideWhenUsed="0"/>
-    <w:lsdException w:name="Medium List 1 Accent 2" w:semiHidden="0" w:uiPriority="65" w:unhideWhenUsed="0"/>
-    <w:lsdException w:name="Medium List 2 Accent 2" w:semiHidden="0" w:uiPriority="66" w:unhideWhenUsed="0"/>
-    <w:lsdException w:name="Medium Grid 1 Accent 2" w:semiHidden="0" w:uiPriority="67" w:unhideWhenUsed="0"/>
-    <w:lsdException w:name="Medium Grid 2 Accent 2" w:semiHidden="0" w:uiPriority="68" w:unhideWhenUsed="0"/>
-    <w:lsdException w:name="Medium Grid 3 Accent 2" w:semiHidden="0" w:uiPriority="69" w:unhideWhenUsed="0"/>
-    <w:lsdException w:name="Dark List Accent 2" w:semiHidden="0" w:uiPriority="70" w:unhideWhenUsed="0"/>
-    <w:lsdException w:name="Colorful Shading Accent 2" w:semiHidden="0" w:uiPriority="71" w:unhideWhenUsed="0"/>
-    <w:lsdException w:name="Colorful List Accent 2" w:semiHidden="0" w:uiPriority="72" w:unhideWhenUsed="0"/>
-    <w:lsdException w:name="Colorful Grid Accent 2" w:semiHidden="0" w:uiPriority="73" w:unhideWhenUsed="0"/>
-    <w:lsdException w:name="Light Shading Accent 3" w:semiHidden="0" w:uiPriority="60" w:unhideWhenUsed="0"/>
-    <w:lsdException w:name="Light List Accent 3" w:semiHidden="0" w:uiPriority="61" w:unhideWhenUsed="0"/>
-    <w:lsdException w:name="Light Grid Accent 3" w:semiHidden="0" w:uiPriority="62" w:unhideWhenUsed="0"/>
-    <w:lsdException w:name="Medium Shading 1 Accent 3" w:semiHidden="0" w:uiPriority="63" w:unhideWhenUsed="0"/>
-    <w:lsdException w:name="Medium Shading 2 Accent 3" w:semiHidden="0" w:uiPriority="64" w:unhideWhenUsed="0"/>
-    <w:lsdException w:name="Medium List 1 Accent 3" w:semiHidden="0" w:uiPriority="65" w:unhideWhenUsed="0"/>
-    <w:lsdException w:name="Medium List 2 Accent 3" w:semiHidden="0" w:uiPriority="66" w:unhideWhenUsed="0"/>
-    <w:lsdException w:name="Medium Grid 1 Accent 3" w:semiHidden="0" w:uiPriority="67" w:unhideWhenUsed="0"/>
-    <w:lsdException w:name="Medium Grid 2 Accent 3" w:semiHidden="0" w:uiPriority="68" w:unhideWhenUsed="0"/>
-    <w:lsdException w:name="Medium Grid 3 Accent 3" w:semiHidden="0" w:uiPriority="69" w:unhideWhenUsed="0"/>
-    <w:lsdException w:name="Dark List Accent 3" w:semiHidden="0" w:uiPriority="70" w:unhideWhenUsed="0"/>
-    <w:lsdException w:name="Colorful Shading Accent 3" w:semiHidden="0" w:uiPriority="71" w:unhideWhenUsed="0"/>
-    <w:lsdException w:name="Colorful List Accent 3" w:semiHidden="0" w:uiPriority="72" w:unhideWhenUsed="0"/>
-    <w:lsdException w:name="Colorful Grid Accent 3" w:semiHidden="0" w:uiPriority="73" w:unhideWhenUsed="0"/>
-    <w:lsdException w:name="Light Shading Accent 4" w:semiHidden="0" w:uiPriority="60" w:unhideWhenUsed="0"/>
-    <w:lsdException w:name="Light List Accent 4" w:semiHidden="0" w:uiPriority="61" w:unhideWhenUsed="0"/>
-    <w:lsdException w:name="Light Grid Accent 4" w:semiHidden="0" w:uiPriority="62" w:unhideWhenUsed="0"/>
-    <w:lsdException w:name="Medium Shading 1 Accent 4" w:semiHidden="0" w:uiPriority="63" w:unhideWhenUsed="0"/>
-    <w:lsdException w:name="Medium Shading 2 Accent 4" w:semiHidden="0" w:uiPriority="64" w:unhideWhenUsed="0"/>
-    <w:lsdException w:name="Medium List 1 Accent 4" w:semiHidden="0" w:uiPriority="65" w:unhideWhenUsed="0"/>
-    <w:lsdException w:name="Medium List 2 Accent 4" w:semiHidden="0" w:uiPriority="66" w:unhideWhenUsed="0"/>
-    <w:lsdException w:name="Medium Grid 1 Accent 4" w:semiHidden="0" w:uiPriority="67" w:unhideWhenUsed="0"/>
-    <w:lsdException w:name="Medium Grid 2 Accent 4" w:semiHidden="0" w:uiPriority="68" w:unhideWhenUsed="0"/>
-    <w:lsdException w:name="Medium Grid 3 Accent 4" w:semiHidden="0" w:uiPriority="69" w:unhideWhenUsed="0"/>
-    <w:lsdException w:name="Dark List Accent 4" w:semiHidden="0" w:uiPriority="70" w:unhideWhenUsed="0"/>
-    <w:lsdException w:name="Colorful Shading Accent 4" w:semiHidden="0" w:uiPriority="71" w:unhideWhenUsed="0"/>
-    <w:lsdException w:name="Colorful List Accent 4" w:semiHidden="0" w:uiPriority="72" w:unhideWhenUsed="0"/>
-    <w:lsdException w:name="Colorful Grid Accent 4" w:semiHidden="0" w:uiPriority="73" w:unhideWhenUsed="0"/>
-    <w:lsdException w:name="Light Shading Accent 5" w:semiHidden="0" w:uiPriority="60" w:unhideWhenUsed="0"/>
-    <w:lsdException w:name="Light List Accent 5" w:semiHidden="0" w:uiPriority="61" w:unhideWhenUsed="0"/>
-    <w:lsdException w:name="Light Grid Accent 5" w:semiHidden="0" w:uiPriority="62" w:unhideWhenUsed="0"/>
-    <w:lsdException w:name="Medium Shading 1 Accent 5" w:semiHidden="0" w:uiPriority="63" w:unhideWhenUsed="0"/>
-    <w:lsdException w:name="Medium Shading 2 Accent 5" w:semiHidden="0" w:uiPriority="64" w:unhideWhenUsed="0"/>
-    <w:lsdException w:name="Medium List 1 Accent 5" w:semiHidden="0" w:uiPriority="65" w:unhideWhenUsed="0"/>
-    <w:lsdException w:name="Medium List 2 Accent 5" w:semiHidden="0" w:uiPriority="66" w:unhideWhenUsed="0"/>
-    <w:lsdException w:name="Medium Grid 1 Accent 5" w:semiHidden="0" w:uiPriority="67" w:unhideWhenUsed="0"/>
-    <w:lsdException w:name="Medium Grid 2 Accent 5" w:semiHidden="0" w:uiPriority="68" w:unhideWhenUsed="0"/>
-    <w:lsdException w:name="Medium Grid 3 Accent 5" w:semiHidden="0" w:uiPriority="69" w:unhideWhenUsed="0"/>
-    <w:lsdException w:name="Dark List Accent 5" w:semiHidden="0" w:uiPriority="70" w:unhideWhenUsed="0"/>
-    <w:lsdException w:name="Colorful Shading Accent 5" w:semiHidden="0" w:uiPriority="71" w:unhideWhenUsed="0"/>
-    <w:lsdException w:name="Colorful List Accent 5" w:semiHidden="0" w:uiPriority="72" w:unhideWhenUsed="0"/>
-    <w:lsdException w:name="Colorful Grid Accent 5" w:semiHidden="0" w:uiPriority="73" w:unhideWhenUsed="0"/>
-    <w:lsdException w:name="Light Shading Accent 6" w:semiHidden="0" w:uiPriority="60" w:unhideWhenUsed="0"/>
-    <w:lsdException w:name="Light List Accent 6" w:semiHidden="0" w:uiPriority="61" w:unhideWhenUsed="0"/>
-    <w:lsdException w:name="Light Grid Accent 6" w:semiHidden="0" w:uiPriority="62" w:unhideWhenUsed="0"/>
-    <w:lsdException w:name="Medium Shading 1 Accent 6" w:semiHidden="0" w:uiPriority="63" w:unhideWhenUsed="0"/>
-    <w:lsdException w:name="Medium Shading 2 Accent 6" w:semiHidden="0" w:uiPriority="64" w:unhideWhenUsed="0"/>
-    <w:lsdException w:name="Medium List 1 Accent 6" w:semiHidden="0" w:uiPriority="65" w:unhideWhenUsed="0"/>
-    <w:lsdException w:name="Medium List 2 Accent 6" w:semiHidden="0" w:uiPriority="66" w:unhideWhenUsed="0"/>
-    <w:lsdException w:name="Medium Grid 1 Accent 6" w:semiHidden="0" w:uiPriority="67" w:unhideWhenUsed="0"/>
-    <w:lsdException w:name="Medium Grid 2 Accent 6" w:semiHidden="0" w:uiPriority="68" w:unhideWhenUsed="0"/>
-    <w:lsdException w:name="Medium Grid 3 Accent 6" w:semiHidden="0" w:uiPriority="69" w:unhideWhenUsed="0"/>
-    <w:lsdException w:name="Dark List Accent 6" w:semiHidden="0" w:uiPriority="70" w:unhideWhenUsed="0"/>
-    <w:lsdException w:name="Colorful Shading Accent 6" w:semiHidden="0" w:uiPriority="71" w:unhideWhenUsed="0"/>
-    <w:lsdException w:name="Colorful List Accent 6" w:semiHidden="0" w:uiPriority="72" w:unhideWhenUsed="0"/>
-    <w:lsdException w:name="Colorful Grid Accent 6" w:semiHidden="0" w:uiPriority="73" w:unhideWhenUsed="0"/>
+  <w:latentStyles w:count="260" w:defQFormat="0" w:defUnhideWhenUsed="1" w:defSemiHidden="1" w:defUIPriority="99" w:defLockedState="0">
+    <w:lsdException w:qFormat="1" w:unhideWhenUsed="0" w:uiPriority="0" w:semiHidden="0" w:name="Normal"/>
+    <w:lsdException w:qFormat="1" w:unhideWhenUsed="0" w:uiPriority="0" w:semiHidden="0" w:name="heading 1"/>
+    <w:lsdException w:qFormat="1" w:uiPriority="0" w:semiHidden="0" w:name="heading 2"/>
+    <w:lsdException w:qFormat="1" w:uiPriority="0" w:name="heading 3"/>
+    <w:lsdException w:qFormat="1" w:uiPriority="0" w:semiHidden="0" w:name="heading 4"/>
+    <w:lsdException w:qFormat="1" w:uiPriority="0" w:name="heading 5"/>
+    <w:lsdException w:qFormat="1" w:uiPriority="0" w:name="heading 6"/>
+    <w:lsdException w:qFormat="1" w:uiPriority="0" w:name="heading 7"/>
+    <w:lsdException w:qFormat="1" w:uiPriority="0" w:name="heading 8"/>
+    <w:lsdException w:qFormat="1" w:uiPriority="0" w:name="heading 9"/>
+    <w:lsdException w:unhideWhenUsed="0" w:uiPriority="0" w:semiHidden="0" w:name="index 1"/>
+    <w:lsdException w:unhideWhenUsed="0" w:uiPriority="0" w:semiHidden="0" w:name="index 2"/>
+    <w:lsdException w:unhideWhenUsed="0" w:uiPriority="0" w:semiHidden="0" w:name="index 3"/>
+    <w:lsdException w:unhideWhenUsed="0" w:uiPriority="0" w:semiHidden="0" w:name="index 4"/>
+    <w:lsdException w:unhideWhenUsed="0" w:uiPriority="0" w:semiHidden="0" w:name="index 5"/>
+    <w:lsdException w:unhideWhenUsed="0" w:uiPriority="0" w:semiHidden="0" w:name="index 6"/>
+    <w:lsdException w:unhideWhenUsed="0" w:uiPriority="0" w:semiHidden="0" w:name="index 7"/>
+    <w:lsdException w:unhideWhenUsed="0" w:uiPriority="0" w:semiHidden="0" w:name="index 8"/>
+    <w:lsdException w:unhideWhenUsed="0" w:uiPriority="0" w:semiHidden="0" w:name="index 9"/>
+    <w:lsdException w:qFormat="1" w:unhideWhenUsed="0" w:uiPriority="0" w:semiHidden="0" w:name="toc 1"/>
+    <w:lsdException w:qFormat="1" w:unhideWhenUsed="0" w:uiPriority="0" w:semiHidden="0" w:name="toc 2"/>
+    <w:lsdException w:qFormat="1" w:unhideWhenUsed="0" w:uiPriority="0" w:semiHidden="0" w:name="toc 3"/>
+    <w:lsdException w:unhideWhenUsed="0" w:uiPriority="0" w:semiHidden="0" w:name="toc 4"/>
+    <w:lsdException w:unhideWhenUsed="0" w:uiPriority="0" w:semiHidden="0" w:name="toc 5"/>
+    <w:lsdException w:unhideWhenUsed="0" w:uiPriority="0" w:semiHidden="0" w:name="toc 6"/>
+    <w:lsdException w:unhideWhenUsed="0" w:uiPriority="0" w:semiHidden="0" w:name="toc 7"/>
+    <w:lsdException w:unhideWhenUsed="0" w:uiPriority="0" w:semiHidden="0" w:name="toc 8"/>
+    <w:lsdException w:unhideWhenUsed="0" w:uiPriority="0" w:semiHidden="0" w:name="toc 9"/>
+    <w:lsdException w:unhideWhenUsed="0" w:uiPriority="0" w:semiHidden="0" w:name="Normal Indent"/>
+    <w:lsdException w:unhideWhenUsed="0" w:uiPriority="0" w:semiHidden="0" w:name="footnote text"/>
+    <w:lsdException w:qFormat="1" w:unhideWhenUsed="0" w:uiPriority="0" w:semiHidden="0" w:name="annotation text"/>
+    <w:lsdException w:qFormat="1" w:unhideWhenUsed="0" w:uiPriority="0" w:semiHidden="0" w:name="header"/>
+    <w:lsdException w:qFormat="1" w:unhideWhenUsed="0" w:uiPriority="0" w:semiHidden="0" w:name="footer"/>
+    <w:lsdException w:unhideWhenUsed="0" w:uiPriority="0" w:semiHidden="0" w:name="index heading"/>
+    <w:lsdException w:qFormat="1" w:uiPriority="0" w:name="caption"/>
+    <w:lsdException w:unhideWhenUsed="0" w:uiPriority="0" w:semiHidden="0" w:name="table of figures"/>
+    <w:lsdException w:unhideWhenUsed="0" w:uiPriority="0" w:semiHidden="0" w:name="envelope address"/>
+    <w:lsdException w:unhideWhenUsed="0" w:uiPriority="0" w:semiHidden="0" w:name="envelope return"/>
+    <w:lsdException w:unhideWhenUsed="0" w:uiPriority="0" w:semiHidden="0" w:name="footnote reference"/>
+    <w:lsdException w:unhideWhenUsed="0" w:uiPriority="0" w:semiHidden="0" w:name="annotation reference"/>
+    <w:lsdException w:unhideWhenUsed="0" w:uiPriority="0" w:semiHidden="0" w:name="line number"/>
+    <w:lsdException w:unhideWhenUsed="0" w:uiPriority="0" w:semiHidden="0" w:name="page number"/>
+    <w:lsdException w:unhideWhenUsed="0" w:uiPriority="0" w:semiHidden="0" w:name="endnote reference"/>
+    <w:lsdException w:unhideWhenUsed="0" w:uiPriority="0" w:semiHidden="0" w:name="endnote text"/>
+    <w:lsdException w:unhideWhenUsed="0" w:uiPriority="0" w:semiHidden="0" w:name="table of authorities"/>
+    <w:lsdException w:unhideWhenUsed="0" w:uiPriority="0" w:semiHidden="0" w:name="macro"/>
+    <w:lsdException w:unhideWhenUsed="0" w:uiPriority="0" w:semiHidden="0" w:name="toa heading"/>
+    <w:lsdException w:unhideWhenUsed="0" w:uiPriority="0" w:semiHidden="0" w:name="List"/>
+    <w:lsdException w:unhideWhenUsed="0" w:uiPriority="0" w:semiHidden="0" w:name="List Bullet"/>
+    <w:lsdException w:unhideWhenUsed="0" w:uiPriority="0" w:semiHidden="0" w:name="List Number"/>
+    <w:lsdException w:unhideWhenUsed="0" w:uiPriority="0" w:semiHidden="0" w:name="List 2"/>
+    <w:lsdException w:unhideWhenUsed="0" w:uiPriority="0" w:semiHidden="0" w:name="List 3"/>
+    <w:lsdException w:unhideWhenUsed="0" w:uiPriority="0" w:semiHidden="0" w:name="List 4"/>
+    <w:lsdException w:unhideWhenUsed="0" w:uiPriority="0" w:semiHidden="0" w:name="List 5"/>
+    <w:lsdException w:unhideWhenUsed="0" w:uiPriority="0" w:semiHidden="0" w:name="List Bullet 2"/>
+    <w:lsdException w:unhideWhenUsed="0" w:uiPriority="0" w:semiHidden="0" w:name="List Bullet 3"/>
+    <w:lsdException w:unhideWhenUsed="0" w:uiPriority="0" w:semiHidden="0" w:name="List Bullet 4"/>
+    <w:lsdException w:unhideWhenUsed="0" w:uiPriority="0" w:semiHidden="0" w:name="List Bullet 5"/>
+    <w:lsdException w:unhideWhenUsed="0" w:uiPriority="0" w:semiHidden="0" w:name="List Number 2"/>
+    <w:lsdException w:unhideWhenUsed="0" w:uiPriority="0" w:semiHidden="0" w:name="List Number 3"/>
+    <w:lsdException w:unhideWhenUsed="0" w:uiPriority="0" w:semiHidden="0" w:name="List Number 4"/>
+    <w:lsdException w:unhideWhenUsed="0" w:uiPriority="0" w:semiHidden="0" w:name="List Number 5"/>
+    <w:lsdException w:qFormat="1" w:unhideWhenUsed="0" w:uiPriority="0" w:semiHidden="0" w:name="Title"/>
+    <w:lsdException w:unhideWhenUsed="0" w:uiPriority="0" w:semiHidden="0" w:name="Closing"/>
+    <w:lsdException w:unhideWhenUsed="0" w:uiPriority="0" w:semiHidden="0" w:name="Signature"/>
+    <w:lsdException w:qFormat="1" w:unhideWhenUsed="0" w:uiPriority="0" w:name="Default Paragraph Font"/>
+    <w:lsdException w:qFormat="1" w:unhideWhenUsed="0" w:uiPriority="0" w:name="Body Text"/>
+    <w:lsdException w:unhideWhenUsed="0" w:uiPriority="0" w:semiHidden="0" w:name="Body Text Indent"/>
+    <w:lsdException w:unhideWhenUsed="0" w:uiPriority="0" w:semiHidden="0" w:name="List Continue"/>
+    <w:lsdException w:unhideWhenUsed="0" w:uiPriority="0" w:semiHidden="0" w:name="List Continue 2"/>
+    <w:lsdException w:unhideWhenUsed="0" w:uiPriority="0" w:semiHidden="0" w:name="List Continue 3"/>
+    <w:lsdException w:unhideWhenUsed="0" w:uiPriority="0" w:semiHidden="0" w:name="List Continue 4"/>
+    <w:lsdException w:unhideWhenUsed="0" w:uiPriority="0" w:semiHidden="0" w:name="List Continue 5"/>
+    <w:lsdException w:unhideWhenUsed="0" w:uiPriority="0" w:semiHidden="0" w:name="Message Header"/>
+    <w:lsdException w:qFormat="1" w:unhideWhenUsed="0" w:uiPriority="0" w:semiHidden="0" w:name="Subtitle"/>
+    <w:lsdException w:unhideWhenUsed="0" w:uiPriority="0" w:semiHidden="0" w:name="Salutation"/>
+    <w:lsdException w:unhideWhenUsed="0" w:uiPriority="0" w:semiHidden="0" w:name="Date"/>
+    <w:lsdException w:unhideWhenUsed="0" w:uiPriority="0" w:semiHidden="0" w:name="Body Text First Indent"/>
+    <w:lsdException w:unhideWhenUsed="0" w:uiPriority="0" w:semiHidden="0" w:name="Body Text First Indent 2"/>
+    <w:lsdException w:uiPriority="99" w:name="Note Heading"/>
+    <w:lsdException w:unhideWhenUsed="0" w:uiPriority="0" w:semiHidden="0" w:name="Body Text 2"/>
+    <w:lsdException w:unhideWhenUsed="0" w:uiPriority="0" w:semiHidden="0" w:name="Body Text 3"/>
+    <w:lsdException w:unhideWhenUsed="0" w:uiPriority="0" w:semiHidden="0" w:name="Body Text Indent 2"/>
+    <w:lsdException w:unhideWhenUsed="0" w:uiPriority="0" w:semiHidden="0" w:name="Body Text Indent 3"/>
+    <w:lsdException w:unhideWhenUsed="0" w:uiPriority="0" w:semiHidden="0" w:name="Block Text"/>
+    <w:lsdException w:unhideWhenUsed="0" w:uiPriority="0" w:semiHidden="0" w:name="Hyperlink"/>
+    <w:lsdException w:unhideWhenUsed="0" w:uiPriority="0" w:semiHidden="0" w:name="FollowedHyperlink"/>
+    <w:lsdException w:qFormat="1" w:unhideWhenUsed="0" w:uiPriority="0" w:semiHidden="0" w:name="Strong"/>
+    <w:lsdException w:qFormat="1" w:unhideWhenUsed="0" w:uiPriority="0" w:semiHidden="0" w:name="Emphasis"/>
+    <w:lsdException w:unhideWhenUsed="0" w:uiPriority="0" w:semiHidden="0" w:name="Document Map"/>
+    <w:lsdException w:unhideWhenUsed="0" w:uiPriority="0" w:semiHidden="0" w:name="Plain Text"/>
+    <w:lsdException w:unhideWhenUsed="0" w:uiPriority="0" w:semiHidden="0" w:name="E-mail Signature"/>
+    <w:lsdException w:qFormat="1" w:unhideWhenUsed="0" w:uiPriority="0" w:semiHidden="0" w:name="Normal (Web)"/>
+    <w:lsdException w:unhideWhenUsed="0" w:uiPriority="0" w:semiHidden="0" w:name="HTML Acronym"/>
+    <w:lsdException w:unhideWhenUsed="0" w:uiPriority="0" w:semiHidden="0" w:name="HTML Address"/>
+    <w:lsdException w:unhideWhenUsed="0" w:uiPriority="0" w:semiHidden="0" w:name="HTML Cite"/>
+    <w:lsdException w:unhideWhenUsed="0" w:uiPriority="0" w:semiHidden="0" w:name="HTML Code"/>
+    <w:lsdException w:unhideWhenUsed="0" w:uiPriority="0" w:semiHidden="0" w:name="HTML Definition"/>
+    <w:lsdException w:unhideWhenUsed="0" w:uiPriority="0" w:semiHidden="0" w:name="HTML Keyboard"/>
+    <w:lsdException w:unhideWhenUsed="0" w:uiPriority="0" w:semiHidden="0" w:name="HTML Preformatted"/>
+    <w:lsdException w:unhideWhenUsed="0" w:uiPriority="0" w:semiHidden="0" w:name="HTML Sample"/>
+    <w:lsdException w:unhideWhenUsed="0" w:uiPriority="0" w:semiHidden="0" w:name="HTML Typewriter"/>
+    <w:lsdException w:unhideWhenUsed="0" w:uiPriority="0" w:semiHidden="0" w:name="HTML Variable"/>
+    <w:lsdException w:qFormat="1" w:unhideWhenUsed="0" w:uiPriority="0" w:name="Normal Table"/>
+    <w:lsdException w:unhideWhenUsed="0" w:uiPriority="0" w:semiHidden="0" w:name="annotation subject"/>
+    <w:lsdException w:unhideWhenUsed="0" w:uiPriority="0" w:semiHidden="0" w:name="Table Simple 1"/>
+    <w:lsdException w:unhideWhenUsed="0" w:uiPriority="0" w:semiHidden="0" w:name="Table Simple 2"/>
+    <w:lsdException w:unhideWhenUsed="0" w:uiPriority="0" w:semiHidden="0" w:name="Table Simple 3"/>
+    <w:lsdException w:unhideWhenUsed="0" w:uiPriority="0" w:semiHidden="0" w:name="Table Classic 1"/>
+    <w:lsdException w:unhideWhenUsed="0" w:uiPriority="0" w:semiHidden="0" w:name="Table Classic 2"/>
+    <w:lsdException w:unhideWhenUsed="0" w:uiPriority="0" w:semiHidden="0" w:name="Table Classic 3"/>
+    <w:lsdException w:unhideWhenUsed="0" w:uiPriority="0" w:semiHidden="0" w:name="Table Classic 4"/>
+    <w:lsdException w:unhideWhenUsed="0" w:uiPriority="0" w:semiHidden="0" w:name="Table Colorful 1"/>
+    <w:lsdException w:unhideWhenUsed="0" w:uiPriority="0" w:semiHidden="0" w:name="Table Colorful 2"/>
+    <w:lsdException w:unhideWhenUsed="0" w:uiPriority="0" w:semiHidden="0" w:name="Table Colorful 3"/>
+    <w:lsdException w:unhideWhenUsed="0" w:uiPriority="0" w:semiHidden="0" w:name="Table Columns 1"/>
+    <w:lsdException w:unhideWhenUsed="0" w:uiPriority="0" w:semiHidden="0" w:name="Table Columns 2"/>
+    <w:lsdException w:unhideWhenUsed="0" w:uiPriority="0" w:semiHidden="0" w:name="Table Columns 3"/>
+    <w:lsdException w:unhideWhenUsed="0" w:uiPriority="0" w:semiHidden="0" w:name="Table Columns 4"/>
+    <w:lsdException w:unhideWhenUsed="0" w:uiPriority="0" w:semiHidden="0" w:name="Table Columns 5"/>
+    <w:lsdException w:unhideWhenUsed="0" w:uiPriority="0" w:semiHidden="0" w:name="Table Grid 1"/>
+    <w:lsdException w:unhideWhenUsed="0" w:uiPriority="0" w:semiHidden="0" w:name="Table Grid 2"/>
+    <w:lsdException w:unhideWhenUsed="0" w:uiPriority="0" w:semiHidden="0" w:name="Table Grid 3"/>
+    <w:lsdException w:unhideWhenUsed="0" w:uiPriority="0" w:semiHidden="0" w:name="Table Grid 4"/>
+    <w:lsdException w:unhideWhenUsed="0" w:uiPriority="0" w:semiHidden="0" w:name="Table Grid 5"/>
+    <w:lsdException w:unhideWhenUsed="0" w:uiPriority="0" w:semiHidden="0" w:name="Table Grid 6"/>
+    <w:lsdException w:unhideWhenUsed="0" w:uiPriority="0" w:semiHidden="0" w:name="Table Grid 7"/>
+    <w:lsdException w:unhideWhenUsed="0" w:uiPriority="0" w:semiHidden="0" w:name="Table Grid 8"/>
+    <w:lsdException w:unhideWhenUsed="0" w:uiPriority="0" w:semiHidden="0" w:name="Table List 1"/>
+    <w:lsdException w:unhideWhenUsed="0" w:uiPriority="0" w:semiHidden="0" w:name="Table List 2"/>
+    <w:lsdException w:unhideWhenUsed="0" w:uiPriority="0" w:semiHidden="0" w:name="Table List 3"/>
+    <w:lsdException w:unhideWhenUsed="0" w:uiPriority="0" w:semiHidden="0" w:name="Table List 4"/>
+    <w:lsdException w:unhideWhenUsed="0" w:uiPriority="0" w:semiHidden="0" w:name="Table List 5"/>
+    <w:lsdException w:unhideWhenUsed="0" w:uiPriority="0" w:semiHidden="0" w:name="Table List 6"/>
+    <w:lsdException w:unhideWhenUsed="0" w:uiPriority="0" w:semiHidden="0" w:name="Table List 7"/>
+    <w:lsdException w:unhideWhenUsed="0" w:uiPriority="0" w:semiHidden="0" w:name="Table List 8"/>
+    <w:lsdException w:unhideWhenUsed="0" w:uiPriority="0" w:semiHidden="0" w:name="Table 3D effects 1"/>
+    <w:lsdException w:unhideWhenUsed="0" w:uiPriority="0" w:semiHidden="0" w:name="Table 3D effects 2"/>
+    <w:lsdException w:unhideWhenUsed="0" w:uiPriority="0" w:semiHidden="0" w:name="Table 3D effects 3"/>
+    <w:lsdException w:unhideWhenUsed="0" w:uiPriority="0" w:semiHidden="0" w:name="Table Contemporary"/>
+    <w:lsdException w:unhideWhenUsed="0" w:uiPriority="0" w:semiHidden="0" w:name="Table Elegant"/>
+    <w:lsdException w:unhideWhenUsed="0" w:uiPriority="0" w:semiHidden="0" w:name="Table Professional"/>
+    <w:lsdException w:unhideWhenUsed="0" w:uiPriority="0" w:semiHidden="0" w:name="Table Subtle 1"/>
+    <w:lsdException w:unhideWhenUsed="0" w:uiPriority="0" w:semiHidden="0" w:name="Table Subtle 2"/>
+    <w:lsdException w:unhideWhenUsed="0" w:uiPriority="0" w:semiHidden="0" w:name="Table Web 1"/>
+    <w:lsdException w:unhideWhenUsed="0" w:uiPriority="0" w:semiHidden="0" w:name="Table Web 2"/>
+    <w:lsdException w:unhideWhenUsed="0" w:uiPriority="0" w:semiHidden="0" w:name="Table Web 3"/>
+    <w:lsdException w:unhideWhenUsed="0" w:uiPriority="0" w:semiHidden="0" w:name="Balloon Text"/>
+    <w:lsdException w:qFormat="1" w:unhideWhenUsed="0" w:uiPriority="0" w:semiHidden="0" w:name="Table Grid"/>
+    <w:lsdException w:unhideWhenUsed="0" w:uiPriority="0" w:semiHidden="0" w:name="Table Theme"/>
+    <w:lsdException w:unhideWhenUsed="0" w:uiPriority="60" w:semiHidden="0" w:name="Light Shading"/>
+    <w:lsdException w:unhideWhenUsed="0" w:uiPriority="61" w:semiHidden="0" w:name="Light List"/>
+    <w:lsdException w:unhideWhenUsed="0" w:uiPriority="62" w:semiHidden="0" w:name="Light Grid"/>
+    <w:lsdException w:unhideWhenUsed="0" w:uiPriority="63" w:semiHidden="0" w:name="Medium Shading 1"/>
+    <w:lsdException w:unhideWhenUsed="0" w:uiPriority="64" w:semiHidden="0" w:name="Medium Shading 2"/>
+    <w:lsdException w:unhideWhenUsed="0" w:uiPriority="65" w:semiHidden="0" w:name="Medium List 1"/>
+    <w:lsdException w:unhideWhenUsed="0" w:uiPriority="66" w:semiHidden="0" w:name="Medium List 2"/>
+    <w:lsdException w:unhideWhenUsed="0" w:uiPriority="67" w:semiHidden="0" w:name="Medium Grid 1"/>
+    <w:lsdException w:unhideWhenUsed="0" w:uiPriority="68" w:semiHidden="0" w:name="Medium Grid 2"/>
+    <w:lsdException w:unhideWhenUsed="0" w:uiPriority="69" w:semiHidden="0" w:name="Medium Grid 3"/>
+    <w:lsdException w:unhideWhenUsed="0" w:uiPriority="70" w:semiHidden="0" w:name="Dark List"/>
+    <w:lsdException w:unhideWhenUsed="0" w:uiPriority="71" w:semiHidden="0" w:name="Colorful Shading"/>
+    <w:lsdException w:unhideWhenUsed="0" w:uiPriority="72" w:semiHidden="0" w:name="Colorful List"/>
+    <w:lsdException w:unhideWhenUsed="0" w:uiPriority="73" w:semiHidden="0" w:name="Colorful Grid"/>
+    <w:lsdException w:unhideWhenUsed="0" w:uiPriority="60" w:semiHidden="0" w:name="Light Shading Accent 1"/>
+    <w:lsdException w:unhideWhenUsed="0" w:uiPriority="61" w:semiHidden="0" w:name="Light List Accent 1"/>
+    <w:lsdException w:unhideWhenUsed="0" w:uiPriority="62" w:semiHidden="0" w:name="Light Grid Accent 1"/>
+    <w:lsdException w:unhideWhenUsed="0" w:uiPriority="63" w:semiHidden="0" w:name="Medium Shading 1 Accent 1"/>
+    <w:lsdException w:unhideWhenUsed="0" w:uiPriority="64" w:semiHidden="0" w:name="Medium Shading 2 Accent 1"/>
+    <w:lsdException w:unhideWhenUsed="0" w:uiPriority="65" w:semiHidden="0" w:name="Medium List 1 Accent 1"/>
+    <w:lsdException w:unhideWhenUsed="0" w:uiPriority="66" w:semiHidden="0" w:name="Medium List 2 Accent 1"/>
+    <w:lsdException w:unhideWhenUsed="0" w:uiPriority="67" w:semiHidden="0" w:name="Medium Grid 1 Accent 1"/>
+    <w:lsdException w:unhideWhenUsed="0" w:uiPriority="68" w:semiHidden="0" w:name="Medium Grid 2 Accent 1"/>
+    <w:lsdException w:unhideWhenUsed="0" w:uiPriority="69" w:semiHidden="0" w:name="Medium Grid 3 Accent 1"/>
+    <w:lsdException w:unhideWhenUsed="0" w:uiPriority="70" w:semiHidden="0" w:name="Dark List Accent 1"/>
+    <w:lsdException w:unhideWhenUsed="0" w:uiPriority="71" w:semiHidden="0" w:name="Colorful Shading Accent 1"/>
+    <w:lsdException w:unhideWhenUsed="0" w:uiPriority="72" w:semiHidden="0" w:name="Colorful List Accent 1"/>
+    <w:lsdException w:unhideWhenUsed="0" w:uiPriority="73" w:semiHidden="0" w:name="Colorful Grid Accent 1"/>
+    <w:lsdException w:unhideWhenUsed="0" w:uiPriority="60" w:semiHidden="0" w:name="Light Shading Accent 2"/>
+    <w:lsdException w:unhideWhenUsed="0" w:uiPriority="61" w:semiHidden="0" w:name="Light List Accent 2"/>
+    <w:lsdException w:unhideWhenUsed="0" w:uiPriority="62" w:semiHidden="0" w:name="Light Grid Accent 2"/>
+    <w:lsdException w:unhideWhenUsed="0" w:uiPriority="63" w:semiHidden="0" w:name="Medium Shading 1 Accent 2"/>
+    <w:lsdException w:unhideWhenUsed="0" w:uiPriority="64" w:semiHidden="0" w:name="Medium Shading 2 Accent 2"/>
+    <w:lsdException w:unhideWhenUsed="0" w:uiPriority="65" w:semiHidden="0" w:name="Medium List 1 Accent 2"/>
+    <w:lsdException w:unhideWhenUsed="0" w:uiPriority="66" w:semiHidden="0" w:name="Medium List 2 Accent 2"/>
+    <w:lsdException w:unhideWhenUsed="0" w:uiPriority="67" w:semiHidden="0" w:name="Medium Grid 1 Accent 2"/>
+    <w:lsdException w:unhideWhenUsed="0" w:uiPriority="68" w:semiHidden="0" w:name="Medium Grid 2 Accent 2"/>
+    <w:lsdException w:unhideWhenUsed="0" w:uiPriority="69" w:semiHidden="0" w:name="Medium Grid 3 Accent 2"/>
+    <w:lsdException w:unhideWhenUsed="0" w:uiPriority="70" w:semiHidden="0" w:name="Dark List Accent 2"/>
+    <w:lsdException w:unhideWhenUsed="0" w:uiPriority="71" w:semiHidden="0" w:name="Colorful Shading Accent 2"/>
+    <w:lsdException w:unhideWhenUsed="0" w:uiPriority="72" w:semiHidden="0" w:name="Colorful List Accent 2"/>
+    <w:lsdException w:unhideWhenUsed="0" w:uiPriority="73" w:semiHidden="0" w:name="Colorful Grid Accent 2"/>
+    <w:lsdException w:unhideWhenUsed="0" w:uiPriority="60" w:semiHidden="0" w:name="Light Shading Accent 3"/>
+    <w:lsdException w:unhideWhenUsed="0" w:uiPriority="61" w:semiHidden="0" w:name="Light List Accent 3"/>
+    <w:lsdException w:unhideWhenUsed="0" w:uiPriority="62" w:semiHidden="0" w:name="Light Grid Accent 3"/>
+    <w:lsdException w:unhideWhenUsed="0" w:uiPriority="63" w:semiHidden="0" w:name="Medium Shading 1 Accent 3"/>
+    <w:lsdException w:unhideWhenUsed="0" w:uiPriority="64" w:semiHidden="0" w:name="Medium Shading 2 Accent 3"/>
+    <w:lsdException w:unhideWhenUsed="0" w:uiPriority="65" w:semiHidden="0" w:name="Medium List 1 Accent 3"/>
+    <w:lsdException w:unhideWhenUsed="0" w:uiPriority="66" w:semiHidden="0" w:name="Medium List 2 Accent 3"/>
+    <w:lsdException w:unhideWhenUsed="0" w:uiPriority="67" w:semiHidden="0" w:name="Medium Grid 1 Accent 3"/>
+    <w:lsdException w:unhideWhenUsed="0" w:uiPriority="68" w:semiHidden="0" w:name="Medium Grid 2 Accent 3"/>
+    <w:lsdException w:unhideWhenUsed="0" w:uiPriority="69" w:semiHidden="0" w:name="Medium Grid 3 Accent 3"/>
+    <w:lsdException w:unhideWhenUsed="0" w:uiPriority="70" w:semiHidden="0" w:name="Dark List Accent 3"/>
+    <w:lsdException w:unhideWhenUsed="0" w:uiPriority="71" w:semiHidden="0" w:name="Colorful Shading Accent 3"/>
+    <w:lsdException w:unhideWhenUsed="0" w:uiPriority="72" w:semiHidden="0" w:name="Colorful List Accent 3"/>
+    <w:lsdException w:unhideWhenUsed="0" w:uiPriority="73" w:semiHidden="0" w:name="Colorful Grid Accent 3"/>
+    <w:lsdException w:unhideWhenUsed="0" w:uiPriority="60" w:semiHidden="0" w:name="Light Shading Accent 4"/>
+    <w:lsdException w:unhideWhenUsed="0" w:uiPriority="61" w:semiHidden="0" w:name="Light List Accent 4"/>
+    <w:lsdException w:unhideWhenUsed="0" w:uiPriority="62" w:semiHidden="0" w:name="Light Grid Accent 4"/>
+    <w:lsdException w:unhideWhenUsed="0" w:uiPriority="63" w:semiHidden="0" w:name="Medium Shading 1 Accent 4"/>
+    <w:lsdException w:unhideWhenUsed="0" w:uiPriority="64" w:semiHidden="0" w:name="Medium Shading 2 Accent 4"/>
+    <w:lsdException w:unhideWhenUsed="0" w:uiPriority="65" w:semiHidden="0" w:name="Medium List 1 Accent 4"/>
+    <w:lsdException w:unhideWhenUsed="0" w:uiPriority="66" w:semiHidden="0" w:name="Medium List 2 Accent 4"/>
+    <w:lsdException w:unhideWhenUsed="0" w:uiPriority="67" w:semiHidden="0" w:name="Medium Grid 1 Accent 4"/>
+    <w:lsdException w:unhideWhenUsed="0" w:uiPriority="68" w:semiHidden="0" w:name="Medium Grid 2 Accent 4"/>
+    <w:lsdException w:unhideWhenUsed="0" w:uiPriority="69" w:semiHidden="0" w:name="Medium Grid 3 Accent 4"/>
+    <w:lsdException w:unhideWhenUsed="0" w:uiPriority="70" w:semiHidden="0" w:name="Dark List Accent 4"/>
+    <w:lsdException w:unhideWhenUsed="0" w:uiPriority="71" w:semiHidden="0" w:name="Colorful Shading Accent 4"/>
+    <w:lsdException w:unhideWhenUsed="0" w:uiPriority="72" w:semiHidden="0" w:name="Colorful List Accent 4"/>
+    <w:lsdException w:unhideWhenUsed="0" w:uiPriority="73" w:semiHidden="0" w:name="Colorful Grid Accent 4"/>
+    <w:lsdException w:unhideWhenUsed="0" w:uiPriority="60" w:semiHidden="0" w:name="Light Shading Accent 5"/>
+    <w:lsdException w:unhideWhenUsed="0" w:uiPriority="61" w:semiHidden="0" w:name="Light List Accent 5"/>
+    <w:lsdException w:unhideWhenUsed="0" w:uiPriority="62" w:semiHidden="0" w:name="Light Grid Accent 5"/>
+    <w:lsdException w:unhideWhenUsed="0" w:uiPriority="63" w:semiHidden="0" w:name="Medium Shading 1 Accent 5"/>
+    <w:lsdException w:unhideWhenUsed="0" w:uiPriority="64" w:semiHidden="0" w:name="Medium Shading 2 Accent 5"/>
+    <w:lsdException w:unhideWhenUsed="0" w:uiPriority="65" w:semiHidden="0" w:name="Medium List 1 Accent 5"/>
+    <w:lsdException w:unhideWhenUsed="0" w:uiPriority="66" w:semiHidden="0" w:name="Medium List 2 Accent 5"/>
+    <w:lsdException w:unhideWhenUsed="0" w:uiPriority="67" w:semiHidden="0" w:name="Medium Grid 1 Accent 5"/>
+    <w:lsdException w:unhideWhenUsed="0" w:uiPriority="68" w:semiHidden="0" w:name="Medium Grid 2 Accent 5"/>
+    <w:lsdException w:unhideWhenUsed="0" w:uiPriority="69" w:semiHidden="0" w:name="Medium Grid 3 Accent 5"/>
+    <w:lsdException w:unhideWhenUsed="0" w:uiPriority="70" w:semiHidden="0" w:name="Dark List Accent 5"/>
+    <w:lsdException w:unhideWhenUsed="0" w:uiPriority="71" w:semiHidden="0" w:name="Colorful Shading Accent 5"/>
+    <w:lsdException w:unhideWhenUsed="0" w:uiPriority="72" w:semiHidden="0" w:name="Colorful List Accent 5"/>
+    <w:lsdException w:unhideWhenUsed="0" w:uiPriority="73" w:semiHidden="0" w:name="Colorful Grid Accent 5"/>
+    <w:lsdException w:unhideWhenUsed="0" w:uiPriority="60" w:semiHidden="0" w:name="Light Shading Accent 6"/>
+    <w:lsdException w:unhideWhenUsed="0" w:uiPriority="61" w:semiHidden="0" w:name="Light List Accent 6"/>
+    <w:lsdException w:unhideWhenUsed="0" w:uiPriority="62" w:semiHidden="0" w:name="Light Grid Accent 6"/>
+    <w:lsdException w:unhideWhenUsed="0" w:uiPriority="63" w:semiHidden="0" w:name="Medium Shading 1 Accent 6"/>
+    <w:lsdException w:unhideWhenUsed="0" w:uiPriority="64" w:semiHidden="0" w:name="Medium Shading 2 Accent 6"/>
+    <w:lsdException w:unhideWhenUsed="0" w:uiPriority="65" w:semiHidden="0" w:name="Medium List 1 Accent 6"/>
+    <w:lsdException w:unhideWhenUsed="0" w:uiPriority="66" w:semiHidden="0" w:name="Medium List 2 Accent 6"/>
+    <w:lsdException w:unhideWhenUsed="0" w:uiPriority="67" w:semiHidden="0" w:name="Medium Grid 1 Accent 6"/>
+    <w:lsdException w:unhideWhenUsed="0" w:uiPriority="68" w:semiHidden="0" w:name="Medium Grid 2 Accent 6"/>
+    <w:lsdException w:unhideWhenUsed="0" w:uiPriority="69" w:semiHidden="0" w:name="Medium Grid 3 Accent 6"/>
+    <w:lsdException w:unhideWhenUsed="0" w:uiPriority="70" w:semiHidden="0" w:name="Dark List Accent 6"/>
+    <w:lsdException w:unhideWhenUsed="0" w:uiPriority="71" w:semiHidden="0" w:name="Colorful Shading Accent 6"/>
+    <w:lsdException w:unhideWhenUsed="0" w:uiPriority="72" w:semiHidden="0" w:name="Colorful List Accent 6"/>
+    <w:lsdException w:unhideWhenUsed="0" w:uiPriority="73" w:semiHidden="0" w:name="Colorful Grid Accent 6"/>
   </w:latentStyles>
-  <w:style w:type="paragraph" w:default="1" w:styleId="Normal">
+  <w:style w:type="paragraph" w:default="1" w:styleId="1">
     <w:name w:val="Normal"/>
     <w:qFormat/>
+    <w:uiPriority w:val="0"/>
     <w:pPr>
       <w:kinsoku w:val="0"/>
       <w:autoSpaceDE w:val="0"/>
@@ -7217,7 +7381,7 @@
       <w:textAlignment w:val="baseline"/>
     </w:pPr>
     <w:rPr>
-      <w:rFonts w:ascii="Arial" w:eastAsia="宋体" w:hAnsi="Arial" w:cs="Arial"/>
+      <w:rFonts w:ascii="Arial" w:hAnsi="Arial" w:eastAsia="宋体" w:cs="Arial"/>
       <w:snapToGrid w:val="0"/>
       <w:color w:val="000000"/>
       <w:kern w:val="0"/>
@@ -7226,11 +7390,12 @@
       <w:lang w:val="en-US" w:eastAsia="en-US" w:bidi="ar-SA"/>
     </w:rPr>
   </w:style>
-  <w:style w:type="paragraph" w:styleId="Heading1">
+  <w:style w:type="paragraph" w:styleId="2">
     <w:name w:val="heading 1"/>
-    <w:basedOn w:val="Normal"/>
-    <w:next w:val="Normal"/>
+    <w:basedOn w:val="1"/>
+    <w:next w:val="1"/>
     <w:qFormat/>
+    <w:uiPriority w:val="0"/>
     <w:pPr>
       <w:keepNext/>
       <w:keepLines/>
@@ -7248,12 +7413,13 @@
       <w:sz w:val="44"/>
     </w:rPr>
   </w:style>
-  <w:style w:type="paragraph" w:styleId="Heading2">
+  <w:style w:type="paragraph" w:styleId="3">
     <w:name w:val="heading 2"/>
-    <w:basedOn w:val="Normal"/>
-    <w:next w:val="Normal"/>
+    <w:basedOn w:val="1"/>
+    <w:next w:val="1"/>
     <w:unhideWhenUsed/>
     <w:qFormat/>
+    <w:uiPriority w:val="0"/>
     <w:pPr>
       <w:keepNext/>
       <w:keepLines/>
@@ -7266,18 +7432,19 @@
       <w:outlineLvl w:val="1"/>
     </w:pPr>
     <w:rPr>
-      <w:rFonts w:ascii="Arial" w:eastAsia="黑体" w:hAnsi="Arial"/>
+      <w:rFonts w:ascii="Arial" w:hAnsi="Arial" w:eastAsia="黑体"/>
       <w:b/>
       <w:sz w:val="32"/>
     </w:rPr>
   </w:style>
-  <w:style w:type="paragraph" w:styleId="Heading3">
+  <w:style w:type="paragraph" w:styleId="4">
     <w:name w:val="heading 3"/>
-    <w:basedOn w:val="Normal"/>
-    <w:next w:val="Normal"/>
+    <w:basedOn w:val="1"/>
+    <w:next w:val="1"/>
     <w:semiHidden/>
     <w:unhideWhenUsed/>
     <w:qFormat/>
+    <w:uiPriority w:val="0"/>
     <w:pPr>
       <w:keepNext/>
       <w:keepLines/>
@@ -7294,12 +7461,13 @@
       <w:sz w:val="32"/>
     </w:rPr>
   </w:style>
-  <w:style w:type="paragraph" w:styleId="Heading4">
+  <w:style w:type="paragraph" w:styleId="5">
     <w:name w:val="heading 4"/>
-    <w:basedOn w:val="Normal"/>
-    <w:next w:val="Normal"/>
+    <w:basedOn w:val="1"/>
+    <w:next w:val="1"/>
     <w:unhideWhenUsed/>
     <w:qFormat/>
+    <w:uiPriority w:val="0"/>
     <w:pPr>
       <w:keepNext/>
       <w:keepLines/>
@@ -7312,18 +7480,19 @@
       <w:outlineLvl w:val="3"/>
     </w:pPr>
     <w:rPr>
-      <w:rFonts w:ascii="Arial" w:eastAsia="黑体" w:hAnsi="Arial"/>
+      <w:rFonts w:ascii="Arial" w:hAnsi="Arial" w:eastAsia="黑体"/>
       <w:b/>
       <w:sz w:val="28"/>
     </w:rPr>
   </w:style>
-  <w:style w:type="paragraph" w:styleId="Heading5">
+  <w:style w:type="paragraph" w:styleId="6">
     <w:name w:val="heading 5"/>
-    <w:basedOn w:val="Normal"/>
-    <w:next w:val="Normal"/>
+    <w:basedOn w:val="1"/>
+    <w:next w:val="1"/>
     <w:semiHidden/>
     <w:unhideWhenUsed/>
     <w:qFormat/>
+    <w:uiPriority w:val="0"/>
     <w:pPr>
       <w:keepNext/>
       <w:keepLines/>
@@ -7340,13 +7509,14 @@
       <w:sz w:val="28"/>
     </w:rPr>
   </w:style>
-  <w:style w:type="paragraph" w:styleId="Heading6">
+  <w:style w:type="paragraph" w:styleId="7">
     <w:name w:val="heading 6"/>
-    <w:basedOn w:val="Normal"/>
-    <w:next w:val="Normal"/>
+    <w:basedOn w:val="1"/>
+    <w:next w:val="1"/>
     <w:semiHidden/>
     <w:unhideWhenUsed/>
     <w:qFormat/>
+    <w:uiPriority w:val="0"/>
     <w:pPr>
       <w:keepNext/>
       <w:keepLines/>
@@ -7359,18 +7529,19 @@
       <w:outlineLvl w:val="5"/>
     </w:pPr>
     <w:rPr>
-      <w:rFonts w:ascii="Arial" w:eastAsia="黑体" w:hAnsi="Arial"/>
+      <w:rFonts w:ascii="Arial" w:hAnsi="Arial" w:eastAsia="黑体"/>
       <w:b/>
       <w:sz w:val="24"/>
     </w:rPr>
   </w:style>
-  <w:style w:type="paragraph" w:styleId="Heading7">
+  <w:style w:type="paragraph" w:styleId="8">
     <w:name w:val="heading 7"/>
-    <w:basedOn w:val="Normal"/>
-    <w:next w:val="Normal"/>
+    <w:basedOn w:val="1"/>
+    <w:next w:val="1"/>
     <w:semiHidden/>
     <w:unhideWhenUsed/>
     <w:qFormat/>
+    <w:uiPriority w:val="0"/>
     <w:pPr>
       <w:keepNext/>
       <w:keepLines/>
@@ -7387,13 +7558,14 @@
       <w:sz w:val="24"/>
     </w:rPr>
   </w:style>
-  <w:style w:type="paragraph" w:styleId="Heading8">
+  <w:style w:type="paragraph" w:styleId="9">
     <w:name w:val="heading 8"/>
-    <w:basedOn w:val="Normal"/>
-    <w:next w:val="Normal"/>
+    <w:basedOn w:val="1"/>
+    <w:next w:val="1"/>
     <w:semiHidden/>
     <w:unhideWhenUsed/>
     <w:qFormat/>
+    <w:uiPriority w:val="0"/>
     <w:pPr>
       <w:keepNext/>
       <w:keepLines/>
@@ -7406,17 +7578,18 @@
       <w:outlineLvl w:val="7"/>
     </w:pPr>
     <w:rPr>
-      <w:rFonts w:ascii="Arial" w:eastAsia="黑体" w:hAnsi="Arial"/>
+      <w:rFonts w:ascii="Arial" w:hAnsi="Arial" w:eastAsia="黑体"/>
       <w:sz w:val="24"/>
     </w:rPr>
   </w:style>
-  <w:style w:type="paragraph" w:styleId="Heading9">
+  <w:style w:type="paragraph" w:styleId="10">
     <w:name w:val="heading 9"/>
-    <w:basedOn w:val="Normal"/>
-    <w:next w:val="Normal"/>
+    <w:basedOn w:val="1"/>
+    <w:next w:val="1"/>
     <w:semiHidden/>
     <w:unhideWhenUsed/>
     <w:qFormat/>
+    <w:uiPriority w:val="0"/>
     <w:pPr>
       <w:keepNext/>
       <w:keepLines/>
@@ -7429,19 +7602,21 @@
       <w:outlineLvl w:val="8"/>
     </w:pPr>
     <w:rPr>
-      <w:rFonts w:ascii="Arial" w:eastAsia="黑体" w:hAnsi="Arial"/>
+      <w:rFonts w:ascii="Arial" w:hAnsi="Arial" w:eastAsia="黑体"/>
       <w:sz w:val="21"/>
     </w:rPr>
   </w:style>
-  <w:style w:type="character" w:default="1" w:styleId="DefaultParagraphFont">
+  <w:style w:type="character" w:default="1" w:styleId="22">
     <w:name w:val="Default Paragraph Font"/>
     <w:semiHidden/>
     <w:qFormat/>
+    <w:uiPriority w:val="0"/>
   </w:style>
-  <w:style w:type="table" w:default="1" w:styleId="TableNormal">
+  <w:style w:type="table" w:default="1" w:styleId="20">
     <w:name w:val="Normal Table"/>
     <w:semiHidden/>
     <w:qFormat/>
+    <w:uiPriority w:val="0"/>
     <w:tblPr>
       <w:tblCellMar>
         <w:top w:w="0" w:type="dxa"/>
@@ -7451,39 +7626,43 @@
       </w:tblCellMar>
     </w:tblPr>
   </w:style>
-  <w:style w:type="paragraph" w:styleId="CommentText">
+  <w:style w:type="paragraph" w:styleId="11">
     <w:name w:val="annotation text"/>
-    <w:basedOn w:val="Normal"/>
+    <w:basedOn w:val="1"/>
     <w:qFormat/>
+    <w:uiPriority w:val="0"/>
     <w:pPr>
       <w:jc w:val="left"/>
     </w:pPr>
   </w:style>
-  <w:style w:type="paragraph" w:styleId="BodyText">
+  <w:style w:type="paragraph" w:styleId="12">
     <w:name w:val="Body Text"/>
-    <w:basedOn w:val="Normal"/>
+    <w:basedOn w:val="1"/>
     <w:semiHidden/>
     <w:qFormat/>
+    <w:uiPriority w:val="0"/>
     <w:rPr>
-      <w:rFonts w:ascii="Arial" w:eastAsia="Arial" w:hAnsi="Arial" w:cs="Arial"/>
+      <w:rFonts w:ascii="Arial" w:hAnsi="Arial" w:eastAsia="Arial" w:cs="Arial"/>
       <w:sz w:val="21"/>
       <w:szCs w:val="21"/>
       <w:lang w:val="en-US" w:eastAsia="en-US" w:bidi="ar-SA"/>
     </w:rPr>
   </w:style>
-  <w:style w:type="paragraph" w:styleId="TOC3">
+  <w:style w:type="paragraph" w:styleId="13">
     <w:name w:val="toc 3"/>
-    <w:basedOn w:val="Normal"/>
-    <w:next w:val="Normal"/>
+    <w:basedOn w:val="1"/>
+    <w:next w:val="1"/>
     <w:qFormat/>
+    <w:uiPriority w:val="0"/>
     <w:pPr>
       <w:ind w:left="840" w:leftChars="400"/>
     </w:pPr>
   </w:style>
-  <w:style w:type="paragraph" w:styleId="Footer">
+  <w:style w:type="paragraph" w:styleId="14">
     <w:name w:val="footer"/>
-    <w:basedOn w:val="Normal"/>
+    <w:basedOn w:val="1"/>
     <w:qFormat/>
+    <w:uiPriority w:val="0"/>
     <w:pPr>
       <w:tabs>
         <w:tab w:val="center" w:pos="4153"/>
@@ -7496,16 +7675,17 @@
       <w:sz w:val="18"/>
     </w:rPr>
   </w:style>
-  <w:style w:type="paragraph" w:styleId="Header">
+  <w:style w:type="paragraph" w:styleId="15">
     <w:name w:val="header"/>
-    <w:basedOn w:val="Normal"/>
+    <w:basedOn w:val="1"/>
     <w:qFormat/>
+    <w:uiPriority w:val="0"/>
     <w:pPr>
       <w:pBdr>
-        <w:top w:val="nil"/>
-        <w:left w:val="nil"/>
-        <w:bottom w:val="nil"/>
-        <w:right w:val="nil"/>
+        <w:top w:val="none" w:color="auto" w:sz="0" w:space="0"/>
+        <w:left w:val="none" w:color="auto" w:sz="0" w:space="0"/>
+        <w:bottom w:val="none" w:color="auto" w:sz="0" w:space="0"/>
+        <w:right w:val="none" w:color="auto" w:sz="0" w:space="0"/>
       </w:pBdr>
       <w:tabs>
         <w:tab w:val="center" w:pos="4153"/>
@@ -7520,37 +7700,41 @@
       <w:sz w:val="18"/>
     </w:rPr>
   </w:style>
-  <w:style w:type="paragraph" w:styleId="TOC1">
+  <w:style w:type="paragraph" w:styleId="16">
     <w:name w:val="toc 1"/>
-    <w:basedOn w:val="Normal"/>
-    <w:next w:val="Normal"/>
+    <w:basedOn w:val="1"/>
+    <w:next w:val="1"/>
     <w:qFormat/>
+    <w:uiPriority w:val="0"/>
     <w:rPr>
-      <w:rFonts w:ascii="Arial" w:eastAsia="Microsoft JhengHei" w:hAnsi="Arial"/>
+      <w:rFonts w:ascii="Arial" w:hAnsi="Arial" w:eastAsia="Microsoft JhengHei"/>
       <w:sz w:val="24"/>
     </w:rPr>
   </w:style>
-  <w:style w:type="paragraph" w:styleId="TOC2">
+  <w:style w:type="paragraph" w:styleId="17">
     <w:name w:val="toc 2"/>
-    <w:basedOn w:val="Normal"/>
-    <w:next w:val="Normal"/>
+    <w:basedOn w:val="1"/>
+    <w:next w:val="1"/>
     <w:qFormat/>
+    <w:uiPriority w:val="0"/>
     <w:pPr>
       <w:ind w:left="420" w:leftChars="200"/>
     </w:pPr>
   </w:style>
-  <w:style w:type="paragraph" w:styleId="NormalWeb">
+  <w:style w:type="paragraph" w:styleId="18">
     <w:name w:val="Normal (Web)"/>
-    <w:basedOn w:val="Normal"/>
+    <w:basedOn w:val="1"/>
     <w:qFormat/>
+    <w:uiPriority w:val="0"/>
     <w:rPr>
       <w:sz w:val="24"/>
     </w:rPr>
   </w:style>
-  <w:style w:type="paragraph" w:styleId="Title">
+  <w:style w:type="paragraph" w:styleId="19">
     <w:name w:val="Title"/>
-    <w:basedOn w:val="Normal"/>
+    <w:basedOn w:val="1"/>
     <w:qFormat/>
+    <w:uiPriority w:val="0"/>
     <w:pPr>
       <w:spacing w:before="240" w:beforeLines="0" w:beforeAutospacing="0" w:after="60" w:afterLines="0" w:afterAutospacing="0"/>
       <w:jc w:val="center"/>
@@ -7562,76 +7746,82 @@
       <w:sz w:val="32"/>
     </w:rPr>
   </w:style>
-  <w:style w:type="table" w:styleId="TableGrid">
+  <w:style w:type="table" w:styleId="21">
     <w:name w:val="Table Grid"/>
-    <w:basedOn w:val="TableNormal"/>
+    <w:basedOn w:val="20"/>
     <w:qFormat/>
+    <w:uiPriority w:val="0"/>
     <w:pPr>
       <w:widowControl w:val="0"/>
       <w:jc w:val="both"/>
     </w:pPr>
     <w:tblPr>
       <w:tblBorders>
-        <w:top w:val="single" w:sz="4" w:space="0" w:color="auto"/>
-        <w:left w:val="single" w:sz="4" w:space="0" w:color="auto"/>
-        <w:bottom w:val="single" w:sz="4" w:space="0" w:color="auto"/>
-        <w:right w:val="single" w:sz="4" w:space="0" w:color="auto"/>
-        <w:insideH w:val="single" w:sz="4" w:space="0" w:color="auto"/>
-        <w:insideV w:val="single" w:sz="4" w:space="0" w:color="auto"/>
+        <w:top w:val="single" w:color="auto" w:sz="4" w:space="0"/>
+        <w:left w:val="single" w:color="auto" w:sz="4" w:space="0"/>
+        <w:bottom w:val="single" w:color="auto" w:sz="4" w:space="0"/>
+        <w:right w:val="single" w:color="auto" w:sz="4" w:space="0"/>
+        <w:insideH w:val="single" w:color="auto" w:sz="4" w:space="0"/>
+        <w:insideV w:val="single" w:color="auto" w:sz="4" w:space="0"/>
       </w:tblBorders>
     </w:tblPr>
   </w:style>
-  <w:style w:type="character" w:styleId="Strong">
+  <w:style w:type="character" w:styleId="23">
     <w:name w:val="Strong"/>
-    <w:basedOn w:val="DefaultParagraphFont"/>
+    <w:basedOn w:val="22"/>
     <w:qFormat/>
+    <w:uiPriority w:val="0"/>
     <w:rPr>
       <w:b/>
     </w:rPr>
   </w:style>
-  <w:style w:type="character" w:styleId="Emphasis">
+  <w:style w:type="character" w:styleId="24">
     <w:name w:val="Emphasis"/>
-    <w:basedOn w:val="DefaultParagraphFont"/>
+    <w:basedOn w:val="22"/>
     <w:qFormat/>
+    <w:uiPriority w:val="0"/>
     <w:rPr>
       <w:i/>
     </w:rPr>
   </w:style>
-  <w:style w:type="paragraph" w:customStyle="1" w:styleId="a">
+  <w:style w:type="paragraph" w:customStyle="1" w:styleId="25">
     <w:name w:val="柴_公司名"/>
-    <w:basedOn w:val="Title"/>
+    <w:basedOn w:val="19"/>
     <w:qFormat/>
+    <w:uiPriority w:val="0"/>
     <w:pPr>
       <w:spacing w:after="600" w:afterLines="600"/>
     </w:pPr>
     <w:rPr>
-      <w:rFonts w:ascii="宋体" w:eastAsia="宋体" w:hAnsi="宋体" w:cs="宋体" w:hint="eastAsia"/>
+      <w:rFonts w:hint="eastAsia" w:ascii="宋体" w:hAnsi="宋体" w:eastAsia="宋体" w:cs="宋体"/>
       <w:bCs/>
       <w:spacing w:val="-6"/>
       <w:sz w:val="52"/>
       <w:szCs w:val="52"/>
     </w:rPr>
   </w:style>
-  <w:style w:type="paragraph" w:customStyle="1" w:styleId="a0">
+  <w:style w:type="paragraph" w:customStyle="1" w:styleId="26">
     <w:name w:val="柴_文档名"/>
-    <w:basedOn w:val="Title"/>
+    <w:basedOn w:val="19"/>
     <w:qFormat/>
+    <w:uiPriority w:val="0"/>
     <w:pPr>
       <w:spacing w:after="900" w:afterLines="900"/>
     </w:pPr>
     <w:rPr>
-      <w:rFonts w:ascii="黑体" w:eastAsia="黑体" w:hAnsi="黑体" w:cs="黑体"/>
+      <w:rFonts w:ascii="黑体" w:hAnsi="黑体" w:eastAsia="黑体" w:cs="黑体"/>
       <w:bCs/>
       <w:spacing w:val="-7"/>
       <w:sz w:val="52"/>
       <w:szCs w:val="52"/>
     </w:rPr>
   </w:style>
-  <w:style w:type="table" w:customStyle="1" w:styleId="TableNormal0">
+  <w:style w:type="table" w:customStyle="1" w:styleId="27">
     <w:name w:val="Table Normal_0"/>
     <w:semiHidden/>
     <w:unhideWhenUsed/>
     <w:qFormat/>
+    <w:uiPriority w:val="0"/>
     <w:tblPr>
       <w:tblCellMar>
         <w:top w:w="0" w:type="dxa"/>
@@ -7641,81 +7831,87 @@
       </w:tblCellMar>
     </w:tblPr>
   </w:style>
-  <w:style w:type="paragraph" w:customStyle="1" w:styleId="TableText">
+  <w:style w:type="paragraph" w:customStyle="1" w:styleId="28">
     <w:name w:val="Table Text"/>
-    <w:basedOn w:val="Normal"/>
+    <w:basedOn w:val="1"/>
     <w:semiHidden/>
     <w:qFormat/>
+    <w:uiPriority w:val="0"/>
     <w:rPr>
-      <w:rFonts w:ascii="宋体" w:eastAsia="宋体" w:hAnsi="宋体" w:cs="宋体"/>
+      <w:rFonts w:ascii="宋体" w:hAnsi="宋体" w:eastAsia="宋体" w:cs="宋体"/>
       <w:sz w:val="21"/>
       <w:szCs w:val="21"/>
       <w:lang w:val="en-US" w:eastAsia="en-US" w:bidi="ar-SA"/>
     </w:rPr>
   </w:style>
-  <w:style w:type="paragraph" w:customStyle="1" w:styleId="1">
+  <w:style w:type="paragraph" w:customStyle="1" w:styleId="29">
     <w:name w:val="柴_标题1"/>
-    <w:basedOn w:val="Heading1"/>
-    <w:next w:val="a1"/>
-    <w:link w:val="1Char"/>
+    <w:basedOn w:val="2"/>
+    <w:next w:val="30"/>
+    <w:link w:val="39"/>
     <w:qFormat/>
+    <w:uiPriority w:val="0"/>
     <w:pPr>
       <w:spacing w:before="100" w:after="90" w:line="360" w:lineRule="auto"/>
     </w:pPr>
     <w:rPr>
-      <w:rFonts w:ascii="Arial" w:eastAsia="宋体" w:hAnsi="Arial"/>
+      <w:rFonts w:ascii="Arial" w:hAnsi="Arial" w:eastAsia="宋体"/>
       <w:sz w:val="32"/>
     </w:rPr>
   </w:style>
-  <w:style w:type="paragraph" w:customStyle="1" w:styleId="a1">
+  <w:style w:type="paragraph" w:customStyle="1" w:styleId="30">
     <w:name w:val="柴_正文"/>
-    <w:basedOn w:val="BodyText"/>
-    <w:link w:val="Char"/>
+    <w:basedOn w:val="12"/>
+    <w:link w:val="42"/>
     <w:qFormat/>
+    <w:uiPriority w:val="0"/>
     <w:pPr>
       <w:spacing w:line="360" w:lineRule="auto"/>
       <w:ind w:firstLine="470" w:firstLineChars="200"/>
     </w:pPr>
     <w:rPr>
-      <w:rFonts w:ascii="Arial" w:eastAsia="宋体" w:hAnsi="Arial"/>
+      <w:rFonts w:ascii="Arial" w:hAnsi="Arial" w:eastAsia="宋体"/>
       <w:sz w:val="24"/>
       <w:lang w:eastAsia="zh-CN"/>
     </w:rPr>
   </w:style>
-  <w:style w:type="paragraph" w:customStyle="1" w:styleId="2">
+  <w:style w:type="paragraph" w:customStyle="1" w:styleId="31">
     <w:name w:val="柴_标题2"/>
-    <w:basedOn w:val="Heading2"/>
-    <w:next w:val="a1"/>
+    <w:basedOn w:val="3"/>
+    <w:next w:val="30"/>
     <w:qFormat/>
+    <w:uiPriority w:val="0"/>
     <w:pPr>
       <w:spacing w:line="360" w:lineRule="auto"/>
     </w:pPr>
     <w:rPr>
-      <w:rFonts w:ascii="Arial" w:eastAsia="宋体" w:hAnsi="Arial"/>
+      <w:rFonts w:ascii="Arial" w:hAnsi="Arial" w:eastAsia="宋体"/>
       <w:sz w:val="28"/>
     </w:rPr>
   </w:style>
-  <w:style w:type="paragraph" w:customStyle="1" w:styleId="3">
+  <w:style w:type="paragraph" w:customStyle="1" w:styleId="32">
     <w:name w:val="柴_标题3"/>
-    <w:basedOn w:val="Heading3"/>
-    <w:next w:val="a1"/>
+    <w:basedOn w:val="4"/>
+    <w:next w:val="30"/>
     <w:qFormat/>
+    <w:uiPriority w:val="0"/>
     <w:pPr>
       <w:spacing w:line="360" w:lineRule="auto"/>
       <w:ind w:left="0" w:firstLine="472" w:firstLineChars="200"/>
     </w:pPr>
     <w:rPr>
-      <w:rFonts w:ascii="宋体" w:eastAsia="宋体" w:hAnsi="宋体" w:cs="宋体"/>
+      <w:rFonts w:ascii="宋体" w:hAnsi="宋体" w:eastAsia="宋体" w:cs="宋体"/>
       <w:spacing w:val="-2"/>
       <w:sz w:val="24"/>
       <w:szCs w:val="24"/>
     </w:rPr>
   </w:style>
-  <w:style w:type="paragraph" w:customStyle="1" w:styleId="a2">
+  <w:style w:type="paragraph" w:customStyle="1" w:styleId="33">
     <w:name w:val="柴_目录"/>
-    <w:basedOn w:val="Normal"/>
-    <w:next w:val="BodyText"/>
+    <w:basedOn w:val="1"/>
+    <w:next w:val="12"/>
     <w:qFormat/>
+    <w:uiPriority w:val="0"/>
     <w:pPr>
       <w:tabs>
         <w:tab w:val="right" w:leader="dot" w:pos="8442"/>
@@ -7723,59 +7919,64 @@
       <w:ind w:left="0" w:leftChars="0"/>
     </w:pPr>
     <w:rPr>
-      <w:rFonts w:ascii="Arial" w:eastAsia="Microsoft JhengHei" w:hAnsi="Arial"/>
+      <w:rFonts w:ascii="Arial" w:hAnsi="Arial" w:eastAsia="Microsoft JhengHei"/>
       <w:sz w:val="24"/>
     </w:rPr>
   </w:style>
-  <w:style w:type="paragraph" w:customStyle="1" w:styleId="WPSOffice1">
+  <w:style w:type="paragraph" w:customStyle="1" w:styleId="34">
     <w:name w:val="WPSOffice手动目录 1"/>
     <w:qFormat/>
+    <w:uiPriority w:val="0"/>
     <w:pPr>
       <w:ind w:leftChars="0"/>
     </w:pPr>
     <w:rPr>
-      <w:rFonts w:ascii="Times New Roman" w:eastAsia="宋体" w:hAnsi="Times New Roman" w:cs="Times New Roman"/>
+      <w:rFonts w:ascii="Times New Roman" w:hAnsi="Times New Roman" w:eastAsia="宋体" w:cs="Times New Roman"/>
       <w:sz w:val="20"/>
       <w:szCs w:val="20"/>
     </w:rPr>
   </w:style>
-  <w:style w:type="paragraph" w:customStyle="1" w:styleId="WPSOffice2">
+  <w:style w:type="paragraph" w:customStyle="1" w:styleId="35">
     <w:name w:val="WPSOffice手动目录 2"/>
     <w:qFormat/>
+    <w:uiPriority w:val="0"/>
     <w:pPr>
       <w:ind w:leftChars="200"/>
     </w:pPr>
     <w:rPr>
-      <w:rFonts w:ascii="Times New Roman" w:eastAsia="宋体" w:hAnsi="Times New Roman" w:cs="Times New Roman"/>
+      <w:rFonts w:ascii="Times New Roman" w:hAnsi="Times New Roman" w:eastAsia="宋体" w:cs="Times New Roman"/>
       <w:sz w:val="20"/>
       <w:szCs w:val="20"/>
     </w:rPr>
   </w:style>
-  <w:style w:type="paragraph" w:customStyle="1" w:styleId="WPSOffice3">
+  <w:style w:type="paragraph" w:customStyle="1" w:styleId="36">
     <w:name w:val="WPSOffice手动目录 3"/>
     <w:qFormat/>
+    <w:uiPriority w:val="0"/>
     <w:pPr>
       <w:ind w:leftChars="400"/>
     </w:pPr>
     <w:rPr>
-      <w:rFonts w:ascii="Times New Roman" w:eastAsia="宋体" w:hAnsi="Times New Roman" w:cs="Times New Roman"/>
+      <w:rFonts w:ascii="Times New Roman" w:hAnsi="Times New Roman" w:eastAsia="宋体" w:cs="Times New Roman"/>
       <w:sz w:val="20"/>
       <w:szCs w:val="20"/>
     </w:rPr>
   </w:style>
-  <w:style w:type="paragraph" w:customStyle="1" w:styleId="Compact">
+  <w:style w:type="paragraph" w:customStyle="1" w:styleId="37">
     <w:name w:val="Compact"/>
-    <w:basedOn w:val="BodyText"/>
+    <w:basedOn w:val="12"/>
     <w:qFormat/>
+    <w:uiPriority w:val="0"/>
     <w:pPr>
       <w:spacing w:before="36" w:after="36"/>
     </w:pPr>
   </w:style>
-  <w:style w:type="table" w:customStyle="1" w:styleId="Table">
+  <w:style w:type="table" w:customStyle="1" w:styleId="38">
     <w:name w:val="Table"/>
     <w:semiHidden/>
     <w:unhideWhenUsed/>
     <w:qFormat/>
+    <w:uiPriority w:val="0"/>
     <w:tblPr>
       <w:tblCellMar>
         <w:top w:w="0" w:type="dxa"/>
@@ -7787,25 +7988,27 @@
     <w:tblStylePr w:type="firstRow">
       <w:tcPr>
         <w:tcBorders>
-          <w:bottom w:val="single" w:sz="0" w:space="0" w:color="auto"/>
+          <w:bottom w:val="single" w:color="auto" w:sz="0" w:space="0"/>
         </w:tcBorders>
         <w:vAlign w:val="bottom"/>
       </w:tcPr>
     </w:tblStylePr>
   </w:style>
-  <w:style w:type="character" w:customStyle="1" w:styleId="1Char">
+  <w:style w:type="character" w:customStyle="1" w:styleId="39">
     <w:name w:val="柴_标题1 Char"/>
-    <w:link w:val="1"/>
+    <w:link w:val="29"/>
     <w:qFormat/>
+    <w:uiPriority w:val="0"/>
     <w:rPr>
-      <w:rFonts w:ascii="Arial" w:eastAsia="宋体" w:hAnsi="Arial"/>
+      <w:rFonts w:ascii="Arial" w:hAnsi="Arial" w:eastAsia="宋体"/>
       <w:sz w:val="32"/>
     </w:rPr>
   </w:style>
-  <w:style w:type="paragraph" w:customStyle="1" w:styleId="a3">
+  <w:style w:type="paragraph" w:customStyle="1" w:styleId="40">
     <w:name w:val="柴_正文_无缩进"/>
-    <w:basedOn w:val="Normal"/>
+    <w:basedOn w:val="1"/>
     <w:qFormat/>
+    <w:uiPriority w:val="0"/>
     <w:pPr>
       <w:ind w:firstLine="0" w:firstLineChars="0"/>
     </w:pPr>
@@ -7815,38 +8018,41 @@
       <w:lang w:eastAsia="zh-CN"/>
     </w:rPr>
   </w:style>
-  <w:style w:type="paragraph" w:customStyle="1" w:styleId="4">
+  <w:style w:type="paragraph" w:customStyle="1" w:styleId="41">
     <w:name w:val="柴_标题4"/>
-    <w:basedOn w:val="Heading4"/>
-    <w:next w:val="Normal"/>
+    <w:basedOn w:val="5"/>
+    <w:next w:val="1"/>
     <w:qFormat/>
+    <w:uiPriority w:val="0"/>
     <w:pPr>
       <w:widowControl w:val="0"/>
       <w:spacing w:before="160" w:line="360" w:lineRule="auto"/>
-      <w:ind w:left="981" w:hanging="862" w:leftChars="300"/>
+      <w:ind w:left="981" w:leftChars="300" w:hanging="862"/>
     </w:pPr>
     <w:rPr>
-      <w:rFonts w:ascii="Calibri" w:eastAsia="宋体" w:hAnsi="Calibri" w:cs="宋体" w:hint="eastAsia"/>
+      <w:rFonts w:hint="eastAsia" w:ascii="Calibri" w:hAnsi="Calibri" w:eastAsia="宋体" w:cs="宋体"/>
       <w:sz w:val="24"/>
       <w:szCs w:val="24"/>
       <w:lang w:eastAsia="zh-CN" w:bidi="zh-CN"/>
     </w:rPr>
   </w:style>
-  <w:style w:type="character" w:customStyle="1" w:styleId="Char">
+  <w:style w:type="character" w:customStyle="1" w:styleId="42">
     <w:name w:val="柴_正文 Char"/>
-    <w:link w:val="a1"/>
+    <w:link w:val="30"/>
     <w:qFormat/>
+    <w:uiPriority w:val="0"/>
     <w:rPr>
-      <w:rFonts w:ascii="Arial" w:eastAsia="宋体" w:hAnsi="Arial"/>
+      <w:rFonts w:ascii="Arial" w:hAnsi="Arial" w:eastAsia="宋体"/>
       <w:sz w:val="24"/>
       <w:lang w:eastAsia="zh-CN"/>
     </w:rPr>
   </w:style>
-  <w:style w:type="table" w:customStyle="1" w:styleId="TableNormal00">
+  <w:style w:type="table" w:customStyle="1" w:styleId="43">
     <w:name w:val="Table Normal_0_0"/>
     <w:semiHidden/>
     <w:unhideWhenUsed/>
     <w:qFormat/>
+    <w:uiPriority w:val="0"/>
     <w:tblPr>
       <w:tblCellMar>
         <w:top w:w="0" w:type="dxa"/>

--- a/8.资源管理/1.流程制度规范类文件/HXDL-ITSS-0806 服务数据管理制度.docx
+++ b/8.资源管理/1.流程制度规范类文件/HXDL-ITSS-0806 服务数据管理制度.docx
@@ -26,7 +26,7 @@
           <w:lang w:val="en-US" w:eastAsia="zh-CN"/>
         </w:rPr>
       </w:pPr>
-      <w:bookmarkStart w:id="0" w:name="_Toc1180"/>
+      <w:bookmarkStart w:id="0" w:name="_Toc29694"/>
       <w:r>
         <w:drawing>
           <wp:anchor distT="0" distB="0" distL="114300" distR="114300" simplePos="0" relativeHeight="251659264" behindDoc="1" locked="0" layoutInCell="1" allowOverlap="1">
@@ -112,7 +112,7 @@
           <w:lang w:val="en-US" w:eastAsia="zh-CN"/>
         </w:rPr>
       </w:pPr>
-      <w:bookmarkStart w:id="1" w:name="_Toc13702"/>
+      <w:bookmarkStart w:id="1" w:name="_Toc1381"/>
       <w:r>
         <w:rPr>
           <w:rFonts w:hint="eastAsia"/>
@@ -147,7 +147,7 @@
           <w:lang w:val="en-US" w:eastAsia="zh-CN"/>
         </w:rPr>
       </w:pPr>
-      <w:bookmarkStart w:id="2" w:name="_Toc16549"/>
+      <w:bookmarkStart w:id="2" w:name="_Toc28527"/>
       <w:r>
         <w:rPr>
           <w:rFonts w:hint="eastAsia"/>
@@ -680,7 +680,7 @@
           <w:szCs w:val="30"/>
         </w:rPr>
       </w:pPr>
-      <w:bookmarkStart w:id="3" w:name="_Toc32482"/>
+      <w:bookmarkStart w:id="3" w:name="_Toc28163"/>
       <w:r>
         <w:rPr>
           <w:rFonts w:ascii="宋体" w:hAnsi="宋体" w:eastAsia="宋体" w:cs="宋体"/>
@@ -2217,6 +2217,8 @@
               <w:tab w:val="right" w:leader="dot" w:pos="8306"/>
             </w:tabs>
           </w:pPr>
+          <w:bookmarkStart w:id="43" w:name="_GoBack"/>
+          <w:bookmarkEnd w:id="43"/>
           <w:r>
             <w:fldChar w:fldCharType="begin"/>
           </w:r>
@@ -2230,7 +2232,7 @@
             <w:fldChar w:fldCharType="begin"/>
           </w:r>
           <w:r>
-            <w:instrText xml:space="preserve"> HYPERLINK \l _Toc1180 </w:instrText>
+            <w:instrText xml:space="preserve"> HYPERLINK \l _Toc29694 </w:instrText>
           </w:r>
           <w:r>
             <w:fldChar w:fldCharType="separate"/>
@@ -2249,7 +2251,7 @@
             <w:fldChar w:fldCharType="begin"/>
           </w:r>
           <w:r>
-            <w:instrText xml:space="preserve"> PAGEREF _Toc1180 \h </w:instrText>
+            <w:instrText xml:space="preserve"> PAGEREF _Toc29694 \h </w:instrText>
           </w:r>
           <w:r>
             <w:fldChar w:fldCharType="separate"/>
@@ -2275,7 +2277,7 @@
             <w:fldChar w:fldCharType="begin"/>
           </w:r>
           <w:r>
-            <w:instrText xml:space="preserve"> HYPERLINK \l _Toc13702 </w:instrText>
+            <w:instrText xml:space="preserve"> HYPERLINK \l _Toc1381 </w:instrText>
           </w:r>
           <w:r>
             <w:fldChar w:fldCharType="separate"/>
@@ -2294,7 +2296,7 @@
             <w:fldChar w:fldCharType="begin"/>
           </w:r>
           <w:r>
-            <w:instrText xml:space="preserve"> PAGEREF _Toc13702 \h </w:instrText>
+            <w:instrText xml:space="preserve"> PAGEREF _Toc1381 \h </w:instrText>
           </w:r>
           <w:r>
             <w:fldChar w:fldCharType="separate"/>
@@ -2320,7 +2322,7 @@
             <w:fldChar w:fldCharType="begin"/>
           </w:r>
           <w:r>
-            <w:instrText xml:space="preserve"> HYPERLINK \l _Toc16549 </w:instrText>
+            <w:instrText xml:space="preserve"> HYPERLINK \l _Toc28527 </w:instrText>
           </w:r>
           <w:r>
             <w:fldChar w:fldCharType="separate"/>
@@ -2339,7 +2341,7 @@
             <w:fldChar w:fldCharType="begin"/>
           </w:r>
           <w:r>
-            <w:instrText xml:space="preserve"> PAGEREF _Toc16549 \h </w:instrText>
+            <w:instrText xml:space="preserve"> PAGEREF _Toc28527 \h </w:instrText>
           </w:r>
           <w:r>
             <w:fldChar w:fldCharType="separate"/>
@@ -2365,7 +2367,7 @@
             <w:fldChar w:fldCharType="begin"/>
           </w:r>
           <w:r>
-            <w:instrText xml:space="preserve"> HYPERLINK \l _Toc32482 </w:instrText>
+            <w:instrText xml:space="preserve"> HYPERLINK \l _Toc28163 </w:instrText>
           </w:r>
           <w:r>
             <w:fldChar w:fldCharType="separate"/>
@@ -2386,7 +2388,7 @@
             <w:fldChar w:fldCharType="begin"/>
           </w:r>
           <w:r>
-            <w:instrText xml:space="preserve"> PAGEREF _Toc32482 \h </w:instrText>
+            <w:instrText xml:space="preserve"> PAGEREF _Toc28163 \h </w:instrText>
           </w:r>
           <w:r>
             <w:fldChar w:fldCharType="separate"/>
@@ -2412,7 +2414,7 @@
             <w:fldChar w:fldCharType="begin"/>
           </w:r>
           <w:r>
-            <w:instrText xml:space="preserve"> HYPERLINK \l _Toc14796 </w:instrText>
+            <w:instrText xml:space="preserve"> HYPERLINK \l _Toc13792 </w:instrText>
           </w:r>
           <w:r>
             <w:fldChar w:fldCharType="separate"/>
@@ -2433,13 +2435,13 @@
             <w:fldChar w:fldCharType="begin"/>
           </w:r>
           <w:r>
-            <w:instrText xml:space="preserve"> PAGEREF _Toc14796 \h </w:instrText>
+            <w:instrText xml:space="preserve"> PAGEREF _Toc13792 \h </w:instrText>
           </w:r>
           <w:r>
             <w:fldChar w:fldCharType="separate"/>
           </w:r>
           <w:r>
-            <w:t>4</w:t>
+            <w:t>5</w:t>
           </w:r>
           <w:r>
             <w:fldChar w:fldCharType="end"/>
@@ -2459,7 +2461,7 @@
             <w:fldChar w:fldCharType="begin"/>
           </w:r>
           <w:r>
-            <w:instrText xml:space="preserve"> HYPERLINK \l _Toc10973 </w:instrText>
+            <w:instrText xml:space="preserve"> HYPERLINK \l _Toc26225 </w:instrText>
           </w:r>
           <w:r>
             <w:fldChar w:fldCharType="separate"/>
@@ -2480,13 +2482,13 @@
             <w:fldChar w:fldCharType="begin"/>
           </w:r>
           <w:r>
-            <w:instrText xml:space="preserve"> PAGEREF _Toc10973 \h </w:instrText>
+            <w:instrText xml:space="preserve"> PAGEREF _Toc26225 \h </w:instrText>
           </w:r>
           <w:r>
             <w:fldChar w:fldCharType="separate"/>
           </w:r>
           <w:r>
-            <w:t>4</w:t>
+            <w:t>5</w:t>
           </w:r>
           <w:r>
             <w:fldChar w:fldCharType="end"/>
@@ -2506,7 +2508,7 @@
             <w:fldChar w:fldCharType="begin"/>
           </w:r>
           <w:r>
-            <w:instrText xml:space="preserve"> HYPERLINK \l _Toc10801 </w:instrText>
+            <w:instrText xml:space="preserve"> HYPERLINK \l _Toc885 </w:instrText>
           </w:r>
           <w:r>
             <w:fldChar w:fldCharType="separate"/>
@@ -2527,13 +2529,13 @@
             <w:fldChar w:fldCharType="begin"/>
           </w:r>
           <w:r>
-            <w:instrText xml:space="preserve"> PAGEREF _Toc10801 \h </w:instrText>
+            <w:instrText xml:space="preserve"> PAGEREF _Toc885 \h </w:instrText>
           </w:r>
           <w:r>
             <w:fldChar w:fldCharType="separate"/>
           </w:r>
           <w:r>
-            <w:t>4</w:t>
+            <w:t>5</w:t>
           </w:r>
           <w:r>
             <w:fldChar w:fldCharType="end"/>
@@ -2553,7 +2555,7 @@
             <w:fldChar w:fldCharType="begin"/>
           </w:r>
           <w:r>
-            <w:instrText xml:space="preserve"> HYPERLINK \l _Toc19661 </w:instrText>
+            <w:instrText xml:space="preserve"> HYPERLINK \l _Toc2737 </w:instrText>
           </w:r>
           <w:r>
             <w:fldChar w:fldCharType="separate"/>
@@ -2574,13 +2576,13 @@
             <w:fldChar w:fldCharType="begin"/>
           </w:r>
           <w:r>
-            <w:instrText xml:space="preserve"> PAGEREF _Toc19661 \h </w:instrText>
+            <w:instrText xml:space="preserve"> PAGEREF _Toc2737 \h </w:instrText>
           </w:r>
           <w:r>
             <w:fldChar w:fldCharType="separate"/>
           </w:r>
           <w:r>
-            <w:t>5</w:t>
+            <w:t>6</w:t>
           </w:r>
           <w:r>
             <w:fldChar w:fldCharType="end"/>
@@ -2600,7 +2602,7 @@
             <w:fldChar w:fldCharType="begin"/>
           </w:r>
           <w:r>
-            <w:instrText xml:space="preserve"> HYPERLINK \l _Toc31395 </w:instrText>
+            <w:instrText xml:space="preserve"> HYPERLINK \l _Toc23252 </w:instrText>
           </w:r>
           <w:r>
             <w:fldChar w:fldCharType="separate"/>
@@ -2621,13 +2623,13 @@
             <w:fldChar w:fldCharType="begin"/>
           </w:r>
           <w:r>
-            <w:instrText xml:space="preserve"> PAGEREF _Toc31395 \h </w:instrText>
+            <w:instrText xml:space="preserve"> PAGEREF _Toc23252 \h </w:instrText>
           </w:r>
           <w:r>
             <w:fldChar w:fldCharType="separate"/>
           </w:r>
           <w:r>
-            <w:t>7</w:t>
+            <w:t>8</w:t>
           </w:r>
           <w:r>
             <w:fldChar w:fldCharType="end"/>
@@ -2647,7 +2649,7 @@
             <w:fldChar w:fldCharType="begin"/>
           </w:r>
           <w:r>
-            <w:instrText xml:space="preserve"> HYPERLINK \l _Toc2513 </w:instrText>
+            <w:instrText xml:space="preserve"> HYPERLINK \l _Toc30421 </w:instrText>
           </w:r>
           <w:r>
             <w:fldChar w:fldCharType="separate"/>
@@ -2668,13 +2670,13 @@
             <w:fldChar w:fldCharType="begin"/>
           </w:r>
           <w:r>
-            <w:instrText xml:space="preserve"> PAGEREF _Toc2513 \h </w:instrText>
+            <w:instrText xml:space="preserve"> PAGEREF _Toc30421 \h </w:instrText>
           </w:r>
           <w:r>
             <w:fldChar w:fldCharType="separate"/>
           </w:r>
           <w:r>
-            <w:t>7</w:t>
+            <w:t>8</w:t>
           </w:r>
           <w:r>
             <w:fldChar w:fldCharType="end"/>
@@ -2694,7 +2696,7 @@
             <w:fldChar w:fldCharType="begin"/>
           </w:r>
           <w:r>
-            <w:instrText xml:space="preserve"> HYPERLINK \l _Toc17704 </w:instrText>
+            <w:instrText xml:space="preserve"> HYPERLINK \l _Toc960 </w:instrText>
           </w:r>
           <w:r>
             <w:fldChar w:fldCharType="separate"/>
@@ -2715,13 +2717,220 @@
             <w:fldChar w:fldCharType="begin"/>
           </w:r>
           <w:r>
-            <w:instrText xml:space="preserve"> PAGEREF _Toc17704 \h </w:instrText>
+            <w:instrText xml:space="preserve"> PAGEREF _Toc960 \h </w:instrText>
           </w:r>
           <w:r>
             <w:fldChar w:fldCharType="separate"/>
           </w:r>
           <w:r>
-            <w:t>7</w:t>
+            <w:t>8</w:t>
+          </w:r>
+          <w:r>
+            <w:fldChar w:fldCharType="end"/>
+          </w:r>
+          <w:r>
+            <w:fldChar w:fldCharType="end"/>
+          </w:r>
+        </w:p>
+        <w:p>
+          <w:pPr>
+            <w:pStyle w:val="17"/>
+            <w:tabs>
+              <w:tab w:val="right" w:leader="dot" w:pos="8306"/>
+            </w:tabs>
+          </w:pPr>
+          <w:r>
+            <w:fldChar w:fldCharType="begin"/>
+          </w:r>
+          <w:r>
+            <w:instrText xml:space="preserve"> HYPERLINK \l _Toc26539 </w:instrText>
+          </w:r>
+          <w:r>
+            <w:fldChar w:fldCharType="separate"/>
+          </w:r>
+          <w:r>
+            <w:rPr>
+              <w:rFonts w:hint="default"/>
+            </w:rPr>
+            <w:t xml:space="preserve">5.3. </w:t>
+          </w:r>
+          <w:r>
+            <w:rPr>
+              <w:rFonts w:hint="eastAsia"/>
+              <w:lang w:val="en-US" w:eastAsia="zh-CN"/>
+            </w:rPr>
+            <w:t>数据格式规范</w:t>
+          </w:r>
+          <w:r>
+            <w:tab/>
+          </w:r>
+          <w:r>
+            <w:fldChar w:fldCharType="begin"/>
+          </w:r>
+          <w:r>
+            <w:instrText xml:space="preserve"> PAGEREF _Toc26539 \h </w:instrText>
+          </w:r>
+          <w:r>
+            <w:fldChar w:fldCharType="separate"/>
+          </w:r>
+          <w:r>
+            <w:t>9</w:t>
+          </w:r>
+          <w:r>
+            <w:fldChar w:fldCharType="end"/>
+          </w:r>
+          <w:r>
+            <w:fldChar w:fldCharType="end"/>
+          </w:r>
+        </w:p>
+        <w:p>
+          <w:pPr>
+            <w:pStyle w:val="13"/>
+            <w:tabs>
+              <w:tab w:val="right" w:leader="dot" w:pos="8306"/>
+            </w:tabs>
+          </w:pPr>
+          <w:r>
+            <w:fldChar w:fldCharType="begin"/>
+          </w:r>
+          <w:r>
+            <w:instrText xml:space="preserve"> HYPERLINK \l _Toc21403 </w:instrText>
+          </w:r>
+          <w:r>
+            <w:fldChar w:fldCharType="separate"/>
+          </w:r>
+          <w:r>
+            <w:rPr>
+              <w:rFonts w:hint="default"/>
+              <w:lang w:val="en-US" w:eastAsia="zh-CN"/>
+            </w:rPr>
+            <w:t xml:space="preserve">5.3.1. </w:t>
+          </w:r>
+          <w:r>
+            <w:rPr>
+              <w:rFonts w:hint="eastAsia"/>
+              <w:lang w:val="en-US" w:eastAsia="zh-CN"/>
+            </w:rPr>
+            <w:t>结构化数据规范化格式</w:t>
+          </w:r>
+          <w:r>
+            <w:tab/>
+          </w:r>
+          <w:r>
+            <w:fldChar w:fldCharType="begin"/>
+          </w:r>
+          <w:r>
+            <w:instrText xml:space="preserve"> PAGEREF _Toc21403 \h </w:instrText>
+          </w:r>
+          <w:r>
+            <w:fldChar w:fldCharType="separate"/>
+          </w:r>
+          <w:r>
+            <w:t>9</w:t>
+          </w:r>
+          <w:r>
+            <w:fldChar w:fldCharType="end"/>
+          </w:r>
+          <w:r>
+            <w:fldChar w:fldCharType="end"/>
+          </w:r>
+        </w:p>
+        <w:p>
+          <w:pPr>
+            <w:pStyle w:val="13"/>
+            <w:tabs>
+              <w:tab w:val="right" w:leader="dot" w:pos="8306"/>
+            </w:tabs>
+          </w:pPr>
+          <w:r>
+            <w:fldChar w:fldCharType="begin"/>
+          </w:r>
+          <w:r>
+            <w:instrText xml:space="preserve"> HYPERLINK \l _Toc24997 </w:instrText>
+          </w:r>
+          <w:r>
+            <w:fldChar w:fldCharType="separate"/>
+          </w:r>
+          <w:r>
+            <w:rPr>
+              <w:rFonts w:hint="default"/>
+              <w:lang w:val="en-US" w:eastAsia="zh-CN"/>
+            </w:rPr>
+            <w:t xml:space="preserve">5.3.2. </w:t>
+          </w:r>
+          <w:r>
+            <w:rPr>
+              <w:rFonts w:hint="eastAsia"/>
+              <w:lang w:val="en-US" w:eastAsia="zh-CN"/>
+            </w:rPr>
+            <w:t>半结构化数据格式规范</w:t>
+          </w:r>
+          <w:r>
+            <w:tab/>
+          </w:r>
+          <w:r>
+            <w:fldChar w:fldCharType="begin"/>
+          </w:r>
+          <w:r>
+            <w:instrText xml:space="preserve"> PAGEREF _Toc24997 \h </w:instrText>
+          </w:r>
+          <w:r>
+            <w:fldChar w:fldCharType="separate"/>
+          </w:r>
+          <w:r>
+            <w:t>10</w:t>
+          </w:r>
+          <w:r>
+            <w:fldChar w:fldCharType="end"/>
+          </w:r>
+          <w:r>
+            <w:fldChar w:fldCharType="end"/>
+          </w:r>
+        </w:p>
+        <w:p>
+          <w:pPr>
+            <w:pStyle w:val="13"/>
+            <w:tabs>
+              <w:tab w:val="right" w:leader="dot" w:pos="8306"/>
+            </w:tabs>
+          </w:pPr>
+          <w:r>
+            <w:fldChar w:fldCharType="begin"/>
+          </w:r>
+          <w:r>
+            <w:instrText xml:space="preserve"> HYPERLINK \l _Toc14118 </w:instrText>
+          </w:r>
+          <w:r>
+            <w:fldChar w:fldCharType="separate"/>
+          </w:r>
+          <w:r>
+            <w:rPr>
+              <w:rFonts w:hint="default"/>
+              <w:lang w:val="en-US" w:eastAsia="zh-CN"/>
+            </w:rPr>
+            <w:t xml:space="preserve">5.3.3. </w:t>
+          </w:r>
+          <w:r>
+            <w:rPr>
+              <w:rFonts w:hint="eastAsia"/>
+              <w:lang w:val="en-US" w:eastAsia="zh-CN"/>
+            </w:rPr>
+            <w:t>非结构化数据格式规范</w:t>
+          </w:r>
+          <w:r>
+            <w:tab/>
+          </w:r>
+          <w:r>
+            <w:fldChar w:fldCharType="begin"/>
+          </w:r>
+          <w:r>
+            <w:instrText xml:space="preserve"> PAGEREF _Toc14118 \h </w:instrText>
+          </w:r>
+          <w:r>
+            <w:fldChar w:fldCharType="separate"/>
+          </w:r>
+          <w:r>
+            <w:t>10</w:t>
           </w:r>
           <w:r>
             <w:fldChar w:fldCharType="end"/>
@@ -2741,7 +2950,7 @@
             <w:fldChar w:fldCharType="begin"/>
           </w:r>
           <w:r>
-            <w:instrText xml:space="preserve"> HYPERLINK \l _Toc32691 </w:instrText>
+            <w:instrText xml:space="preserve"> HYPERLINK \l _Toc6201 </w:instrText>
           </w:r>
           <w:r>
             <w:fldChar w:fldCharType="separate"/>
@@ -2762,13 +2971,13 @@
             <w:fldChar w:fldCharType="begin"/>
           </w:r>
           <w:r>
-            <w:instrText xml:space="preserve"> PAGEREF _Toc32691 \h </w:instrText>
+            <w:instrText xml:space="preserve"> PAGEREF _Toc6201 \h </w:instrText>
           </w:r>
           <w:r>
             <w:fldChar w:fldCharType="separate"/>
           </w:r>
           <w:r>
-            <w:t>8</w:t>
+            <w:t>11</w:t>
           </w:r>
           <w:r>
             <w:fldChar w:fldCharType="end"/>
@@ -2788,7 +2997,7 @@
             <w:fldChar w:fldCharType="begin"/>
           </w:r>
           <w:r>
-            <w:instrText xml:space="preserve"> HYPERLINK \l _Toc21713 </w:instrText>
+            <w:instrText xml:space="preserve"> HYPERLINK \l _Toc28394 </w:instrText>
           </w:r>
           <w:r>
             <w:fldChar w:fldCharType="separate"/>
@@ -2809,13 +3018,13 @@
             <w:fldChar w:fldCharType="begin"/>
           </w:r>
           <w:r>
-            <w:instrText xml:space="preserve"> PAGEREF _Toc21713 \h </w:instrText>
+            <w:instrText xml:space="preserve"> PAGEREF _Toc28394 \h </w:instrText>
           </w:r>
           <w:r>
             <w:fldChar w:fldCharType="separate"/>
           </w:r>
           <w:r>
-            <w:t>8</w:t>
+            <w:t>11</w:t>
           </w:r>
           <w:r>
             <w:fldChar w:fldCharType="end"/>
@@ -2835,7 +3044,7 @@
             <w:fldChar w:fldCharType="begin"/>
           </w:r>
           <w:r>
-            <w:instrText xml:space="preserve"> HYPERLINK \l _Toc10214 </w:instrText>
+            <w:instrText xml:space="preserve"> HYPERLINK \l _Toc24847 </w:instrText>
           </w:r>
           <w:r>
             <w:fldChar w:fldCharType="separate"/>
@@ -2856,13 +3065,13 @@
             <w:fldChar w:fldCharType="begin"/>
           </w:r>
           <w:r>
-            <w:instrText xml:space="preserve"> PAGEREF _Toc10214 \h </w:instrText>
+            <w:instrText xml:space="preserve"> PAGEREF _Toc24847 \h </w:instrText>
           </w:r>
           <w:r>
             <w:fldChar w:fldCharType="separate"/>
           </w:r>
           <w:r>
-            <w:t>8</w:t>
+            <w:t>12</w:t>
           </w:r>
           <w:r>
             <w:fldChar w:fldCharType="end"/>
@@ -2882,7 +3091,7 @@
             <w:fldChar w:fldCharType="begin"/>
           </w:r>
           <w:r>
-            <w:instrText xml:space="preserve"> HYPERLINK \l _Toc21835 </w:instrText>
+            <w:instrText xml:space="preserve"> HYPERLINK \l _Toc15401 </w:instrText>
           </w:r>
           <w:r>
             <w:fldChar w:fldCharType="separate"/>
@@ -2903,13 +3112,13 @@
             <w:fldChar w:fldCharType="begin"/>
           </w:r>
           <w:r>
-            <w:instrText xml:space="preserve"> PAGEREF _Toc21835 \h </w:instrText>
+            <w:instrText xml:space="preserve"> PAGEREF _Toc15401 \h </w:instrText>
           </w:r>
           <w:r>
             <w:fldChar w:fldCharType="separate"/>
           </w:r>
           <w:r>
-            <w:t>9</w:t>
+            <w:t>12</w:t>
           </w:r>
           <w:r>
             <w:fldChar w:fldCharType="end"/>
@@ -2929,7 +3138,7 @@
             <w:fldChar w:fldCharType="begin"/>
           </w:r>
           <w:r>
-            <w:instrText xml:space="preserve"> HYPERLINK \l _Toc16224 </w:instrText>
+            <w:instrText xml:space="preserve"> HYPERLINK \l _Toc6572 </w:instrText>
           </w:r>
           <w:r>
             <w:fldChar w:fldCharType="separate"/>
@@ -2950,13 +3159,13 @@
             <w:fldChar w:fldCharType="begin"/>
           </w:r>
           <w:r>
-            <w:instrText xml:space="preserve"> PAGEREF _Toc16224 \h </w:instrText>
+            <w:instrText xml:space="preserve"> PAGEREF _Toc6572 \h </w:instrText>
           </w:r>
           <w:r>
             <w:fldChar w:fldCharType="separate"/>
           </w:r>
           <w:r>
-            <w:t>9</w:t>
+            <w:t>13</w:t>
           </w:r>
           <w:r>
             <w:fldChar w:fldCharType="end"/>
@@ -2976,7 +3185,7 @@
             <w:fldChar w:fldCharType="begin"/>
           </w:r>
           <w:r>
-            <w:instrText xml:space="preserve"> HYPERLINK \l _Toc14275 </w:instrText>
+            <w:instrText xml:space="preserve"> HYPERLINK \l _Toc27231 </w:instrText>
           </w:r>
           <w:r>
             <w:fldChar w:fldCharType="separate"/>
@@ -2997,13 +3206,13 @@
             <w:fldChar w:fldCharType="begin"/>
           </w:r>
           <w:r>
-            <w:instrText xml:space="preserve"> PAGEREF _Toc14275 \h </w:instrText>
+            <w:instrText xml:space="preserve"> PAGEREF _Toc27231 \h </w:instrText>
           </w:r>
           <w:r>
             <w:fldChar w:fldCharType="separate"/>
           </w:r>
           <w:r>
-            <w:t>10</w:t>
+            <w:t>13</w:t>
           </w:r>
           <w:r>
             <w:fldChar w:fldCharType="end"/>
@@ -3023,7 +3232,7 @@
             <w:fldChar w:fldCharType="begin"/>
           </w:r>
           <w:r>
-            <w:instrText xml:space="preserve"> HYPERLINK \l _Toc16995 </w:instrText>
+            <w:instrText xml:space="preserve"> HYPERLINK \l _Toc23429 </w:instrText>
           </w:r>
           <w:r>
             <w:fldChar w:fldCharType="separate"/>
@@ -3044,13 +3253,13 @@
             <w:fldChar w:fldCharType="begin"/>
           </w:r>
           <w:r>
-            <w:instrText xml:space="preserve"> PAGEREF _Toc16995 \h </w:instrText>
+            <w:instrText xml:space="preserve"> PAGEREF _Toc23429 \h </w:instrText>
           </w:r>
           <w:r>
             <w:fldChar w:fldCharType="separate"/>
           </w:r>
           <w:r>
-            <w:t>10</w:t>
+            <w:t>14</w:t>
           </w:r>
           <w:r>
             <w:fldChar w:fldCharType="end"/>
@@ -3070,7 +3279,7 @@
             <w:fldChar w:fldCharType="begin"/>
           </w:r>
           <w:r>
-            <w:instrText xml:space="preserve"> HYPERLINK \l _Toc16406 </w:instrText>
+            <w:instrText xml:space="preserve"> HYPERLINK \l _Toc16772 </w:instrText>
           </w:r>
           <w:r>
             <w:fldChar w:fldCharType="separate"/>
@@ -3091,13 +3300,13 @@
             <w:fldChar w:fldCharType="begin"/>
           </w:r>
           <w:r>
-            <w:instrText xml:space="preserve"> PAGEREF _Toc16406 \h </w:instrText>
+            <w:instrText xml:space="preserve"> PAGEREF _Toc16772 \h </w:instrText>
           </w:r>
           <w:r>
             <w:fldChar w:fldCharType="separate"/>
           </w:r>
           <w:r>
-            <w:t>11</w:t>
+            <w:t>14</w:t>
           </w:r>
           <w:r>
             <w:fldChar w:fldCharType="end"/>
@@ -3117,7 +3326,7 @@
             <w:fldChar w:fldCharType="begin"/>
           </w:r>
           <w:r>
-            <w:instrText xml:space="preserve"> HYPERLINK \l _Toc17268 </w:instrText>
+            <w:instrText xml:space="preserve"> HYPERLINK \l _Toc31135 </w:instrText>
           </w:r>
           <w:r>
             <w:fldChar w:fldCharType="separate"/>
@@ -3138,13 +3347,13 @@
             <w:fldChar w:fldCharType="begin"/>
           </w:r>
           <w:r>
-            <w:instrText xml:space="preserve"> PAGEREF _Toc17268 \h </w:instrText>
+            <w:instrText xml:space="preserve"> PAGEREF _Toc31135 \h </w:instrText>
           </w:r>
           <w:r>
             <w:fldChar w:fldCharType="separate"/>
           </w:r>
           <w:r>
-            <w:t>12</w:t>
+            <w:t>15</w:t>
           </w:r>
           <w:r>
             <w:fldChar w:fldCharType="end"/>
@@ -3164,7 +3373,7 @@
             <w:fldChar w:fldCharType="begin"/>
           </w:r>
           <w:r>
-            <w:instrText xml:space="preserve"> HYPERLINK \l _Toc1130 </w:instrText>
+            <w:instrText xml:space="preserve"> HYPERLINK \l _Toc4024 </w:instrText>
           </w:r>
           <w:r>
             <w:fldChar w:fldCharType="separate"/>
@@ -3185,13 +3394,13 @@
             <w:fldChar w:fldCharType="begin"/>
           </w:r>
           <w:r>
-            <w:instrText xml:space="preserve"> PAGEREF _Toc1130 \h </w:instrText>
+            <w:instrText xml:space="preserve"> PAGEREF _Toc4024 \h </w:instrText>
           </w:r>
           <w:r>
             <w:fldChar w:fldCharType="separate"/>
           </w:r>
           <w:r>
-            <w:t>12</w:t>
+            <w:t>15</w:t>
           </w:r>
           <w:r>
             <w:fldChar w:fldCharType="end"/>
@@ -3211,7 +3420,7 @@
             <w:fldChar w:fldCharType="begin"/>
           </w:r>
           <w:r>
-            <w:instrText xml:space="preserve"> HYPERLINK \l _Toc24327 </w:instrText>
+            <w:instrText xml:space="preserve"> HYPERLINK \l _Toc23583 </w:instrText>
           </w:r>
           <w:r>
             <w:fldChar w:fldCharType="separate"/>
@@ -3236,13 +3445,13 @@
             <w:fldChar w:fldCharType="begin"/>
           </w:r>
           <w:r>
-            <w:instrText xml:space="preserve"> PAGEREF _Toc24327 \h </w:instrText>
+            <w:instrText xml:space="preserve"> PAGEREF _Toc23583 \h </w:instrText>
           </w:r>
           <w:r>
             <w:fldChar w:fldCharType="separate"/>
           </w:r>
           <w:r>
-            <w:t>12</w:t>
+            <w:t>15</w:t>
           </w:r>
           <w:r>
             <w:fldChar w:fldCharType="end"/>
@@ -3269,7 +3478,7 @@
         <w:pStyle w:val="29"/>
         <w:bidi w:val="0"/>
       </w:pPr>
-      <w:bookmarkStart w:id="5" w:name="_Toc14796"/>
+      <w:bookmarkStart w:id="5" w:name="_Toc13792"/>
       <w:r>
         <w:t>目的</w:t>
       </w:r>
@@ -3300,7 +3509,7 @@
         <w:bidi w:val="0"/>
       </w:pPr>
       <w:bookmarkStart w:id="6" w:name="heading_3"/>
-      <w:bookmarkStart w:id="7" w:name="_Toc10973"/>
+      <w:bookmarkStart w:id="7" w:name="_Toc26225"/>
       <w:r>
         <w:t>适用范围</w:t>
       </w:r>
@@ -3340,7 +3549,7 @@
         <w:bidi w:val="0"/>
       </w:pPr>
       <w:bookmarkStart w:id="8" w:name="heading_4"/>
-      <w:bookmarkStart w:id="9" w:name="_Toc10801"/>
+      <w:bookmarkStart w:id="9" w:name="_Toc885"/>
       <w:r>
         <w:t>术语与定义</w:t>
       </w:r>
@@ -3515,7 +3724,7 @@
         <w:bidi w:val="0"/>
       </w:pPr>
       <w:bookmarkStart w:id="10" w:name="heading_5"/>
-      <w:bookmarkStart w:id="11" w:name="_Toc19661"/>
+      <w:bookmarkStart w:id="11" w:name="_Toc2737"/>
       <w:r>
         <w:t>角色与职责</w:t>
       </w:r>
@@ -4776,7 +4985,7 @@
         <w:bidi w:val="0"/>
       </w:pPr>
       <w:bookmarkStart w:id="12" w:name="heading_6"/>
-      <w:bookmarkStart w:id="13" w:name="_Toc31395"/>
+      <w:bookmarkStart w:id="13" w:name="_Toc23252"/>
       <w:r>
         <w:t>服务数据分类与分级</w:t>
       </w:r>
@@ -4789,7 +4998,7 @@
         <w:bidi w:val="0"/>
       </w:pPr>
       <w:bookmarkStart w:id="14" w:name="heading_7"/>
-      <w:bookmarkStart w:id="15" w:name="_Toc2513"/>
+      <w:bookmarkStart w:id="15" w:name="_Toc30421"/>
       <w:r>
         <w:t>数据分类</w:t>
       </w:r>
@@ -4841,12 +5050,6 @@
             <w:insideH w:val="single" w:color="auto" w:sz="4" w:space="0"/>
             <w:insideV w:val="single" w:color="auto" w:sz="4" w:space="0"/>
           </w:tblBorders>
-          <w:tblCellMar>
-            <w:top w:w="0" w:type="dxa"/>
-            <w:left w:w="10" w:type="dxa"/>
-            <w:bottom w:w="0" w:type="dxa"/>
-            <w:right w:w="10" w:type="dxa"/>
-          </w:tblCellMar>
         </w:tblPrEx>
         <w:tc>
           <w:tcPr>
@@ -5416,7 +5619,7 @@
         <w:bidi w:val="0"/>
       </w:pPr>
       <w:bookmarkStart w:id="16" w:name="heading_8"/>
-      <w:bookmarkStart w:id="17" w:name="_Toc17704"/>
+      <w:bookmarkStart w:id="17" w:name="_Toc960"/>
       <w:r>
         <w:t>数据分级</w:t>
       </w:r>
@@ -5500,28 +5703,4891 @@
     </w:p>
     <w:p>
       <w:pPr>
-        <w:pStyle w:val="29"/>
+        <w:pStyle w:val="31"/>
         <w:bidi w:val="0"/>
       </w:pPr>
-      <w:bookmarkStart w:id="18" w:name="heading_9"/>
-      <w:bookmarkStart w:id="19" w:name="_Toc32691"/>
+      <w:bookmarkStart w:id="18" w:name="_Toc26539"/>
       <w:r>
-        <w:t>服务数据全生命周期管理</w:t>
+        <w:rPr>
+          <w:rFonts w:hint="eastAsia"/>
+          <w:lang w:val="en-US" w:eastAsia="zh-CN"/>
+        </w:rPr>
+        <w:t>数据格式规范</w:t>
       </w:r>
       <w:bookmarkEnd w:id="18"/>
+    </w:p>
+    <w:p>
+      <w:pPr>
+        <w:pStyle w:val="30"/>
+        <w:rPr>
+          <w:rFonts w:hint="eastAsia" w:ascii="Segoe UI" w:hAnsi="Segoe UI" w:eastAsia="宋体" w:cs="Segoe UI"/>
+          <w:i w:val="0"/>
+          <w:iCs w:val="0"/>
+          <w:caps w:val="0"/>
+          <w:color w:val="0F1115"/>
+          <w:spacing w:val="0"/>
+          <w:sz w:val="24"/>
+          <w:szCs w:val="24"/>
+          <w:shd w:val="clear" w:fill="FFFFFF"/>
+          <w:lang w:eastAsia="zh-CN"/>
+        </w:rPr>
+      </w:pPr>
+      <w:r>
+        <w:rPr>
+          <w:rFonts w:ascii="Segoe UI" w:hAnsi="Segoe UI" w:eastAsia="Segoe UI" w:cs="Segoe UI"/>
+          <w:i w:val="0"/>
+          <w:iCs w:val="0"/>
+          <w:caps w:val="0"/>
+          <w:color w:val="0F1115"/>
+          <w:spacing w:val="0"/>
+          <w:sz w:val="24"/>
+          <w:szCs w:val="24"/>
+          <w:shd w:val="clear" w:fill="FFFFFF"/>
+        </w:rPr>
+        <w:t>为便于服务数据的采集、存储、交换和分析，各类服务数据需遵循统一的格式规范</w:t>
+      </w:r>
+      <w:r>
+        <w:rPr>
+          <w:rFonts w:hint="eastAsia" w:ascii="Segoe UI" w:hAnsi="Segoe UI" w:eastAsia="宋体" w:cs="Segoe UI"/>
+          <w:i w:val="0"/>
+          <w:iCs w:val="0"/>
+          <w:caps w:val="0"/>
+          <w:color w:val="0F1115"/>
+          <w:spacing w:val="0"/>
+          <w:sz w:val="24"/>
+          <w:szCs w:val="24"/>
+          <w:shd w:val="clear" w:fill="FFFFFF"/>
+          <w:lang w:eastAsia="zh-CN"/>
+        </w:rPr>
+        <w:t>。</w:t>
+      </w:r>
+    </w:p>
+    <w:p>
+      <w:pPr>
+        <w:pStyle w:val="32"/>
+        <w:bidi w:val="0"/>
+        <w:rPr>
+          <w:rFonts w:hint="default"/>
+          <w:lang w:val="en-US" w:eastAsia="zh-CN"/>
+        </w:rPr>
+      </w:pPr>
+      <w:bookmarkStart w:id="19" w:name="_Toc21403"/>
+      <w:r>
+        <w:rPr>
+          <w:rFonts w:hint="eastAsia"/>
+          <w:lang w:val="en-US" w:eastAsia="zh-CN"/>
+        </w:rPr>
+        <w:t>结构化数据规范化格式</w:t>
+      </w:r>
       <w:bookmarkEnd w:id="19"/>
     </w:p>
+    <w:tbl>
+      <w:tblPr>
+        <w:tblW w:w="8522" w:type="dxa"/>
+        <w:jc w:val="center"/>
+        <w:tblBorders>
+          <w:top w:val="none" w:color="auto" w:sz="0" w:space="0"/>
+          <w:left w:val="none" w:color="auto" w:sz="0" w:space="0"/>
+          <w:bottom w:val="none" w:color="auto" w:sz="0" w:space="0"/>
+          <w:right w:val="none" w:color="auto" w:sz="0" w:space="0"/>
+          <w:insideH w:val="none" w:color="auto" w:sz="0" w:space="0"/>
+          <w:insideV w:val="none" w:color="auto" w:sz="0" w:space="0"/>
+        </w:tblBorders>
+        <w:shd w:val="clear" w:color="auto" w:fill="FFFFFF"/>
+        <w:tblLayout w:type="autofit"/>
+        <w:tblCellMar>
+          <w:top w:w="15" w:type="dxa"/>
+          <w:left w:w="15" w:type="dxa"/>
+          <w:bottom w:w="15" w:type="dxa"/>
+          <w:right w:w="15" w:type="dxa"/>
+        </w:tblCellMar>
+      </w:tblPr>
+      <w:tblGrid>
+        <w:gridCol w:w="1074"/>
+        <w:gridCol w:w="1354"/>
+        <w:gridCol w:w="1344"/>
+        <w:gridCol w:w="985"/>
+        <w:gridCol w:w="978"/>
+        <w:gridCol w:w="2787"/>
+      </w:tblGrid>
+      <w:tr>
+        <w:tblPrEx>
+          <w:tblBorders>
+            <w:top w:val="none" w:color="auto" w:sz="0" w:space="0"/>
+            <w:left w:val="none" w:color="auto" w:sz="0" w:space="0"/>
+            <w:bottom w:val="none" w:color="auto" w:sz="0" w:space="0"/>
+            <w:right w:val="none" w:color="auto" w:sz="0" w:space="0"/>
+            <w:insideH w:val="none" w:color="auto" w:sz="0" w:space="0"/>
+            <w:insideV w:val="none" w:color="auto" w:sz="0" w:space="0"/>
+          </w:tblBorders>
+          <w:shd w:val="clear" w:color="auto" w:fill="FFFFFF"/>
+          <w:tblCellMar>
+            <w:top w:w="15" w:type="dxa"/>
+            <w:left w:w="15" w:type="dxa"/>
+            <w:bottom w:w="15" w:type="dxa"/>
+            <w:right w:w="15" w:type="dxa"/>
+          </w:tblCellMar>
+        </w:tblPrEx>
+        <w:trPr>
+          <w:trHeight w:val="0" w:hRule="atLeast"/>
+          <w:tblHeader/>
+          <w:jc w:val="center"/>
+        </w:trPr>
+        <w:tc>
+          <w:tcPr>
+            <w:tcW w:w="1108" w:type="dxa"/>
+            <w:tcBorders>
+              <w:top w:val="single" w:color="auto" w:sz="12" w:space="0"/>
+              <w:left w:val="single" w:color="auto" w:sz="12" w:space="0"/>
+              <w:bottom w:val="nil"/>
+              <w:right w:val="nil"/>
+            </w:tcBorders>
+            <w:shd w:val="clear" w:color="auto" w:fill="FFFFFF"/>
+            <w:noWrap w:val="0"/>
+            <w:tcMar>
+              <w:top w:w="150" w:type="dxa"/>
+              <w:left w:w="-1" w:type="dxa"/>
+              <w:bottom w:w="150" w:type="dxa"/>
+              <w:right w:w="240" w:type="dxa"/>
+            </w:tcMar>
+            <w:vAlign w:val="center"/>
+          </w:tcPr>
+          <w:p>
+            <w:pPr>
+              <w:keepNext w:val="0"/>
+              <w:keepLines w:val="0"/>
+              <w:widowControl/>
+              <w:suppressLineNumbers w:val="0"/>
+              <w:snapToGrid w:val="0"/>
+              <w:spacing w:line="240" w:lineRule="auto"/>
+              <w:ind w:left="0" w:leftChars="0" w:right="0" w:rightChars="0" w:firstLine="0" w:firstLineChars="0"/>
+              <w:jc w:val="center"/>
+              <w:rPr>
+                <w:rFonts w:ascii="Segoe UI" w:hAnsi="Segoe UI" w:eastAsia="Segoe UI" w:cs="Segoe UI"/>
+                <w:b/>
+                <w:i w:val="0"/>
+                <w:iCs w:val="0"/>
+                <w:caps w:val="0"/>
+                <w:color w:val="0F1115"/>
+                <w:spacing w:val="0"/>
+                <w:sz w:val="22"/>
+                <w:szCs w:val="22"/>
+              </w:rPr>
+            </w:pPr>
+            <w:r>
+              <w:rPr>
+                <w:rFonts w:hint="default" w:ascii="Segoe UI" w:hAnsi="Segoe UI" w:eastAsia="Segoe UI" w:cs="Segoe UI"/>
+                <w:b/>
+                <w:i w:val="0"/>
+                <w:iCs w:val="0"/>
+                <w:caps w:val="0"/>
+                <w:snapToGrid w:val="0"/>
+                <w:color w:val="000000"/>
+                <w:spacing w:val="0"/>
+                <w:kern w:val="0"/>
+                <w:sz w:val="22"/>
+                <w:szCs w:val="22"/>
+                <w:bdr w:val="none" w:color="auto" w:sz="0" w:space="0"/>
+                <w:lang w:val="en-US" w:eastAsia="zh-CN" w:bidi="ar"/>
+              </w:rPr>
+              <w:t>数据类别</w:t>
+            </w:r>
+          </w:p>
+        </w:tc>
+        <w:tc>
+          <w:tcPr>
+            <w:tcW w:w="1390" w:type="dxa"/>
+            <w:tcBorders>
+              <w:top w:val="single" w:color="auto" w:sz="12" w:space="0"/>
+              <w:left w:val="single" w:color="auto" w:sz="4" w:space="0"/>
+              <w:bottom w:val="nil"/>
+              <w:right w:val="nil"/>
+            </w:tcBorders>
+            <w:shd w:val="clear" w:color="auto" w:fill="FFFFFF"/>
+            <w:noWrap w:val="0"/>
+            <w:tcMar>
+              <w:top w:w="150" w:type="dxa"/>
+              <w:left w:w="240" w:type="dxa"/>
+              <w:bottom w:w="150" w:type="dxa"/>
+              <w:right w:w="240" w:type="dxa"/>
+            </w:tcMar>
+            <w:vAlign w:val="center"/>
+          </w:tcPr>
+          <w:p>
+            <w:pPr>
+              <w:keepNext w:val="0"/>
+              <w:keepLines w:val="0"/>
+              <w:widowControl/>
+              <w:suppressLineNumbers w:val="0"/>
+              <w:snapToGrid w:val="0"/>
+              <w:spacing w:line="240" w:lineRule="auto"/>
+              <w:ind w:left="0" w:leftChars="0" w:right="0" w:rightChars="0" w:firstLine="0" w:firstLineChars="0"/>
+              <w:jc w:val="center"/>
+              <w:rPr>
+                <w:rFonts w:hint="default" w:ascii="Segoe UI" w:hAnsi="Segoe UI" w:eastAsia="Segoe UI" w:cs="Segoe UI"/>
+                <w:b/>
+                <w:i w:val="0"/>
+                <w:iCs w:val="0"/>
+                <w:caps w:val="0"/>
+                <w:color w:val="0F1115"/>
+                <w:spacing w:val="0"/>
+                <w:sz w:val="22"/>
+                <w:szCs w:val="22"/>
+              </w:rPr>
+            </w:pPr>
+            <w:r>
+              <w:rPr>
+                <w:rFonts w:hint="default" w:ascii="Segoe UI" w:hAnsi="Segoe UI" w:eastAsia="Segoe UI" w:cs="Segoe UI"/>
+                <w:b/>
+                <w:i w:val="0"/>
+                <w:iCs w:val="0"/>
+                <w:caps w:val="0"/>
+                <w:snapToGrid w:val="0"/>
+                <w:color w:val="000000"/>
+                <w:spacing w:val="0"/>
+                <w:kern w:val="0"/>
+                <w:sz w:val="22"/>
+                <w:szCs w:val="22"/>
+                <w:bdr w:val="none" w:color="auto" w:sz="0" w:space="0"/>
+                <w:lang w:val="en-US" w:eastAsia="zh-CN" w:bidi="ar"/>
+              </w:rPr>
+              <w:t>数据项</w:t>
+            </w:r>
+          </w:p>
+        </w:tc>
+        <w:tc>
+          <w:tcPr>
+            <w:tcW w:w="1232" w:type="dxa"/>
+            <w:tcBorders>
+              <w:top w:val="single" w:color="auto" w:sz="12" w:space="0"/>
+              <w:left w:val="single" w:color="auto" w:sz="4" w:space="0"/>
+              <w:bottom w:val="nil"/>
+              <w:right w:val="nil"/>
+            </w:tcBorders>
+            <w:shd w:val="clear" w:color="auto" w:fill="FFFFFF"/>
+            <w:noWrap w:val="0"/>
+            <w:tcMar>
+              <w:top w:w="150" w:type="dxa"/>
+              <w:left w:w="240" w:type="dxa"/>
+              <w:bottom w:w="150" w:type="dxa"/>
+              <w:right w:w="240" w:type="dxa"/>
+            </w:tcMar>
+            <w:vAlign w:val="center"/>
+          </w:tcPr>
+          <w:p>
+            <w:pPr>
+              <w:keepNext w:val="0"/>
+              <w:keepLines w:val="0"/>
+              <w:widowControl/>
+              <w:suppressLineNumbers w:val="0"/>
+              <w:snapToGrid w:val="0"/>
+              <w:spacing w:line="240" w:lineRule="auto"/>
+              <w:ind w:left="0" w:leftChars="0" w:right="0" w:rightChars="0" w:firstLine="0" w:firstLineChars="0"/>
+              <w:jc w:val="center"/>
+              <w:rPr>
+                <w:rFonts w:hint="default" w:ascii="Segoe UI" w:hAnsi="Segoe UI" w:eastAsia="Segoe UI" w:cs="Segoe UI"/>
+                <w:b/>
+                <w:i w:val="0"/>
+                <w:iCs w:val="0"/>
+                <w:caps w:val="0"/>
+                <w:color w:val="0F1115"/>
+                <w:spacing w:val="0"/>
+                <w:sz w:val="22"/>
+                <w:szCs w:val="22"/>
+              </w:rPr>
+            </w:pPr>
+            <w:r>
+              <w:rPr>
+                <w:rFonts w:hint="default" w:ascii="Segoe UI" w:hAnsi="Segoe UI" w:eastAsia="Segoe UI" w:cs="Segoe UI"/>
+                <w:b/>
+                <w:i w:val="0"/>
+                <w:iCs w:val="0"/>
+                <w:caps w:val="0"/>
+                <w:snapToGrid w:val="0"/>
+                <w:color w:val="000000"/>
+                <w:spacing w:val="0"/>
+                <w:kern w:val="0"/>
+                <w:sz w:val="22"/>
+                <w:szCs w:val="22"/>
+                <w:bdr w:val="none" w:color="auto" w:sz="0" w:space="0"/>
+                <w:lang w:val="en-US" w:eastAsia="zh-CN" w:bidi="ar"/>
+              </w:rPr>
+              <w:t>字段类型</w:t>
+            </w:r>
+          </w:p>
+        </w:tc>
+        <w:tc>
+          <w:tcPr>
+            <w:tcW w:w="993" w:type="dxa"/>
+            <w:tcBorders>
+              <w:top w:val="single" w:color="auto" w:sz="12" w:space="0"/>
+              <w:left w:val="single" w:color="auto" w:sz="4" w:space="0"/>
+              <w:bottom w:val="nil"/>
+              <w:right w:val="nil"/>
+            </w:tcBorders>
+            <w:shd w:val="clear" w:color="auto" w:fill="FFFFFF"/>
+            <w:noWrap w:val="0"/>
+            <w:tcMar>
+              <w:top w:w="150" w:type="dxa"/>
+              <w:left w:w="240" w:type="dxa"/>
+              <w:bottom w:w="150" w:type="dxa"/>
+              <w:right w:w="240" w:type="dxa"/>
+            </w:tcMar>
+            <w:vAlign w:val="center"/>
+          </w:tcPr>
+          <w:p>
+            <w:pPr>
+              <w:keepNext w:val="0"/>
+              <w:keepLines w:val="0"/>
+              <w:widowControl/>
+              <w:suppressLineNumbers w:val="0"/>
+              <w:snapToGrid w:val="0"/>
+              <w:spacing w:line="240" w:lineRule="auto"/>
+              <w:ind w:left="0" w:leftChars="0" w:right="0" w:rightChars="0" w:firstLine="0" w:firstLineChars="0"/>
+              <w:jc w:val="center"/>
+              <w:rPr>
+                <w:rFonts w:hint="default" w:ascii="Segoe UI" w:hAnsi="Segoe UI" w:eastAsia="Segoe UI" w:cs="Segoe UI"/>
+                <w:b/>
+                <w:i w:val="0"/>
+                <w:iCs w:val="0"/>
+                <w:caps w:val="0"/>
+                <w:color w:val="0F1115"/>
+                <w:spacing w:val="0"/>
+                <w:sz w:val="22"/>
+                <w:szCs w:val="22"/>
+              </w:rPr>
+            </w:pPr>
+            <w:r>
+              <w:rPr>
+                <w:rFonts w:hint="default" w:ascii="Segoe UI" w:hAnsi="Segoe UI" w:eastAsia="Segoe UI" w:cs="Segoe UI"/>
+                <w:b/>
+                <w:i w:val="0"/>
+                <w:iCs w:val="0"/>
+                <w:caps w:val="0"/>
+                <w:snapToGrid w:val="0"/>
+                <w:color w:val="000000"/>
+                <w:spacing w:val="0"/>
+                <w:kern w:val="0"/>
+                <w:sz w:val="22"/>
+                <w:szCs w:val="22"/>
+                <w:bdr w:val="none" w:color="auto" w:sz="0" w:space="0"/>
+                <w:lang w:val="en-US" w:eastAsia="zh-CN" w:bidi="ar"/>
+              </w:rPr>
+              <w:t>字段长度</w:t>
+            </w:r>
+          </w:p>
+        </w:tc>
+        <w:tc>
+          <w:tcPr>
+            <w:tcW w:w="993" w:type="dxa"/>
+            <w:tcBorders>
+              <w:top w:val="single" w:color="auto" w:sz="12" w:space="0"/>
+              <w:left w:val="single" w:color="auto" w:sz="4" w:space="0"/>
+              <w:bottom w:val="nil"/>
+              <w:right w:val="nil"/>
+            </w:tcBorders>
+            <w:shd w:val="clear" w:color="auto" w:fill="FFFFFF"/>
+            <w:noWrap w:val="0"/>
+            <w:tcMar>
+              <w:top w:w="150" w:type="dxa"/>
+              <w:left w:w="240" w:type="dxa"/>
+              <w:bottom w:w="150" w:type="dxa"/>
+              <w:right w:w="240" w:type="dxa"/>
+            </w:tcMar>
+            <w:vAlign w:val="center"/>
+          </w:tcPr>
+          <w:p>
+            <w:pPr>
+              <w:keepNext w:val="0"/>
+              <w:keepLines w:val="0"/>
+              <w:widowControl/>
+              <w:suppressLineNumbers w:val="0"/>
+              <w:snapToGrid w:val="0"/>
+              <w:spacing w:line="240" w:lineRule="auto"/>
+              <w:ind w:left="0" w:leftChars="0" w:right="0" w:rightChars="0" w:firstLine="0" w:firstLineChars="0"/>
+              <w:jc w:val="center"/>
+              <w:rPr>
+                <w:rFonts w:hint="default" w:ascii="Segoe UI" w:hAnsi="Segoe UI" w:eastAsia="Segoe UI" w:cs="Segoe UI"/>
+                <w:b/>
+                <w:i w:val="0"/>
+                <w:iCs w:val="0"/>
+                <w:caps w:val="0"/>
+                <w:color w:val="0F1115"/>
+                <w:spacing w:val="0"/>
+                <w:sz w:val="22"/>
+                <w:szCs w:val="22"/>
+              </w:rPr>
+            </w:pPr>
+            <w:r>
+              <w:rPr>
+                <w:rFonts w:hint="default" w:ascii="Segoe UI" w:hAnsi="Segoe UI" w:eastAsia="Segoe UI" w:cs="Segoe UI"/>
+                <w:b/>
+                <w:i w:val="0"/>
+                <w:iCs w:val="0"/>
+                <w:caps w:val="0"/>
+                <w:snapToGrid w:val="0"/>
+                <w:color w:val="000000"/>
+                <w:spacing w:val="0"/>
+                <w:kern w:val="0"/>
+                <w:sz w:val="22"/>
+                <w:szCs w:val="22"/>
+                <w:bdr w:val="none" w:color="auto" w:sz="0" w:space="0"/>
+                <w:lang w:val="en-US" w:eastAsia="zh-CN" w:bidi="ar"/>
+              </w:rPr>
+              <w:t>是否必填</w:t>
+            </w:r>
+          </w:p>
+        </w:tc>
+        <w:tc>
+          <w:tcPr>
+            <w:tcW w:w="2806" w:type="dxa"/>
+            <w:tcBorders>
+              <w:top w:val="single" w:color="auto" w:sz="12" w:space="0"/>
+              <w:left w:val="single" w:color="auto" w:sz="4" w:space="0"/>
+              <w:bottom w:val="nil"/>
+              <w:right w:val="single" w:color="auto" w:sz="12" w:space="0"/>
+            </w:tcBorders>
+            <w:shd w:val="clear" w:color="auto" w:fill="FFFFFF"/>
+            <w:noWrap w:val="0"/>
+            <w:tcMar>
+              <w:top w:w="150" w:type="dxa"/>
+              <w:left w:w="240" w:type="dxa"/>
+              <w:bottom w:w="150" w:type="dxa"/>
+              <w:right w:w="240" w:type="dxa"/>
+            </w:tcMar>
+            <w:vAlign w:val="center"/>
+          </w:tcPr>
+          <w:p>
+            <w:pPr>
+              <w:keepNext w:val="0"/>
+              <w:keepLines w:val="0"/>
+              <w:widowControl/>
+              <w:suppressLineNumbers w:val="0"/>
+              <w:snapToGrid w:val="0"/>
+              <w:spacing w:line="240" w:lineRule="auto"/>
+              <w:ind w:left="0" w:leftChars="0" w:right="0" w:rightChars="0" w:firstLine="0" w:firstLineChars="0"/>
+              <w:jc w:val="center"/>
+              <w:rPr>
+                <w:rFonts w:hint="default" w:ascii="Segoe UI" w:hAnsi="Segoe UI" w:eastAsia="Segoe UI" w:cs="Segoe UI"/>
+                <w:b/>
+                <w:i w:val="0"/>
+                <w:iCs w:val="0"/>
+                <w:caps w:val="0"/>
+                <w:color w:val="0F1115"/>
+                <w:spacing w:val="0"/>
+                <w:sz w:val="22"/>
+                <w:szCs w:val="22"/>
+              </w:rPr>
+            </w:pPr>
+            <w:r>
+              <w:rPr>
+                <w:rFonts w:hint="default" w:ascii="Segoe UI" w:hAnsi="Segoe UI" w:eastAsia="Segoe UI" w:cs="Segoe UI"/>
+                <w:b/>
+                <w:i w:val="0"/>
+                <w:iCs w:val="0"/>
+                <w:caps w:val="0"/>
+                <w:snapToGrid w:val="0"/>
+                <w:color w:val="000000"/>
+                <w:spacing w:val="0"/>
+                <w:kern w:val="0"/>
+                <w:sz w:val="22"/>
+                <w:szCs w:val="22"/>
+                <w:bdr w:val="none" w:color="auto" w:sz="0" w:space="0"/>
+                <w:lang w:val="en-US" w:eastAsia="zh-CN" w:bidi="ar"/>
+              </w:rPr>
+              <w:t>备注</w:t>
+            </w:r>
+          </w:p>
+        </w:tc>
+      </w:tr>
+      <w:tr>
+        <w:tblPrEx>
+          <w:tblBorders>
+            <w:top w:val="none" w:color="auto" w:sz="0" w:space="0"/>
+            <w:left w:val="none" w:color="auto" w:sz="0" w:space="0"/>
+            <w:bottom w:val="none" w:color="auto" w:sz="0" w:space="0"/>
+            <w:right w:val="none" w:color="auto" w:sz="0" w:space="0"/>
+            <w:insideH w:val="none" w:color="auto" w:sz="0" w:space="0"/>
+            <w:insideV w:val="none" w:color="auto" w:sz="0" w:space="0"/>
+          </w:tblBorders>
+          <w:shd w:val="clear" w:color="auto" w:fill="FFFFFF"/>
+          <w:tblCellMar>
+            <w:top w:w="15" w:type="dxa"/>
+            <w:left w:w="15" w:type="dxa"/>
+            <w:bottom w:w="15" w:type="dxa"/>
+            <w:right w:w="15" w:type="dxa"/>
+          </w:tblCellMar>
+        </w:tblPrEx>
+        <w:trPr>
+          <w:trHeight w:val="0" w:hRule="atLeast"/>
+          <w:jc w:val="center"/>
+        </w:trPr>
+        <w:tc>
+          <w:tcPr>
+            <w:tcW w:w="1108" w:type="dxa"/>
+            <w:tcBorders>
+              <w:top w:val="single" w:color="auto" w:sz="4" w:space="0"/>
+              <w:left w:val="single" w:color="auto" w:sz="12" w:space="0"/>
+              <w:bottom w:val="nil"/>
+              <w:right w:val="nil"/>
+            </w:tcBorders>
+            <w:shd w:val="clear" w:color="auto" w:fill="FFFFFF"/>
+            <w:noWrap w:val="0"/>
+            <w:tcMar>
+              <w:top w:w="150" w:type="dxa"/>
+              <w:left w:w="-1" w:type="dxa"/>
+              <w:bottom w:w="150" w:type="dxa"/>
+              <w:right w:w="240" w:type="dxa"/>
+            </w:tcMar>
+            <w:vAlign w:val="center"/>
+          </w:tcPr>
+          <w:p>
+            <w:pPr>
+              <w:keepNext w:val="0"/>
+              <w:keepLines w:val="0"/>
+              <w:widowControl/>
+              <w:suppressLineNumbers w:val="0"/>
+              <w:snapToGrid w:val="0"/>
+              <w:spacing w:line="240" w:lineRule="auto"/>
+              <w:ind w:left="0" w:leftChars="0" w:right="0" w:rightChars="0" w:firstLine="0" w:firstLineChars="0"/>
+              <w:jc w:val="center"/>
+              <w:rPr>
+                <w:rFonts w:hint="default" w:ascii="Segoe UI" w:hAnsi="Segoe UI" w:eastAsia="Segoe UI" w:cs="Segoe UI"/>
+                <w:i w:val="0"/>
+                <w:iCs w:val="0"/>
+                <w:caps w:val="0"/>
+                <w:color w:val="0F1115"/>
+                <w:spacing w:val="0"/>
+                <w:sz w:val="22"/>
+                <w:szCs w:val="22"/>
+              </w:rPr>
+            </w:pPr>
+            <w:r>
+              <w:rPr>
+                <w:rFonts w:hint="default" w:ascii="Segoe UI" w:hAnsi="Segoe UI" w:eastAsia="Segoe UI" w:cs="Segoe UI"/>
+                <w:i w:val="0"/>
+                <w:iCs w:val="0"/>
+                <w:caps w:val="0"/>
+                <w:snapToGrid w:val="0"/>
+                <w:color w:val="000000"/>
+                <w:spacing w:val="0"/>
+                <w:kern w:val="0"/>
+                <w:sz w:val="22"/>
+                <w:szCs w:val="22"/>
+                <w:bdr w:val="none" w:color="auto" w:sz="0" w:space="0"/>
+                <w:lang w:val="en-US" w:eastAsia="zh-CN" w:bidi="ar"/>
+              </w:rPr>
+              <w:t>故障记录</w:t>
+            </w:r>
+          </w:p>
+        </w:tc>
+        <w:tc>
+          <w:tcPr>
+            <w:tcW w:w="1390" w:type="dxa"/>
+            <w:tcBorders>
+              <w:top w:val="single" w:color="auto" w:sz="4" w:space="0"/>
+              <w:left w:val="single" w:color="auto" w:sz="4" w:space="0"/>
+              <w:bottom w:val="nil"/>
+              <w:right w:val="nil"/>
+            </w:tcBorders>
+            <w:shd w:val="clear" w:color="auto" w:fill="FFFFFF"/>
+            <w:noWrap w:val="0"/>
+            <w:tcMar>
+              <w:top w:w="150" w:type="dxa"/>
+              <w:left w:w="240" w:type="dxa"/>
+              <w:bottom w:w="150" w:type="dxa"/>
+              <w:right w:w="240" w:type="dxa"/>
+            </w:tcMar>
+            <w:vAlign w:val="center"/>
+          </w:tcPr>
+          <w:p>
+            <w:pPr>
+              <w:keepNext w:val="0"/>
+              <w:keepLines w:val="0"/>
+              <w:widowControl/>
+              <w:suppressLineNumbers w:val="0"/>
+              <w:snapToGrid w:val="0"/>
+              <w:spacing w:line="240" w:lineRule="auto"/>
+              <w:ind w:left="0" w:leftChars="0" w:right="0" w:rightChars="0" w:firstLine="0" w:firstLineChars="0"/>
+              <w:jc w:val="center"/>
+              <w:rPr>
+                <w:rFonts w:hint="default" w:ascii="Segoe UI" w:hAnsi="Segoe UI" w:eastAsia="Segoe UI" w:cs="Segoe UI"/>
+                <w:i w:val="0"/>
+                <w:iCs w:val="0"/>
+                <w:caps w:val="0"/>
+                <w:color w:val="0F1115"/>
+                <w:spacing w:val="0"/>
+                <w:sz w:val="22"/>
+                <w:szCs w:val="22"/>
+              </w:rPr>
+            </w:pPr>
+            <w:r>
+              <w:rPr>
+                <w:rFonts w:hint="default" w:ascii="Segoe UI" w:hAnsi="Segoe UI" w:eastAsia="Segoe UI" w:cs="Segoe UI"/>
+                <w:i w:val="0"/>
+                <w:iCs w:val="0"/>
+                <w:caps w:val="0"/>
+                <w:snapToGrid w:val="0"/>
+                <w:color w:val="000000"/>
+                <w:spacing w:val="0"/>
+                <w:kern w:val="0"/>
+                <w:sz w:val="22"/>
+                <w:szCs w:val="22"/>
+                <w:bdr w:val="none" w:color="auto" w:sz="0" w:space="0"/>
+                <w:lang w:val="en-US" w:eastAsia="zh-CN" w:bidi="ar"/>
+              </w:rPr>
+              <w:t>故障编号</w:t>
+            </w:r>
+          </w:p>
+        </w:tc>
+        <w:tc>
+          <w:tcPr>
+            <w:tcW w:w="1232" w:type="dxa"/>
+            <w:tcBorders>
+              <w:top w:val="single" w:color="auto" w:sz="4" w:space="0"/>
+              <w:left w:val="single" w:color="auto" w:sz="4" w:space="0"/>
+              <w:bottom w:val="nil"/>
+              <w:right w:val="nil"/>
+            </w:tcBorders>
+            <w:shd w:val="clear" w:color="auto" w:fill="FFFFFF"/>
+            <w:noWrap w:val="0"/>
+            <w:tcMar>
+              <w:top w:w="150" w:type="dxa"/>
+              <w:left w:w="240" w:type="dxa"/>
+              <w:bottom w:w="150" w:type="dxa"/>
+              <w:right w:w="240" w:type="dxa"/>
+            </w:tcMar>
+            <w:vAlign w:val="center"/>
+          </w:tcPr>
+          <w:p>
+            <w:pPr>
+              <w:keepNext w:val="0"/>
+              <w:keepLines w:val="0"/>
+              <w:widowControl/>
+              <w:suppressLineNumbers w:val="0"/>
+              <w:snapToGrid w:val="0"/>
+              <w:spacing w:line="240" w:lineRule="auto"/>
+              <w:ind w:left="0" w:leftChars="0" w:right="0" w:rightChars="0" w:firstLine="0" w:firstLineChars="0"/>
+              <w:jc w:val="left"/>
+              <w:rPr>
+                <w:rFonts w:hint="default" w:ascii="Segoe UI" w:hAnsi="Segoe UI" w:eastAsia="Segoe UI" w:cs="Segoe UI"/>
+                <w:i w:val="0"/>
+                <w:iCs w:val="0"/>
+                <w:caps w:val="0"/>
+                <w:color w:val="0F1115"/>
+                <w:spacing w:val="0"/>
+                <w:sz w:val="22"/>
+                <w:szCs w:val="22"/>
+              </w:rPr>
+            </w:pPr>
+            <w:r>
+              <w:rPr>
+                <w:rFonts w:hint="default" w:ascii="Segoe UI" w:hAnsi="Segoe UI" w:eastAsia="Segoe UI" w:cs="Segoe UI"/>
+                <w:i w:val="0"/>
+                <w:iCs w:val="0"/>
+                <w:caps w:val="0"/>
+                <w:snapToGrid w:val="0"/>
+                <w:color w:val="000000"/>
+                <w:spacing w:val="0"/>
+                <w:kern w:val="0"/>
+                <w:sz w:val="22"/>
+                <w:szCs w:val="22"/>
+                <w:bdr w:val="none" w:color="auto" w:sz="0" w:space="0"/>
+                <w:lang w:val="en-US" w:eastAsia="zh-CN" w:bidi="ar"/>
+              </w:rPr>
+              <w:t>varchar</w:t>
+            </w:r>
+          </w:p>
+        </w:tc>
+        <w:tc>
+          <w:tcPr>
+            <w:tcW w:w="993" w:type="dxa"/>
+            <w:tcBorders>
+              <w:top w:val="single" w:color="auto" w:sz="4" w:space="0"/>
+              <w:left w:val="single" w:color="auto" w:sz="4" w:space="0"/>
+              <w:bottom w:val="nil"/>
+              <w:right w:val="nil"/>
+            </w:tcBorders>
+            <w:shd w:val="clear" w:color="auto" w:fill="FFFFFF"/>
+            <w:noWrap w:val="0"/>
+            <w:tcMar>
+              <w:top w:w="150" w:type="dxa"/>
+              <w:left w:w="240" w:type="dxa"/>
+              <w:bottom w:w="150" w:type="dxa"/>
+              <w:right w:w="240" w:type="dxa"/>
+            </w:tcMar>
+            <w:vAlign w:val="center"/>
+          </w:tcPr>
+          <w:p>
+            <w:pPr>
+              <w:keepNext w:val="0"/>
+              <w:keepLines w:val="0"/>
+              <w:widowControl/>
+              <w:suppressLineNumbers w:val="0"/>
+              <w:snapToGrid w:val="0"/>
+              <w:spacing w:line="240" w:lineRule="auto"/>
+              <w:ind w:left="0" w:leftChars="0" w:right="0" w:rightChars="0" w:firstLine="0" w:firstLineChars="0"/>
+              <w:jc w:val="left"/>
+              <w:rPr>
+                <w:rFonts w:hint="default" w:ascii="Segoe UI" w:hAnsi="Segoe UI" w:eastAsia="Segoe UI" w:cs="Segoe UI"/>
+                <w:i w:val="0"/>
+                <w:iCs w:val="0"/>
+                <w:caps w:val="0"/>
+                <w:color w:val="0F1115"/>
+                <w:spacing w:val="0"/>
+                <w:sz w:val="22"/>
+                <w:szCs w:val="22"/>
+              </w:rPr>
+            </w:pPr>
+            <w:r>
+              <w:rPr>
+                <w:rFonts w:hint="default" w:ascii="Segoe UI" w:hAnsi="Segoe UI" w:eastAsia="Segoe UI" w:cs="Segoe UI"/>
+                <w:i w:val="0"/>
+                <w:iCs w:val="0"/>
+                <w:caps w:val="0"/>
+                <w:snapToGrid w:val="0"/>
+                <w:color w:val="000000"/>
+                <w:spacing w:val="0"/>
+                <w:kern w:val="0"/>
+                <w:sz w:val="22"/>
+                <w:szCs w:val="22"/>
+                <w:bdr w:val="none" w:color="auto" w:sz="0" w:space="0"/>
+                <w:lang w:val="en-US" w:eastAsia="zh-CN" w:bidi="ar"/>
+              </w:rPr>
+              <w:t>20</w:t>
+            </w:r>
+          </w:p>
+        </w:tc>
+        <w:tc>
+          <w:tcPr>
+            <w:tcW w:w="993" w:type="dxa"/>
+            <w:tcBorders>
+              <w:top w:val="single" w:color="auto" w:sz="4" w:space="0"/>
+              <w:left w:val="single" w:color="auto" w:sz="4" w:space="0"/>
+              <w:bottom w:val="nil"/>
+              <w:right w:val="nil"/>
+            </w:tcBorders>
+            <w:shd w:val="clear" w:color="auto" w:fill="FFFFFF"/>
+            <w:noWrap w:val="0"/>
+            <w:tcMar>
+              <w:top w:w="150" w:type="dxa"/>
+              <w:left w:w="240" w:type="dxa"/>
+              <w:bottom w:w="150" w:type="dxa"/>
+              <w:right w:w="240" w:type="dxa"/>
+            </w:tcMar>
+            <w:vAlign w:val="center"/>
+          </w:tcPr>
+          <w:p>
+            <w:pPr>
+              <w:keepNext w:val="0"/>
+              <w:keepLines w:val="0"/>
+              <w:widowControl/>
+              <w:suppressLineNumbers w:val="0"/>
+              <w:snapToGrid w:val="0"/>
+              <w:spacing w:line="240" w:lineRule="auto"/>
+              <w:ind w:left="0" w:leftChars="0" w:right="0" w:rightChars="0" w:firstLine="0" w:firstLineChars="0"/>
+              <w:jc w:val="center"/>
+              <w:rPr>
+                <w:rFonts w:hint="default" w:ascii="Segoe UI" w:hAnsi="Segoe UI" w:eastAsia="Segoe UI" w:cs="Segoe UI"/>
+                <w:i w:val="0"/>
+                <w:iCs w:val="0"/>
+                <w:caps w:val="0"/>
+                <w:color w:val="0F1115"/>
+                <w:spacing w:val="0"/>
+                <w:sz w:val="22"/>
+                <w:szCs w:val="22"/>
+              </w:rPr>
+            </w:pPr>
+            <w:r>
+              <w:rPr>
+                <w:rFonts w:hint="default" w:ascii="Segoe UI" w:hAnsi="Segoe UI" w:eastAsia="Segoe UI" w:cs="Segoe UI"/>
+                <w:i w:val="0"/>
+                <w:iCs w:val="0"/>
+                <w:caps w:val="0"/>
+                <w:snapToGrid w:val="0"/>
+                <w:color w:val="000000"/>
+                <w:spacing w:val="0"/>
+                <w:kern w:val="0"/>
+                <w:sz w:val="22"/>
+                <w:szCs w:val="22"/>
+                <w:bdr w:val="none" w:color="auto" w:sz="0" w:space="0"/>
+                <w:lang w:val="en-US" w:eastAsia="zh-CN" w:bidi="ar"/>
+              </w:rPr>
+              <w:t>是</w:t>
+            </w:r>
+          </w:p>
+        </w:tc>
+        <w:tc>
+          <w:tcPr>
+            <w:tcW w:w="2806" w:type="dxa"/>
+            <w:tcBorders>
+              <w:top w:val="single" w:color="auto" w:sz="4" w:space="0"/>
+              <w:left w:val="single" w:color="auto" w:sz="4" w:space="0"/>
+              <w:bottom w:val="nil"/>
+              <w:right w:val="single" w:color="auto" w:sz="12" w:space="0"/>
+            </w:tcBorders>
+            <w:shd w:val="clear" w:color="auto" w:fill="FFFFFF"/>
+            <w:noWrap w:val="0"/>
+            <w:tcMar>
+              <w:top w:w="150" w:type="dxa"/>
+              <w:left w:w="240" w:type="dxa"/>
+              <w:bottom w:w="150" w:type="dxa"/>
+              <w:right w:w="-1" w:type="dxa"/>
+            </w:tcMar>
+            <w:vAlign w:val="center"/>
+          </w:tcPr>
+          <w:p>
+            <w:pPr>
+              <w:keepNext w:val="0"/>
+              <w:keepLines w:val="0"/>
+              <w:widowControl/>
+              <w:suppressLineNumbers w:val="0"/>
+              <w:snapToGrid w:val="0"/>
+              <w:spacing w:line="240" w:lineRule="auto"/>
+              <w:ind w:left="0" w:leftChars="0" w:right="0" w:rightChars="0" w:firstLine="0" w:firstLineChars="0"/>
+              <w:jc w:val="center"/>
+              <w:rPr>
+                <w:rFonts w:hint="default" w:ascii="Segoe UI" w:hAnsi="Segoe UI" w:eastAsia="Segoe UI" w:cs="Segoe UI"/>
+                <w:i w:val="0"/>
+                <w:iCs w:val="0"/>
+                <w:caps w:val="0"/>
+                <w:color w:val="0F1115"/>
+                <w:spacing w:val="0"/>
+                <w:sz w:val="22"/>
+                <w:szCs w:val="22"/>
+              </w:rPr>
+            </w:pPr>
+            <w:r>
+              <w:rPr>
+                <w:rFonts w:hint="default" w:ascii="Segoe UI" w:hAnsi="Segoe UI" w:eastAsia="Segoe UI" w:cs="Segoe UI"/>
+                <w:i w:val="0"/>
+                <w:iCs w:val="0"/>
+                <w:caps w:val="0"/>
+                <w:snapToGrid w:val="0"/>
+                <w:color w:val="000000"/>
+                <w:spacing w:val="0"/>
+                <w:kern w:val="0"/>
+                <w:sz w:val="22"/>
+                <w:szCs w:val="22"/>
+                <w:bdr w:val="none" w:color="auto" w:sz="0" w:space="0"/>
+                <w:lang w:val="en-US" w:eastAsia="zh-CN" w:bidi="ar"/>
+              </w:rPr>
+              <w:t>格式：Fault-YYYYMMDD-001</w:t>
+            </w:r>
+          </w:p>
+        </w:tc>
+      </w:tr>
+      <w:tr>
+        <w:tblPrEx>
+          <w:tblBorders>
+            <w:top w:val="none" w:color="auto" w:sz="0" w:space="0"/>
+            <w:left w:val="none" w:color="auto" w:sz="0" w:space="0"/>
+            <w:bottom w:val="none" w:color="auto" w:sz="0" w:space="0"/>
+            <w:right w:val="none" w:color="auto" w:sz="0" w:space="0"/>
+            <w:insideH w:val="none" w:color="auto" w:sz="0" w:space="0"/>
+            <w:insideV w:val="none" w:color="auto" w:sz="0" w:space="0"/>
+          </w:tblBorders>
+          <w:shd w:val="clear" w:color="auto" w:fill="FFFFFF"/>
+          <w:tblCellMar>
+            <w:top w:w="15" w:type="dxa"/>
+            <w:left w:w="15" w:type="dxa"/>
+            <w:bottom w:w="15" w:type="dxa"/>
+            <w:right w:w="15" w:type="dxa"/>
+          </w:tblCellMar>
+        </w:tblPrEx>
+        <w:trPr>
+          <w:trHeight w:val="0" w:hRule="atLeast"/>
+          <w:jc w:val="center"/>
+        </w:trPr>
+        <w:tc>
+          <w:tcPr>
+            <w:tcW w:w="1108" w:type="dxa"/>
+            <w:tcBorders>
+              <w:top w:val="single" w:color="auto" w:sz="4" w:space="0"/>
+              <w:left w:val="single" w:color="auto" w:sz="12" w:space="0"/>
+              <w:bottom w:val="nil"/>
+              <w:right w:val="nil"/>
+            </w:tcBorders>
+            <w:shd w:val="clear" w:color="auto" w:fill="FFFFFF"/>
+            <w:noWrap w:val="0"/>
+            <w:tcMar>
+              <w:top w:w="150" w:type="dxa"/>
+              <w:left w:w="-1" w:type="dxa"/>
+              <w:bottom w:w="150" w:type="dxa"/>
+              <w:right w:w="240" w:type="dxa"/>
+            </w:tcMar>
+            <w:vAlign w:val="center"/>
+          </w:tcPr>
+          <w:p>
+            <w:pPr>
+              <w:snapToGrid w:val="0"/>
+              <w:ind w:left="0" w:leftChars="0" w:right="0" w:rightChars="0" w:firstLine="0" w:firstLineChars="0"/>
+              <w:jc w:val="center"/>
+              <w:rPr>
+                <w:rFonts w:hint="default" w:ascii="Segoe UI" w:hAnsi="Segoe UI" w:eastAsia="Segoe UI" w:cs="Segoe UI"/>
+                <w:i w:val="0"/>
+                <w:iCs w:val="0"/>
+                <w:caps w:val="0"/>
+                <w:color w:val="0F1115"/>
+                <w:spacing w:val="0"/>
+                <w:sz w:val="22"/>
+                <w:szCs w:val="22"/>
+              </w:rPr>
+            </w:pPr>
+          </w:p>
+        </w:tc>
+        <w:tc>
+          <w:tcPr>
+            <w:tcW w:w="1390" w:type="dxa"/>
+            <w:tcBorders>
+              <w:top w:val="single" w:color="auto" w:sz="4" w:space="0"/>
+              <w:left w:val="single" w:color="auto" w:sz="4" w:space="0"/>
+              <w:bottom w:val="nil"/>
+              <w:right w:val="nil"/>
+            </w:tcBorders>
+            <w:shd w:val="clear" w:color="auto" w:fill="FFFFFF"/>
+            <w:noWrap w:val="0"/>
+            <w:tcMar>
+              <w:top w:w="150" w:type="dxa"/>
+              <w:left w:w="240" w:type="dxa"/>
+              <w:bottom w:w="150" w:type="dxa"/>
+              <w:right w:w="240" w:type="dxa"/>
+            </w:tcMar>
+            <w:vAlign w:val="center"/>
+          </w:tcPr>
+          <w:p>
+            <w:pPr>
+              <w:keepNext w:val="0"/>
+              <w:keepLines w:val="0"/>
+              <w:widowControl/>
+              <w:suppressLineNumbers w:val="0"/>
+              <w:snapToGrid w:val="0"/>
+              <w:spacing w:line="240" w:lineRule="auto"/>
+              <w:ind w:left="0" w:leftChars="0" w:right="0" w:rightChars="0" w:firstLine="0" w:firstLineChars="0"/>
+              <w:jc w:val="center"/>
+              <w:rPr>
+                <w:rFonts w:hint="default" w:ascii="Segoe UI" w:hAnsi="Segoe UI" w:eastAsia="Segoe UI" w:cs="Segoe UI"/>
+                <w:i w:val="0"/>
+                <w:iCs w:val="0"/>
+                <w:caps w:val="0"/>
+                <w:color w:val="0F1115"/>
+                <w:spacing w:val="0"/>
+                <w:sz w:val="22"/>
+                <w:szCs w:val="22"/>
+              </w:rPr>
+            </w:pPr>
+            <w:r>
+              <w:rPr>
+                <w:rFonts w:hint="default" w:ascii="Segoe UI" w:hAnsi="Segoe UI" w:eastAsia="Segoe UI" w:cs="Segoe UI"/>
+                <w:i w:val="0"/>
+                <w:iCs w:val="0"/>
+                <w:caps w:val="0"/>
+                <w:snapToGrid w:val="0"/>
+                <w:color w:val="000000"/>
+                <w:spacing w:val="0"/>
+                <w:kern w:val="0"/>
+                <w:sz w:val="22"/>
+                <w:szCs w:val="22"/>
+                <w:bdr w:val="none" w:color="auto" w:sz="0" w:space="0"/>
+                <w:lang w:val="en-US" w:eastAsia="zh-CN" w:bidi="ar"/>
+              </w:rPr>
+              <w:t>故障发生时间</w:t>
+            </w:r>
+          </w:p>
+        </w:tc>
+        <w:tc>
+          <w:tcPr>
+            <w:tcW w:w="1232" w:type="dxa"/>
+            <w:tcBorders>
+              <w:top w:val="single" w:color="auto" w:sz="4" w:space="0"/>
+              <w:left w:val="single" w:color="auto" w:sz="4" w:space="0"/>
+              <w:bottom w:val="nil"/>
+              <w:right w:val="nil"/>
+            </w:tcBorders>
+            <w:shd w:val="clear" w:color="auto" w:fill="FFFFFF"/>
+            <w:noWrap w:val="0"/>
+            <w:tcMar>
+              <w:top w:w="150" w:type="dxa"/>
+              <w:left w:w="240" w:type="dxa"/>
+              <w:bottom w:w="150" w:type="dxa"/>
+              <w:right w:w="240" w:type="dxa"/>
+            </w:tcMar>
+            <w:vAlign w:val="center"/>
+          </w:tcPr>
+          <w:p>
+            <w:pPr>
+              <w:keepNext w:val="0"/>
+              <w:keepLines w:val="0"/>
+              <w:widowControl/>
+              <w:suppressLineNumbers w:val="0"/>
+              <w:snapToGrid w:val="0"/>
+              <w:spacing w:line="240" w:lineRule="auto"/>
+              <w:ind w:left="0" w:leftChars="0" w:right="0" w:rightChars="0" w:firstLine="0" w:firstLineChars="0"/>
+              <w:jc w:val="left"/>
+              <w:rPr>
+                <w:rFonts w:hint="default" w:ascii="Segoe UI" w:hAnsi="Segoe UI" w:eastAsia="Segoe UI" w:cs="Segoe UI"/>
+                <w:i w:val="0"/>
+                <w:iCs w:val="0"/>
+                <w:caps w:val="0"/>
+                <w:color w:val="0F1115"/>
+                <w:spacing w:val="0"/>
+                <w:sz w:val="22"/>
+                <w:szCs w:val="22"/>
+              </w:rPr>
+            </w:pPr>
+            <w:r>
+              <w:rPr>
+                <w:rFonts w:hint="default" w:ascii="Segoe UI" w:hAnsi="Segoe UI" w:eastAsia="Segoe UI" w:cs="Segoe UI"/>
+                <w:i w:val="0"/>
+                <w:iCs w:val="0"/>
+                <w:caps w:val="0"/>
+                <w:snapToGrid w:val="0"/>
+                <w:color w:val="000000"/>
+                <w:spacing w:val="0"/>
+                <w:kern w:val="0"/>
+                <w:sz w:val="22"/>
+                <w:szCs w:val="22"/>
+                <w:bdr w:val="none" w:color="auto" w:sz="0" w:space="0"/>
+                <w:lang w:val="en-US" w:eastAsia="zh-CN" w:bidi="ar"/>
+              </w:rPr>
+              <w:t>datetime</w:t>
+            </w:r>
+          </w:p>
+        </w:tc>
+        <w:tc>
+          <w:tcPr>
+            <w:tcW w:w="993" w:type="dxa"/>
+            <w:tcBorders>
+              <w:top w:val="single" w:color="auto" w:sz="4" w:space="0"/>
+              <w:left w:val="single" w:color="auto" w:sz="4" w:space="0"/>
+              <w:bottom w:val="nil"/>
+              <w:right w:val="nil"/>
+            </w:tcBorders>
+            <w:shd w:val="clear" w:color="auto" w:fill="FFFFFF"/>
+            <w:noWrap w:val="0"/>
+            <w:tcMar>
+              <w:top w:w="150" w:type="dxa"/>
+              <w:left w:w="240" w:type="dxa"/>
+              <w:bottom w:w="150" w:type="dxa"/>
+              <w:right w:w="240" w:type="dxa"/>
+            </w:tcMar>
+            <w:vAlign w:val="center"/>
+          </w:tcPr>
+          <w:p>
+            <w:pPr>
+              <w:keepNext w:val="0"/>
+              <w:keepLines w:val="0"/>
+              <w:widowControl/>
+              <w:suppressLineNumbers w:val="0"/>
+              <w:snapToGrid w:val="0"/>
+              <w:spacing w:line="240" w:lineRule="auto"/>
+              <w:ind w:left="0" w:leftChars="0" w:right="0" w:rightChars="0" w:firstLine="0" w:firstLineChars="0"/>
+              <w:jc w:val="left"/>
+              <w:rPr>
+                <w:rFonts w:hint="default" w:ascii="Segoe UI" w:hAnsi="Segoe UI" w:eastAsia="Segoe UI" w:cs="Segoe UI"/>
+                <w:i w:val="0"/>
+                <w:iCs w:val="0"/>
+                <w:caps w:val="0"/>
+                <w:color w:val="0F1115"/>
+                <w:spacing w:val="0"/>
+                <w:sz w:val="22"/>
+                <w:szCs w:val="22"/>
+              </w:rPr>
+            </w:pPr>
+            <w:r>
+              <w:rPr>
+                <w:rFonts w:hint="default" w:ascii="Segoe UI" w:hAnsi="Segoe UI" w:eastAsia="Segoe UI" w:cs="Segoe UI"/>
+                <w:i w:val="0"/>
+                <w:iCs w:val="0"/>
+                <w:caps w:val="0"/>
+                <w:snapToGrid w:val="0"/>
+                <w:color w:val="000000"/>
+                <w:spacing w:val="0"/>
+                <w:kern w:val="0"/>
+                <w:sz w:val="22"/>
+                <w:szCs w:val="22"/>
+                <w:bdr w:val="none" w:color="auto" w:sz="0" w:space="0"/>
+                <w:lang w:val="en-US" w:eastAsia="zh-CN" w:bidi="ar"/>
+              </w:rPr>
+              <w:t>-</w:t>
+            </w:r>
+          </w:p>
+        </w:tc>
+        <w:tc>
+          <w:tcPr>
+            <w:tcW w:w="993" w:type="dxa"/>
+            <w:tcBorders>
+              <w:top w:val="single" w:color="auto" w:sz="4" w:space="0"/>
+              <w:left w:val="single" w:color="auto" w:sz="4" w:space="0"/>
+              <w:bottom w:val="nil"/>
+              <w:right w:val="nil"/>
+            </w:tcBorders>
+            <w:shd w:val="clear" w:color="auto" w:fill="FFFFFF"/>
+            <w:noWrap w:val="0"/>
+            <w:tcMar>
+              <w:top w:w="150" w:type="dxa"/>
+              <w:left w:w="240" w:type="dxa"/>
+              <w:bottom w:w="150" w:type="dxa"/>
+              <w:right w:w="240" w:type="dxa"/>
+            </w:tcMar>
+            <w:vAlign w:val="center"/>
+          </w:tcPr>
+          <w:p>
+            <w:pPr>
+              <w:keepNext w:val="0"/>
+              <w:keepLines w:val="0"/>
+              <w:widowControl/>
+              <w:suppressLineNumbers w:val="0"/>
+              <w:snapToGrid w:val="0"/>
+              <w:spacing w:line="240" w:lineRule="auto"/>
+              <w:ind w:left="0" w:leftChars="0" w:right="0" w:rightChars="0" w:firstLine="0" w:firstLineChars="0"/>
+              <w:jc w:val="center"/>
+              <w:rPr>
+                <w:rFonts w:hint="default" w:ascii="Segoe UI" w:hAnsi="Segoe UI" w:eastAsia="Segoe UI" w:cs="Segoe UI"/>
+                <w:i w:val="0"/>
+                <w:iCs w:val="0"/>
+                <w:caps w:val="0"/>
+                <w:color w:val="0F1115"/>
+                <w:spacing w:val="0"/>
+                <w:sz w:val="22"/>
+                <w:szCs w:val="22"/>
+              </w:rPr>
+            </w:pPr>
+            <w:r>
+              <w:rPr>
+                <w:rFonts w:hint="default" w:ascii="Segoe UI" w:hAnsi="Segoe UI" w:eastAsia="Segoe UI" w:cs="Segoe UI"/>
+                <w:i w:val="0"/>
+                <w:iCs w:val="0"/>
+                <w:caps w:val="0"/>
+                <w:snapToGrid w:val="0"/>
+                <w:color w:val="000000"/>
+                <w:spacing w:val="0"/>
+                <w:kern w:val="0"/>
+                <w:sz w:val="22"/>
+                <w:szCs w:val="22"/>
+                <w:bdr w:val="none" w:color="auto" w:sz="0" w:space="0"/>
+                <w:lang w:val="en-US" w:eastAsia="zh-CN" w:bidi="ar"/>
+              </w:rPr>
+              <w:t>是</w:t>
+            </w:r>
+          </w:p>
+        </w:tc>
+        <w:tc>
+          <w:tcPr>
+            <w:tcW w:w="2806" w:type="dxa"/>
+            <w:tcBorders>
+              <w:top w:val="single" w:color="auto" w:sz="4" w:space="0"/>
+              <w:left w:val="single" w:color="auto" w:sz="4" w:space="0"/>
+              <w:bottom w:val="nil"/>
+              <w:right w:val="single" w:color="auto" w:sz="12" w:space="0"/>
+            </w:tcBorders>
+            <w:shd w:val="clear" w:color="auto" w:fill="FFFFFF"/>
+            <w:noWrap w:val="0"/>
+            <w:tcMar>
+              <w:top w:w="150" w:type="dxa"/>
+              <w:left w:w="240" w:type="dxa"/>
+              <w:bottom w:w="150" w:type="dxa"/>
+              <w:right w:w="-1" w:type="dxa"/>
+            </w:tcMar>
+            <w:vAlign w:val="center"/>
+          </w:tcPr>
+          <w:p>
+            <w:pPr>
+              <w:keepNext w:val="0"/>
+              <w:keepLines w:val="0"/>
+              <w:widowControl/>
+              <w:suppressLineNumbers w:val="0"/>
+              <w:snapToGrid w:val="0"/>
+              <w:spacing w:line="240" w:lineRule="auto"/>
+              <w:ind w:left="0" w:leftChars="0" w:right="0" w:rightChars="0" w:firstLine="0" w:firstLineChars="0"/>
+              <w:jc w:val="center"/>
+              <w:rPr>
+                <w:rFonts w:hint="default" w:ascii="Segoe UI" w:hAnsi="Segoe UI" w:eastAsia="Segoe UI" w:cs="Segoe UI"/>
+                <w:i w:val="0"/>
+                <w:iCs w:val="0"/>
+                <w:caps w:val="0"/>
+                <w:color w:val="0F1115"/>
+                <w:spacing w:val="0"/>
+                <w:sz w:val="22"/>
+                <w:szCs w:val="22"/>
+              </w:rPr>
+            </w:pPr>
+            <w:r>
+              <w:rPr>
+                <w:rFonts w:hint="default" w:ascii="Segoe UI" w:hAnsi="Segoe UI" w:eastAsia="Segoe UI" w:cs="Segoe UI"/>
+                <w:i w:val="0"/>
+                <w:iCs w:val="0"/>
+                <w:caps w:val="0"/>
+                <w:snapToGrid w:val="0"/>
+                <w:color w:val="000000"/>
+                <w:spacing w:val="0"/>
+                <w:kern w:val="0"/>
+                <w:sz w:val="22"/>
+                <w:szCs w:val="22"/>
+                <w:bdr w:val="none" w:color="auto" w:sz="0" w:space="0"/>
+                <w:lang w:val="en-US" w:eastAsia="zh-CN" w:bidi="ar"/>
+              </w:rPr>
+              <w:t>格式：YYYY-MM-DD HH:MM:SS</w:t>
+            </w:r>
+          </w:p>
+        </w:tc>
+      </w:tr>
+      <w:tr>
+        <w:tblPrEx>
+          <w:tblBorders>
+            <w:top w:val="none" w:color="auto" w:sz="0" w:space="0"/>
+            <w:left w:val="none" w:color="auto" w:sz="0" w:space="0"/>
+            <w:bottom w:val="none" w:color="auto" w:sz="0" w:space="0"/>
+            <w:right w:val="none" w:color="auto" w:sz="0" w:space="0"/>
+            <w:insideH w:val="none" w:color="auto" w:sz="0" w:space="0"/>
+            <w:insideV w:val="none" w:color="auto" w:sz="0" w:space="0"/>
+          </w:tblBorders>
+          <w:shd w:val="clear" w:color="auto" w:fill="FFFFFF"/>
+          <w:tblCellMar>
+            <w:top w:w="15" w:type="dxa"/>
+            <w:left w:w="15" w:type="dxa"/>
+            <w:bottom w:w="15" w:type="dxa"/>
+            <w:right w:w="15" w:type="dxa"/>
+          </w:tblCellMar>
+        </w:tblPrEx>
+        <w:trPr>
+          <w:trHeight w:val="0" w:hRule="atLeast"/>
+          <w:jc w:val="center"/>
+        </w:trPr>
+        <w:tc>
+          <w:tcPr>
+            <w:tcW w:w="1108" w:type="dxa"/>
+            <w:tcBorders>
+              <w:top w:val="single" w:color="auto" w:sz="4" w:space="0"/>
+              <w:left w:val="single" w:color="auto" w:sz="12" w:space="0"/>
+              <w:bottom w:val="nil"/>
+              <w:right w:val="nil"/>
+            </w:tcBorders>
+            <w:shd w:val="clear" w:color="auto" w:fill="FFFFFF"/>
+            <w:noWrap w:val="0"/>
+            <w:tcMar>
+              <w:top w:w="150" w:type="dxa"/>
+              <w:left w:w="-1" w:type="dxa"/>
+              <w:bottom w:w="150" w:type="dxa"/>
+              <w:right w:w="240" w:type="dxa"/>
+            </w:tcMar>
+            <w:vAlign w:val="center"/>
+          </w:tcPr>
+          <w:p>
+            <w:pPr>
+              <w:snapToGrid w:val="0"/>
+              <w:ind w:left="0" w:leftChars="0" w:right="0" w:rightChars="0" w:firstLine="0" w:firstLineChars="0"/>
+              <w:jc w:val="center"/>
+              <w:rPr>
+                <w:rFonts w:hint="default" w:ascii="Segoe UI" w:hAnsi="Segoe UI" w:eastAsia="Segoe UI" w:cs="Segoe UI"/>
+                <w:i w:val="0"/>
+                <w:iCs w:val="0"/>
+                <w:caps w:val="0"/>
+                <w:color w:val="0F1115"/>
+                <w:spacing w:val="0"/>
+                <w:sz w:val="22"/>
+                <w:szCs w:val="22"/>
+              </w:rPr>
+            </w:pPr>
+          </w:p>
+        </w:tc>
+        <w:tc>
+          <w:tcPr>
+            <w:tcW w:w="1390" w:type="dxa"/>
+            <w:tcBorders>
+              <w:top w:val="single" w:color="auto" w:sz="4" w:space="0"/>
+              <w:left w:val="single" w:color="auto" w:sz="4" w:space="0"/>
+              <w:bottom w:val="nil"/>
+              <w:right w:val="nil"/>
+            </w:tcBorders>
+            <w:shd w:val="clear" w:color="auto" w:fill="FFFFFF"/>
+            <w:noWrap w:val="0"/>
+            <w:tcMar>
+              <w:top w:w="150" w:type="dxa"/>
+              <w:left w:w="240" w:type="dxa"/>
+              <w:bottom w:w="150" w:type="dxa"/>
+              <w:right w:w="240" w:type="dxa"/>
+            </w:tcMar>
+            <w:vAlign w:val="center"/>
+          </w:tcPr>
+          <w:p>
+            <w:pPr>
+              <w:keepNext w:val="0"/>
+              <w:keepLines w:val="0"/>
+              <w:widowControl/>
+              <w:suppressLineNumbers w:val="0"/>
+              <w:snapToGrid w:val="0"/>
+              <w:spacing w:line="240" w:lineRule="auto"/>
+              <w:ind w:left="0" w:leftChars="0" w:right="0" w:rightChars="0" w:firstLine="0" w:firstLineChars="0"/>
+              <w:jc w:val="center"/>
+              <w:rPr>
+                <w:rFonts w:hint="default" w:ascii="Segoe UI" w:hAnsi="Segoe UI" w:eastAsia="Segoe UI" w:cs="Segoe UI"/>
+                <w:i w:val="0"/>
+                <w:iCs w:val="0"/>
+                <w:caps w:val="0"/>
+                <w:color w:val="0F1115"/>
+                <w:spacing w:val="0"/>
+                <w:sz w:val="22"/>
+                <w:szCs w:val="22"/>
+              </w:rPr>
+            </w:pPr>
+            <w:r>
+              <w:rPr>
+                <w:rFonts w:hint="default" w:ascii="Segoe UI" w:hAnsi="Segoe UI" w:eastAsia="Segoe UI" w:cs="Segoe UI"/>
+                <w:i w:val="0"/>
+                <w:iCs w:val="0"/>
+                <w:caps w:val="0"/>
+                <w:snapToGrid w:val="0"/>
+                <w:color w:val="000000"/>
+                <w:spacing w:val="0"/>
+                <w:kern w:val="0"/>
+                <w:sz w:val="22"/>
+                <w:szCs w:val="22"/>
+                <w:bdr w:val="none" w:color="auto" w:sz="0" w:space="0"/>
+                <w:lang w:val="en-US" w:eastAsia="zh-CN" w:bidi="ar"/>
+              </w:rPr>
+              <w:t>故障现象描述</w:t>
+            </w:r>
+          </w:p>
+        </w:tc>
+        <w:tc>
+          <w:tcPr>
+            <w:tcW w:w="1232" w:type="dxa"/>
+            <w:tcBorders>
+              <w:top w:val="single" w:color="auto" w:sz="4" w:space="0"/>
+              <w:left w:val="single" w:color="auto" w:sz="4" w:space="0"/>
+              <w:bottom w:val="nil"/>
+              <w:right w:val="nil"/>
+            </w:tcBorders>
+            <w:shd w:val="clear" w:color="auto" w:fill="FFFFFF"/>
+            <w:noWrap w:val="0"/>
+            <w:tcMar>
+              <w:top w:w="150" w:type="dxa"/>
+              <w:left w:w="240" w:type="dxa"/>
+              <w:bottom w:w="150" w:type="dxa"/>
+              <w:right w:w="240" w:type="dxa"/>
+            </w:tcMar>
+            <w:vAlign w:val="center"/>
+          </w:tcPr>
+          <w:p>
+            <w:pPr>
+              <w:keepNext w:val="0"/>
+              <w:keepLines w:val="0"/>
+              <w:widowControl/>
+              <w:suppressLineNumbers w:val="0"/>
+              <w:snapToGrid w:val="0"/>
+              <w:spacing w:line="240" w:lineRule="auto"/>
+              <w:ind w:left="0" w:leftChars="0" w:right="0" w:rightChars="0" w:firstLine="0" w:firstLineChars="0"/>
+              <w:jc w:val="left"/>
+              <w:rPr>
+                <w:rFonts w:hint="default" w:ascii="Segoe UI" w:hAnsi="Segoe UI" w:eastAsia="Segoe UI" w:cs="Segoe UI"/>
+                <w:i w:val="0"/>
+                <w:iCs w:val="0"/>
+                <w:caps w:val="0"/>
+                <w:color w:val="0F1115"/>
+                <w:spacing w:val="0"/>
+                <w:sz w:val="22"/>
+                <w:szCs w:val="22"/>
+              </w:rPr>
+            </w:pPr>
+            <w:r>
+              <w:rPr>
+                <w:rFonts w:hint="default" w:ascii="Segoe UI" w:hAnsi="Segoe UI" w:eastAsia="Segoe UI" w:cs="Segoe UI"/>
+                <w:i w:val="0"/>
+                <w:iCs w:val="0"/>
+                <w:caps w:val="0"/>
+                <w:snapToGrid w:val="0"/>
+                <w:color w:val="000000"/>
+                <w:spacing w:val="0"/>
+                <w:kern w:val="0"/>
+                <w:sz w:val="22"/>
+                <w:szCs w:val="22"/>
+                <w:bdr w:val="none" w:color="auto" w:sz="0" w:space="0"/>
+                <w:lang w:val="en-US" w:eastAsia="zh-CN" w:bidi="ar"/>
+              </w:rPr>
+              <w:t>text</w:t>
+            </w:r>
+          </w:p>
+        </w:tc>
+        <w:tc>
+          <w:tcPr>
+            <w:tcW w:w="993" w:type="dxa"/>
+            <w:tcBorders>
+              <w:top w:val="single" w:color="auto" w:sz="4" w:space="0"/>
+              <w:left w:val="single" w:color="auto" w:sz="4" w:space="0"/>
+              <w:bottom w:val="nil"/>
+              <w:right w:val="nil"/>
+            </w:tcBorders>
+            <w:shd w:val="clear" w:color="auto" w:fill="FFFFFF"/>
+            <w:noWrap w:val="0"/>
+            <w:tcMar>
+              <w:top w:w="150" w:type="dxa"/>
+              <w:left w:w="240" w:type="dxa"/>
+              <w:bottom w:w="150" w:type="dxa"/>
+              <w:right w:w="240" w:type="dxa"/>
+            </w:tcMar>
+            <w:vAlign w:val="center"/>
+          </w:tcPr>
+          <w:p>
+            <w:pPr>
+              <w:keepNext w:val="0"/>
+              <w:keepLines w:val="0"/>
+              <w:widowControl/>
+              <w:suppressLineNumbers w:val="0"/>
+              <w:snapToGrid w:val="0"/>
+              <w:spacing w:line="240" w:lineRule="auto"/>
+              <w:ind w:left="0" w:leftChars="0" w:right="0" w:rightChars="0" w:firstLine="0" w:firstLineChars="0"/>
+              <w:jc w:val="left"/>
+              <w:rPr>
+                <w:rFonts w:hint="default" w:ascii="Segoe UI" w:hAnsi="Segoe UI" w:eastAsia="Segoe UI" w:cs="Segoe UI"/>
+                <w:i w:val="0"/>
+                <w:iCs w:val="0"/>
+                <w:caps w:val="0"/>
+                <w:color w:val="0F1115"/>
+                <w:spacing w:val="0"/>
+                <w:sz w:val="22"/>
+                <w:szCs w:val="22"/>
+              </w:rPr>
+            </w:pPr>
+            <w:r>
+              <w:rPr>
+                <w:rFonts w:hint="default" w:ascii="Segoe UI" w:hAnsi="Segoe UI" w:eastAsia="Segoe UI" w:cs="Segoe UI"/>
+                <w:i w:val="0"/>
+                <w:iCs w:val="0"/>
+                <w:caps w:val="0"/>
+                <w:snapToGrid w:val="0"/>
+                <w:color w:val="000000"/>
+                <w:spacing w:val="0"/>
+                <w:kern w:val="0"/>
+                <w:sz w:val="22"/>
+                <w:szCs w:val="22"/>
+                <w:bdr w:val="none" w:color="auto" w:sz="0" w:space="0"/>
+                <w:lang w:val="en-US" w:eastAsia="zh-CN" w:bidi="ar"/>
+              </w:rPr>
+              <w:t>-</w:t>
+            </w:r>
+          </w:p>
+        </w:tc>
+        <w:tc>
+          <w:tcPr>
+            <w:tcW w:w="993" w:type="dxa"/>
+            <w:tcBorders>
+              <w:top w:val="single" w:color="auto" w:sz="4" w:space="0"/>
+              <w:left w:val="single" w:color="auto" w:sz="4" w:space="0"/>
+              <w:bottom w:val="nil"/>
+              <w:right w:val="nil"/>
+            </w:tcBorders>
+            <w:shd w:val="clear" w:color="auto" w:fill="FFFFFF"/>
+            <w:noWrap w:val="0"/>
+            <w:tcMar>
+              <w:top w:w="150" w:type="dxa"/>
+              <w:left w:w="240" w:type="dxa"/>
+              <w:bottom w:w="150" w:type="dxa"/>
+              <w:right w:w="240" w:type="dxa"/>
+            </w:tcMar>
+            <w:vAlign w:val="center"/>
+          </w:tcPr>
+          <w:p>
+            <w:pPr>
+              <w:keepNext w:val="0"/>
+              <w:keepLines w:val="0"/>
+              <w:widowControl/>
+              <w:suppressLineNumbers w:val="0"/>
+              <w:snapToGrid w:val="0"/>
+              <w:spacing w:line="240" w:lineRule="auto"/>
+              <w:ind w:left="0" w:leftChars="0" w:right="0" w:rightChars="0" w:firstLine="0" w:firstLineChars="0"/>
+              <w:jc w:val="center"/>
+              <w:rPr>
+                <w:rFonts w:hint="default" w:ascii="Segoe UI" w:hAnsi="Segoe UI" w:eastAsia="Segoe UI" w:cs="Segoe UI"/>
+                <w:i w:val="0"/>
+                <w:iCs w:val="0"/>
+                <w:caps w:val="0"/>
+                <w:color w:val="0F1115"/>
+                <w:spacing w:val="0"/>
+                <w:sz w:val="22"/>
+                <w:szCs w:val="22"/>
+              </w:rPr>
+            </w:pPr>
+            <w:r>
+              <w:rPr>
+                <w:rFonts w:hint="default" w:ascii="Segoe UI" w:hAnsi="Segoe UI" w:eastAsia="Segoe UI" w:cs="Segoe UI"/>
+                <w:i w:val="0"/>
+                <w:iCs w:val="0"/>
+                <w:caps w:val="0"/>
+                <w:snapToGrid w:val="0"/>
+                <w:color w:val="000000"/>
+                <w:spacing w:val="0"/>
+                <w:kern w:val="0"/>
+                <w:sz w:val="22"/>
+                <w:szCs w:val="22"/>
+                <w:bdr w:val="none" w:color="auto" w:sz="0" w:space="0"/>
+                <w:lang w:val="en-US" w:eastAsia="zh-CN" w:bidi="ar"/>
+              </w:rPr>
+              <w:t>是</w:t>
+            </w:r>
+          </w:p>
+        </w:tc>
+        <w:tc>
+          <w:tcPr>
+            <w:tcW w:w="2806" w:type="dxa"/>
+            <w:tcBorders>
+              <w:top w:val="single" w:color="auto" w:sz="4" w:space="0"/>
+              <w:left w:val="single" w:color="auto" w:sz="4" w:space="0"/>
+              <w:bottom w:val="nil"/>
+              <w:right w:val="single" w:color="auto" w:sz="12" w:space="0"/>
+            </w:tcBorders>
+            <w:shd w:val="clear" w:color="auto" w:fill="FFFFFF"/>
+            <w:noWrap w:val="0"/>
+            <w:tcMar>
+              <w:top w:w="150" w:type="dxa"/>
+              <w:left w:w="240" w:type="dxa"/>
+              <w:bottom w:w="150" w:type="dxa"/>
+              <w:right w:w="-1" w:type="dxa"/>
+            </w:tcMar>
+            <w:vAlign w:val="center"/>
+          </w:tcPr>
+          <w:p>
+            <w:pPr>
+              <w:keepNext w:val="0"/>
+              <w:keepLines w:val="0"/>
+              <w:widowControl/>
+              <w:suppressLineNumbers w:val="0"/>
+              <w:snapToGrid w:val="0"/>
+              <w:spacing w:line="240" w:lineRule="auto"/>
+              <w:ind w:left="0" w:leftChars="0" w:right="0" w:rightChars="0" w:firstLine="0" w:firstLineChars="0"/>
+              <w:jc w:val="center"/>
+              <w:rPr>
+                <w:rFonts w:hint="default" w:ascii="Segoe UI" w:hAnsi="Segoe UI" w:eastAsia="Segoe UI" w:cs="Segoe UI"/>
+                <w:i w:val="0"/>
+                <w:iCs w:val="0"/>
+                <w:caps w:val="0"/>
+                <w:color w:val="0F1115"/>
+                <w:spacing w:val="0"/>
+                <w:sz w:val="22"/>
+                <w:szCs w:val="22"/>
+              </w:rPr>
+            </w:pPr>
+            <w:r>
+              <w:rPr>
+                <w:rFonts w:hint="default" w:ascii="Segoe UI" w:hAnsi="Segoe UI" w:eastAsia="Segoe UI" w:cs="Segoe UI"/>
+                <w:i w:val="0"/>
+                <w:iCs w:val="0"/>
+                <w:caps w:val="0"/>
+                <w:snapToGrid w:val="0"/>
+                <w:color w:val="000000"/>
+                <w:spacing w:val="0"/>
+                <w:kern w:val="0"/>
+                <w:sz w:val="22"/>
+                <w:szCs w:val="22"/>
+                <w:bdr w:val="none" w:color="auto" w:sz="0" w:space="0"/>
+                <w:lang w:val="en-US" w:eastAsia="zh-CN" w:bidi="ar"/>
+              </w:rPr>
+              <w:t>不少于10个汉字</w:t>
+            </w:r>
+          </w:p>
+        </w:tc>
+      </w:tr>
+      <w:tr>
+        <w:tblPrEx>
+          <w:tblBorders>
+            <w:top w:val="none" w:color="auto" w:sz="0" w:space="0"/>
+            <w:left w:val="none" w:color="auto" w:sz="0" w:space="0"/>
+            <w:bottom w:val="none" w:color="auto" w:sz="0" w:space="0"/>
+            <w:right w:val="none" w:color="auto" w:sz="0" w:space="0"/>
+            <w:insideH w:val="none" w:color="auto" w:sz="0" w:space="0"/>
+            <w:insideV w:val="none" w:color="auto" w:sz="0" w:space="0"/>
+          </w:tblBorders>
+          <w:shd w:val="clear" w:color="auto" w:fill="FFFFFF"/>
+          <w:tblCellMar>
+            <w:top w:w="15" w:type="dxa"/>
+            <w:left w:w="15" w:type="dxa"/>
+            <w:bottom w:w="15" w:type="dxa"/>
+            <w:right w:w="15" w:type="dxa"/>
+          </w:tblCellMar>
+        </w:tblPrEx>
+        <w:trPr>
+          <w:trHeight w:val="0" w:hRule="atLeast"/>
+          <w:jc w:val="center"/>
+        </w:trPr>
+        <w:tc>
+          <w:tcPr>
+            <w:tcW w:w="1108" w:type="dxa"/>
+            <w:tcBorders>
+              <w:top w:val="single" w:color="auto" w:sz="4" w:space="0"/>
+              <w:left w:val="single" w:color="auto" w:sz="12" w:space="0"/>
+              <w:bottom w:val="nil"/>
+              <w:right w:val="nil"/>
+            </w:tcBorders>
+            <w:shd w:val="clear" w:color="auto" w:fill="FFFFFF"/>
+            <w:noWrap w:val="0"/>
+            <w:tcMar>
+              <w:top w:w="150" w:type="dxa"/>
+              <w:left w:w="-1" w:type="dxa"/>
+              <w:bottom w:w="150" w:type="dxa"/>
+              <w:right w:w="240" w:type="dxa"/>
+            </w:tcMar>
+            <w:vAlign w:val="center"/>
+          </w:tcPr>
+          <w:p>
+            <w:pPr>
+              <w:snapToGrid w:val="0"/>
+              <w:ind w:left="0" w:leftChars="0" w:right="0" w:rightChars="0" w:firstLine="0" w:firstLineChars="0"/>
+              <w:jc w:val="center"/>
+              <w:rPr>
+                <w:rFonts w:hint="default" w:ascii="Segoe UI" w:hAnsi="Segoe UI" w:eastAsia="Segoe UI" w:cs="Segoe UI"/>
+                <w:i w:val="0"/>
+                <w:iCs w:val="0"/>
+                <w:caps w:val="0"/>
+                <w:color w:val="0F1115"/>
+                <w:spacing w:val="0"/>
+                <w:sz w:val="22"/>
+                <w:szCs w:val="22"/>
+              </w:rPr>
+            </w:pPr>
+          </w:p>
+        </w:tc>
+        <w:tc>
+          <w:tcPr>
+            <w:tcW w:w="1390" w:type="dxa"/>
+            <w:tcBorders>
+              <w:top w:val="single" w:color="auto" w:sz="4" w:space="0"/>
+              <w:left w:val="single" w:color="auto" w:sz="4" w:space="0"/>
+              <w:bottom w:val="nil"/>
+              <w:right w:val="nil"/>
+            </w:tcBorders>
+            <w:shd w:val="clear" w:color="auto" w:fill="FFFFFF"/>
+            <w:noWrap w:val="0"/>
+            <w:tcMar>
+              <w:top w:w="150" w:type="dxa"/>
+              <w:left w:w="240" w:type="dxa"/>
+              <w:bottom w:w="150" w:type="dxa"/>
+              <w:right w:w="240" w:type="dxa"/>
+            </w:tcMar>
+            <w:vAlign w:val="center"/>
+          </w:tcPr>
+          <w:p>
+            <w:pPr>
+              <w:keepNext w:val="0"/>
+              <w:keepLines w:val="0"/>
+              <w:widowControl/>
+              <w:suppressLineNumbers w:val="0"/>
+              <w:snapToGrid w:val="0"/>
+              <w:spacing w:line="240" w:lineRule="auto"/>
+              <w:ind w:left="0" w:leftChars="0" w:right="0" w:rightChars="0" w:firstLine="0" w:firstLineChars="0"/>
+              <w:jc w:val="center"/>
+              <w:rPr>
+                <w:rFonts w:hint="default" w:ascii="Segoe UI" w:hAnsi="Segoe UI" w:eastAsia="Segoe UI" w:cs="Segoe UI"/>
+                <w:i w:val="0"/>
+                <w:iCs w:val="0"/>
+                <w:caps w:val="0"/>
+                <w:color w:val="0F1115"/>
+                <w:spacing w:val="0"/>
+                <w:sz w:val="22"/>
+                <w:szCs w:val="22"/>
+              </w:rPr>
+            </w:pPr>
+            <w:r>
+              <w:rPr>
+                <w:rFonts w:hint="default" w:ascii="Segoe UI" w:hAnsi="Segoe UI" w:eastAsia="Segoe UI" w:cs="Segoe UI"/>
+                <w:i w:val="0"/>
+                <w:iCs w:val="0"/>
+                <w:caps w:val="0"/>
+                <w:snapToGrid w:val="0"/>
+                <w:color w:val="000000"/>
+                <w:spacing w:val="0"/>
+                <w:kern w:val="0"/>
+                <w:sz w:val="22"/>
+                <w:szCs w:val="22"/>
+                <w:bdr w:val="none" w:color="auto" w:sz="0" w:space="0"/>
+                <w:lang w:val="en-US" w:eastAsia="zh-CN" w:bidi="ar"/>
+              </w:rPr>
+              <w:t>处理人</w:t>
+            </w:r>
+          </w:p>
+        </w:tc>
+        <w:tc>
+          <w:tcPr>
+            <w:tcW w:w="1232" w:type="dxa"/>
+            <w:tcBorders>
+              <w:top w:val="single" w:color="auto" w:sz="4" w:space="0"/>
+              <w:left w:val="single" w:color="auto" w:sz="4" w:space="0"/>
+              <w:bottom w:val="nil"/>
+              <w:right w:val="nil"/>
+            </w:tcBorders>
+            <w:shd w:val="clear" w:color="auto" w:fill="FFFFFF"/>
+            <w:noWrap w:val="0"/>
+            <w:tcMar>
+              <w:top w:w="150" w:type="dxa"/>
+              <w:left w:w="240" w:type="dxa"/>
+              <w:bottom w:w="150" w:type="dxa"/>
+              <w:right w:w="240" w:type="dxa"/>
+            </w:tcMar>
+            <w:vAlign w:val="center"/>
+          </w:tcPr>
+          <w:p>
+            <w:pPr>
+              <w:keepNext w:val="0"/>
+              <w:keepLines w:val="0"/>
+              <w:widowControl/>
+              <w:suppressLineNumbers w:val="0"/>
+              <w:snapToGrid w:val="0"/>
+              <w:spacing w:line="240" w:lineRule="auto"/>
+              <w:ind w:left="0" w:leftChars="0" w:right="0" w:rightChars="0" w:firstLine="0" w:firstLineChars="0"/>
+              <w:jc w:val="left"/>
+              <w:rPr>
+                <w:rFonts w:hint="default" w:ascii="Segoe UI" w:hAnsi="Segoe UI" w:eastAsia="Segoe UI" w:cs="Segoe UI"/>
+                <w:i w:val="0"/>
+                <w:iCs w:val="0"/>
+                <w:caps w:val="0"/>
+                <w:color w:val="0F1115"/>
+                <w:spacing w:val="0"/>
+                <w:sz w:val="22"/>
+                <w:szCs w:val="22"/>
+              </w:rPr>
+            </w:pPr>
+            <w:r>
+              <w:rPr>
+                <w:rFonts w:hint="default" w:ascii="Segoe UI" w:hAnsi="Segoe UI" w:eastAsia="Segoe UI" w:cs="Segoe UI"/>
+                <w:i w:val="0"/>
+                <w:iCs w:val="0"/>
+                <w:caps w:val="0"/>
+                <w:snapToGrid w:val="0"/>
+                <w:color w:val="000000"/>
+                <w:spacing w:val="0"/>
+                <w:kern w:val="0"/>
+                <w:sz w:val="22"/>
+                <w:szCs w:val="22"/>
+                <w:bdr w:val="none" w:color="auto" w:sz="0" w:space="0"/>
+                <w:lang w:val="en-US" w:eastAsia="zh-CN" w:bidi="ar"/>
+              </w:rPr>
+              <w:t>varchar</w:t>
+            </w:r>
+          </w:p>
+        </w:tc>
+        <w:tc>
+          <w:tcPr>
+            <w:tcW w:w="993" w:type="dxa"/>
+            <w:tcBorders>
+              <w:top w:val="single" w:color="auto" w:sz="4" w:space="0"/>
+              <w:left w:val="single" w:color="auto" w:sz="4" w:space="0"/>
+              <w:bottom w:val="nil"/>
+              <w:right w:val="nil"/>
+            </w:tcBorders>
+            <w:shd w:val="clear" w:color="auto" w:fill="FFFFFF"/>
+            <w:noWrap w:val="0"/>
+            <w:tcMar>
+              <w:top w:w="150" w:type="dxa"/>
+              <w:left w:w="240" w:type="dxa"/>
+              <w:bottom w:w="150" w:type="dxa"/>
+              <w:right w:w="240" w:type="dxa"/>
+            </w:tcMar>
+            <w:vAlign w:val="center"/>
+          </w:tcPr>
+          <w:p>
+            <w:pPr>
+              <w:keepNext w:val="0"/>
+              <w:keepLines w:val="0"/>
+              <w:widowControl/>
+              <w:suppressLineNumbers w:val="0"/>
+              <w:snapToGrid w:val="0"/>
+              <w:spacing w:line="240" w:lineRule="auto"/>
+              <w:ind w:left="0" w:leftChars="0" w:right="0" w:rightChars="0" w:firstLine="0" w:firstLineChars="0"/>
+              <w:jc w:val="left"/>
+              <w:rPr>
+                <w:rFonts w:hint="default" w:ascii="Segoe UI" w:hAnsi="Segoe UI" w:eastAsia="Segoe UI" w:cs="Segoe UI"/>
+                <w:i w:val="0"/>
+                <w:iCs w:val="0"/>
+                <w:caps w:val="0"/>
+                <w:color w:val="0F1115"/>
+                <w:spacing w:val="0"/>
+                <w:sz w:val="22"/>
+                <w:szCs w:val="22"/>
+              </w:rPr>
+            </w:pPr>
+            <w:r>
+              <w:rPr>
+                <w:rFonts w:hint="default" w:ascii="Segoe UI" w:hAnsi="Segoe UI" w:eastAsia="Segoe UI" w:cs="Segoe UI"/>
+                <w:i w:val="0"/>
+                <w:iCs w:val="0"/>
+                <w:caps w:val="0"/>
+                <w:snapToGrid w:val="0"/>
+                <w:color w:val="000000"/>
+                <w:spacing w:val="0"/>
+                <w:kern w:val="0"/>
+                <w:sz w:val="22"/>
+                <w:szCs w:val="22"/>
+                <w:bdr w:val="none" w:color="auto" w:sz="0" w:space="0"/>
+                <w:lang w:val="en-US" w:eastAsia="zh-CN" w:bidi="ar"/>
+              </w:rPr>
+              <w:t>20</w:t>
+            </w:r>
+          </w:p>
+        </w:tc>
+        <w:tc>
+          <w:tcPr>
+            <w:tcW w:w="993" w:type="dxa"/>
+            <w:tcBorders>
+              <w:top w:val="single" w:color="auto" w:sz="4" w:space="0"/>
+              <w:left w:val="single" w:color="auto" w:sz="4" w:space="0"/>
+              <w:bottom w:val="nil"/>
+              <w:right w:val="nil"/>
+            </w:tcBorders>
+            <w:shd w:val="clear" w:color="auto" w:fill="FFFFFF"/>
+            <w:noWrap w:val="0"/>
+            <w:tcMar>
+              <w:top w:w="150" w:type="dxa"/>
+              <w:left w:w="240" w:type="dxa"/>
+              <w:bottom w:w="150" w:type="dxa"/>
+              <w:right w:w="240" w:type="dxa"/>
+            </w:tcMar>
+            <w:vAlign w:val="center"/>
+          </w:tcPr>
+          <w:p>
+            <w:pPr>
+              <w:keepNext w:val="0"/>
+              <w:keepLines w:val="0"/>
+              <w:widowControl/>
+              <w:suppressLineNumbers w:val="0"/>
+              <w:snapToGrid w:val="0"/>
+              <w:spacing w:line="240" w:lineRule="auto"/>
+              <w:ind w:left="0" w:leftChars="0" w:right="0" w:rightChars="0" w:firstLine="0" w:firstLineChars="0"/>
+              <w:jc w:val="center"/>
+              <w:rPr>
+                <w:rFonts w:hint="default" w:ascii="Segoe UI" w:hAnsi="Segoe UI" w:eastAsia="Segoe UI" w:cs="Segoe UI"/>
+                <w:i w:val="0"/>
+                <w:iCs w:val="0"/>
+                <w:caps w:val="0"/>
+                <w:color w:val="0F1115"/>
+                <w:spacing w:val="0"/>
+                <w:sz w:val="22"/>
+                <w:szCs w:val="22"/>
+              </w:rPr>
+            </w:pPr>
+            <w:r>
+              <w:rPr>
+                <w:rFonts w:hint="default" w:ascii="Segoe UI" w:hAnsi="Segoe UI" w:eastAsia="Segoe UI" w:cs="Segoe UI"/>
+                <w:i w:val="0"/>
+                <w:iCs w:val="0"/>
+                <w:caps w:val="0"/>
+                <w:snapToGrid w:val="0"/>
+                <w:color w:val="000000"/>
+                <w:spacing w:val="0"/>
+                <w:kern w:val="0"/>
+                <w:sz w:val="22"/>
+                <w:szCs w:val="22"/>
+                <w:bdr w:val="none" w:color="auto" w:sz="0" w:space="0"/>
+                <w:lang w:val="en-US" w:eastAsia="zh-CN" w:bidi="ar"/>
+              </w:rPr>
+              <w:t>是</w:t>
+            </w:r>
+          </w:p>
+        </w:tc>
+        <w:tc>
+          <w:tcPr>
+            <w:tcW w:w="2806" w:type="dxa"/>
+            <w:tcBorders>
+              <w:top w:val="single" w:color="auto" w:sz="4" w:space="0"/>
+              <w:left w:val="single" w:color="auto" w:sz="4" w:space="0"/>
+              <w:bottom w:val="nil"/>
+              <w:right w:val="single" w:color="auto" w:sz="12" w:space="0"/>
+            </w:tcBorders>
+            <w:shd w:val="clear" w:color="auto" w:fill="FFFFFF"/>
+            <w:noWrap w:val="0"/>
+            <w:tcMar>
+              <w:top w:w="150" w:type="dxa"/>
+              <w:left w:w="240" w:type="dxa"/>
+              <w:bottom w:w="150" w:type="dxa"/>
+              <w:right w:w="-1" w:type="dxa"/>
+            </w:tcMar>
+            <w:vAlign w:val="center"/>
+          </w:tcPr>
+          <w:p>
+            <w:pPr>
+              <w:keepNext w:val="0"/>
+              <w:keepLines w:val="0"/>
+              <w:widowControl/>
+              <w:suppressLineNumbers w:val="0"/>
+              <w:snapToGrid w:val="0"/>
+              <w:spacing w:line="240" w:lineRule="auto"/>
+              <w:ind w:left="0" w:leftChars="0" w:right="0" w:rightChars="0" w:firstLine="0" w:firstLineChars="0"/>
+              <w:jc w:val="center"/>
+              <w:rPr>
+                <w:rFonts w:hint="default" w:ascii="Segoe UI" w:hAnsi="Segoe UI" w:eastAsia="Segoe UI" w:cs="Segoe UI"/>
+                <w:i w:val="0"/>
+                <w:iCs w:val="0"/>
+                <w:caps w:val="0"/>
+                <w:color w:val="0F1115"/>
+                <w:spacing w:val="0"/>
+                <w:sz w:val="22"/>
+                <w:szCs w:val="22"/>
+              </w:rPr>
+            </w:pPr>
+            <w:r>
+              <w:rPr>
+                <w:rFonts w:hint="default" w:ascii="Segoe UI" w:hAnsi="Segoe UI" w:eastAsia="Segoe UI" w:cs="Segoe UI"/>
+                <w:i w:val="0"/>
+                <w:iCs w:val="0"/>
+                <w:caps w:val="0"/>
+                <w:snapToGrid w:val="0"/>
+                <w:color w:val="000000"/>
+                <w:spacing w:val="0"/>
+                <w:kern w:val="0"/>
+                <w:sz w:val="22"/>
+                <w:szCs w:val="22"/>
+                <w:bdr w:val="none" w:color="auto" w:sz="0" w:space="0"/>
+                <w:lang w:val="en-US" w:eastAsia="zh-CN" w:bidi="ar"/>
+              </w:rPr>
+              <w:t>员工工号</w:t>
+            </w:r>
+          </w:p>
+        </w:tc>
+      </w:tr>
+      <w:tr>
+        <w:tblPrEx>
+          <w:tblBorders>
+            <w:top w:val="none" w:color="auto" w:sz="0" w:space="0"/>
+            <w:left w:val="none" w:color="auto" w:sz="0" w:space="0"/>
+            <w:bottom w:val="none" w:color="auto" w:sz="0" w:space="0"/>
+            <w:right w:val="none" w:color="auto" w:sz="0" w:space="0"/>
+            <w:insideH w:val="none" w:color="auto" w:sz="0" w:space="0"/>
+            <w:insideV w:val="none" w:color="auto" w:sz="0" w:space="0"/>
+          </w:tblBorders>
+          <w:shd w:val="clear" w:color="auto" w:fill="FFFFFF"/>
+          <w:tblCellMar>
+            <w:top w:w="15" w:type="dxa"/>
+            <w:left w:w="15" w:type="dxa"/>
+            <w:bottom w:w="15" w:type="dxa"/>
+            <w:right w:w="15" w:type="dxa"/>
+          </w:tblCellMar>
+        </w:tblPrEx>
+        <w:trPr>
+          <w:trHeight w:val="0" w:hRule="atLeast"/>
+          <w:jc w:val="center"/>
+        </w:trPr>
+        <w:tc>
+          <w:tcPr>
+            <w:tcW w:w="1108" w:type="dxa"/>
+            <w:tcBorders>
+              <w:top w:val="single" w:color="auto" w:sz="4" w:space="0"/>
+              <w:left w:val="single" w:color="auto" w:sz="12" w:space="0"/>
+              <w:bottom w:val="nil"/>
+              <w:right w:val="nil"/>
+            </w:tcBorders>
+            <w:shd w:val="clear" w:color="auto" w:fill="FFFFFF"/>
+            <w:noWrap w:val="0"/>
+            <w:tcMar>
+              <w:top w:w="150" w:type="dxa"/>
+              <w:left w:w="-1" w:type="dxa"/>
+              <w:bottom w:w="150" w:type="dxa"/>
+              <w:right w:w="240" w:type="dxa"/>
+            </w:tcMar>
+            <w:vAlign w:val="center"/>
+          </w:tcPr>
+          <w:p>
+            <w:pPr>
+              <w:snapToGrid w:val="0"/>
+              <w:ind w:left="0" w:leftChars="0" w:right="0" w:rightChars="0" w:firstLine="0" w:firstLineChars="0"/>
+              <w:jc w:val="center"/>
+              <w:rPr>
+                <w:rFonts w:hint="default" w:ascii="Segoe UI" w:hAnsi="Segoe UI" w:eastAsia="Segoe UI" w:cs="Segoe UI"/>
+                <w:i w:val="0"/>
+                <w:iCs w:val="0"/>
+                <w:caps w:val="0"/>
+                <w:color w:val="0F1115"/>
+                <w:spacing w:val="0"/>
+                <w:sz w:val="22"/>
+                <w:szCs w:val="22"/>
+              </w:rPr>
+            </w:pPr>
+          </w:p>
+        </w:tc>
+        <w:tc>
+          <w:tcPr>
+            <w:tcW w:w="1390" w:type="dxa"/>
+            <w:tcBorders>
+              <w:top w:val="single" w:color="auto" w:sz="4" w:space="0"/>
+              <w:left w:val="single" w:color="auto" w:sz="4" w:space="0"/>
+              <w:bottom w:val="nil"/>
+              <w:right w:val="nil"/>
+            </w:tcBorders>
+            <w:shd w:val="clear" w:color="auto" w:fill="FFFFFF"/>
+            <w:noWrap w:val="0"/>
+            <w:tcMar>
+              <w:top w:w="150" w:type="dxa"/>
+              <w:left w:w="240" w:type="dxa"/>
+              <w:bottom w:w="150" w:type="dxa"/>
+              <w:right w:w="240" w:type="dxa"/>
+            </w:tcMar>
+            <w:vAlign w:val="center"/>
+          </w:tcPr>
+          <w:p>
+            <w:pPr>
+              <w:keepNext w:val="0"/>
+              <w:keepLines w:val="0"/>
+              <w:widowControl/>
+              <w:suppressLineNumbers w:val="0"/>
+              <w:snapToGrid w:val="0"/>
+              <w:spacing w:line="240" w:lineRule="auto"/>
+              <w:ind w:left="0" w:leftChars="0" w:right="0" w:rightChars="0" w:firstLine="0" w:firstLineChars="0"/>
+              <w:jc w:val="center"/>
+              <w:rPr>
+                <w:rFonts w:hint="default" w:ascii="Segoe UI" w:hAnsi="Segoe UI" w:eastAsia="Segoe UI" w:cs="Segoe UI"/>
+                <w:i w:val="0"/>
+                <w:iCs w:val="0"/>
+                <w:caps w:val="0"/>
+                <w:color w:val="0F1115"/>
+                <w:spacing w:val="0"/>
+                <w:sz w:val="22"/>
+                <w:szCs w:val="22"/>
+              </w:rPr>
+            </w:pPr>
+            <w:r>
+              <w:rPr>
+                <w:rFonts w:hint="default" w:ascii="Segoe UI" w:hAnsi="Segoe UI" w:eastAsia="Segoe UI" w:cs="Segoe UI"/>
+                <w:i w:val="0"/>
+                <w:iCs w:val="0"/>
+                <w:caps w:val="0"/>
+                <w:snapToGrid w:val="0"/>
+                <w:color w:val="000000"/>
+                <w:spacing w:val="0"/>
+                <w:kern w:val="0"/>
+                <w:sz w:val="22"/>
+                <w:szCs w:val="22"/>
+                <w:bdr w:val="none" w:color="auto" w:sz="0" w:space="0"/>
+                <w:lang w:val="en-US" w:eastAsia="zh-CN" w:bidi="ar"/>
+              </w:rPr>
+              <w:t>解决时间</w:t>
+            </w:r>
+          </w:p>
+        </w:tc>
+        <w:tc>
+          <w:tcPr>
+            <w:tcW w:w="1232" w:type="dxa"/>
+            <w:tcBorders>
+              <w:top w:val="single" w:color="auto" w:sz="4" w:space="0"/>
+              <w:left w:val="single" w:color="auto" w:sz="4" w:space="0"/>
+              <w:bottom w:val="nil"/>
+              <w:right w:val="nil"/>
+            </w:tcBorders>
+            <w:shd w:val="clear" w:color="auto" w:fill="FFFFFF"/>
+            <w:noWrap w:val="0"/>
+            <w:tcMar>
+              <w:top w:w="150" w:type="dxa"/>
+              <w:left w:w="240" w:type="dxa"/>
+              <w:bottom w:w="150" w:type="dxa"/>
+              <w:right w:w="240" w:type="dxa"/>
+            </w:tcMar>
+            <w:vAlign w:val="center"/>
+          </w:tcPr>
+          <w:p>
+            <w:pPr>
+              <w:keepNext w:val="0"/>
+              <w:keepLines w:val="0"/>
+              <w:widowControl/>
+              <w:suppressLineNumbers w:val="0"/>
+              <w:snapToGrid w:val="0"/>
+              <w:spacing w:line="240" w:lineRule="auto"/>
+              <w:ind w:left="0" w:leftChars="0" w:right="0" w:rightChars="0" w:firstLine="0" w:firstLineChars="0"/>
+              <w:jc w:val="left"/>
+              <w:rPr>
+                <w:rFonts w:hint="default" w:ascii="Segoe UI" w:hAnsi="Segoe UI" w:eastAsia="Segoe UI" w:cs="Segoe UI"/>
+                <w:i w:val="0"/>
+                <w:iCs w:val="0"/>
+                <w:caps w:val="0"/>
+                <w:color w:val="0F1115"/>
+                <w:spacing w:val="0"/>
+                <w:sz w:val="22"/>
+                <w:szCs w:val="22"/>
+              </w:rPr>
+            </w:pPr>
+            <w:r>
+              <w:rPr>
+                <w:rFonts w:hint="default" w:ascii="Segoe UI" w:hAnsi="Segoe UI" w:eastAsia="Segoe UI" w:cs="Segoe UI"/>
+                <w:i w:val="0"/>
+                <w:iCs w:val="0"/>
+                <w:caps w:val="0"/>
+                <w:snapToGrid w:val="0"/>
+                <w:color w:val="000000"/>
+                <w:spacing w:val="0"/>
+                <w:kern w:val="0"/>
+                <w:sz w:val="22"/>
+                <w:szCs w:val="22"/>
+                <w:bdr w:val="none" w:color="auto" w:sz="0" w:space="0"/>
+                <w:lang w:val="en-US" w:eastAsia="zh-CN" w:bidi="ar"/>
+              </w:rPr>
+              <w:t>datetime</w:t>
+            </w:r>
+          </w:p>
+        </w:tc>
+        <w:tc>
+          <w:tcPr>
+            <w:tcW w:w="993" w:type="dxa"/>
+            <w:tcBorders>
+              <w:top w:val="single" w:color="auto" w:sz="4" w:space="0"/>
+              <w:left w:val="single" w:color="auto" w:sz="4" w:space="0"/>
+              <w:bottom w:val="nil"/>
+              <w:right w:val="nil"/>
+            </w:tcBorders>
+            <w:shd w:val="clear" w:color="auto" w:fill="FFFFFF"/>
+            <w:noWrap w:val="0"/>
+            <w:tcMar>
+              <w:top w:w="150" w:type="dxa"/>
+              <w:left w:w="240" w:type="dxa"/>
+              <w:bottom w:w="150" w:type="dxa"/>
+              <w:right w:w="240" w:type="dxa"/>
+            </w:tcMar>
+            <w:vAlign w:val="center"/>
+          </w:tcPr>
+          <w:p>
+            <w:pPr>
+              <w:keepNext w:val="0"/>
+              <w:keepLines w:val="0"/>
+              <w:widowControl/>
+              <w:suppressLineNumbers w:val="0"/>
+              <w:snapToGrid w:val="0"/>
+              <w:spacing w:line="240" w:lineRule="auto"/>
+              <w:ind w:left="0" w:leftChars="0" w:right="0" w:rightChars="0" w:firstLine="0" w:firstLineChars="0"/>
+              <w:jc w:val="left"/>
+              <w:rPr>
+                <w:rFonts w:hint="default" w:ascii="Segoe UI" w:hAnsi="Segoe UI" w:eastAsia="Segoe UI" w:cs="Segoe UI"/>
+                <w:i w:val="0"/>
+                <w:iCs w:val="0"/>
+                <w:caps w:val="0"/>
+                <w:color w:val="0F1115"/>
+                <w:spacing w:val="0"/>
+                <w:sz w:val="22"/>
+                <w:szCs w:val="22"/>
+              </w:rPr>
+            </w:pPr>
+            <w:r>
+              <w:rPr>
+                <w:rFonts w:hint="default" w:ascii="Segoe UI" w:hAnsi="Segoe UI" w:eastAsia="Segoe UI" w:cs="Segoe UI"/>
+                <w:i w:val="0"/>
+                <w:iCs w:val="0"/>
+                <w:caps w:val="0"/>
+                <w:snapToGrid w:val="0"/>
+                <w:color w:val="000000"/>
+                <w:spacing w:val="0"/>
+                <w:kern w:val="0"/>
+                <w:sz w:val="22"/>
+                <w:szCs w:val="22"/>
+                <w:bdr w:val="none" w:color="auto" w:sz="0" w:space="0"/>
+                <w:lang w:val="en-US" w:eastAsia="zh-CN" w:bidi="ar"/>
+              </w:rPr>
+              <w:t>-</w:t>
+            </w:r>
+          </w:p>
+        </w:tc>
+        <w:tc>
+          <w:tcPr>
+            <w:tcW w:w="993" w:type="dxa"/>
+            <w:tcBorders>
+              <w:top w:val="single" w:color="auto" w:sz="4" w:space="0"/>
+              <w:left w:val="single" w:color="auto" w:sz="4" w:space="0"/>
+              <w:bottom w:val="nil"/>
+              <w:right w:val="nil"/>
+            </w:tcBorders>
+            <w:shd w:val="clear" w:color="auto" w:fill="FFFFFF"/>
+            <w:noWrap w:val="0"/>
+            <w:tcMar>
+              <w:top w:w="150" w:type="dxa"/>
+              <w:left w:w="240" w:type="dxa"/>
+              <w:bottom w:w="150" w:type="dxa"/>
+              <w:right w:w="240" w:type="dxa"/>
+            </w:tcMar>
+            <w:vAlign w:val="center"/>
+          </w:tcPr>
+          <w:p>
+            <w:pPr>
+              <w:keepNext w:val="0"/>
+              <w:keepLines w:val="0"/>
+              <w:widowControl/>
+              <w:suppressLineNumbers w:val="0"/>
+              <w:snapToGrid w:val="0"/>
+              <w:spacing w:line="240" w:lineRule="auto"/>
+              <w:ind w:left="0" w:leftChars="0" w:right="0" w:rightChars="0" w:firstLine="0" w:firstLineChars="0"/>
+              <w:jc w:val="center"/>
+              <w:rPr>
+                <w:rFonts w:hint="default" w:ascii="Segoe UI" w:hAnsi="Segoe UI" w:eastAsia="Segoe UI" w:cs="Segoe UI"/>
+                <w:i w:val="0"/>
+                <w:iCs w:val="0"/>
+                <w:caps w:val="0"/>
+                <w:color w:val="0F1115"/>
+                <w:spacing w:val="0"/>
+                <w:sz w:val="22"/>
+                <w:szCs w:val="22"/>
+              </w:rPr>
+            </w:pPr>
+            <w:r>
+              <w:rPr>
+                <w:rFonts w:hint="default" w:ascii="Segoe UI" w:hAnsi="Segoe UI" w:eastAsia="Segoe UI" w:cs="Segoe UI"/>
+                <w:i w:val="0"/>
+                <w:iCs w:val="0"/>
+                <w:caps w:val="0"/>
+                <w:snapToGrid w:val="0"/>
+                <w:color w:val="000000"/>
+                <w:spacing w:val="0"/>
+                <w:kern w:val="0"/>
+                <w:sz w:val="22"/>
+                <w:szCs w:val="22"/>
+                <w:bdr w:val="none" w:color="auto" w:sz="0" w:space="0"/>
+                <w:lang w:val="en-US" w:eastAsia="zh-CN" w:bidi="ar"/>
+              </w:rPr>
+              <w:t>是</w:t>
+            </w:r>
+          </w:p>
+        </w:tc>
+        <w:tc>
+          <w:tcPr>
+            <w:tcW w:w="2806" w:type="dxa"/>
+            <w:tcBorders>
+              <w:top w:val="single" w:color="auto" w:sz="4" w:space="0"/>
+              <w:left w:val="single" w:color="auto" w:sz="4" w:space="0"/>
+              <w:bottom w:val="nil"/>
+              <w:right w:val="single" w:color="auto" w:sz="12" w:space="0"/>
+            </w:tcBorders>
+            <w:shd w:val="clear" w:color="auto" w:fill="FFFFFF"/>
+            <w:noWrap w:val="0"/>
+            <w:tcMar>
+              <w:top w:w="150" w:type="dxa"/>
+              <w:left w:w="240" w:type="dxa"/>
+              <w:bottom w:w="150" w:type="dxa"/>
+              <w:right w:w="-1" w:type="dxa"/>
+            </w:tcMar>
+            <w:vAlign w:val="center"/>
+          </w:tcPr>
+          <w:p>
+            <w:pPr>
+              <w:keepNext w:val="0"/>
+              <w:keepLines w:val="0"/>
+              <w:widowControl/>
+              <w:suppressLineNumbers w:val="0"/>
+              <w:snapToGrid w:val="0"/>
+              <w:spacing w:line="240" w:lineRule="auto"/>
+              <w:ind w:left="0" w:leftChars="0" w:right="0" w:rightChars="0" w:firstLine="0" w:firstLineChars="0"/>
+              <w:jc w:val="center"/>
+              <w:rPr>
+                <w:rFonts w:hint="default" w:ascii="Segoe UI" w:hAnsi="Segoe UI" w:eastAsia="Segoe UI" w:cs="Segoe UI"/>
+                <w:i w:val="0"/>
+                <w:iCs w:val="0"/>
+                <w:caps w:val="0"/>
+                <w:color w:val="0F1115"/>
+                <w:spacing w:val="0"/>
+                <w:sz w:val="22"/>
+                <w:szCs w:val="22"/>
+              </w:rPr>
+            </w:pPr>
+            <w:r>
+              <w:rPr>
+                <w:rFonts w:hint="default" w:ascii="Segoe UI" w:hAnsi="Segoe UI" w:eastAsia="Segoe UI" w:cs="Segoe UI"/>
+                <w:i w:val="0"/>
+                <w:iCs w:val="0"/>
+                <w:caps w:val="0"/>
+                <w:snapToGrid w:val="0"/>
+                <w:color w:val="000000"/>
+                <w:spacing w:val="0"/>
+                <w:kern w:val="0"/>
+                <w:sz w:val="22"/>
+                <w:szCs w:val="22"/>
+                <w:bdr w:val="none" w:color="auto" w:sz="0" w:space="0"/>
+                <w:lang w:val="en-US" w:eastAsia="zh-CN" w:bidi="ar"/>
+              </w:rPr>
+              <w:t>格式：YYYY-MM-DD HH:MM:SS</w:t>
+            </w:r>
+          </w:p>
+        </w:tc>
+      </w:tr>
+      <w:tr>
+        <w:tblPrEx>
+          <w:tblBorders>
+            <w:top w:val="none" w:color="auto" w:sz="0" w:space="0"/>
+            <w:left w:val="none" w:color="auto" w:sz="0" w:space="0"/>
+            <w:bottom w:val="none" w:color="auto" w:sz="0" w:space="0"/>
+            <w:right w:val="none" w:color="auto" w:sz="0" w:space="0"/>
+            <w:insideH w:val="none" w:color="auto" w:sz="0" w:space="0"/>
+            <w:insideV w:val="none" w:color="auto" w:sz="0" w:space="0"/>
+          </w:tblBorders>
+          <w:shd w:val="clear" w:color="auto" w:fill="FFFFFF"/>
+          <w:tblCellMar>
+            <w:top w:w="15" w:type="dxa"/>
+            <w:left w:w="15" w:type="dxa"/>
+            <w:bottom w:w="15" w:type="dxa"/>
+            <w:right w:w="15" w:type="dxa"/>
+          </w:tblCellMar>
+        </w:tblPrEx>
+        <w:trPr>
+          <w:trHeight w:val="0" w:hRule="atLeast"/>
+          <w:jc w:val="center"/>
+        </w:trPr>
+        <w:tc>
+          <w:tcPr>
+            <w:tcW w:w="1108" w:type="dxa"/>
+            <w:tcBorders>
+              <w:top w:val="single" w:color="auto" w:sz="4" w:space="0"/>
+              <w:left w:val="single" w:color="auto" w:sz="12" w:space="0"/>
+              <w:bottom w:val="nil"/>
+              <w:right w:val="nil"/>
+            </w:tcBorders>
+            <w:shd w:val="clear" w:color="auto" w:fill="FFFFFF"/>
+            <w:noWrap w:val="0"/>
+            <w:tcMar>
+              <w:top w:w="150" w:type="dxa"/>
+              <w:left w:w="-1" w:type="dxa"/>
+              <w:bottom w:w="150" w:type="dxa"/>
+              <w:right w:w="240" w:type="dxa"/>
+            </w:tcMar>
+            <w:vAlign w:val="center"/>
+          </w:tcPr>
+          <w:p>
+            <w:pPr>
+              <w:snapToGrid w:val="0"/>
+              <w:ind w:left="0" w:leftChars="0" w:right="0" w:rightChars="0" w:firstLine="0" w:firstLineChars="0"/>
+              <w:jc w:val="center"/>
+              <w:rPr>
+                <w:rFonts w:hint="default" w:ascii="Segoe UI" w:hAnsi="Segoe UI" w:eastAsia="Segoe UI" w:cs="Segoe UI"/>
+                <w:i w:val="0"/>
+                <w:iCs w:val="0"/>
+                <w:caps w:val="0"/>
+                <w:color w:val="0F1115"/>
+                <w:spacing w:val="0"/>
+                <w:sz w:val="22"/>
+                <w:szCs w:val="22"/>
+              </w:rPr>
+            </w:pPr>
+          </w:p>
+        </w:tc>
+        <w:tc>
+          <w:tcPr>
+            <w:tcW w:w="1390" w:type="dxa"/>
+            <w:tcBorders>
+              <w:top w:val="single" w:color="auto" w:sz="4" w:space="0"/>
+              <w:left w:val="single" w:color="auto" w:sz="4" w:space="0"/>
+              <w:bottom w:val="nil"/>
+              <w:right w:val="nil"/>
+            </w:tcBorders>
+            <w:shd w:val="clear" w:color="auto" w:fill="FFFFFF"/>
+            <w:noWrap w:val="0"/>
+            <w:tcMar>
+              <w:top w:w="150" w:type="dxa"/>
+              <w:left w:w="240" w:type="dxa"/>
+              <w:bottom w:w="150" w:type="dxa"/>
+              <w:right w:w="240" w:type="dxa"/>
+            </w:tcMar>
+            <w:vAlign w:val="center"/>
+          </w:tcPr>
+          <w:p>
+            <w:pPr>
+              <w:keepNext w:val="0"/>
+              <w:keepLines w:val="0"/>
+              <w:widowControl/>
+              <w:suppressLineNumbers w:val="0"/>
+              <w:snapToGrid w:val="0"/>
+              <w:spacing w:line="240" w:lineRule="auto"/>
+              <w:ind w:left="0" w:leftChars="0" w:right="0" w:rightChars="0" w:firstLine="0" w:firstLineChars="0"/>
+              <w:jc w:val="center"/>
+              <w:rPr>
+                <w:rFonts w:hint="default" w:ascii="Segoe UI" w:hAnsi="Segoe UI" w:eastAsia="Segoe UI" w:cs="Segoe UI"/>
+                <w:i w:val="0"/>
+                <w:iCs w:val="0"/>
+                <w:caps w:val="0"/>
+                <w:color w:val="0F1115"/>
+                <w:spacing w:val="0"/>
+                <w:sz w:val="22"/>
+                <w:szCs w:val="22"/>
+              </w:rPr>
+            </w:pPr>
+            <w:r>
+              <w:rPr>
+                <w:rFonts w:hint="default" w:ascii="Segoe UI" w:hAnsi="Segoe UI" w:eastAsia="Segoe UI" w:cs="Segoe UI"/>
+                <w:i w:val="0"/>
+                <w:iCs w:val="0"/>
+                <w:caps w:val="0"/>
+                <w:snapToGrid w:val="0"/>
+                <w:color w:val="000000"/>
+                <w:spacing w:val="0"/>
+                <w:kern w:val="0"/>
+                <w:sz w:val="22"/>
+                <w:szCs w:val="22"/>
+                <w:bdr w:val="none" w:color="auto" w:sz="0" w:space="0"/>
+                <w:lang w:val="en-US" w:eastAsia="zh-CN" w:bidi="ar"/>
+              </w:rPr>
+              <w:t>解决结果</w:t>
+            </w:r>
+          </w:p>
+        </w:tc>
+        <w:tc>
+          <w:tcPr>
+            <w:tcW w:w="1232" w:type="dxa"/>
+            <w:tcBorders>
+              <w:top w:val="single" w:color="auto" w:sz="4" w:space="0"/>
+              <w:left w:val="single" w:color="auto" w:sz="4" w:space="0"/>
+              <w:bottom w:val="nil"/>
+              <w:right w:val="nil"/>
+            </w:tcBorders>
+            <w:shd w:val="clear" w:color="auto" w:fill="FFFFFF"/>
+            <w:noWrap w:val="0"/>
+            <w:tcMar>
+              <w:top w:w="150" w:type="dxa"/>
+              <w:left w:w="240" w:type="dxa"/>
+              <w:bottom w:w="150" w:type="dxa"/>
+              <w:right w:w="240" w:type="dxa"/>
+            </w:tcMar>
+            <w:vAlign w:val="center"/>
+          </w:tcPr>
+          <w:p>
+            <w:pPr>
+              <w:keepNext w:val="0"/>
+              <w:keepLines w:val="0"/>
+              <w:widowControl/>
+              <w:suppressLineNumbers w:val="0"/>
+              <w:snapToGrid w:val="0"/>
+              <w:spacing w:line="240" w:lineRule="auto"/>
+              <w:ind w:left="0" w:leftChars="0" w:right="0" w:rightChars="0" w:firstLine="0" w:firstLineChars="0"/>
+              <w:jc w:val="left"/>
+              <w:rPr>
+                <w:rFonts w:hint="default" w:ascii="Segoe UI" w:hAnsi="Segoe UI" w:eastAsia="Segoe UI" w:cs="Segoe UI"/>
+                <w:i w:val="0"/>
+                <w:iCs w:val="0"/>
+                <w:caps w:val="0"/>
+                <w:color w:val="0F1115"/>
+                <w:spacing w:val="0"/>
+                <w:sz w:val="22"/>
+                <w:szCs w:val="22"/>
+              </w:rPr>
+            </w:pPr>
+            <w:r>
+              <w:rPr>
+                <w:rFonts w:hint="default" w:ascii="Segoe UI" w:hAnsi="Segoe UI" w:eastAsia="Segoe UI" w:cs="Segoe UI"/>
+                <w:i w:val="0"/>
+                <w:iCs w:val="0"/>
+                <w:caps w:val="0"/>
+                <w:snapToGrid w:val="0"/>
+                <w:color w:val="000000"/>
+                <w:spacing w:val="0"/>
+                <w:kern w:val="0"/>
+                <w:sz w:val="22"/>
+                <w:szCs w:val="22"/>
+                <w:bdr w:val="none" w:color="auto" w:sz="0" w:space="0"/>
+                <w:lang w:val="en-US" w:eastAsia="zh-CN" w:bidi="ar"/>
+              </w:rPr>
+              <w:t>text</w:t>
+            </w:r>
+          </w:p>
+        </w:tc>
+        <w:tc>
+          <w:tcPr>
+            <w:tcW w:w="993" w:type="dxa"/>
+            <w:tcBorders>
+              <w:top w:val="single" w:color="auto" w:sz="4" w:space="0"/>
+              <w:left w:val="single" w:color="auto" w:sz="4" w:space="0"/>
+              <w:bottom w:val="nil"/>
+              <w:right w:val="nil"/>
+            </w:tcBorders>
+            <w:shd w:val="clear" w:color="auto" w:fill="FFFFFF"/>
+            <w:noWrap w:val="0"/>
+            <w:tcMar>
+              <w:top w:w="150" w:type="dxa"/>
+              <w:left w:w="240" w:type="dxa"/>
+              <w:bottom w:w="150" w:type="dxa"/>
+              <w:right w:w="240" w:type="dxa"/>
+            </w:tcMar>
+            <w:vAlign w:val="center"/>
+          </w:tcPr>
+          <w:p>
+            <w:pPr>
+              <w:keepNext w:val="0"/>
+              <w:keepLines w:val="0"/>
+              <w:widowControl/>
+              <w:suppressLineNumbers w:val="0"/>
+              <w:snapToGrid w:val="0"/>
+              <w:spacing w:line="240" w:lineRule="auto"/>
+              <w:ind w:left="0" w:leftChars="0" w:right="0" w:rightChars="0" w:firstLine="0" w:firstLineChars="0"/>
+              <w:jc w:val="left"/>
+              <w:rPr>
+                <w:rFonts w:hint="default" w:ascii="Segoe UI" w:hAnsi="Segoe UI" w:eastAsia="Segoe UI" w:cs="Segoe UI"/>
+                <w:i w:val="0"/>
+                <w:iCs w:val="0"/>
+                <w:caps w:val="0"/>
+                <w:color w:val="0F1115"/>
+                <w:spacing w:val="0"/>
+                <w:sz w:val="22"/>
+                <w:szCs w:val="22"/>
+              </w:rPr>
+            </w:pPr>
+            <w:r>
+              <w:rPr>
+                <w:rFonts w:hint="default" w:ascii="Segoe UI" w:hAnsi="Segoe UI" w:eastAsia="Segoe UI" w:cs="Segoe UI"/>
+                <w:i w:val="0"/>
+                <w:iCs w:val="0"/>
+                <w:caps w:val="0"/>
+                <w:snapToGrid w:val="0"/>
+                <w:color w:val="000000"/>
+                <w:spacing w:val="0"/>
+                <w:kern w:val="0"/>
+                <w:sz w:val="22"/>
+                <w:szCs w:val="22"/>
+                <w:bdr w:val="none" w:color="auto" w:sz="0" w:space="0"/>
+                <w:lang w:val="en-US" w:eastAsia="zh-CN" w:bidi="ar"/>
+              </w:rPr>
+              <w:t>-</w:t>
+            </w:r>
+          </w:p>
+        </w:tc>
+        <w:tc>
+          <w:tcPr>
+            <w:tcW w:w="993" w:type="dxa"/>
+            <w:tcBorders>
+              <w:top w:val="single" w:color="auto" w:sz="4" w:space="0"/>
+              <w:left w:val="single" w:color="auto" w:sz="4" w:space="0"/>
+              <w:bottom w:val="nil"/>
+              <w:right w:val="nil"/>
+            </w:tcBorders>
+            <w:shd w:val="clear" w:color="auto" w:fill="FFFFFF"/>
+            <w:noWrap w:val="0"/>
+            <w:tcMar>
+              <w:top w:w="150" w:type="dxa"/>
+              <w:left w:w="240" w:type="dxa"/>
+              <w:bottom w:w="150" w:type="dxa"/>
+              <w:right w:w="240" w:type="dxa"/>
+            </w:tcMar>
+            <w:vAlign w:val="center"/>
+          </w:tcPr>
+          <w:p>
+            <w:pPr>
+              <w:keepNext w:val="0"/>
+              <w:keepLines w:val="0"/>
+              <w:widowControl/>
+              <w:suppressLineNumbers w:val="0"/>
+              <w:snapToGrid w:val="0"/>
+              <w:spacing w:line="240" w:lineRule="auto"/>
+              <w:ind w:left="0" w:leftChars="0" w:right="0" w:rightChars="0" w:firstLine="0" w:firstLineChars="0"/>
+              <w:jc w:val="center"/>
+              <w:rPr>
+                <w:rFonts w:hint="default" w:ascii="Segoe UI" w:hAnsi="Segoe UI" w:eastAsia="Segoe UI" w:cs="Segoe UI"/>
+                <w:i w:val="0"/>
+                <w:iCs w:val="0"/>
+                <w:caps w:val="0"/>
+                <w:color w:val="0F1115"/>
+                <w:spacing w:val="0"/>
+                <w:sz w:val="22"/>
+                <w:szCs w:val="22"/>
+              </w:rPr>
+            </w:pPr>
+            <w:r>
+              <w:rPr>
+                <w:rFonts w:hint="default" w:ascii="Segoe UI" w:hAnsi="Segoe UI" w:eastAsia="Segoe UI" w:cs="Segoe UI"/>
+                <w:i w:val="0"/>
+                <w:iCs w:val="0"/>
+                <w:caps w:val="0"/>
+                <w:snapToGrid w:val="0"/>
+                <w:color w:val="000000"/>
+                <w:spacing w:val="0"/>
+                <w:kern w:val="0"/>
+                <w:sz w:val="22"/>
+                <w:szCs w:val="22"/>
+                <w:bdr w:val="none" w:color="auto" w:sz="0" w:space="0"/>
+                <w:lang w:val="en-US" w:eastAsia="zh-CN" w:bidi="ar"/>
+              </w:rPr>
+              <w:t>是</w:t>
+            </w:r>
+          </w:p>
+        </w:tc>
+        <w:tc>
+          <w:tcPr>
+            <w:tcW w:w="2806" w:type="dxa"/>
+            <w:tcBorders>
+              <w:top w:val="single" w:color="auto" w:sz="4" w:space="0"/>
+              <w:left w:val="single" w:color="auto" w:sz="4" w:space="0"/>
+              <w:bottom w:val="nil"/>
+              <w:right w:val="single" w:color="auto" w:sz="12" w:space="0"/>
+            </w:tcBorders>
+            <w:shd w:val="clear" w:color="auto" w:fill="FFFFFF"/>
+            <w:noWrap w:val="0"/>
+            <w:tcMar>
+              <w:top w:w="150" w:type="dxa"/>
+              <w:left w:w="240" w:type="dxa"/>
+              <w:bottom w:w="150" w:type="dxa"/>
+              <w:right w:w="-1" w:type="dxa"/>
+            </w:tcMar>
+            <w:vAlign w:val="center"/>
+          </w:tcPr>
+          <w:p>
+            <w:pPr>
+              <w:keepNext w:val="0"/>
+              <w:keepLines w:val="0"/>
+              <w:widowControl/>
+              <w:suppressLineNumbers w:val="0"/>
+              <w:snapToGrid w:val="0"/>
+              <w:spacing w:line="240" w:lineRule="auto"/>
+              <w:ind w:left="0" w:leftChars="0" w:right="0" w:rightChars="0" w:firstLine="0" w:firstLineChars="0"/>
+              <w:jc w:val="center"/>
+              <w:rPr>
+                <w:rFonts w:hint="default" w:ascii="Segoe UI" w:hAnsi="Segoe UI" w:eastAsia="Segoe UI" w:cs="Segoe UI"/>
+                <w:i w:val="0"/>
+                <w:iCs w:val="0"/>
+                <w:caps w:val="0"/>
+                <w:color w:val="0F1115"/>
+                <w:spacing w:val="0"/>
+                <w:sz w:val="22"/>
+                <w:szCs w:val="22"/>
+              </w:rPr>
+            </w:pPr>
+            <w:r>
+              <w:rPr>
+                <w:rFonts w:hint="default" w:ascii="Segoe UI" w:hAnsi="Segoe UI" w:eastAsia="Segoe UI" w:cs="Segoe UI"/>
+                <w:i w:val="0"/>
+                <w:iCs w:val="0"/>
+                <w:caps w:val="0"/>
+                <w:snapToGrid w:val="0"/>
+                <w:color w:val="000000"/>
+                <w:spacing w:val="0"/>
+                <w:kern w:val="0"/>
+                <w:sz w:val="22"/>
+                <w:szCs w:val="22"/>
+                <w:bdr w:val="none" w:color="auto" w:sz="0" w:space="0"/>
+                <w:lang w:val="en-US" w:eastAsia="zh-CN" w:bidi="ar"/>
+              </w:rPr>
+              <w:t>不少于10个汉字</w:t>
+            </w:r>
+          </w:p>
+        </w:tc>
+      </w:tr>
+      <w:tr>
+        <w:tblPrEx>
+          <w:tblBorders>
+            <w:top w:val="none" w:color="auto" w:sz="0" w:space="0"/>
+            <w:left w:val="none" w:color="auto" w:sz="0" w:space="0"/>
+            <w:bottom w:val="none" w:color="auto" w:sz="0" w:space="0"/>
+            <w:right w:val="none" w:color="auto" w:sz="0" w:space="0"/>
+            <w:insideH w:val="none" w:color="auto" w:sz="0" w:space="0"/>
+            <w:insideV w:val="none" w:color="auto" w:sz="0" w:space="0"/>
+          </w:tblBorders>
+          <w:shd w:val="clear" w:color="auto" w:fill="FFFFFF"/>
+          <w:tblCellMar>
+            <w:top w:w="15" w:type="dxa"/>
+            <w:left w:w="15" w:type="dxa"/>
+            <w:bottom w:w="15" w:type="dxa"/>
+            <w:right w:w="15" w:type="dxa"/>
+          </w:tblCellMar>
+        </w:tblPrEx>
+        <w:trPr>
+          <w:trHeight w:val="0" w:hRule="atLeast"/>
+          <w:jc w:val="center"/>
+        </w:trPr>
+        <w:tc>
+          <w:tcPr>
+            <w:tcW w:w="1108" w:type="dxa"/>
+            <w:tcBorders>
+              <w:top w:val="single" w:color="auto" w:sz="4" w:space="0"/>
+              <w:left w:val="single" w:color="auto" w:sz="12" w:space="0"/>
+              <w:bottom w:val="nil"/>
+              <w:right w:val="nil"/>
+            </w:tcBorders>
+            <w:shd w:val="clear" w:color="auto" w:fill="FFFFFF"/>
+            <w:noWrap w:val="0"/>
+            <w:tcMar>
+              <w:top w:w="150" w:type="dxa"/>
+              <w:left w:w="-1" w:type="dxa"/>
+              <w:bottom w:w="150" w:type="dxa"/>
+              <w:right w:w="240" w:type="dxa"/>
+            </w:tcMar>
+            <w:vAlign w:val="center"/>
+          </w:tcPr>
+          <w:p>
+            <w:pPr>
+              <w:keepNext w:val="0"/>
+              <w:keepLines w:val="0"/>
+              <w:widowControl/>
+              <w:suppressLineNumbers w:val="0"/>
+              <w:snapToGrid w:val="0"/>
+              <w:spacing w:line="240" w:lineRule="auto"/>
+              <w:ind w:left="0" w:leftChars="0" w:right="0" w:rightChars="0" w:firstLine="0" w:firstLineChars="0"/>
+              <w:jc w:val="center"/>
+              <w:rPr>
+                <w:rFonts w:hint="default" w:ascii="Segoe UI" w:hAnsi="Segoe UI" w:eastAsia="Segoe UI" w:cs="Segoe UI"/>
+                <w:i w:val="0"/>
+                <w:iCs w:val="0"/>
+                <w:caps w:val="0"/>
+                <w:color w:val="0F1115"/>
+                <w:spacing w:val="0"/>
+                <w:sz w:val="22"/>
+                <w:szCs w:val="22"/>
+              </w:rPr>
+            </w:pPr>
+            <w:r>
+              <w:rPr>
+                <w:rFonts w:hint="default" w:ascii="Segoe UI" w:hAnsi="Segoe UI" w:eastAsia="Segoe UI" w:cs="Segoe UI"/>
+                <w:i w:val="0"/>
+                <w:iCs w:val="0"/>
+                <w:caps w:val="0"/>
+                <w:snapToGrid w:val="0"/>
+                <w:color w:val="000000"/>
+                <w:spacing w:val="0"/>
+                <w:kern w:val="0"/>
+                <w:sz w:val="22"/>
+                <w:szCs w:val="22"/>
+                <w:bdr w:val="none" w:color="auto" w:sz="0" w:space="0"/>
+                <w:lang w:val="en-US" w:eastAsia="zh-CN" w:bidi="ar"/>
+              </w:rPr>
+              <w:t>巡检记录</w:t>
+            </w:r>
+          </w:p>
+        </w:tc>
+        <w:tc>
+          <w:tcPr>
+            <w:tcW w:w="1390" w:type="dxa"/>
+            <w:tcBorders>
+              <w:top w:val="single" w:color="auto" w:sz="4" w:space="0"/>
+              <w:left w:val="single" w:color="auto" w:sz="4" w:space="0"/>
+              <w:bottom w:val="nil"/>
+              <w:right w:val="nil"/>
+            </w:tcBorders>
+            <w:shd w:val="clear" w:color="auto" w:fill="FFFFFF"/>
+            <w:noWrap w:val="0"/>
+            <w:tcMar>
+              <w:top w:w="150" w:type="dxa"/>
+              <w:left w:w="240" w:type="dxa"/>
+              <w:bottom w:w="150" w:type="dxa"/>
+              <w:right w:w="240" w:type="dxa"/>
+            </w:tcMar>
+            <w:vAlign w:val="center"/>
+          </w:tcPr>
+          <w:p>
+            <w:pPr>
+              <w:keepNext w:val="0"/>
+              <w:keepLines w:val="0"/>
+              <w:widowControl/>
+              <w:suppressLineNumbers w:val="0"/>
+              <w:snapToGrid w:val="0"/>
+              <w:spacing w:line="240" w:lineRule="auto"/>
+              <w:ind w:left="0" w:leftChars="0" w:right="0" w:rightChars="0" w:firstLine="0" w:firstLineChars="0"/>
+              <w:jc w:val="center"/>
+              <w:rPr>
+                <w:rFonts w:hint="default" w:ascii="Segoe UI" w:hAnsi="Segoe UI" w:eastAsia="Segoe UI" w:cs="Segoe UI"/>
+                <w:i w:val="0"/>
+                <w:iCs w:val="0"/>
+                <w:caps w:val="0"/>
+                <w:color w:val="0F1115"/>
+                <w:spacing w:val="0"/>
+                <w:sz w:val="22"/>
+                <w:szCs w:val="22"/>
+              </w:rPr>
+            </w:pPr>
+            <w:r>
+              <w:rPr>
+                <w:rFonts w:hint="default" w:ascii="Segoe UI" w:hAnsi="Segoe UI" w:eastAsia="Segoe UI" w:cs="Segoe UI"/>
+                <w:i w:val="0"/>
+                <w:iCs w:val="0"/>
+                <w:caps w:val="0"/>
+                <w:snapToGrid w:val="0"/>
+                <w:color w:val="000000"/>
+                <w:spacing w:val="0"/>
+                <w:kern w:val="0"/>
+                <w:sz w:val="22"/>
+                <w:szCs w:val="22"/>
+                <w:bdr w:val="none" w:color="auto" w:sz="0" w:space="0"/>
+                <w:lang w:val="en-US" w:eastAsia="zh-CN" w:bidi="ar"/>
+              </w:rPr>
+              <w:t>巡检编号</w:t>
+            </w:r>
+          </w:p>
+        </w:tc>
+        <w:tc>
+          <w:tcPr>
+            <w:tcW w:w="1232" w:type="dxa"/>
+            <w:tcBorders>
+              <w:top w:val="single" w:color="auto" w:sz="4" w:space="0"/>
+              <w:left w:val="single" w:color="auto" w:sz="4" w:space="0"/>
+              <w:bottom w:val="nil"/>
+              <w:right w:val="nil"/>
+            </w:tcBorders>
+            <w:shd w:val="clear" w:color="auto" w:fill="FFFFFF"/>
+            <w:noWrap w:val="0"/>
+            <w:tcMar>
+              <w:top w:w="150" w:type="dxa"/>
+              <w:left w:w="240" w:type="dxa"/>
+              <w:bottom w:w="150" w:type="dxa"/>
+              <w:right w:w="240" w:type="dxa"/>
+            </w:tcMar>
+            <w:vAlign w:val="center"/>
+          </w:tcPr>
+          <w:p>
+            <w:pPr>
+              <w:keepNext w:val="0"/>
+              <w:keepLines w:val="0"/>
+              <w:widowControl/>
+              <w:suppressLineNumbers w:val="0"/>
+              <w:snapToGrid w:val="0"/>
+              <w:spacing w:line="240" w:lineRule="auto"/>
+              <w:ind w:left="0" w:leftChars="0" w:right="0" w:rightChars="0" w:firstLine="0" w:firstLineChars="0"/>
+              <w:jc w:val="left"/>
+              <w:rPr>
+                <w:rFonts w:hint="default" w:ascii="Segoe UI" w:hAnsi="Segoe UI" w:eastAsia="Segoe UI" w:cs="Segoe UI"/>
+                <w:i w:val="0"/>
+                <w:iCs w:val="0"/>
+                <w:caps w:val="0"/>
+                <w:color w:val="0F1115"/>
+                <w:spacing w:val="0"/>
+                <w:sz w:val="22"/>
+                <w:szCs w:val="22"/>
+              </w:rPr>
+            </w:pPr>
+            <w:r>
+              <w:rPr>
+                <w:rFonts w:hint="default" w:ascii="Segoe UI" w:hAnsi="Segoe UI" w:eastAsia="Segoe UI" w:cs="Segoe UI"/>
+                <w:i w:val="0"/>
+                <w:iCs w:val="0"/>
+                <w:caps w:val="0"/>
+                <w:snapToGrid w:val="0"/>
+                <w:color w:val="000000"/>
+                <w:spacing w:val="0"/>
+                <w:kern w:val="0"/>
+                <w:sz w:val="22"/>
+                <w:szCs w:val="22"/>
+                <w:bdr w:val="none" w:color="auto" w:sz="0" w:space="0"/>
+                <w:lang w:val="en-US" w:eastAsia="zh-CN" w:bidi="ar"/>
+              </w:rPr>
+              <w:t>varchar</w:t>
+            </w:r>
+          </w:p>
+        </w:tc>
+        <w:tc>
+          <w:tcPr>
+            <w:tcW w:w="993" w:type="dxa"/>
+            <w:tcBorders>
+              <w:top w:val="single" w:color="auto" w:sz="4" w:space="0"/>
+              <w:left w:val="single" w:color="auto" w:sz="4" w:space="0"/>
+              <w:bottom w:val="nil"/>
+              <w:right w:val="nil"/>
+            </w:tcBorders>
+            <w:shd w:val="clear" w:color="auto" w:fill="FFFFFF"/>
+            <w:noWrap w:val="0"/>
+            <w:tcMar>
+              <w:top w:w="150" w:type="dxa"/>
+              <w:left w:w="240" w:type="dxa"/>
+              <w:bottom w:w="150" w:type="dxa"/>
+              <w:right w:w="240" w:type="dxa"/>
+            </w:tcMar>
+            <w:vAlign w:val="center"/>
+          </w:tcPr>
+          <w:p>
+            <w:pPr>
+              <w:keepNext w:val="0"/>
+              <w:keepLines w:val="0"/>
+              <w:widowControl/>
+              <w:suppressLineNumbers w:val="0"/>
+              <w:snapToGrid w:val="0"/>
+              <w:spacing w:line="240" w:lineRule="auto"/>
+              <w:ind w:left="0" w:leftChars="0" w:right="0" w:rightChars="0" w:firstLine="0" w:firstLineChars="0"/>
+              <w:jc w:val="left"/>
+              <w:rPr>
+                <w:rFonts w:hint="default" w:ascii="Segoe UI" w:hAnsi="Segoe UI" w:eastAsia="Segoe UI" w:cs="Segoe UI"/>
+                <w:i w:val="0"/>
+                <w:iCs w:val="0"/>
+                <w:caps w:val="0"/>
+                <w:color w:val="0F1115"/>
+                <w:spacing w:val="0"/>
+                <w:sz w:val="22"/>
+                <w:szCs w:val="22"/>
+              </w:rPr>
+            </w:pPr>
+            <w:r>
+              <w:rPr>
+                <w:rFonts w:hint="default" w:ascii="Segoe UI" w:hAnsi="Segoe UI" w:eastAsia="Segoe UI" w:cs="Segoe UI"/>
+                <w:i w:val="0"/>
+                <w:iCs w:val="0"/>
+                <w:caps w:val="0"/>
+                <w:snapToGrid w:val="0"/>
+                <w:color w:val="000000"/>
+                <w:spacing w:val="0"/>
+                <w:kern w:val="0"/>
+                <w:sz w:val="22"/>
+                <w:szCs w:val="22"/>
+                <w:bdr w:val="none" w:color="auto" w:sz="0" w:space="0"/>
+                <w:lang w:val="en-US" w:eastAsia="zh-CN" w:bidi="ar"/>
+              </w:rPr>
+              <w:t>20</w:t>
+            </w:r>
+          </w:p>
+        </w:tc>
+        <w:tc>
+          <w:tcPr>
+            <w:tcW w:w="993" w:type="dxa"/>
+            <w:tcBorders>
+              <w:top w:val="single" w:color="auto" w:sz="4" w:space="0"/>
+              <w:left w:val="single" w:color="auto" w:sz="4" w:space="0"/>
+              <w:bottom w:val="nil"/>
+              <w:right w:val="nil"/>
+            </w:tcBorders>
+            <w:shd w:val="clear" w:color="auto" w:fill="FFFFFF"/>
+            <w:noWrap w:val="0"/>
+            <w:tcMar>
+              <w:top w:w="150" w:type="dxa"/>
+              <w:left w:w="240" w:type="dxa"/>
+              <w:bottom w:w="150" w:type="dxa"/>
+              <w:right w:w="240" w:type="dxa"/>
+            </w:tcMar>
+            <w:vAlign w:val="center"/>
+          </w:tcPr>
+          <w:p>
+            <w:pPr>
+              <w:keepNext w:val="0"/>
+              <w:keepLines w:val="0"/>
+              <w:widowControl/>
+              <w:suppressLineNumbers w:val="0"/>
+              <w:snapToGrid w:val="0"/>
+              <w:spacing w:line="240" w:lineRule="auto"/>
+              <w:ind w:left="0" w:leftChars="0" w:right="0" w:rightChars="0" w:firstLine="0" w:firstLineChars="0"/>
+              <w:jc w:val="center"/>
+              <w:rPr>
+                <w:rFonts w:hint="default" w:ascii="Segoe UI" w:hAnsi="Segoe UI" w:eastAsia="Segoe UI" w:cs="Segoe UI"/>
+                <w:i w:val="0"/>
+                <w:iCs w:val="0"/>
+                <w:caps w:val="0"/>
+                <w:color w:val="0F1115"/>
+                <w:spacing w:val="0"/>
+                <w:sz w:val="22"/>
+                <w:szCs w:val="22"/>
+              </w:rPr>
+            </w:pPr>
+            <w:r>
+              <w:rPr>
+                <w:rFonts w:hint="default" w:ascii="Segoe UI" w:hAnsi="Segoe UI" w:eastAsia="Segoe UI" w:cs="Segoe UI"/>
+                <w:i w:val="0"/>
+                <w:iCs w:val="0"/>
+                <w:caps w:val="0"/>
+                <w:snapToGrid w:val="0"/>
+                <w:color w:val="000000"/>
+                <w:spacing w:val="0"/>
+                <w:kern w:val="0"/>
+                <w:sz w:val="22"/>
+                <w:szCs w:val="22"/>
+                <w:bdr w:val="none" w:color="auto" w:sz="0" w:space="0"/>
+                <w:lang w:val="en-US" w:eastAsia="zh-CN" w:bidi="ar"/>
+              </w:rPr>
+              <w:t>是</w:t>
+            </w:r>
+          </w:p>
+        </w:tc>
+        <w:tc>
+          <w:tcPr>
+            <w:tcW w:w="2806" w:type="dxa"/>
+            <w:tcBorders>
+              <w:top w:val="single" w:color="auto" w:sz="4" w:space="0"/>
+              <w:left w:val="single" w:color="auto" w:sz="4" w:space="0"/>
+              <w:bottom w:val="nil"/>
+              <w:right w:val="single" w:color="auto" w:sz="12" w:space="0"/>
+            </w:tcBorders>
+            <w:shd w:val="clear" w:color="auto" w:fill="FFFFFF"/>
+            <w:noWrap w:val="0"/>
+            <w:tcMar>
+              <w:top w:w="150" w:type="dxa"/>
+              <w:left w:w="240" w:type="dxa"/>
+              <w:bottom w:w="150" w:type="dxa"/>
+              <w:right w:w="-1" w:type="dxa"/>
+            </w:tcMar>
+            <w:vAlign w:val="center"/>
+          </w:tcPr>
+          <w:p>
+            <w:pPr>
+              <w:keepNext w:val="0"/>
+              <w:keepLines w:val="0"/>
+              <w:widowControl/>
+              <w:suppressLineNumbers w:val="0"/>
+              <w:snapToGrid w:val="0"/>
+              <w:spacing w:line="240" w:lineRule="auto"/>
+              <w:ind w:left="0" w:leftChars="0" w:right="0" w:rightChars="0" w:firstLine="0" w:firstLineChars="0"/>
+              <w:jc w:val="center"/>
+              <w:rPr>
+                <w:rFonts w:hint="default" w:ascii="Segoe UI" w:hAnsi="Segoe UI" w:eastAsia="Segoe UI" w:cs="Segoe UI"/>
+                <w:i w:val="0"/>
+                <w:iCs w:val="0"/>
+                <w:caps w:val="0"/>
+                <w:color w:val="0F1115"/>
+                <w:spacing w:val="0"/>
+                <w:sz w:val="22"/>
+                <w:szCs w:val="22"/>
+              </w:rPr>
+            </w:pPr>
+            <w:r>
+              <w:rPr>
+                <w:rFonts w:hint="default" w:ascii="Segoe UI" w:hAnsi="Segoe UI" w:eastAsia="Segoe UI" w:cs="Segoe UI"/>
+                <w:i w:val="0"/>
+                <w:iCs w:val="0"/>
+                <w:caps w:val="0"/>
+                <w:snapToGrid w:val="0"/>
+                <w:color w:val="000000"/>
+                <w:spacing w:val="0"/>
+                <w:kern w:val="0"/>
+                <w:sz w:val="22"/>
+                <w:szCs w:val="22"/>
+                <w:bdr w:val="none" w:color="auto" w:sz="0" w:space="0"/>
+                <w:lang w:val="en-US" w:eastAsia="zh-CN" w:bidi="ar"/>
+              </w:rPr>
+              <w:t>格式：INSP-YYYYMMDD-001</w:t>
+            </w:r>
+          </w:p>
+        </w:tc>
+      </w:tr>
+      <w:tr>
+        <w:tblPrEx>
+          <w:tblBorders>
+            <w:top w:val="none" w:color="auto" w:sz="0" w:space="0"/>
+            <w:left w:val="none" w:color="auto" w:sz="0" w:space="0"/>
+            <w:bottom w:val="none" w:color="auto" w:sz="0" w:space="0"/>
+            <w:right w:val="none" w:color="auto" w:sz="0" w:space="0"/>
+            <w:insideH w:val="none" w:color="auto" w:sz="0" w:space="0"/>
+            <w:insideV w:val="none" w:color="auto" w:sz="0" w:space="0"/>
+          </w:tblBorders>
+          <w:tblCellMar>
+            <w:top w:w="15" w:type="dxa"/>
+            <w:left w:w="15" w:type="dxa"/>
+            <w:bottom w:w="15" w:type="dxa"/>
+            <w:right w:w="15" w:type="dxa"/>
+          </w:tblCellMar>
+        </w:tblPrEx>
+        <w:trPr>
+          <w:trHeight w:val="0" w:hRule="atLeast"/>
+          <w:jc w:val="center"/>
+        </w:trPr>
+        <w:tc>
+          <w:tcPr>
+            <w:tcW w:w="1108" w:type="dxa"/>
+            <w:tcBorders>
+              <w:top w:val="single" w:color="auto" w:sz="4" w:space="0"/>
+              <w:left w:val="single" w:color="auto" w:sz="12" w:space="0"/>
+              <w:bottom w:val="nil"/>
+              <w:right w:val="nil"/>
+            </w:tcBorders>
+            <w:shd w:val="clear" w:color="auto" w:fill="FFFFFF"/>
+            <w:noWrap w:val="0"/>
+            <w:tcMar>
+              <w:top w:w="150" w:type="dxa"/>
+              <w:left w:w="-1" w:type="dxa"/>
+              <w:bottom w:w="150" w:type="dxa"/>
+              <w:right w:w="240" w:type="dxa"/>
+            </w:tcMar>
+            <w:vAlign w:val="center"/>
+          </w:tcPr>
+          <w:p>
+            <w:pPr>
+              <w:snapToGrid w:val="0"/>
+              <w:ind w:left="0" w:leftChars="0" w:right="0" w:rightChars="0" w:firstLine="0" w:firstLineChars="0"/>
+              <w:jc w:val="center"/>
+              <w:rPr>
+                <w:rFonts w:hint="default" w:ascii="Segoe UI" w:hAnsi="Segoe UI" w:eastAsia="Segoe UI" w:cs="Segoe UI"/>
+                <w:i w:val="0"/>
+                <w:iCs w:val="0"/>
+                <w:caps w:val="0"/>
+                <w:color w:val="0F1115"/>
+                <w:spacing w:val="0"/>
+                <w:sz w:val="22"/>
+                <w:szCs w:val="22"/>
+              </w:rPr>
+            </w:pPr>
+          </w:p>
+        </w:tc>
+        <w:tc>
+          <w:tcPr>
+            <w:tcW w:w="1390" w:type="dxa"/>
+            <w:tcBorders>
+              <w:top w:val="single" w:color="auto" w:sz="4" w:space="0"/>
+              <w:left w:val="single" w:color="auto" w:sz="4" w:space="0"/>
+              <w:bottom w:val="nil"/>
+              <w:right w:val="nil"/>
+            </w:tcBorders>
+            <w:shd w:val="clear" w:color="auto" w:fill="FFFFFF"/>
+            <w:noWrap w:val="0"/>
+            <w:tcMar>
+              <w:top w:w="150" w:type="dxa"/>
+              <w:left w:w="240" w:type="dxa"/>
+              <w:bottom w:w="150" w:type="dxa"/>
+              <w:right w:w="240" w:type="dxa"/>
+            </w:tcMar>
+            <w:vAlign w:val="center"/>
+          </w:tcPr>
+          <w:p>
+            <w:pPr>
+              <w:keepNext w:val="0"/>
+              <w:keepLines w:val="0"/>
+              <w:widowControl/>
+              <w:suppressLineNumbers w:val="0"/>
+              <w:snapToGrid w:val="0"/>
+              <w:spacing w:line="240" w:lineRule="auto"/>
+              <w:ind w:left="0" w:leftChars="0" w:right="0" w:rightChars="0" w:firstLine="0" w:firstLineChars="0"/>
+              <w:jc w:val="center"/>
+              <w:rPr>
+                <w:rFonts w:hint="default" w:ascii="Segoe UI" w:hAnsi="Segoe UI" w:eastAsia="Segoe UI" w:cs="Segoe UI"/>
+                <w:i w:val="0"/>
+                <w:iCs w:val="0"/>
+                <w:caps w:val="0"/>
+                <w:color w:val="0F1115"/>
+                <w:spacing w:val="0"/>
+                <w:sz w:val="22"/>
+                <w:szCs w:val="22"/>
+              </w:rPr>
+            </w:pPr>
+            <w:r>
+              <w:rPr>
+                <w:rFonts w:hint="default" w:ascii="Segoe UI" w:hAnsi="Segoe UI" w:eastAsia="Segoe UI" w:cs="Segoe UI"/>
+                <w:i w:val="0"/>
+                <w:iCs w:val="0"/>
+                <w:caps w:val="0"/>
+                <w:snapToGrid w:val="0"/>
+                <w:color w:val="000000"/>
+                <w:spacing w:val="0"/>
+                <w:kern w:val="0"/>
+                <w:sz w:val="22"/>
+                <w:szCs w:val="22"/>
+                <w:bdr w:val="none" w:color="auto" w:sz="0" w:space="0"/>
+                <w:lang w:val="en-US" w:eastAsia="zh-CN" w:bidi="ar"/>
+              </w:rPr>
+              <w:t>巡检地点</w:t>
+            </w:r>
+          </w:p>
+        </w:tc>
+        <w:tc>
+          <w:tcPr>
+            <w:tcW w:w="1232" w:type="dxa"/>
+            <w:tcBorders>
+              <w:top w:val="single" w:color="auto" w:sz="4" w:space="0"/>
+              <w:left w:val="single" w:color="auto" w:sz="4" w:space="0"/>
+              <w:bottom w:val="nil"/>
+              <w:right w:val="nil"/>
+            </w:tcBorders>
+            <w:shd w:val="clear" w:color="auto" w:fill="FFFFFF"/>
+            <w:noWrap w:val="0"/>
+            <w:tcMar>
+              <w:top w:w="150" w:type="dxa"/>
+              <w:left w:w="240" w:type="dxa"/>
+              <w:bottom w:w="150" w:type="dxa"/>
+              <w:right w:w="240" w:type="dxa"/>
+            </w:tcMar>
+            <w:vAlign w:val="center"/>
+          </w:tcPr>
+          <w:p>
+            <w:pPr>
+              <w:keepNext w:val="0"/>
+              <w:keepLines w:val="0"/>
+              <w:widowControl/>
+              <w:suppressLineNumbers w:val="0"/>
+              <w:snapToGrid w:val="0"/>
+              <w:spacing w:line="240" w:lineRule="auto"/>
+              <w:ind w:left="0" w:leftChars="0" w:right="0" w:rightChars="0" w:firstLine="0" w:firstLineChars="0"/>
+              <w:jc w:val="left"/>
+              <w:rPr>
+                <w:rFonts w:hint="default" w:ascii="Segoe UI" w:hAnsi="Segoe UI" w:eastAsia="Segoe UI" w:cs="Segoe UI"/>
+                <w:i w:val="0"/>
+                <w:iCs w:val="0"/>
+                <w:caps w:val="0"/>
+                <w:color w:val="0F1115"/>
+                <w:spacing w:val="0"/>
+                <w:sz w:val="22"/>
+                <w:szCs w:val="22"/>
+              </w:rPr>
+            </w:pPr>
+            <w:r>
+              <w:rPr>
+                <w:rFonts w:hint="default" w:ascii="Segoe UI" w:hAnsi="Segoe UI" w:eastAsia="Segoe UI" w:cs="Segoe UI"/>
+                <w:i w:val="0"/>
+                <w:iCs w:val="0"/>
+                <w:caps w:val="0"/>
+                <w:snapToGrid w:val="0"/>
+                <w:color w:val="000000"/>
+                <w:spacing w:val="0"/>
+                <w:kern w:val="0"/>
+                <w:sz w:val="22"/>
+                <w:szCs w:val="22"/>
+                <w:bdr w:val="none" w:color="auto" w:sz="0" w:space="0"/>
+                <w:lang w:val="en-US" w:eastAsia="zh-CN" w:bidi="ar"/>
+              </w:rPr>
+              <w:t>varchar</w:t>
+            </w:r>
+          </w:p>
+        </w:tc>
+        <w:tc>
+          <w:tcPr>
+            <w:tcW w:w="993" w:type="dxa"/>
+            <w:tcBorders>
+              <w:top w:val="single" w:color="auto" w:sz="4" w:space="0"/>
+              <w:left w:val="single" w:color="auto" w:sz="4" w:space="0"/>
+              <w:bottom w:val="nil"/>
+              <w:right w:val="nil"/>
+            </w:tcBorders>
+            <w:shd w:val="clear" w:color="auto" w:fill="FFFFFF"/>
+            <w:noWrap w:val="0"/>
+            <w:tcMar>
+              <w:top w:w="150" w:type="dxa"/>
+              <w:left w:w="240" w:type="dxa"/>
+              <w:bottom w:w="150" w:type="dxa"/>
+              <w:right w:w="240" w:type="dxa"/>
+            </w:tcMar>
+            <w:vAlign w:val="center"/>
+          </w:tcPr>
+          <w:p>
+            <w:pPr>
+              <w:keepNext w:val="0"/>
+              <w:keepLines w:val="0"/>
+              <w:widowControl/>
+              <w:suppressLineNumbers w:val="0"/>
+              <w:snapToGrid w:val="0"/>
+              <w:spacing w:line="240" w:lineRule="auto"/>
+              <w:ind w:left="0" w:leftChars="0" w:right="0" w:rightChars="0" w:firstLine="0" w:firstLineChars="0"/>
+              <w:jc w:val="left"/>
+              <w:rPr>
+                <w:rFonts w:hint="default" w:ascii="Segoe UI" w:hAnsi="Segoe UI" w:eastAsia="Segoe UI" w:cs="Segoe UI"/>
+                <w:i w:val="0"/>
+                <w:iCs w:val="0"/>
+                <w:caps w:val="0"/>
+                <w:color w:val="0F1115"/>
+                <w:spacing w:val="0"/>
+                <w:sz w:val="22"/>
+                <w:szCs w:val="22"/>
+              </w:rPr>
+            </w:pPr>
+            <w:r>
+              <w:rPr>
+                <w:rFonts w:hint="default" w:ascii="Segoe UI" w:hAnsi="Segoe UI" w:eastAsia="Segoe UI" w:cs="Segoe UI"/>
+                <w:i w:val="0"/>
+                <w:iCs w:val="0"/>
+                <w:caps w:val="0"/>
+                <w:snapToGrid w:val="0"/>
+                <w:color w:val="000000"/>
+                <w:spacing w:val="0"/>
+                <w:kern w:val="0"/>
+                <w:sz w:val="22"/>
+                <w:szCs w:val="22"/>
+                <w:bdr w:val="none" w:color="auto" w:sz="0" w:space="0"/>
+                <w:lang w:val="en-US" w:eastAsia="zh-CN" w:bidi="ar"/>
+              </w:rPr>
+              <w:t>100</w:t>
+            </w:r>
+          </w:p>
+        </w:tc>
+        <w:tc>
+          <w:tcPr>
+            <w:tcW w:w="993" w:type="dxa"/>
+            <w:tcBorders>
+              <w:top w:val="single" w:color="auto" w:sz="4" w:space="0"/>
+              <w:left w:val="single" w:color="auto" w:sz="4" w:space="0"/>
+              <w:bottom w:val="nil"/>
+              <w:right w:val="nil"/>
+            </w:tcBorders>
+            <w:shd w:val="clear" w:color="auto" w:fill="FFFFFF"/>
+            <w:noWrap w:val="0"/>
+            <w:tcMar>
+              <w:top w:w="150" w:type="dxa"/>
+              <w:left w:w="240" w:type="dxa"/>
+              <w:bottom w:w="150" w:type="dxa"/>
+              <w:right w:w="240" w:type="dxa"/>
+            </w:tcMar>
+            <w:vAlign w:val="center"/>
+          </w:tcPr>
+          <w:p>
+            <w:pPr>
+              <w:keepNext w:val="0"/>
+              <w:keepLines w:val="0"/>
+              <w:widowControl/>
+              <w:suppressLineNumbers w:val="0"/>
+              <w:snapToGrid w:val="0"/>
+              <w:spacing w:line="240" w:lineRule="auto"/>
+              <w:ind w:left="0" w:leftChars="0" w:right="0" w:rightChars="0" w:firstLine="0" w:firstLineChars="0"/>
+              <w:jc w:val="center"/>
+              <w:rPr>
+                <w:rFonts w:hint="default" w:ascii="Segoe UI" w:hAnsi="Segoe UI" w:eastAsia="Segoe UI" w:cs="Segoe UI"/>
+                <w:i w:val="0"/>
+                <w:iCs w:val="0"/>
+                <w:caps w:val="0"/>
+                <w:color w:val="0F1115"/>
+                <w:spacing w:val="0"/>
+                <w:sz w:val="22"/>
+                <w:szCs w:val="22"/>
+              </w:rPr>
+            </w:pPr>
+            <w:r>
+              <w:rPr>
+                <w:rFonts w:hint="default" w:ascii="Segoe UI" w:hAnsi="Segoe UI" w:eastAsia="Segoe UI" w:cs="Segoe UI"/>
+                <w:i w:val="0"/>
+                <w:iCs w:val="0"/>
+                <w:caps w:val="0"/>
+                <w:snapToGrid w:val="0"/>
+                <w:color w:val="000000"/>
+                <w:spacing w:val="0"/>
+                <w:kern w:val="0"/>
+                <w:sz w:val="22"/>
+                <w:szCs w:val="22"/>
+                <w:bdr w:val="none" w:color="auto" w:sz="0" w:space="0"/>
+                <w:lang w:val="en-US" w:eastAsia="zh-CN" w:bidi="ar"/>
+              </w:rPr>
+              <w:t>是</w:t>
+            </w:r>
+          </w:p>
+        </w:tc>
+        <w:tc>
+          <w:tcPr>
+            <w:tcW w:w="2806" w:type="dxa"/>
+            <w:tcBorders>
+              <w:top w:val="single" w:color="auto" w:sz="4" w:space="0"/>
+              <w:left w:val="single" w:color="auto" w:sz="4" w:space="0"/>
+              <w:bottom w:val="nil"/>
+              <w:right w:val="single" w:color="auto" w:sz="12" w:space="0"/>
+            </w:tcBorders>
+            <w:shd w:val="clear" w:color="auto" w:fill="FFFFFF"/>
+            <w:noWrap w:val="0"/>
+            <w:tcMar>
+              <w:top w:w="150" w:type="dxa"/>
+              <w:left w:w="240" w:type="dxa"/>
+              <w:bottom w:w="150" w:type="dxa"/>
+              <w:right w:w="-1" w:type="dxa"/>
+            </w:tcMar>
+            <w:vAlign w:val="center"/>
+          </w:tcPr>
+          <w:p>
+            <w:pPr>
+              <w:keepNext w:val="0"/>
+              <w:keepLines w:val="0"/>
+              <w:widowControl/>
+              <w:suppressLineNumbers w:val="0"/>
+              <w:snapToGrid w:val="0"/>
+              <w:spacing w:line="240" w:lineRule="auto"/>
+              <w:ind w:left="0" w:leftChars="0" w:right="0" w:rightChars="0" w:firstLine="0" w:firstLineChars="0"/>
+              <w:jc w:val="center"/>
+              <w:rPr>
+                <w:rFonts w:hint="default" w:ascii="Segoe UI" w:hAnsi="Segoe UI" w:eastAsia="Segoe UI" w:cs="Segoe UI"/>
+                <w:i w:val="0"/>
+                <w:iCs w:val="0"/>
+                <w:caps w:val="0"/>
+                <w:color w:val="0F1115"/>
+                <w:spacing w:val="0"/>
+                <w:sz w:val="22"/>
+                <w:szCs w:val="22"/>
+              </w:rPr>
+            </w:pPr>
+            <w:r>
+              <w:rPr>
+                <w:rFonts w:hint="default" w:ascii="Segoe UI" w:hAnsi="Segoe UI" w:eastAsia="Segoe UI" w:cs="Segoe UI"/>
+                <w:i w:val="0"/>
+                <w:iCs w:val="0"/>
+                <w:caps w:val="0"/>
+                <w:snapToGrid w:val="0"/>
+                <w:color w:val="000000"/>
+                <w:spacing w:val="0"/>
+                <w:kern w:val="0"/>
+                <w:sz w:val="22"/>
+                <w:szCs w:val="22"/>
+                <w:bdr w:val="none" w:color="auto" w:sz="0" w:space="0"/>
+                <w:lang w:val="en-US" w:eastAsia="zh-CN" w:bidi="ar"/>
+              </w:rPr>
+              <w:t>详细位置</w:t>
+            </w:r>
+          </w:p>
+        </w:tc>
+      </w:tr>
+      <w:tr>
+        <w:tblPrEx>
+          <w:tblBorders>
+            <w:top w:val="none" w:color="auto" w:sz="0" w:space="0"/>
+            <w:left w:val="none" w:color="auto" w:sz="0" w:space="0"/>
+            <w:bottom w:val="none" w:color="auto" w:sz="0" w:space="0"/>
+            <w:right w:val="none" w:color="auto" w:sz="0" w:space="0"/>
+            <w:insideH w:val="none" w:color="auto" w:sz="0" w:space="0"/>
+            <w:insideV w:val="none" w:color="auto" w:sz="0" w:space="0"/>
+          </w:tblBorders>
+          <w:shd w:val="clear" w:color="auto" w:fill="FFFFFF"/>
+          <w:tblCellMar>
+            <w:top w:w="15" w:type="dxa"/>
+            <w:left w:w="15" w:type="dxa"/>
+            <w:bottom w:w="15" w:type="dxa"/>
+            <w:right w:w="15" w:type="dxa"/>
+          </w:tblCellMar>
+        </w:tblPrEx>
+        <w:trPr>
+          <w:trHeight w:val="0" w:hRule="atLeast"/>
+          <w:jc w:val="center"/>
+        </w:trPr>
+        <w:tc>
+          <w:tcPr>
+            <w:tcW w:w="1108" w:type="dxa"/>
+            <w:tcBorders>
+              <w:top w:val="single" w:color="auto" w:sz="4" w:space="0"/>
+              <w:left w:val="single" w:color="auto" w:sz="12" w:space="0"/>
+              <w:bottom w:val="nil"/>
+              <w:right w:val="nil"/>
+            </w:tcBorders>
+            <w:shd w:val="clear" w:color="auto" w:fill="FFFFFF"/>
+            <w:noWrap w:val="0"/>
+            <w:tcMar>
+              <w:top w:w="150" w:type="dxa"/>
+              <w:left w:w="-1" w:type="dxa"/>
+              <w:bottom w:w="150" w:type="dxa"/>
+              <w:right w:w="240" w:type="dxa"/>
+            </w:tcMar>
+            <w:vAlign w:val="center"/>
+          </w:tcPr>
+          <w:p>
+            <w:pPr>
+              <w:snapToGrid w:val="0"/>
+              <w:ind w:left="0" w:leftChars="0" w:right="0" w:rightChars="0" w:firstLine="0" w:firstLineChars="0"/>
+              <w:jc w:val="center"/>
+              <w:rPr>
+                <w:rFonts w:hint="default" w:ascii="Segoe UI" w:hAnsi="Segoe UI" w:eastAsia="Segoe UI" w:cs="Segoe UI"/>
+                <w:i w:val="0"/>
+                <w:iCs w:val="0"/>
+                <w:caps w:val="0"/>
+                <w:color w:val="0F1115"/>
+                <w:spacing w:val="0"/>
+                <w:sz w:val="22"/>
+                <w:szCs w:val="22"/>
+              </w:rPr>
+            </w:pPr>
+          </w:p>
+        </w:tc>
+        <w:tc>
+          <w:tcPr>
+            <w:tcW w:w="1390" w:type="dxa"/>
+            <w:tcBorders>
+              <w:top w:val="single" w:color="auto" w:sz="4" w:space="0"/>
+              <w:left w:val="single" w:color="auto" w:sz="4" w:space="0"/>
+              <w:bottom w:val="nil"/>
+              <w:right w:val="nil"/>
+            </w:tcBorders>
+            <w:shd w:val="clear" w:color="auto" w:fill="FFFFFF"/>
+            <w:noWrap w:val="0"/>
+            <w:tcMar>
+              <w:top w:w="150" w:type="dxa"/>
+              <w:left w:w="240" w:type="dxa"/>
+              <w:bottom w:w="150" w:type="dxa"/>
+              <w:right w:w="240" w:type="dxa"/>
+            </w:tcMar>
+            <w:vAlign w:val="center"/>
+          </w:tcPr>
+          <w:p>
+            <w:pPr>
+              <w:keepNext w:val="0"/>
+              <w:keepLines w:val="0"/>
+              <w:widowControl/>
+              <w:suppressLineNumbers w:val="0"/>
+              <w:snapToGrid w:val="0"/>
+              <w:spacing w:line="240" w:lineRule="auto"/>
+              <w:ind w:left="0" w:leftChars="0" w:right="0" w:rightChars="0" w:firstLine="0" w:firstLineChars="0"/>
+              <w:jc w:val="center"/>
+              <w:rPr>
+                <w:rFonts w:hint="default" w:ascii="Segoe UI" w:hAnsi="Segoe UI" w:eastAsia="Segoe UI" w:cs="Segoe UI"/>
+                <w:i w:val="0"/>
+                <w:iCs w:val="0"/>
+                <w:caps w:val="0"/>
+                <w:color w:val="0F1115"/>
+                <w:spacing w:val="0"/>
+                <w:sz w:val="22"/>
+                <w:szCs w:val="22"/>
+              </w:rPr>
+            </w:pPr>
+            <w:r>
+              <w:rPr>
+                <w:rFonts w:hint="default" w:ascii="Segoe UI" w:hAnsi="Segoe UI" w:eastAsia="Segoe UI" w:cs="Segoe UI"/>
+                <w:i w:val="0"/>
+                <w:iCs w:val="0"/>
+                <w:caps w:val="0"/>
+                <w:snapToGrid w:val="0"/>
+                <w:color w:val="000000"/>
+                <w:spacing w:val="0"/>
+                <w:kern w:val="0"/>
+                <w:sz w:val="22"/>
+                <w:szCs w:val="22"/>
+                <w:bdr w:val="none" w:color="auto" w:sz="0" w:space="0"/>
+                <w:lang w:val="en-US" w:eastAsia="zh-CN" w:bidi="ar"/>
+              </w:rPr>
+              <w:t>巡检时间</w:t>
+            </w:r>
+          </w:p>
+        </w:tc>
+        <w:tc>
+          <w:tcPr>
+            <w:tcW w:w="1232" w:type="dxa"/>
+            <w:tcBorders>
+              <w:top w:val="single" w:color="auto" w:sz="4" w:space="0"/>
+              <w:left w:val="single" w:color="auto" w:sz="4" w:space="0"/>
+              <w:bottom w:val="nil"/>
+              <w:right w:val="nil"/>
+            </w:tcBorders>
+            <w:shd w:val="clear" w:color="auto" w:fill="FFFFFF"/>
+            <w:noWrap w:val="0"/>
+            <w:tcMar>
+              <w:top w:w="150" w:type="dxa"/>
+              <w:left w:w="240" w:type="dxa"/>
+              <w:bottom w:w="150" w:type="dxa"/>
+              <w:right w:w="240" w:type="dxa"/>
+            </w:tcMar>
+            <w:vAlign w:val="center"/>
+          </w:tcPr>
+          <w:p>
+            <w:pPr>
+              <w:keepNext w:val="0"/>
+              <w:keepLines w:val="0"/>
+              <w:widowControl/>
+              <w:suppressLineNumbers w:val="0"/>
+              <w:snapToGrid w:val="0"/>
+              <w:spacing w:line="240" w:lineRule="auto"/>
+              <w:ind w:left="0" w:leftChars="0" w:right="0" w:rightChars="0" w:firstLine="0" w:firstLineChars="0"/>
+              <w:jc w:val="left"/>
+              <w:rPr>
+                <w:rFonts w:hint="default" w:ascii="Segoe UI" w:hAnsi="Segoe UI" w:eastAsia="Segoe UI" w:cs="Segoe UI"/>
+                <w:i w:val="0"/>
+                <w:iCs w:val="0"/>
+                <w:caps w:val="0"/>
+                <w:color w:val="0F1115"/>
+                <w:spacing w:val="0"/>
+                <w:sz w:val="22"/>
+                <w:szCs w:val="22"/>
+              </w:rPr>
+            </w:pPr>
+            <w:r>
+              <w:rPr>
+                <w:rFonts w:hint="default" w:ascii="Segoe UI" w:hAnsi="Segoe UI" w:eastAsia="Segoe UI" w:cs="Segoe UI"/>
+                <w:i w:val="0"/>
+                <w:iCs w:val="0"/>
+                <w:caps w:val="0"/>
+                <w:snapToGrid w:val="0"/>
+                <w:color w:val="000000"/>
+                <w:spacing w:val="0"/>
+                <w:kern w:val="0"/>
+                <w:sz w:val="22"/>
+                <w:szCs w:val="22"/>
+                <w:bdr w:val="none" w:color="auto" w:sz="0" w:space="0"/>
+                <w:lang w:val="en-US" w:eastAsia="zh-CN" w:bidi="ar"/>
+              </w:rPr>
+              <w:t>datetime</w:t>
+            </w:r>
+          </w:p>
+        </w:tc>
+        <w:tc>
+          <w:tcPr>
+            <w:tcW w:w="993" w:type="dxa"/>
+            <w:tcBorders>
+              <w:top w:val="single" w:color="auto" w:sz="4" w:space="0"/>
+              <w:left w:val="single" w:color="auto" w:sz="4" w:space="0"/>
+              <w:bottom w:val="nil"/>
+              <w:right w:val="nil"/>
+            </w:tcBorders>
+            <w:shd w:val="clear" w:color="auto" w:fill="FFFFFF"/>
+            <w:noWrap w:val="0"/>
+            <w:tcMar>
+              <w:top w:w="150" w:type="dxa"/>
+              <w:left w:w="240" w:type="dxa"/>
+              <w:bottom w:w="150" w:type="dxa"/>
+              <w:right w:w="240" w:type="dxa"/>
+            </w:tcMar>
+            <w:vAlign w:val="center"/>
+          </w:tcPr>
+          <w:p>
+            <w:pPr>
+              <w:keepNext w:val="0"/>
+              <w:keepLines w:val="0"/>
+              <w:widowControl/>
+              <w:suppressLineNumbers w:val="0"/>
+              <w:snapToGrid w:val="0"/>
+              <w:spacing w:line="240" w:lineRule="auto"/>
+              <w:ind w:left="0" w:leftChars="0" w:right="0" w:rightChars="0" w:firstLine="0" w:firstLineChars="0"/>
+              <w:jc w:val="left"/>
+              <w:rPr>
+                <w:rFonts w:hint="default" w:ascii="Segoe UI" w:hAnsi="Segoe UI" w:eastAsia="Segoe UI" w:cs="Segoe UI"/>
+                <w:i w:val="0"/>
+                <w:iCs w:val="0"/>
+                <w:caps w:val="0"/>
+                <w:color w:val="0F1115"/>
+                <w:spacing w:val="0"/>
+                <w:sz w:val="22"/>
+                <w:szCs w:val="22"/>
+              </w:rPr>
+            </w:pPr>
+            <w:r>
+              <w:rPr>
+                <w:rFonts w:hint="default" w:ascii="Segoe UI" w:hAnsi="Segoe UI" w:eastAsia="Segoe UI" w:cs="Segoe UI"/>
+                <w:i w:val="0"/>
+                <w:iCs w:val="0"/>
+                <w:caps w:val="0"/>
+                <w:snapToGrid w:val="0"/>
+                <w:color w:val="000000"/>
+                <w:spacing w:val="0"/>
+                <w:kern w:val="0"/>
+                <w:sz w:val="22"/>
+                <w:szCs w:val="22"/>
+                <w:bdr w:val="none" w:color="auto" w:sz="0" w:space="0"/>
+                <w:lang w:val="en-US" w:eastAsia="zh-CN" w:bidi="ar"/>
+              </w:rPr>
+              <w:t>-</w:t>
+            </w:r>
+          </w:p>
+        </w:tc>
+        <w:tc>
+          <w:tcPr>
+            <w:tcW w:w="993" w:type="dxa"/>
+            <w:tcBorders>
+              <w:top w:val="single" w:color="auto" w:sz="4" w:space="0"/>
+              <w:left w:val="single" w:color="auto" w:sz="4" w:space="0"/>
+              <w:bottom w:val="nil"/>
+              <w:right w:val="nil"/>
+            </w:tcBorders>
+            <w:shd w:val="clear" w:color="auto" w:fill="FFFFFF"/>
+            <w:noWrap w:val="0"/>
+            <w:tcMar>
+              <w:top w:w="150" w:type="dxa"/>
+              <w:left w:w="240" w:type="dxa"/>
+              <w:bottom w:w="150" w:type="dxa"/>
+              <w:right w:w="240" w:type="dxa"/>
+            </w:tcMar>
+            <w:vAlign w:val="center"/>
+          </w:tcPr>
+          <w:p>
+            <w:pPr>
+              <w:keepNext w:val="0"/>
+              <w:keepLines w:val="0"/>
+              <w:widowControl/>
+              <w:suppressLineNumbers w:val="0"/>
+              <w:snapToGrid w:val="0"/>
+              <w:spacing w:line="240" w:lineRule="auto"/>
+              <w:ind w:left="0" w:leftChars="0" w:right="0" w:rightChars="0" w:firstLine="0" w:firstLineChars="0"/>
+              <w:jc w:val="center"/>
+              <w:rPr>
+                <w:rFonts w:hint="default" w:ascii="Segoe UI" w:hAnsi="Segoe UI" w:eastAsia="Segoe UI" w:cs="Segoe UI"/>
+                <w:i w:val="0"/>
+                <w:iCs w:val="0"/>
+                <w:caps w:val="0"/>
+                <w:color w:val="0F1115"/>
+                <w:spacing w:val="0"/>
+                <w:sz w:val="22"/>
+                <w:szCs w:val="22"/>
+              </w:rPr>
+            </w:pPr>
+            <w:r>
+              <w:rPr>
+                <w:rFonts w:hint="default" w:ascii="Segoe UI" w:hAnsi="Segoe UI" w:eastAsia="Segoe UI" w:cs="Segoe UI"/>
+                <w:i w:val="0"/>
+                <w:iCs w:val="0"/>
+                <w:caps w:val="0"/>
+                <w:snapToGrid w:val="0"/>
+                <w:color w:val="000000"/>
+                <w:spacing w:val="0"/>
+                <w:kern w:val="0"/>
+                <w:sz w:val="22"/>
+                <w:szCs w:val="22"/>
+                <w:bdr w:val="none" w:color="auto" w:sz="0" w:space="0"/>
+                <w:lang w:val="en-US" w:eastAsia="zh-CN" w:bidi="ar"/>
+              </w:rPr>
+              <w:t>是</w:t>
+            </w:r>
+          </w:p>
+        </w:tc>
+        <w:tc>
+          <w:tcPr>
+            <w:tcW w:w="2806" w:type="dxa"/>
+            <w:tcBorders>
+              <w:top w:val="single" w:color="auto" w:sz="4" w:space="0"/>
+              <w:left w:val="single" w:color="auto" w:sz="4" w:space="0"/>
+              <w:bottom w:val="nil"/>
+              <w:right w:val="single" w:color="auto" w:sz="12" w:space="0"/>
+            </w:tcBorders>
+            <w:shd w:val="clear" w:color="auto" w:fill="FFFFFF"/>
+            <w:noWrap w:val="0"/>
+            <w:tcMar>
+              <w:top w:w="150" w:type="dxa"/>
+              <w:left w:w="240" w:type="dxa"/>
+              <w:bottom w:w="150" w:type="dxa"/>
+              <w:right w:w="-1" w:type="dxa"/>
+            </w:tcMar>
+            <w:vAlign w:val="center"/>
+          </w:tcPr>
+          <w:p>
+            <w:pPr>
+              <w:keepNext w:val="0"/>
+              <w:keepLines w:val="0"/>
+              <w:widowControl/>
+              <w:suppressLineNumbers w:val="0"/>
+              <w:snapToGrid w:val="0"/>
+              <w:spacing w:line="240" w:lineRule="auto"/>
+              <w:ind w:left="0" w:leftChars="0" w:right="0" w:rightChars="0" w:firstLine="0" w:firstLineChars="0"/>
+              <w:jc w:val="center"/>
+              <w:rPr>
+                <w:rFonts w:hint="default" w:ascii="Segoe UI" w:hAnsi="Segoe UI" w:eastAsia="Segoe UI" w:cs="Segoe UI"/>
+                <w:i w:val="0"/>
+                <w:iCs w:val="0"/>
+                <w:caps w:val="0"/>
+                <w:color w:val="0F1115"/>
+                <w:spacing w:val="0"/>
+                <w:sz w:val="22"/>
+                <w:szCs w:val="22"/>
+              </w:rPr>
+            </w:pPr>
+            <w:r>
+              <w:rPr>
+                <w:rFonts w:hint="default" w:ascii="Segoe UI" w:hAnsi="Segoe UI" w:eastAsia="Segoe UI" w:cs="Segoe UI"/>
+                <w:i w:val="0"/>
+                <w:iCs w:val="0"/>
+                <w:caps w:val="0"/>
+                <w:snapToGrid w:val="0"/>
+                <w:color w:val="000000"/>
+                <w:spacing w:val="0"/>
+                <w:kern w:val="0"/>
+                <w:sz w:val="22"/>
+                <w:szCs w:val="22"/>
+                <w:bdr w:val="none" w:color="auto" w:sz="0" w:space="0"/>
+                <w:lang w:val="en-US" w:eastAsia="zh-CN" w:bidi="ar"/>
+              </w:rPr>
+              <w:t>格式：YYYY-MM-DD HH:MM:SS</w:t>
+            </w:r>
+          </w:p>
+        </w:tc>
+      </w:tr>
+      <w:tr>
+        <w:tblPrEx>
+          <w:tblBorders>
+            <w:top w:val="none" w:color="auto" w:sz="0" w:space="0"/>
+            <w:left w:val="none" w:color="auto" w:sz="0" w:space="0"/>
+            <w:bottom w:val="none" w:color="auto" w:sz="0" w:space="0"/>
+            <w:right w:val="none" w:color="auto" w:sz="0" w:space="0"/>
+            <w:insideH w:val="none" w:color="auto" w:sz="0" w:space="0"/>
+            <w:insideV w:val="none" w:color="auto" w:sz="0" w:space="0"/>
+          </w:tblBorders>
+          <w:shd w:val="clear" w:color="auto" w:fill="FFFFFF"/>
+          <w:tblCellMar>
+            <w:top w:w="15" w:type="dxa"/>
+            <w:left w:w="15" w:type="dxa"/>
+            <w:bottom w:w="15" w:type="dxa"/>
+            <w:right w:w="15" w:type="dxa"/>
+          </w:tblCellMar>
+        </w:tblPrEx>
+        <w:trPr>
+          <w:trHeight w:val="0" w:hRule="atLeast"/>
+          <w:jc w:val="center"/>
+        </w:trPr>
+        <w:tc>
+          <w:tcPr>
+            <w:tcW w:w="1108" w:type="dxa"/>
+            <w:tcBorders>
+              <w:top w:val="single" w:color="auto" w:sz="4" w:space="0"/>
+              <w:left w:val="single" w:color="auto" w:sz="12" w:space="0"/>
+              <w:bottom w:val="nil"/>
+              <w:right w:val="nil"/>
+            </w:tcBorders>
+            <w:shd w:val="clear" w:color="auto" w:fill="FFFFFF"/>
+            <w:noWrap w:val="0"/>
+            <w:tcMar>
+              <w:top w:w="150" w:type="dxa"/>
+              <w:left w:w="-1" w:type="dxa"/>
+              <w:bottom w:w="150" w:type="dxa"/>
+              <w:right w:w="240" w:type="dxa"/>
+            </w:tcMar>
+            <w:vAlign w:val="center"/>
+          </w:tcPr>
+          <w:p>
+            <w:pPr>
+              <w:snapToGrid w:val="0"/>
+              <w:ind w:left="0" w:leftChars="0" w:right="0" w:rightChars="0" w:firstLine="0" w:firstLineChars="0"/>
+              <w:jc w:val="center"/>
+              <w:rPr>
+                <w:rFonts w:hint="default" w:ascii="Segoe UI" w:hAnsi="Segoe UI" w:eastAsia="Segoe UI" w:cs="Segoe UI"/>
+                <w:i w:val="0"/>
+                <w:iCs w:val="0"/>
+                <w:caps w:val="0"/>
+                <w:color w:val="0F1115"/>
+                <w:spacing w:val="0"/>
+                <w:sz w:val="22"/>
+                <w:szCs w:val="22"/>
+              </w:rPr>
+            </w:pPr>
+          </w:p>
+        </w:tc>
+        <w:tc>
+          <w:tcPr>
+            <w:tcW w:w="1390" w:type="dxa"/>
+            <w:tcBorders>
+              <w:top w:val="single" w:color="auto" w:sz="4" w:space="0"/>
+              <w:left w:val="single" w:color="auto" w:sz="4" w:space="0"/>
+              <w:bottom w:val="nil"/>
+              <w:right w:val="nil"/>
+            </w:tcBorders>
+            <w:shd w:val="clear" w:color="auto" w:fill="FFFFFF"/>
+            <w:noWrap w:val="0"/>
+            <w:tcMar>
+              <w:top w:w="150" w:type="dxa"/>
+              <w:left w:w="240" w:type="dxa"/>
+              <w:bottom w:w="150" w:type="dxa"/>
+              <w:right w:w="240" w:type="dxa"/>
+            </w:tcMar>
+            <w:vAlign w:val="center"/>
+          </w:tcPr>
+          <w:p>
+            <w:pPr>
+              <w:keepNext w:val="0"/>
+              <w:keepLines w:val="0"/>
+              <w:widowControl/>
+              <w:suppressLineNumbers w:val="0"/>
+              <w:snapToGrid w:val="0"/>
+              <w:spacing w:line="240" w:lineRule="auto"/>
+              <w:ind w:left="0" w:leftChars="0" w:right="0" w:rightChars="0" w:firstLine="0" w:firstLineChars="0"/>
+              <w:jc w:val="center"/>
+              <w:rPr>
+                <w:rFonts w:hint="default" w:ascii="Segoe UI" w:hAnsi="Segoe UI" w:eastAsia="Segoe UI" w:cs="Segoe UI"/>
+                <w:i w:val="0"/>
+                <w:iCs w:val="0"/>
+                <w:caps w:val="0"/>
+                <w:color w:val="0F1115"/>
+                <w:spacing w:val="0"/>
+                <w:sz w:val="22"/>
+                <w:szCs w:val="22"/>
+              </w:rPr>
+            </w:pPr>
+            <w:r>
+              <w:rPr>
+                <w:rFonts w:hint="default" w:ascii="Segoe UI" w:hAnsi="Segoe UI" w:eastAsia="Segoe UI" w:cs="Segoe UI"/>
+                <w:i w:val="0"/>
+                <w:iCs w:val="0"/>
+                <w:caps w:val="0"/>
+                <w:snapToGrid w:val="0"/>
+                <w:color w:val="000000"/>
+                <w:spacing w:val="0"/>
+                <w:kern w:val="0"/>
+                <w:sz w:val="22"/>
+                <w:szCs w:val="22"/>
+                <w:bdr w:val="none" w:color="auto" w:sz="0" w:space="0"/>
+                <w:lang w:val="en-US" w:eastAsia="zh-CN" w:bidi="ar"/>
+              </w:rPr>
+              <w:t>巡检人</w:t>
+            </w:r>
+          </w:p>
+        </w:tc>
+        <w:tc>
+          <w:tcPr>
+            <w:tcW w:w="1232" w:type="dxa"/>
+            <w:tcBorders>
+              <w:top w:val="single" w:color="auto" w:sz="4" w:space="0"/>
+              <w:left w:val="single" w:color="auto" w:sz="4" w:space="0"/>
+              <w:bottom w:val="nil"/>
+              <w:right w:val="nil"/>
+            </w:tcBorders>
+            <w:shd w:val="clear" w:color="auto" w:fill="FFFFFF"/>
+            <w:noWrap w:val="0"/>
+            <w:tcMar>
+              <w:top w:w="150" w:type="dxa"/>
+              <w:left w:w="240" w:type="dxa"/>
+              <w:bottom w:w="150" w:type="dxa"/>
+              <w:right w:w="240" w:type="dxa"/>
+            </w:tcMar>
+            <w:vAlign w:val="center"/>
+          </w:tcPr>
+          <w:p>
+            <w:pPr>
+              <w:keepNext w:val="0"/>
+              <w:keepLines w:val="0"/>
+              <w:widowControl/>
+              <w:suppressLineNumbers w:val="0"/>
+              <w:snapToGrid w:val="0"/>
+              <w:spacing w:line="240" w:lineRule="auto"/>
+              <w:ind w:left="0" w:leftChars="0" w:right="0" w:rightChars="0" w:firstLine="0" w:firstLineChars="0"/>
+              <w:jc w:val="left"/>
+              <w:rPr>
+                <w:rFonts w:hint="default" w:ascii="Segoe UI" w:hAnsi="Segoe UI" w:eastAsia="Segoe UI" w:cs="Segoe UI"/>
+                <w:i w:val="0"/>
+                <w:iCs w:val="0"/>
+                <w:caps w:val="0"/>
+                <w:color w:val="0F1115"/>
+                <w:spacing w:val="0"/>
+                <w:sz w:val="22"/>
+                <w:szCs w:val="22"/>
+              </w:rPr>
+            </w:pPr>
+            <w:r>
+              <w:rPr>
+                <w:rFonts w:hint="default" w:ascii="Segoe UI" w:hAnsi="Segoe UI" w:eastAsia="Segoe UI" w:cs="Segoe UI"/>
+                <w:i w:val="0"/>
+                <w:iCs w:val="0"/>
+                <w:caps w:val="0"/>
+                <w:snapToGrid w:val="0"/>
+                <w:color w:val="000000"/>
+                <w:spacing w:val="0"/>
+                <w:kern w:val="0"/>
+                <w:sz w:val="22"/>
+                <w:szCs w:val="22"/>
+                <w:bdr w:val="none" w:color="auto" w:sz="0" w:space="0"/>
+                <w:lang w:val="en-US" w:eastAsia="zh-CN" w:bidi="ar"/>
+              </w:rPr>
+              <w:t>varchar</w:t>
+            </w:r>
+          </w:p>
+        </w:tc>
+        <w:tc>
+          <w:tcPr>
+            <w:tcW w:w="993" w:type="dxa"/>
+            <w:tcBorders>
+              <w:top w:val="single" w:color="auto" w:sz="4" w:space="0"/>
+              <w:left w:val="single" w:color="auto" w:sz="4" w:space="0"/>
+              <w:bottom w:val="nil"/>
+              <w:right w:val="nil"/>
+            </w:tcBorders>
+            <w:shd w:val="clear" w:color="auto" w:fill="FFFFFF"/>
+            <w:noWrap w:val="0"/>
+            <w:tcMar>
+              <w:top w:w="150" w:type="dxa"/>
+              <w:left w:w="240" w:type="dxa"/>
+              <w:bottom w:w="150" w:type="dxa"/>
+              <w:right w:w="240" w:type="dxa"/>
+            </w:tcMar>
+            <w:vAlign w:val="center"/>
+          </w:tcPr>
+          <w:p>
+            <w:pPr>
+              <w:keepNext w:val="0"/>
+              <w:keepLines w:val="0"/>
+              <w:widowControl/>
+              <w:suppressLineNumbers w:val="0"/>
+              <w:snapToGrid w:val="0"/>
+              <w:spacing w:line="240" w:lineRule="auto"/>
+              <w:ind w:left="0" w:leftChars="0" w:right="0" w:rightChars="0" w:firstLine="0" w:firstLineChars="0"/>
+              <w:jc w:val="left"/>
+              <w:rPr>
+                <w:rFonts w:hint="default" w:ascii="Segoe UI" w:hAnsi="Segoe UI" w:eastAsia="Segoe UI" w:cs="Segoe UI"/>
+                <w:i w:val="0"/>
+                <w:iCs w:val="0"/>
+                <w:caps w:val="0"/>
+                <w:color w:val="0F1115"/>
+                <w:spacing w:val="0"/>
+                <w:sz w:val="22"/>
+                <w:szCs w:val="22"/>
+              </w:rPr>
+            </w:pPr>
+            <w:r>
+              <w:rPr>
+                <w:rFonts w:hint="default" w:ascii="Segoe UI" w:hAnsi="Segoe UI" w:eastAsia="Segoe UI" w:cs="Segoe UI"/>
+                <w:i w:val="0"/>
+                <w:iCs w:val="0"/>
+                <w:caps w:val="0"/>
+                <w:snapToGrid w:val="0"/>
+                <w:color w:val="000000"/>
+                <w:spacing w:val="0"/>
+                <w:kern w:val="0"/>
+                <w:sz w:val="22"/>
+                <w:szCs w:val="22"/>
+                <w:bdr w:val="none" w:color="auto" w:sz="0" w:space="0"/>
+                <w:lang w:val="en-US" w:eastAsia="zh-CN" w:bidi="ar"/>
+              </w:rPr>
+              <w:t>20</w:t>
+            </w:r>
+          </w:p>
+        </w:tc>
+        <w:tc>
+          <w:tcPr>
+            <w:tcW w:w="993" w:type="dxa"/>
+            <w:tcBorders>
+              <w:top w:val="single" w:color="auto" w:sz="4" w:space="0"/>
+              <w:left w:val="single" w:color="auto" w:sz="4" w:space="0"/>
+              <w:bottom w:val="nil"/>
+              <w:right w:val="nil"/>
+            </w:tcBorders>
+            <w:shd w:val="clear" w:color="auto" w:fill="FFFFFF"/>
+            <w:noWrap w:val="0"/>
+            <w:tcMar>
+              <w:top w:w="150" w:type="dxa"/>
+              <w:left w:w="240" w:type="dxa"/>
+              <w:bottom w:w="150" w:type="dxa"/>
+              <w:right w:w="240" w:type="dxa"/>
+            </w:tcMar>
+            <w:vAlign w:val="center"/>
+          </w:tcPr>
+          <w:p>
+            <w:pPr>
+              <w:keepNext w:val="0"/>
+              <w:keepLines w:val="0"/>
+              <w:widowControl/>
+              <w:suppressLineNumbers w:val="0"/>
+              <w:snapToGrid w:val="0"/>
+              <w:spacing w:line="240" w:lineRule="auto"/>
+              <w:ind w:left="0" w:leftChars="0" w:right="0" w:rightChars="0" w:firstLine="0" w:firstLineChars="0"/>
+              <w:jc w:val="center"/>
+              <w:rPr>
+                <w:rFonts w:hint="default" w:ascii="Segoe UI" w:hAnsi="Segoe UI" w:eastAsia="Segoe UI" w:cs="Segoe UI"/>
+                <w:i w:val="0"/>
+                <w:iCs w:val="0"/>
+                <w:caps w:val="0"/>
+                <w:color w:val="0F1115"/>
+                <w:spacing w:val="0"/>
+                <w:sz w:val="22"/>
+                <w:szCs w:val="22"/>
+              </w:rPr>
+            </w:pPr>
+            <w:r>
+              <w:rPr>
+                <w:rFonts w:hint="default" w:ascii="Segoe UI" w:hAnsi="Segoe UI" w:eastAsia="Segoe UI" w:cs="Segoe UI"/>
+                <w:i w:val="0"/>
+                <w:iCs w:val="0"/>
+                <w:caps w:val="0"/>
+                <w:snapToGrid w:val="0"/>
+                <w:color w:val="000000"/>
+                <w:spacing w:val="0"/>
+                <w:kern w:val="0"/>
+                <w:sz w:val="22"/>
+                <w:szCs w:val="22"/>
+                <w:bdr w:val="none" w:color="auto" w:sz="0" w:space="0"/>
+                <w:lang w:val="en-US" w:eastAsia="zh-CN" w:bidi="ar"/>
+              </w:rPr>
+              <w:t>是</w:t>
+            </w:r>
+          </w:p>
+        </w:tc>
+        <w:tc>
+          <w:tcPr>
+            <w:tcW w:w="2806" w:type="dxa"/>
+            <w:tcBorders>
+              <w:top w:val="single" w:color="auto" w:sz="4" w:space="0"/>
+              <w:left w:val="single" w:color="auto" w:sz="4" w:space="0"/>
+              <w:bottom w:val="nil"/>
+              <w:right w:val="single" w:color="auto" w:sz="12" w:space="0"/>
+            </w:tcBorders>
+            <w:shd w:val="clear" w:color="auto" w:fill="FFFFFF"/>
+            <w:noWrap w:val="0"/>
+            <w:tcMar>
+              <w:top w:w="150" w:type="dxa"/>
+              <w:left w:w="240" w:type="dxa"/>
+              <w:bottom w:w="150" w:type="dxa"/>
+              <w:right w:w="-1" w:type="dxa"/>
+            </w:tcMar>
+            <w:vAlign w:val="center"/>
+          </w:tcPr>
+          <w:p>
+            <w:pPr>
+              <w:keepNext w:val="0"/>
+              <w:keepLines w:val="0"/>
+              <w:widowControl/>
+              <w:suppressLineNumbers w:val="0"/>
+              <w:snapToGrid w:val="0"/>
+              <w:spacing w:line="240" w:lineRule="auto"/>
+              <w:ind w:left="0" w:leftChars="0" w:right="0" w:rightChars="0" w:firstLine="0" w:firstLineChars="0"/>
+              <w:jc w:val="center"/>
+              <w:rPr>
+                <w:rFonts w:hint="default" w:ascii="Segoe UI" w:hAnsi="Segoe UI" w:eastAsia="Segoe UI" w:cs="Segoe UI"/>
+                <w:i w:val="0"/>
+                <w:iCs w:val="0"/>
+                <w:caps w:val="0"/>
+                <w:color w:val="0F1115"/>
+                <w:spacing w:val="0"/>
+                <w:sz w:val="22"/>
+                <w:szCs w:val="22"/>
+              </w:rPr>
+            </w:pPr>
+            <w:r>
+              <w:rPr>
+                <w:rFonts w:hint="default" w:ascii="Segoe UI" w:hAnsi="Segoe UI" w:eastAsia="Segoe UI" w:cs="Segoe UI"/>
+                <w:i w:val="0"/>
+                <w:iCs w:val="0"/>
+                <w:caps w:val="0"/>
+                <w:snapToGrid w:val="0"/>
+                <w:color w:val="000000"/>
+                <w:spacing w:val="0"/>
+                <w:kern w:val="0"/>
+                <w:sz w:val="22"/>
+                <w:szCs w:val="22"/>
+                <w:bdr w:val="none" w:color="auto" w:sz="0" w:space="0"/>
+                <w:lang w:val="en-US" w:eastAsia="zh-CN" w:bidi="ar"/>
+              </w:rPr>
+              <w:t>员工工号</w:t>
+            </w:r>
+          </w:p>
+        </w:tc>
+      </w:tr>
+      <w:tr>
+        <w:tblPrEx>
+          <w:tblBorders>
+            <w:top w:val="none" w:color="auto" w:sz="0" w:space="0"/>
+            <w:left w:val="none" w:color="auto" w:sz="0" w:space="0"/>
+            <w:bottom w:val="none" w:color="auto" w:sz="0" w:space="0"/>
+            <w:right w:val="none" w:color="auto" w:sz="0" w:space="0"/>
+            <w:insideH w:val="none" w:color="auto" w:sz="0" w:space="0"/>
+            <w:insideV w:val="none" w:color="auto" w:sz="0" w:space="0"/>
+          </w:tblBorders>
+          <w:shd w:val="clear" w:color="auto" w:fill="FFFFFF"/>
+          <w:tblCellMar>
+            <w:top w:w="15" w:type="dxa"/>
+            <w:left w:w="15" w:type="dxa"/>
+            <w:bottom w:w="15" w:type="dxa"/>
+            <w:right w:w="15" w:type="dxa"/>
+          </w:tblCellMar>
+        </w:tblPrEx>
+        <w:trPr>
+          <w:trHeight w:val="0" w:hRule="atLeast"/>
+          <w:jc w:val="center"/>
+        </w:trPr>
+        <w:tc>
+          <w:tcPr>
+            <w:tcW w:w="1108" w:type="dxa"/>
+            <w:tcBorders>
+              <w:top w:val="single" w:color="auto" w:sz="4" w:space="0"/>
+              <w:left w:val="single" w:color="auto" w:sz="12" w:space="0"/>
+              <w:bottom w:val="nil"/>
+              <w:right w:val="nil"/>
+            </w:tcBorders>
+            <w:shd w:val="clear" w:color="auto" w:fill="FFFFFF"/>
+            <w:noWrap w:val="0"/>
+            <w:tcMar>
+              <w:top w:w="150" w:type="dxa"/>
+              <w:left w:w="-1" w:type="dxa"/>
+              <w:bottom w:w="150" w:type="dxa"/>
+              <w:right w:w="240" w:type="dxa"/>
+            </w:tcMar>
+            <w:vAlign w:val="center"/>
+          </w:tcPr>
+          <w:p>
+            <w:pPr>
+              <w:snapToGrid w:val="0"/>
+              <w:ind w:left="0" w:leftChars="0" w:right="0" w:rightChars="0" w:firstLine="0" w:firstLineChars="0"/>
+              <w:jc w:val="center"/>
+              <w:rPr>
+                <w:rFonts w:hint="default" w:ascii="Segoe UI" w:hAnsi="Segoe UI" w:eastAsia="Segoe UI" w:cs="Segoe UI"/>
+                <w:i w:val="0"/>
+                <w:iCs w:val="0"/>
+                <w:caps w:val="0"/>
+                <w:color w:val="0F1115"/>
+                <w:spacing w:val="0"/>
+                <w:sz w:val="22"/>
+                <w:szCs w:val="22"/>
+              </w:rPr>
+            </w:pPr>
+          </w:p>
+        </w:tc>
+        <w:tc>
+          <w:tcPr>
+            <w:tcW w:w="1390" w:type="dxa"/>
+            <w:tcBorders>
+              <w:top w:val="single" w:color="auto" w:sz="4" w:space="0"/>
+              <w:left w:val="single" w:color="auto" w:sz="4" w:space="0"/>
+              <w:bottom w:val="nil"/>
+              <w:right w:val="nil"/>
+            </w:tcBorders>
+            <w:shd w:val="clear" w:color="auto" w:fill="FFFFFF"/>
+            <w:noWrap w:val="0"/>
+            <w:tcMar>
+              <w:top w:w="150" w:type="dxa"/>
+              <w:left w:w="240" w:type="dxa"/>
+              <w:bottom w:w="150" w:type="dxa"/>
+              <w:right w:w="240" w:type="dxa"/>
+            </w:tcMar>
+            <w:vAlign w:val="center"/>
+          </w:tcPr>
+          <w:p>
+            <w:pPr>
+              <w:keepNext w:val="0"/>
+              <w:keepLines w:val="0"/>
+              <w:widowControl/>
+              <w:suppressLineNumbers w:val="0"/>
+              <w:snapToGrid w:val="0"/>
+              <w:spacing w:line="240" w:lineRule="auto"/>
+              <w:ind w:left="0" w:leftChars="0" w:right="0" w:rightChars="0" w:firstLine="0" w:firstLineChars="0"/>
+              <w:jc w:val="center"/>
+              <w:rPr>
+                <w:rFonts w:hint="default" w:ascii="Segoe UI" w:hAnsi="Segoe UI" w:eastAsia="Segoe UI" w:cs="Segoe UI"/>
+                <w:i w:val="0"/>
+                <w:iCs w:val="0"/>
+                <w:caps w:val="0"/>
+                <w:color w:val="0F1115"/>
+                <w:spacing w:val="0"/>
+                <w:sz w:val="22"/>
+                <w:szCs w:val="22"/>
+              </w:rPr>
+            </w:pPr>
+            <w:r>
+              <w:rPr>
+                <w:rFonts w:hint="default" w:ascii="Segoe UI" w:hAnsi="Segoe UI" w:eastAsia="Segoe UI" w:cs="Segoe UI"/>
+                <w:i w:val="0"/>
+                <w:iCs w:val="0"/>
+                <w:caps w:val="0"/>
+                <w:snapToGrid w:val="0"/>
+                <w:color w:val="000000"/>
+                <w:spacing w:val="0"/>
+                <w:kern w:val="0"/>
+                <w:sz w:val="22"/>
+                <w:szCs w:val="22"/>
+                <w:bdr w:val="none" w:color="auto" w:sz="0" w:space="0"/>
+                <w:lang w:val="en-US" w:eastAsia="zh-CN" w:bidi="ar"/>
+              </w:rPr>
+              <w:t>巡检结果</w:t>
+            </w:r>
+          </w:p>
+        </w:tc>
+        <w:tc>
+          <w:tcPr>
+            <w:tcW w:w="1232" w:type="dxa"/>
+            <w:tcBorders>
+              <w:top w:val="single" w:color="auto" w:sz="4" w:space="0"/>
+              <w:left w:val="single" w:color="auto" w:sz="4" w:space="0"/>
+              <w:bottom w:val="nil"/>
+              <w:right w:val="nil"/>
+            </w:tcBorders>
+            <w:shd w:val="clear" w:color="auto" w:fill="FFFFFF"/>
+            <w:noWrap w:val="0"/>
+            <w:tcMar>
+              <w:top w:w="150" w:type="dxa"/>
+              <w:left w:w="240" w:type="dxa"/>
+              <w:bottom w:w="150" w:type="dxa"/>
+              <w:right w:w="240" w:type="dxa"/>
+            </w:tcMar>
+            <w:vAlign w:val="center"/>
+          </w:tcPr>
+          <w:p>
+            <w:pPr>
+              <w:keepNext w:val="0"/>
+              <w:keepLines w:val="0"/>
+              <w:widowControl/>
+              <w:suppressLineNumbers w:val="0"/>
+              <w:snapToGrid w:val="0"/>
+              <w:spacing w:line="240" w:lineRule="auto"/>
+              <w:ind w:left="0" w:leftChars="0" w:right="0" w:rightChars="0" w:firstLine="0" w:firstLineChars="0"/>
+              <w:jc w:val="left"/>
+              <w:rPr>
+                <w:rFonts w:hint="default" w:ascii="Segoe UI" w:hAnsi="Segoe UI" w:eastAsia="Segoe UI" w:cs="Segoe UI"/>
+                <w:i w:val="0"/>
+                <w:iCs w:val="0"/>
+                <w:caps w:val="0"/>
+                <w:color w:val="0F1115"/>
+                <w:spacing w:val="0"/>
+                <w:sz w:val="22"/>
+                <w:szCs w:val="22"/>
+              </w:rPr>
+            </w:pPr>
+            <w:r>
+              <w:rPr>
+                <w:rFonts w:hint="default" w:ascii="Segoe UI" w:hAnsi="Segoe UI" w:eastAsia="Segoe UI" w:cs="Segoe UI"/>
+                <w:i w:val="0"/>
+                <w:iCs w:val="0"/>
+                <w:caps w:val="0"/>
+                <w:snapToGrid w:val="0"/>
+                <w:color w:val="000000"/>
+                <w:spacing w:val="0"/>
+                <w:kern w:val="0"/>
+                <w:sz w:val="22"/>
+                <w:szCs w:val="22"/>
+                <w:bdr w:val="none" w:color="auto" w:sz="0" w:space="0"/>
+                <w:lang w:val="en-US" w:eastAsia="zh-CN" w:bidi="ar"/>
+              </w:rPr>
+              <w:t>varchar</w:t>
+            </w:r>
+          </w:p>
+        </w:tc>
+        <w:tc>
+          <w:tcPr>
+            <w:tcW w:w="993" w:type="dxa"/>
+            <w:tcBorders>
+              <w:top w:val="single" w:color="auto" w:sz="4" w:space="0"/>
+              <w:left w:val="single" w:color="auto" w:sz="4" w:space="0"/>
+              <w:bottom w:val="nil"/>
+              <w:right w:val="nil"/>
+            </w:tcBorders>
+            <w:shd w:val="clear" w:color="auto" w:fill="FFFFFF"/>
+            <w:noWrap w:val="0"/>
+            <w:tcMar>
+              <w:top w:w="150" w:type="dxa"/>
+              <w:left w:w="240" w:type="dxa"/>
+              <w:bottom w:w="150" w:type="dxa"/>
+              <w:right w:w="240" w:type="dxa"/>
+            </w:tcMar>
+            <w:vAlign w:val="center"/>
+          </w:tcPr>
+          <w:p>
+            <w:pPr>
+              <w:keepNext w:val="0"/>
+              <w:keepLines w:val="0"/>
+              <w:widowControl/>
+              <w:suppressLineNumbers w:val="0"/>
+              <w:snapToGrid w:val="0"/>
+              <w:spacing w:line="240" w:lineRule="auto"/>
+              <w:ind w:left="0" w:leftChars="0" w:right="0" w:rightChars="0" w:firstLine="0" w:firstLineChars="0"/>
+              <w:jc w:val="left"/>
+              <w:rPr>
+                <w:rFonts w:hint="default" w:ascii="Segoe UI" w:hAnsi="Segoe UI" w:eastAsia="Segoe UI" w:cs="Segoe UI"/>
+                <w:i w:val="0"/>
+                <w:iCs w:val="0"/>
+                <w:caps w:val="0"/>
+                <w:color w:val="0F1115"/>
+                <w:spacing w:val="0"/>
+                <w:sz w:val="22"/>
+                <w:szCs w:val="22"/>
+              </w:rPr>
+            </w:pPr>
+            <w:r>
+              <w:rPr>
+                <w:rFonts w:hint="default" w:ascii="Segoe UI" w:hAnsi="Segoe UI" w:eastAsia="Segoe UI" w:cs="Segoe UI"/>
+                <w:i w:val="0"/>
+                <w:iCs w:val="0"/>
+                <w:caps w:val="0"/>
+                <w:snapToGrid w:val="0"/>
+                <w:color w:val="000000"/>
+                <w:spacing w:val="0"/>
+                <w:kern w:val="0"/>
+                <w:sz w:val="22"/>
+                <w:szCs w:val="22"/>
+                <w:bdr w:val="none" w:color="auto" w:sz="0" w:space="0"/>
+                <w:lang w:val="en-US" w:eastAsia="zh-CN" w:bidi="ar"/>
+              </w:rPr>
+              <w:t>20</w:t>
+            </w:r>
+          </w:p>
+        </w:tc>
+        <w:tc>
+          <w:tcPr>
+            <w:tcW w:w="993" w:type="dxa"/>
+            <w:tcBorders>
+              <w:top w:val="single" w:color="auto" w:sz="4" w:space="0"/>
+              <w:left w:val="single" w:color="auto" w:sz="4" w:space="0"/>
+              <w:bottom w:val="nil"/>
+              <w:right w:val="nil"/>
+            </w:tcBorders>
+            <w:shd w:val="clear" w:color="auto" w:fill="FFFFFF"/>
+            <w:noWrap w:val="0"/>
+            <w:tcMar>
+              <w:top w:w="150" w:type="dxa"/>
+              <w:left w:w="240" w:type="dxa"/>
+              <w:bottom w:w="150" w:type="dxa"/>
+              <w:right w:w="240" w:type="dxa"/>
+            </w:tcMar>
+            <w:vAlign w:val="center"/>
+          </w:tcPr>
+          <w:p>
+            <w:pPr>
+              <w:keepNext w:val="0"/>
+              <w:keepLines w:val="0"/>
+              <w:widowControl/>
+              <w:suppressLineNumbers w:val="0"/>
+              <w:snapToGrid w:val="0"/>
+              <w:spacing w:line="240" w:lineRule="auto"/>
+              <w:ind w:left="0" w:leftChars="0" w:right="0" w:rightChars="0" w:firstLine="0" w:firstLineChars="0"/>
+              <w:jc w:val="center"/>
+              <w:rPr>
+                <w:rFonts w:hint="default" w:ascii="Segoe UI" w:hAnsi="Segoe UI" w:eastAsia="Segoe UI" w:cs="Segoe UI"/>
+                <w:i w:val="0"/>
+                <w:iCs w:val="0"/>
+                <w:caps w:val="0"/>
+                <w:color w:val="0F1115"/>
+                <w:spacing w:val="0"/>
+                <w:sz w:val="22"/>
+                <w:szCs w:val="22"/>
+              </w:rPr>
+            </w:pPr>
+            <w:r>
+              <w:rPr>
+                <w:rFonts w:hint="default" w:ascii="Segoe UI" w:hAnsi="Segoe UI" w:eastAsia="Segoe UI" w:cs="Segoe UI"/>
+                <w:i w:val="0"/>
+                <w:iCs w:val="0"/>
+                <w:caps w:val="0"/>
+                <w:snapToGrid w:val="0"/>
+                <w:color w:val="000000"/>
+                <w:spacing w:val="0"/>
+                <w:kern w:val="0"/>
+                <w:sz w:val="22"/>
+                <w:szCs w:val="22"/>
+                <w:bdr w:val="none" w:color="auto" w:sz="0" w:space="0"/>
+                <w:lang w:val="en-US" w:eastAsia="zh-CN" w:bidi="ar"/>
+              </w:rPr>
+              <w:t>是</w:t>
+            </w:r>
+          </w:p>
+        </w:tc>
+        <w:tc>
+          <w:tcPr>
+            <w:tcW w:w="2806" w:type="dxa"/>
+            <w:tcBorders>
+              <w:top w:val="single" w:color="auto" w:sz="4" w:space="0"/>
+              <w:left w:val="single" w:color="auto" w:sz="4" w:space="0"/>
+              <w:bottom w:val="nil"/>
+              <w:right w:val="single" w:color="auto" w:sz="12" w:space="0"/>
+            </w:tcBorders>
+            <w:shd w:val="clear" w:color="auto" w:fill="FFFFFF"/>
+            <w:noWrap w:val="0"/>
+            <w:tcMar>
+              <w:top w:w="150" w:type="dxa"/>
+              <w:left w:w="240" w:type="dxa"/>
+              <w:bottom w:w="150" w:type="dxa"/>
+              <w:right w:w="-1" w:type="dxa"/>
+            </w:tcMar>
+            <w:vAlign w:val="center"/>
+          </w:tcPr>
+          <w:p>
+            <w:pPr>
+              <w:keepNext w:val="0"/>
+              <w:keepLines w:val="0"/>
+              <w:widowControl/>
+              <w:suppressLineNumbers w:val="0"/>
+              <w:snapToGrid w:val="0"/>
+              <w:spacing w:line="240" w:lineRule="auto"/>
+              <w:ind w:left="0" w:leftChars="0" w:right="0" w:rightChars="0" w:firstLine="0" w:firstLineChars="0"/>
+              <w:jc w:val="center"/>
+              <w:rPr>
+                <w:rFonts w:hint="default" w:ascii="Segoe UI" w:hAnsi="Segoe UI" w:eastAsia="Segoe UI" w:cs="Segoe UI"/>
+                <w:i w:val="0"/>
+                <w:iCs w:val="0"/>
+                <w:caps w:val="0"/>
+                <w:color w:val="0F1115"/>
+                <w:spacing w:val="0"/>
+                <w:sz w:val="22"/>
+                <w:szCs w:val="22"/>
+              </w:rPr>
+            </w:pPr>
+            <w:r>
+              <w:rPr>
+                <w:rFonts w:hint="default" w:ascii="Segoe UI" w:hAnsi="Segoe UI" w:eastAsia="Segoe UI" w:cs="Segoe UI"/>
+                <w:i w:val="0"/>
+                <w:iCs w:val="0"/>
+                <w:caps w:val="0"/>
+                <w:snapToGrid w:val="0"/>
+                <w:color w:val="000000"/>
+                <w:spacing w:val="0"/>
+                <w:kern w:val="0"/>
+                <w:sz w:val="22"/>
+                <w:szCs w:val="22"/>
+                <w:bdr w:val="none" w:color="auto" w:sz="0" w:space="0"/>
+                <w:lang w:val="en-US" w:eastAsia="zh-CN" w:bidi="ar"/>
+              </w:rPr>
+              <w:t>正常/异常/待处理</w:t>
+            </w:r>
+          </w:p>
+        </w:tc>
+      </w:tr>
+      <w:tr>
+        <w:tblPrEx>
+          <w:tblBorders>
+            <w:top w:val="none" w:color="auto" w:sz="0" w:space="0"/>
+            <w:left w:val="none" w:color="auto" w:sz="0" w:space="0"/>
+            <w:bottom w:val="none" w:color="auto" w:sz="0" w:space="0"/>
+            <w:right w:val="none" w:color="auto" w:sz="0" w:space="0"/>
+            <w:insideH w:val="none" w:color="auto" w:sz="0" w:space="0"/>
+            <w:insideV w:val="none" w:color="auto" w:sz="0" w:space="0"/>
+          </w:tblBorders>
+          <w:shd w:val="clear" w:color="auto" w:fill="FFFFFF"/>
+          <w:tblCellMar>
+            <w:top w:w="15" w:type="dxa"/>
+            <w:left w:w="15" w:type="dxa"/>
+            <w:bottom w:w="15" w:type="dxa"/>
+            <w:right w:w="15" w:type="dxa"/>
+          </w:tblCellMar>
+        </w:tblPrEx>
+        <w:trPr>
+          <w:trHeight w:val="0" w:hRule="atLeast"/>
+          <w:jc w:val="center"/>
+        </w:trPr>
+        <w:tc>
+          <w:tcPr>
+            <w:tcW w:w="1108" w:type="dxa"/>
+            <w:tcBorders>
+              <w:top w:val="single" w:color="auto" w:sz="4" w:space="0"/>
+              <w:left w:val="single" w:color="auto" w:sz="12" w:space="0"/>
+              <w:bottom w:val="single" w:color="auto" w:sz="12" w:space="0"/>
+              <w:right w:val="nil"/>
+            </w:tcBorders>
+            <w:shd w:val="clear" w:color="auto" w:fill="FFFFFF"/>
+            <w:noWrap w:val="0"/>
+            <w:tcMar>
+              <w:top w:w="150" w:type="dxa"/>
+              <w:left w:w="-1" w:type="dxa"/>
+              <w:bottom w:w="150" w:type="dxa"/>
+              <w:right w:w="240" w:type="dxa"/>
+            </w:tcMar>
+            <w:vAlign w:val="center"/>
+          </w:tcPr>
+          <w:p>
+            <w:pPr>
+              <w:snapToGrid w:val="0"/>
+              <w:ind w:left="0" w:leftChars="0" w:right="0" w:rightChars="0" w:firstLine="0" w:firstLineChars="0"/>
+              <w:jc w:val="center"/>
+              <w:rPr>
+                <w:rFonts w:hint="default" w:ascii="Segoe UI" w:hAnsi="Segoe UI" w:eastAsia="Segoe UI" w:cs="Segoe UI"/>
+                <w:i w:val="0"/>
+                <w:iCs w:val="0"/>
+                <w:caps w:val="0"/>
+                <w:color w:val="0F1115"/>
+                <w:spacing w:val="0"/>
+                <w:sz w:val="22"/>
+                <w:szCs w:val="22"/>
+              </w:rPr>
+            </w:pPr>
+          </w:p>
+        </w:tc>
+        <w:tc>
+          <w:tcPr>
+            <w:tcW w:w="1390" w:type="dxa"/>
+            <w:tcBorders>
+              <w:top w:val="single" w:color="auto" w:sz="4" w:space="0"/>
+              <w:left w:val="single" w:color="auto" w:sz="4" w:space="0"/>
+              <w:bottom w:val="single" w:color="auto" w:sz="12" w:space="0"/>
+              <w:right w:val="nil"/>
+            </w:tcBorders>
+            <w:shd w:val="clear" w:color="auto" w:fill="FFFFFF"/>
+            <w:noWrap w:val="0"/>
+            <w:tcMar>
+              <w:top w:w="150" w:type="dxa"/>
+              <w:left w:w="240" w:type="dxa"/>
+              <w:bottom w:w="150" w:type="dxa"/>
+              <w:right w:w="240" w:type="dxa"/>
+            </w:tcMar>
+            <w:vAlign w:val="center"/>
+          </w:tcPr>
+          <w:p>
+            <w:pPr>
+              <w:keepNext w:val="0"/>
+              <w:keepLines w:val="0"/>
+              <w:widowControl/>
+              <w:suppressLineNumbers w:val="0"/>
+              <w:snapToGrid w:val="0"/>
+              <w:spacing w:line="240" w:lineRule="auto"/>
+              <w:ind w:left="0" w:leftChars="0" w:right="0" w:rightChars="0" w:firstLine="0" w:firstLineChars="0"/>
+              <w:jc w:val="center"/>
+              <w:rPr>
+                <w:rFonts w:hint="default" w:ascii="Segoe UI" w:hAnsi="Segoe UI" w:eastAsia="Segoe UI" w:cs="Segoe UI"/>
+                <w:i w:val="0"/>
+                <w:iCs w:val="0"/>
+                <w:caps w:val="0"/>
+                <w:color w:val="0F1115"/>
+                <w:spacing w:val="0"/>
+                <w:sz w:val="22"/>
+                <w:szCs w:val="22"/>
+              </w:rPr>
+            </w:pPr>
+            <w:r>
+              <w:rPr>
+                <w:rFonts w:hint="default" w:ascii="Segoe UI" w:hAnsi="Segoe UI" w:eastAsia="Segoe UI" w:cs="Segoe UI"/>
+                <w:i w:val="0"/>
+                <w:iCs w:val="0"/>
+                <w:caps w:val="0"/>
+                <w:snapToGrid w:val="0"/>
+                <w:color w:val="000000"/>
+                <w:spacing w:val="0"/>
+                <w:kern w:val="0"/>
+                <w:sz w:val="22"/>
+                <w:szCs w:val="22"/>
+                <w:bdr w:val="none" w:color="auto" w:sz="0" w:space="0"/>
+                <w:lang w:val="en-US" w:eastAsia="zh-CN" w:bidi="ar"/>
+              </w:rPr>
+              <w:t>异常描述</w:t>
+            </w:r>
+          </w:p>
+        </w:tc>
+        <w:tc>
+          <w:tcPr>
+            <w:tcW w:w="1232" w:type="dxa"/>
+            <w:tcBorders>
+              <w:top w:val="single" w:color="auto" w:sz="4" w:space="0"/>
+              <w:left w:val="single" w:color="auto" w:sz="4" w:space="0"/>
+              <w:bottom w:val="single" w:color="auto" w:sz="12" w:space="0"/>
+              <w:right w:val="nil"/>
+            </w:tcBorders>
+            <w:shd w:val="clear" w:color="auto" w:fill="FFFFFF"/>
+            <w:noWrap w:val="0"/>
+            <w:tcMar>
+              <w:top w:w="150" w:type="dxa"/>
+              <w:left w:w="240" w:type="dxa"/>
+              <w:bottom w:w="150" w:type="dxa"/>
+              <w:right w:w="240" w:type="dxa"/>
+            </w:tcMar>
+            <w:vAlign w:val="center"/>
+          </w:tcPr>
+          <w:p>
+            <w:pPr>
+              <w:keepNext w:val="0"/>
+              <w:keepLines w:val="0"/>
+              <w:widowControl/>
+              <w:suppressLineNumbers w:val="0"/>
+              <w:snapToGrid w:val="0"/>
+              <w:spacing w:line="240" w:lineRule="auto"/>
+              <w:ind w:left="0" w:leftChars="0" w:right="0" w:rightChars="0" w:firstLine="0" w:firstLineChars="0"/>
+              <w:jc w:val="left"/>
+              <w:rPr>
+                <w:rFonts w:hint="default" w:ascii="Segoe UI" w:hAnsi="Segoe UI" w:eastAsia="Segoe UI" w:cs="Segoe UI"/>
+                <w:i w:val="0"/>
+                <w:iCs w:val="0"/>
+                <w:caps w:val="0"/>
+                <w:color w:val="0F1115"/>
+                <w:spacing w:val="0"/>
+                <w:sz w:val="22"/>
+                <w:szCs w:val="22"/>
+              </w:rPr>
+            </w:pPr>
+            <w:r>
+              <w:rPr>
+                <w:rFonts w:hint="default" w:ascii="Segoe UI" w:hAnsi="Segoe UI" w:eastAsia="Segoe UI" w:cs="Segoe UI"/>
+                <w:i w:val="0"/>
+                <w:iCs w:val="0"/>
+                <w:caps w:val="0"/>
+                <w:snapToGrid w:val="0"/>
+                <w:color w:val="000000"/>
+                <w:spacing w:val="0"/>
+                <w:kern w:val="0"/>
+                <w:sz w:val="22"/>
+                <w:szCs w:val="22"/>
+                <w:bdr w:val="none" w:color="auto" w:sz="0" w:space="0"/>
+                <w:lang w:val="en-US" w:eastAsia="zh-CN" w:bidi="ar"/>
+              </w:rPr>
+              <w:t>text</w:t>
+            </w:r>
+          </w:p>
+        </w:tc>
+        <w:tc>
+          <w:tcPr>
+            <w:tcW w:w="993" w:type="dxa"/>
+            <w:tcBorders>
+              <w:top w:val="single" w:color="auto" w:sz="4" w:space="0"/>
+              <w:left w:val="single" w:color="auto" w:sz="4" w:space="0"/>
+              <w:bottom w:val="single" w:color="auto" w:sz="12" w:space="0"/>
+              <w:right w:val="nil"/>
+            </w:tcBorders>
+            <w:shd w:val="clear" w:color="auto" w:fill="FFFFFF"/>
+            <w:noWrap w:val="0"/>
+            <w:tcMar>
+              <w:top w:w="150" w:type="dxa"/>
+              <w:left w:w="240" w:type="dxa"/>
+              <w:bottom w:w="150" w:type="dxa"/>
+              <w:right w:w="240" w:type="dxa"/>
+            </w:tcMar>
+            <w:vAlign w:val="center"/>
+          </w:tcPr>
+          <w:p>
+            <w:pPr>
+              <w:keepNext w:val="0"/>
+              <w:keepLines w:val="0"/>
+              <w:widowControl/>
+              <w:suppressLineNumbers w:val="0"/>
+              <w:snapToGrid w:val="0"/>
+              <w:spacing w:line="240" w:lineRule="auto"/>
+              <w:ind w:left="0" w:leftChars="0" w:right="0" w:rightChars="0" w:firstLine="0" w:firstLineChars="0"/>
+              <w:jc w:val="left"/>
+              <w:rPr>
+                <w:rFonts w:hint="default" w:ascii="Segoe UI" w:hAnsi="Segoe UI" w:eastAsia="Segoe UI" w:cs="Segoe UI"/>
+                <w:i w:val="0"/>
+                <w:iCs w:val="0"/>
+                <w:caps w:val="0"/>
+                <w:color w:val="0F1115"/>
+                <w:spacing w:val="0"/>
+                <w:sz w:val="22"/>
+                <w:szCs w:val="22"/>
+              </w:rPr>
+            </w:pPr>
+            <w:r>
+              <w:rPr>
+                <w:rFonts w:hint="default" w:ascii="Segoe UI" w:hAnsi="Segoe UI" w:eastAsia="Segoe UI" w:cs="Segoe UI"/>
+                <w:i w:val="0"/>
+                <w:iCs w:val="0"/>
+                <w:caps w:val="0"/>
+                <w:snapToGrid w:val="0"/>
+                <w:color w:val="000000"/>
+                <w:spacing w:val="0"/>
+                <w:kern w:val="0"/>
+                <w:sz w:val="22"/>
+                <w:szCs w:val="22"/>
+                <w:bdr w:val="none" w:color="auto" w:sz="0" w:space="0"/>
+                <w:lang w:val="en-US" w:eastAsia="zh-CN" w:bidi="ar"/>
+              </w:rPr>
+              <w:t>-</w:t>
+            </w:r>
+          </w:p>
+        </w:tc>
+        <w:tc>
+          <w:tcPr>
+            <w:tcW w:w="993" w:type="dxa"/>
+            <w:tcBorders>
+              <w:top w:val="single" w:color="auto" w:sz="4" w:space="0"/>
+              <w:left w:val="single" w:color="auto" w:sz="4" w:space="0"/>
+              <w:bottom w:val="single" w:color="auto" w:sz="12" w:space="0"/>
+              <w:right w:val="nil"/>
+            </w:tcBorders>
+            <w:shd w:val="clear" w:color="auto" w:fill="FFFFFF"/>
+            <w:noWrap w:val="0"/>
+            <w:tcMar>
+              <w:top w:w="150" w:type="dxa"/>
+              <w:left w:w="240" w:type="dxa"/>
+              <w:bottom w:w="150" w:type="dxa"/>
+              <w:right w:w="240" w:type="dxa"/>
+            </w:tcMar>
+            <w:vAlign w:val="center"/>
+          </w:tcPr>
+          <w:p>
+            <w:pPr>
+              <w:keepNext w:val="0"/>
+              <w:keepLines w:val="0"/>
+              <w:widowControl/>
+              <w:suppressLineNumbers w:val="0"/>
+              <w:snapToGrid w:val="0"/>
+              <w:spacing w:line="240" w:lineRule="auto"/>
+              <w:ind w:left="0" w:leftChars="0" w:right="0" w:rightChars="0" w:firstLine="0" w:firstLineChars="0"/>
+              <w:jc w:val="center"/>
+              <w:rPr>
+                <w:rFonts w:hint="default" w:ascii="Segoe UI" w:hAnsi="Segoe UI" w:eastAsia="Segoe UI" w:cs="Segoe UI"/>
+                <w:i w:val="0"/>
+                <w:iCs w:val="0"/>
+                <w:caps w:val="0"/>
+                <w:color w:val="0F1115"/>
+                <w:spacing w:val="0"/>
+                <w:sz w:val="22"/>
+                <w:szCs w:val="22"/>
+              </w:rPr>
+            </w:pPr>
+            <w:r>
+              <w:rPr>
+                <w:rFonts w:hint="default" w:ascii="Segoe UI" w:hAnsi="Segoe UI" w:eastAsia="Segoe UI" w:cs="Segoe UI"/>
+                <w:i w:val="0"/>
+                <w:iCs w:val="0"/>
+                <w:caps w:val="0"/>
+                <w:snapToGrid w:val="0"/>
+                <w:color w:val="000000"/>
+                <w:spacing w:val="0"/>
+                <w:kern w:val="0"/>
+                <w:sz w:val="22"/>
+                <w:szCs w:val="22"/>
+                <w:bdr w:val="none" w:color="auto" w:sz="0" w:space="0"/>
+                <w:lang w:val="en-US" w:eastAsia="zh-CN" w:bidi="ar"/>
+              </w:rPr>
+              <w:t>否</w:t>
+            </w:r>
+          </w:p>
+        </w:tc>
+        <w:tc>
+          <w:tcPr>
+            <w:tcW w:w="2806" w:type="dxa"/>
+            <w:tcBorders>
+              <w:top w:val="single" w:color="auto" w:sz="4" w:space="0"/>
+              <w:left w:val="single" w:color="auto" w:sz="4" w:space="0"/>
+              <w:bottom w:val="single" w:color="auto" w:sz="12" w:space="0"/>
+              <w:right w:val="single" w:color="auto" w:sz="12" w:space="0"/>
+            </w:tcBorders>
+            <w:shd w:val="clear" w:color="auto" w:fill="FFFFFF"/>
+            <w:noWrap w:val="0"/>
+            <w:tcMar>
+              <w:top w:w="150" w:type="dxa"/>
+              <w:left w:w="240" w:type="dxa"/>
+              <w:bottom w:w="150" w:type="dxa"/>
+              <w:right w:w="-1" w:type="dxa"/>
+            </w:tcMar>
+            <w:vAlign w:val="center"/>
+          </w:tcPr>
+          <w:p>
+            <w:pPr>
+              <w:keepNext w:val="0"/>
+              <w:keepLines w:val="0"/>
+              <w:widowControl/>
+              <w:suppressLineNumbers w:val="0"/>
+              <w:snapToGrid w:val="0"/>
+              <w:spacing w:line="240" w:lineRule="auto"/>
+              <w:ind w:left="0" w:leftChars="0" w:right="0" w:rightChars="0" w:firstLine="0" w:firstLineChars="0"/>
+              <w:jc w:val="center"/>
+              <w:rPr>
+                <w:rFonts w:hint="default" w:ascii="Segoe UI" w:hAnsi="Segoe UI" w:eastAsia="Segoe UI" w:cs="Segoe UI"/>
+                <w:i w:val="0"/>
+                <w:iCs w:val="0"/>
+                <w:caps w:val="0"/>
+                <w:color w:val="0F1115"/>
+                <w:spacing w:val="0"/>
+                <w:sz w:val="22"/>
+                <w:szCs w:val="22"/>
+              </w:rPr>
+            </w:pPr>
+            <w:r>
+              <w:rPr>
+                <w:rFonts w:hint="default" w:ascii="Segoe UI" w:hAnsi="Segoe UI" w:eastAsia="Segoe UI" w:cs="Segoe UI"/>
+                <w:i w:val="0"/>
+                <w:iCs w:val="0"/>
+                <w:caps w:val="0"/>
+                <w:snapToGrid w:val="0"/>
+                <w:color w:val="000000"/>
+                <w:spacing w:val="0"/>
+                <w:kern w:val="0"/>
+                <w:sz w:val="22"/>
+                <w:szCs w:val="22"/>
+                <w:bdr w:val="none" w:color="auto" w:sz="0" w:space="0"/>
+                <w:lang w:val="en-US" w:eastAsia="zh-CN" w:bidi="ar"/>
+              </w:rPr>
+              <w:t>异常时必填</w:t>
+            </w:r>
+          </w:p>
+        </w:tc>
+      </w:tr>
+    </w:tbl>
     <w:p>
       <w:pPr>
-        <w:pStyle w:val="31"/>
+        <w:pStyle w:val="32"/>
         <w:bidi w:val="0"/>
-      </w:pPr>
-      <w:bookmarkStart w:id="20" w:name="heading_10"/>
-      <w:bookmarkStart w:id="21" w:name="_Toc21713"/>
+        <w:rPr>
+          <w:rFonts w:hint="eastAsia"/>
+          <w:lang w:val="en-US" w:eastAsia="zh-CN"/>
+        </w:rPr>
+      </w:pPr>
+      <w:bookmarkStart w:id="20" w:name="_Toc24997"/>
       <w:r>
-        <w:t>数据采集</w:t>
+        <w:rPr>
+          <w:rFonts w:hint="eastAsia"/>
+          <w:lang w:val="en-US" w:eastAsia="zh-CN"/>
+        </w:rPr>
+        <w:t>半结构化数据格式规范</w:t>
       </w:r>
       <w:bookmarkEnd w:id="20"/>
+    </w:p>
+    <w:p>
+      <w:pPr>
+        <w:pStyle w:val="30"/>
+        <w:rPr>
+          <w:rFonts w:hint="eastAsia"/>
+          <w:lang w:val="en-US" w:eastAsia="zh-CN"/>
+        </w:rPr>
+      </w:pPr>
+      <w:r>
+        <w:rPr>
+          <w:rFonts w:hint="eastAsia"/>
+          <w:lang w:val="en-US" w:eastAsia="zh-CN"/>
+        </w:rPr>
+        <w:t>日志数据：需遵循统一的时间戳格式（ISO 8601标准），日志级别分为 DEBUG/INFO/WARN/ERROR，日志内容需包含事件ID、操作人、操作对象、操作结果等信息。</w:t>
+      </w:r>
+    </w:p>
+    <w:p>
+      <w:pPr>
+        <w:pStyle w:val="30"/>
+        <w:rPr>
+          <w:rFonts w:hint="eastAsia"/>
+          <w:lang w:val="en-US" w:eastAsia="zh-CN"/>
+        </w:rPr>
+      </w:pPr>
+      <w:r>
+        <w:rPr>
+          <w:rFonts w:hint="eastAsia"/>
+          <w:lang w:val="en-US" w:eastAsia="zh-CN"/>
+        </w:rPr>
+        <w:t>JSON/XML数据：需遵循公司统一的命名规范，字段命名采用驼峰式或下划线式（二选一），不得混用；需包含版本号字段，便于解析兼容。</w:t>
+      </w:r>
+    </w:p>
+    <w:p>
+      <w:pPr>
+        <w:pStyle w:val="30"/>
+        <w:rPr>
+          <w:rFonts w:hint="eastAsia"/>
+          <w:lang w:val="en-US" w:eastAsia="zh-CN"/>
+        </w:rPr>
+      </w:pPr>
+      <w:r>
+        <w:rPr>
+          <w:rFonts w:hint="eastAsia"/>
+          <w:lang w:val="en-US" w:eastAsia="zh-CN"/>
+        </w:rPr>
+        <w:t>告警数据：需包含告警ID、告警级别（紧急/重要/次要/提示）、告警源、告警时间、告警内容、确认状态等字段。</w:t>
+      </w:r>
+    </w:p>
+    <w:p>
+      <w:pPr>
+        <w:pStyle w:val="32"/>
+        <w:bidi w:val="0"/>
+        <w:rPr>
+          <w:rFonts w:hint="default"/>
+          <w:lang w:val="en-US" w:eastAsia="zh-CN"/>
+        </w:rPr>
+      </w:pPr>
+      <w:bookmarkStart w:id="21" w:name="_Toc14118"/>
+      <w:r>
+        <w:rPr>
+          <w:rFonts w:hint="eastAsia"/>
+          <w:lang w:val="en-US" w:eastAsia="zh-CN"/>
+        </w:rPr>
+        <w:t>非结构化数据格式规范</w:t>
+      </w:r>
       <w:bookmarkEnd w:id="21"/>
     </w:p>
     <w:p>
@@ -5531,6 +10597,308 @@
           <w:ilvl w:val="0"/>
           <w:numId w:val="10"/>
         </w:numPr>
+        <w:ind w:left="425" w:leftChars="0" w:hanging="425" w:firstLineChars="0"/>
+        <w:rPr>
+          <w:rFonts w:hint="default"/>
+          <w:lang w:val="en-US" w:eastAsia="zh-CN"/>
+        </w:rPr>
+      </w:pPr>
+      <w:r>
+        <w:rPr>
+          <w:rFonts w:hint="default"/>
+          <w:lang w:val="en-US" w:eastAsia="zh-CN"/>
+        </w:rPr>
+        <w:t>文档类（巡检报告、故障报告等）：</w:t>
+      </w:r>
+    </w:p>
+    <w:p>
+      <w:pPr>
+        <w:pStyle w:val="30"/>
+        <w:rPr>
+          <w:rFonts w:hint="default"/>
+          <w:lang w:val="en-US" w:eastAsia="zh-CN"/>
+        </w:rPr>
+      </w:pPr>
+      <w:r>
+        <w:rPr>
+          <w:rFonts w:hint="default"/>
+          <w:lang w:val="en-US" w:eastAsia="zh-CN"/>
+        </w:rPr>
+        <w:t>文件命名规则：[数据类型]_[项目名称]_[日期]_[版本号]</w:t>
+      </w:r>
+    </w:p>
+    <w:p>
+      <w:pPr>
+        <w:pStyle w:val="30"/>
+        <w:rPr>
+          <w:rFonts w:hint="default"/>
+          <w:lang w:val="en-US" w:eastAsia="zh-CN"/>
+        </w:rPr>
+      </w:pPr>
+      <w:r>
+        <w:rPr>
+          <w:rFonts w:hint="default"/>
+          <w:lang w:val="en-US" w:eastAsia="zh-CN"/>
+        </w:rPr>
+        <w:t>示例：巡检报告_天津市电力公司_20250910_V1.0</w:t>
+      </w:r>
+    </w:p>
+    <w:p>
+      <w:pPr>
+        <w:pStyle w:val="30"/>
+        <w:rPr>
+          <w:rFonts w:hint="default"/>
+          <w:lang w:val="en-US" w:eastAsia="zh-CN"/>
+        </w:rPr>
+      </w:pPr>
+      <w:r>
+        <w:rPr>
+          <w:rFonts w:hint="default"/>
+          <w:lang w:val="en-US" w:eastAsia="zh-CN"/>
+        </w:rPr>
+        <w:t>格式要求：PDF格式优先，确保跨平台可读性</w:t>
+      </w:r>
+    </w:p>
+    <w:p>
+      <w:pPr>
+        <w:pStyle w:val="30"/>
+        <w:numPr>
+          <w:ilvl w:val="0"/>
+          <w:numId w:val="10"/>
+        </w:numPr>
+        <w:ind w:left="425" w:leftChars="0" w:hanging="425" w:firstLineChars="0"/>
+        <w:rPr>
+          <w:rFonts w:hint="default"/>
+          <w:lang w:val="en-US" w:eastAsia="zh-CN"/>
+        </w:rPr>
+      </w:pPr>
+      <w:r>
+        <w:rPr>
+          <w:rFonts w:hint="default"/>
+          <w:lang w:val="en-US" w:eastAsia="zh-CN"/>
+        </w:rPr>
+        <w:t>图片类（现场照片、设备照片等）：</w:t>
+      </w:r>
+    </w:p>
+    <w:p>
+      <w:pPr>
+        <w:pStyle w:val="30"/>
+        <w:rPr>
+          <w:rFonts w:hint="default"/>
+          <w:lang w:val="en-US" w:eastAsia="zh-CN"/>
+        </w:rPr>
+      </w:pPr>
+      <w:r>
+        <w:rPr>
+          <w:rFonts w:hint="default"/>
+          <w:lang w:val="en-US" w:eastAsia="zh-CN"/>
+        </w:rPr>
+        <w:t>文件命名规则：[拍摄日期]_[地点]_[设备名称]_[编号]</w:t>
+      </w:r>
+    </w:p>
+    <w:p>
+      <w:pPr>
+        <w:pStyle w:val="30"/>
+        <w:rPr>
+          <w:rFonts w:hint="default"/>
+          <w:lang w:val="en-US" w:eastAsia="zh-CN"/>
+        </w:rPr>
+      </w:pPr>
+      <w:r>
+        <w:rPr>
+          <w:rFonts w:hint="default"/>
+          <w:lang w:val="en-US" w:eastAsia="zh-CN"/>
+        </w:rPr>
+        <w:t>示例：20250910_某变电站_服务器_001</w:t>
+      </w:r>
+    </w:p>
+    <w:p>
+      <w:pPr>
+        <w:pStyle w:val="30"/>
+        <w:rPr>
+          <w:rFonts w:hint="default"/>
+          <w:lang w:val="en-US" w:eastAsia="zh-CN"/>
+        </w:rPr>
+      </w:pPr>
+      <w:r>
+        <w:rPr>
+          <w:rFonts w:hint="default"/>
+          <w:lang w:val="en-US" w:eastAsia="zh-CN"/>
+        </w:rPr>
+        <w:t>格式要求：JPG或PNG格式，分辨率不低于1920×1080</w:t>
+      </w:r>
+    </w:p>
+    <w:p>
+      <w:pPr>
+        <w:pStyle w:val="30"/>
+        <w:numPr>
+          <w:ilvl w:val="0"/>
+          <w:numId w:val="10"/>
+        </w:numPr>
+        <w:ind w:left="425" w:leftChars="0" w:hanging="425" w:firstLineChars="0"/>
+        <w:rPr>
+          <w:rFonts w:hint="default"/>
+          <w:lang w:val="en-US" w:eastAsia="zh-CN"/>
+        </w:rPr>
+      </w:pPr>
+      <w:r>
+        <w:rPr>
+          <w:rFonts w:hint="default"/>
+          <w:lang w:val="en-US" w:eastAsia="zh-CN"/>
+        </w:rPr>
+        <w:t>音视频类（故障处理录音、培训视频等）：</w:t>
+      </w:r>
+    </w:p>
+    <w:p>
+      <w:pPr>
+        <w:pStyle w:val="30"/>
+        <w:rPr>
+          <w:rFonts w:hint="default"/>
+          <w:lang w:val="en-US" w:eastAsia="zh-CN"/>
+        </w:rPr>
+      </w:pPr>
+      <w:r>
+        <w:rPr>
+          <w:rFonts w:hint="default"/>
+          <w:lang w:val="en-US" w:eastAsia="zh-CN"/>
+        </w:rPr>
+        <w:t>文件命名规则：[类型]_[主题]_[日期]</w:t>
+      </w:r>
+    </w:p>
+    <w:p>
+      <w:pPr>
+        <w:pStyle w:val="30"/>
+        <w:rPr>
+          <w:rFonts w:hint="default"/>
+          <w:lang w:val="en-US" w:eastAsia="zh-CN"/>
+        </w:rPr>
+      </w:pPr>
+      <w:r>
+        <w:rPr>
+          <w:rFonts w:hint="default"/>
+          <w:lang w:val="en-US" w:eastAsia="zh-CN"/>
+        </w:rPr>
+        <w:t>示例：录音_故障处理_20250910</w:t>
+      </w:r>
+    </w:p>
+    <w:p>
+      <w:pPr>
+        <w:pStyle w:val="30"/>
+        <w:rPr>
+          <w:rFonts w:hint="default"/>
+          <w:lang w:val="en-US" w:eastAsia="zh-CN"/>
+        </w:rPr>
+      </w:pPr>
+      <w:r>
+        <w:rPr>
+          <w:rFonts w:hint="default"/>
+          <w:lang w:val="en-US" w:eastAsia="zh-CN"/>
+        </w:rPr>
+        <w:t>格式要求：音频采用MP3格式，视频采用MP4格式</w:t>
+      </w:r>
+    </w:p>
+    <w:p>
+      <w:pPr>
+        <w:pStyle w:val="30"/>
+        <w:numPr>
+          <w:ilvl w:val="0"/>
+          <w:numId w:val="10"/>
+        </w:numPr>
+        <w:ind w:left="425" w:leftChars="0" w:hanging="425" w:firstLineChars="0"/>
+        <w:rPr>
+          <w:rFonts w:hint="default"/>
+          <w:lang w:val="en-US" w:eastAsia="zh-CN"/>
+        </w:rPr>
+      </w:pPr>
+      <w:r>
+        <w:rPr>
+          <w:rFonts w:hint="default"/>
+          <w:lang w:val="en-US" w:eastAsia="zh-CN"/>
+        </w:rPr>
+        <w:t>元数据要求：所有非结构化数据上传至数据管理平台时，需同步填写元数据信息：</w:t>
+      </w:r>
+    </w:p>
+    <w:p>
+      <w:pPr>
+        <w:pStyle w:val="30"/>
+        <w:rPr>
+          <w:rFonts w:hint="default"/>
+          <w:lang w:val="en-US" w:eastAsia="zh-CN"/>
+        </w:rPr>
+      </w:pPr>
+      <w:r>
+        <w:rPr>
+          <w:rFonts w:hint="default"/>
+          <w:lang w:val="en-US" w:eastAsia="zh-CN"/>
+        </w:rPr>
+        <w:t>创建人、创建时间、最后修改人、最后修改时间</w:t>
+      </w:r>
+    </w:p>
+    <w:p>
+      <w:pPr>
+        <w:pStyle w:val="30"/>
+        <w:rPr>
+          <w:rFonts w:hint="default"/>
+          <w:lang w:val="en-US" w:eastAsia="zh-CN"/>
+        </w:rPr>
+      </w:pPr>
+      <w:r>
+        <w:rPr>
+          <w:rFonts w:hint="default"/>
+          <w:lang w:val="en-US" w:eastAsia="zh-CN"/>
+        </w:rPr>
+        <w:t>数据类别、数据级别、关联工单号（如有）</w:t>
+      </w:r>
+    </w:p>
+    <w:p>
+      <w:pPr>
+        <w:pStyle w:val="30"/>
+        <w:rPr>
+          <w:rFonts w:hint="default"/>
+          <w:lang w:val="en-US" w:eastAsia="zh-CN"/>
+        </w:rPr>
+      </w:pPr>
+      <w:r>
+        <w:rPr>
+          <w:rFonts w:hint="default"/>
+          <w:lang w:val="en-US" w:eastAsia="zh-CN"/>
+        </w:rPr>
+        <w:t>关键词（不少于3个）</w:t>
+      </w:r>
+    </w:p>
+    <w:p>
+      <w:pPr>
+        <w:pStyle w:val="29"/>
+        <w:bidi w:val="0"/>
+      </w:pPr>
+      <w:bookmarkStart w:id="22" w:name="heading_9"/>
+      <w:bookmarkStart w:id="23" w:name="_Toc6201"/>
+      <w:r>
+        <w:t>服务数据全生命周期管理</w:t>
+      </w:r>
+      <w:bookmarkEnd w:id="22"/>
+      <w:bookmarkEnd w:id="23"/>
+    </w:p>
+    <w:p>
+      <w:pPr>
+        <w:pStyle w:val="31"/>
+        <w:bidi w:val="0"/>
+      </w:pPr>
+      <w:bookmarkStart w:id="24" w:name="heading_10"/>
+      <w:bookmarkStart w:id="25" w:name="_Toc28394"/>
+      <w:r>
+        <w:t>数据采集</w:t>
+      </w:r>
+      <w:bookmarkEnd w:id="24"/>
+      <w:bookmarkEnd w:id="25"/>
+    </w:p>
+    <w:p>
+      <w:pPr>
+        <w:pStyle w:val="30"/>
+        <w:numPr>
+          <w:ilvl w:val="0"/>
+          <w:numId w:val="11"/>
+        </w:numPr>
         <w:bidi w:val="0"/>
         <w:ind w:left="425" w:leftChars="0" w:hanging="425" w:firstLineChars="0"/>
       </w:pPr>
@@ -5543,7 +10911,7 @@
         <w:pStyle w:val="30"/>
         <w:numPr>
           <w:ilvl w:val="0"/>
-          <w:numId w:val="10"/>
+          <w:numId w:val="11"/>
         </w:numPr>
         <w:bidi w:val="0"/>
         <w:ind w:left="425" w:leftChars="0" w:hanging="425" w:firstLineChars="0"/>
@@ -5557,7 +10925,7 @@
         <w:pStyle w:val="30"/>
         <w:numPr>
           <w:ilvl w:val="0"/>
-          <w:numId w:val="10"/>
+          <w:numId w:val="11"/>
         </w:numPr>
         <w:bidi w:val="0"/>
         <w:ind w:left="425" w:leftChars="0" w:hanging="425" w:firstLineChars="0"/>
@@ -5571,7 +10939,7 @@
         <w:pStyle w:val="30"/>
         <w:numPr>
           <w:ilvl w:val="0"/>
-          <w:numId w:val="10"/>
+          <w:numId w:val="11"/>
         </w:numPr>
         <w:bidi w:val="0"/>
         <w:ind w:left="425" w:leftChars="0" w:hanging="425" w:firstLineChars="0"/>
@@ -5585,13 +10953,13 @@
         <w:pStyle w:val="31"/>
         <w:bidi w:val="0"/>
       </w:pPr>
-      <w:bookmarkStart w:id="22" w:name="heading_11"/>
-      <w:bookmarkStart w:id="23" w:name="_Toc10214"/>
+      <w:bookmarkStart w:id="26" w:name="heading_11"/>
+      <w:bookmarkStart w:id="27" w:name="_Toc24847"/>
       <w:r>
         <w:t>数据存储</w:t>
       </w:r>
-      <w:bookmarkEnd w:id="22"/>
-      <w:bookmarkEnd w:id="23"/>
+      <w:bookmarkEnd w:id="26"/>
+      <w:bookmarkEnd w:id="27"/>
     </w:p>
     <w:p>
       <w:pPr>
@@ -5682,20 +11050,20 @@
         <w:pStyle w:val="31"/>
         <w:bidi w:val="0"/>
       </w:pPr>
-      <w:bookmarkStart w:id="24" w:name="heading_12"/>
-      <w:bookmarkStart w:id="25" w:name="_Toc21835"/>
+      <w:bookmarkStart w:id="28" w:name="heading_12"/>
+      <w:bookmarkStart w:id="29" w:name="_Toc15401"/>
       <w:r>
         <w:t>数据处理</w:t>
       </w:r>
-      <w:bookmarkEnd w:id="24"/>
-      <w:bookmarkEnd w:id="25"/>
+      <w:bookmarkEnd w:id="28"/>
+      <w:bookmarkEnd w:id="29"/>
     </w:p>
     <w:p>
       <w:pPr>
         <w:pStyle w:val="30"/>
         <w:numPr>
           <w:ilvl w:val="0"/>
-          <w:numId w:val="11"/>
+          <w:numId w:val="12"/>
         </w:numPr>
         <w:bidi w:val="0"/>
         <w:ind w:left="425" w:leftChars="0" w:hanging="425" w:firstLineChars="0"/>
@@ -5709,7 +11077,7 @@
         <w:pStyle w:val="30"/>
         <w:numPr>
           <w:ilvl w:val="0"/>
-          <w:numId w:val="11"/>
+          <w:numId w:val="12"/>
         </w:numPr>
         <w:bidi w:val="0"/>
         <w:ind w:left="425" w:leftChars="0" w:hanging="425" w:firstLineChars="0"/>
@@ -5729,7 +11097,7 @@
         <w:pStyle w:val="30"/>
         <w:numPr>
           <w:ilvl w:val="0"/>
-          <w:numId w:val="11"/>
+          <w:numId w:val="12"/>
         </w:numPr>
         <w:bidi w:val="0"/>
         <w:ind w:left="425" w:leftChars="0" w:hanging="425" w:firstLineChars="0"/>
@@ -5737,61 +11105,6 @@
       <w:r>
         <w:t>数据整合：将分散在不同系统中的数据进行关联整合，形成统一的数据视图；</w:t>
       </w:r>
-    </w:p>
-    <w:p>
-      <w:pPr>
-        <w:pStyle w:val="30"/>
-        <w:numPr>
-          <w:ilvl w:val="0"/>
-          <w:numId w:val="11"/>
-        </w:numPr>
-        <w:bidi w:val="0"/>
-        <w:ind w:left="425" w:leftChars="0" w:hanging="425" w:firstLineChars="0"/>
-      </w:pPr>
-      <w:r>
-        <w:t>数据脱敏：对敏感级数据进行脱敏处理，如客户身份证号替换为“XXXXXX****XXXX”，处理后的数据需保留必要的使用价值；</w:t>
-      </w:r>
-    </w:p>
-    <w:p>
-      <w:pPr>
-        <w:pStyle w:val="30"/>
-        <w:numPr>
-          <w:ilvl w:val="0"/>
-          <w:numId w:val="11"/>
-        </w:numPr>
-        <w:bidi w:val="0"/>
-        <w:ind w:left="425" w:leftChars="0" w:hanging="425" w:firstLineChars="0"/>
-      </w:pPr>
-      <w:r>
-        <w:t>数据标准化：将处理后的数据转换为统一格式，便于查询、统计及分析。</w:t>
-      </w:r>
-    </w:p>
-    <w:p>
-      <w:pPr>
-        <w:pStyle w:val="30"/>
-        <w:numPr>
-          <w:ilvl w:val="0"/>
-          <w:numId w:val="11"/>
-        </w:numPr>
-        <w:bidi w:val="0"/>
-        <w:ind w:left="425" w:leftChars="0" w:hanging="425" w:firstLineChars="0"/>
-      </w:pPr>
-      <w:r>
-        <w:t>处理权限：数据处理操作需由授权的数据管理员执行，敏感级数据的处理需经数据审核人批准，并全程记录操作日志；严禁未经授权对数据进行修改、删除等处理。</w:t>
-      </w:r>
-    </w:p>
-    <w:p>
-      <w:pPr>
-        <w:pStyle w:val="31"/>
-        <w:bidi w:val="0"/>
-      </w:pPr>
-      <w:bookmarkStart w:id="26" w:name="heading_13"/>
-      <w:bookmarkStart w:id="27" w:name="_Toc16224"/>
-      <w:r>
-        <w:t>数据传输</w:t>
-      </w:r>
-      <w:bookmarkEnd w:id="26"/>
-      <w:bookmarkEnd w:id="27"/>
     </w:p>
     <w:p>
       <w:pPr>
@@ -5804,7 +11117,7 @@
         <w:ind w:left="425" w:leftChars="0" w:hanging="425" w:firstLineChars="0"/>
       </w:pPr>
       <w:r>
-        <w:t>传输安全：服务数据传输需采用加密传输协议（如SSL/TLS、VPN等），确保数据在传输过程中不被窃取或篡改；严禁通过非加密邮件、即时通讯工具（如普通微信、QQ）传输敏感级数据。</w:t>
+        <w:t>数据脱敏：对敏感级数据进行脱敏处理，如客户身份证号替换为“XXXXXX****XXXX”，处理后的数据需保留必要的使用价值；</w:t>
       </w:r>
     </w:p>
     <w:p>
@@ -5818,7 +11131,7 @@
         <w:ind w:left="425" w:leftChars="0" w:hanging="425" w:firstLineChars="0"/>
       </w:pPr>
       <w:r>
-        <w:t>传输范围：数据传输需限定在公司内部授权系统或经批准的外部合作方系统范围内；向外部传输数据（如向客户提供服务报告）需经数据审核人及分管副总双重批准，并签订数据保密协议。</w:t>
+        <w:t>数据标准化：将处理后的数据转换为统一格式，便于查询、统计及分析。</w:t>
       </w:r>
     </w:p>
     <w:p>
@@ -5832,7 +11145,7 @@
         <w:ind w:left="425" w:leftChars="0" w:hanging="425" w:firstLineChars="0"/>
       </w:pPr>
       <w:r>
-        <w:t>传输记录：所有数据传输操作需自动记录传输日志，包括传输时间、传输内容、发送方、接收方、传输状态等信息，日志存储期限不少于1年，便于追溯。</w:t>
+        <w:t>处理权限：数据处理操作需由授权的数据管理员执行，敏感级数据的处理需经数据审核人批准，并全程记录操作日志；严禁未经授权对数据进行修改、删除等处理。</w:t>
       </w:r>
     </w:p>
     <w:p>
@@ -5840,13 +11153,13 @@
         <w:pStyle w:val="31"/>
         <w:bidi w:val="0"/>
       </w:pPr>
-      <w:bookmarkStart w:id="28" w:name="heading_14"/>
-      <w:bookmarkStart w:id="29" w:name="_Toc14275"/>
+      <w:bookmarkStart w:id="30" w:name="heading_13"/>
+      <w:bookmarkStart w:id="31" w:name="_Toc6572"/>
       <w:r>
-        <w:t>数据使用</w:t>
+        <w:t>数据传输</w:t>
       </w:r>
-      <w:bookmarkEnd w:id="28"/>
-      <w:bookmarkEnd w:id="29"/>
+      <w:bookmarkEnd w:id="30"/>
+      <w:bookmarkEnd w:id="31"/>
     </w:p>
     <w:p>
       <w:pPr>
@@ -5859,53 +11172,9 @@
         <w:ind w:left="425" w:leftChars="0" w:hanging="425" w:firstLineChars="0"/>
       </w:pPr>
       <w:r>
-        <w:t>使用权限：实行“权限最小化”原则，根据岗位需求为员工分配相应的数据使用权限：</w:t>
+        <w:t>传输安全：服务数据传输需采用加密传输协议（如SSL/TLS、VPN等），确保数据在传输过程中不被窃取或篡改；严禁通过非加密邮件、即时通讯工具（如普通微信、QQ）传输敏感级数据。</w:t>
       </w:r>
     </w:p>
-    <w:p>
-      <w:pPr>
-        <w:pStyle w:val="30"/>
-        <w:numPr>
-          <w:ilvl w:val="0"/>
-          <w:numId w:val="14"/>
-        </w:numPr>
-        <w:bidi w:val="0"/>
-        <w:ind w:left="845" w:leftChars="0" w:hanging="425" w:firstLineChars="0"/>
-      </w:pPr>
-      <w:bookmarkStart w:id="39" w:name="_GoBack"/>
-      <w:r>
-        <w:t>一级数据：全体员工可查询使用；</w:t>
-      </w:r>
-    </w:p>
-    <w:p>
-      <w:pPr>
-        <w:pStyle w:val="30"/>
-        <w:numPr>
-          <w:ilvl w:val="0"/>
-          <w:numId w:val="14"/>
-        </w:numPr>
-        <w:bidi w:val="0"/>
-        <w:ind w:left="845" w:leftChars="0" w:hanging="425" w:firstLineChars="0"/>
-      </w:pPr>
-      <w:r>
-        <w:t>二级数据：相关业务部门员工经部门负责人批准后可查询使用；</w:t>
-      </w:r>
-    </w:p>
-    <w:p>
-      <w:pPr>
-        <w:pStyle w:val="30"/>
-        <w:numPr>
-          <w:ilvl w:val="0"/>
-          <w:numId w:val="14"/>
-        </w:numPr>
-        <w:bidi w:val="0"/>
-        <w:ind w:left="845" w:leftChars="0" w:hanging="425" w:firstLineChars="0"/>
-      </w:pPr>
-      <w:r>
-        <w:t>三级数据：仅核心岗位人员经数据审核人批准后可查询使用，且需明确使用范围及期限。</w:t>
-      </w:r>
-    </w:p>
-    <w:bookmarkEnd w:id="39"/>
     <w:p>
       <w:pPr>
         <w:pStyle w:val="30"/>
@@ -5917,7 +11186,7 @@
         <w:ind w:left="425" w:leftChars="0" w:hanging="425" w:firstLineChars="0"/>
       </w:pPr>
       <w:r>
-        <w:t>使用规范：数据使用需严格遵循申请用途，不得超出授权范围使用数据；严禁将服务数据用于个人目的或未经批准的商业用途；使用敏感级数据时，需对使用过程进行记录，使用完毕后及时清理临时数据副本。</w:t>
+        <w:t>传输范围：数据传输需限定在公司内部授权系统或经批准的外部合作方系统范围内；向外部传输数据（如向客户提供服务报告）需经数据审核人及分管副总双重批准，并签订数据保密协议。</w:t>
       </w:r>
     </w:p>
     <w:p>
@@ -5931,35 +11200,35 @@
         <w:ind w:left="425" w:leftChars="0" w:hanging="425" w:firstLineChars="0"/>
       </w:pPr>
       <w:r>
-        <w:t>数据共享：内部数据共享需通过授权的数据管理平台进行，严禁私自拷贝或转发数据；外部数据共享（如向客户、合作方提供数据）需签订数据共享协议，明确共享范围、用途及保密责任，并经数据审核人及法务部门批准。</w:t>
+        <w:t>传输记录：所有数据传输操作需自动记录传输日志，包括传输时间、传输内容、发送方、接收方、传输状态等信息，日志存储期限不少于1年，便于追溯。</w:t>
       </w:r>
     </w:p>
     <w:p>
       <w:pPr>
+        <w:pStyle w:val="31"/>
+        <w:bidi w:val="0"/>
+      </w:pPr>
+      <w:bookmarkStart w:id="32" w:name="heading_14"/>
+      <w:bookmarkStart w:id="33" w:name="_Toc27231"/>
+      <w:r>
+        <w:t>数据使用</w:t>
+      </w:r>
+      <w:bookmarkEnd w:id="32"/>
+      <w:bookmarkEnd w:id="33"/>
+    </w:p>
+    <w:p>
+      <w:pPr>
         <w:pStyle w:val="30"/>
         <w:numPr>
           <w:ilvl w:val="0"/>
-          <w:numId w:val="13"/>
+          <w:numId w:val="14"/>
         </w:numPr>
         <w:bidi w:val="0"/>
         <w:ind w:left="425" w:leftChars="0" w:hanging="425" w:firstLineChars="0"/>
       </w:pPr>
       <w:r>
-        <w:t>数据发布：对外发布服务数据（如服务白皮书、公开绩效报告）需经数据审核人及公司管理层批准，发布前需对数据进行脱敏处理，确保不包含敏感信息。</w:t>
+        <w:t>使用权限：实行“权限最小化”原则，根据岗位需求为员工分配相应的数据使用权限：</w:t>
       </w:r>
-    </w:p>
-    <w:p>
-      <w:pPr>
-        <w:pStyle w:val="31"/>
-        <w:bidi w:val="0"/>
-      </w:pPr>
-      <w:bookmarkStart w:id="30" w:name="heading_15"/>
-      <w:bookmarkStart w:id="31" w:name="_Toc16995"/>
-      <w:r>
-        <w:t>数据销毁</w:t>
-      </w:r>
-      <w:bookmarkEnd w:id="30"/>
-      <w:bookmarkEnd w:id="31"/>
     </w:p>
     <w:p>
       <w:pPr>
@@ -5969,10 +11238,10 @@
           <w:numId w:val="15"/>
         </w:numPr>
         <w:bidi w:val="0"/>
-        <w:ind w:left="425" w:leftChars="0" w:hanging="425" w:firstLineChars="0"/>
+        <w:ind w:left="845" w:leftChars="0" w:hanging="425" w:firstLineChars="0"/>
       </w:pPr>
       <w:r>
-        <w:t>销毁条件：达到规定存储期限且无保留必要的数据，或因业务调整不再需要的数据，可申请销毁；涉及客户隐私及法律纠纷的数据，需在满足法规要求后再进行销毁。</w:t>
+        <w:t>一级数据：全体员工可查询使用；</w:t>
       </w:r>
     </w:p>
     <w:p>
@@ -5983,6 +11252,103 @@
           <w:numId w:val="15"/>
         </w:numPr>
         <w:bidi w:val="0"/>
+        <w:ind w:left="845" w:leftChars="0" w:hanging="425" w:firstLineChars="0"/>
+      </w:pPr>
+      <w:r>
+        <w:t>二级数据：相关业务部门员工经部门负责人批准后可查询使用；</w:t>
+      </w:r>
+    </w:p>
+    <w:p>
+      <w:pPr>
+        <w:pStyle w:val="30"/>
+        <w:numPr>
+          <w:ilvl w:val="0"/>
+          <w:numId w:val="15"/>
+        </w:numPr>
+        <w:bidi w:val="0"/>
+        <w:ind w:left="845" w:leftChars="0" w:hanging="425" w:firstLineChars="0"/>
+      </w:pPr>
+      <w:r>
+        <w:t>三级数据：仅核心岗位人员经数据审核人批准后可查询使用，且需明确使用范围及期限。</w:t>
+      </w:r>
+    </w:p>
+    <w:p>
+      <w:pPr>
+        <w:pStyle w:val="30"/>
+        <w:numPr>
+          <w:ilvl w:val="0"/>
+          <w:numId w:val="14"/>
+        </w:numPr>
+        <w:bidi w:val="0"/>
+        <w:ind w:left="425" w:leftChars="0" w:hanging="425" w:firstLineChars="0"/>
+      </w:pPr>
+      <w:r>
+        <w:t>使用规范：数据使用需严格遵循申请用途，不得超出授权范围使用数据；严禁将服务数据用于个人目的或未经批准的商业用途；使用敏感级数据时，需对使用过程进行记录，使用完毕后及时清理临时数据副本。</w:t>
+      </w:r>
+    </w:p>
+    <w:p>
+      <w:pPr>
+        <w:pStyle w:val="30"/>
+        <w:numPr>
+          <w:ilvl w:val="0"/>
+          <w:numId w:val="14"/>
+        </w:numPr>
+        <w:bidi w:val="0"/>
+        <w:ind w:left="425" w:leftChars="0" w:hanging="425" w:firstLineChars="0"/>
+      </w:pPr>
+      <w:r>
+        <w:t>数据共享：内部数据共享需通过授权的数据管理平台进行，严禁私自拷贝或转发数据；外部数据共享（如向客户、合作方提供数据）需签订数据共享协议，明确共享范围、用途及保密责任，并经数据审核人及法务部门批准。</w:t>
+      </w:r>
+    </w:p>
+    <w:p>
+      <w:pPr>
+        <w:pStyle w:val="30"/>
+        <w:numPr>
+          <w:ilvl w:val="0"/>
+          <w:numId w:val="14"/>
+        </w:numPr>
+        <w:bidi w:val="0"/>
+        <w:ind w:left="425" w:leftChars="0" w:hanging="425" w:firstLineChars="0"/>
+      </w:pPr>
+      <w:r>
+        <w:t>数据发布：对外发布服务数据（如服务白皮书、公开绩效报告）需经数据审核人及公司管理层批准，发布前需对数据进行脱敏处理，确保不包含敏感信息。</w:t>
+      </w:r>
+    </w:p>
+    <w:p>
+      <w:pPr>
+        <w:pStyle w:val="31"/>
+        <w:bidi w:val="0"/>
+      </w:pPr>
+      <w:bookmarkStart w:id="34" w:name="heading_15"/>
+      <w:bookmarkStart w:id="35" w:name="_Toc23429"/>
+      <w:r>
+        <w:t>数据销毁</w:t>
+      </w:r>
+      <w:bookmarkEnd w:id="34"/>
+      <w:bookmarkEnd w:id="35"/>
+    </w:p>
+    <w:p>
+      <w:pPr>
+        <w:pStyle w:val="30"/>
+        <w:numPr>
+          <w:ilvl w:val="0"/>
+          <w:numId w:val="16"/>
+        </w:numPr>
+        <w:bidi w:val="0"/>
+        <w:ind w:left="425" w:leftChars="0" w:hanging="425" w:firstLineChars="0"/>
+      </w:pPr>
+      <w:r>
+        <w:t>销毁条件：达到规定存储期限且无保留必要的数据，或因业务调整不再需要的数据，可申请销毁；涉及客户隐私及法律纠纷的数据，需在满足法规要求后再进行销毁。</w:t>
+      </w:r>
+    </w:p>
+    <w:p>
+      <w:pPr>
+        <w:pStyle w:val="30"/>
+        <w:numPr>
+          <w:ilvl w:val="0"/>
+          <w:numId w:val="16"/>
+        </w:numPr>
+        <w:bidi w:val="0"/>
         <w:ind w:left="425" w:leftChars="0" w:hanging="425" w:firstLineChars="0"/>
       </w:pPr>
       <w:r>
@@ -5994,7 +11360,7 @@
         <w:pStyle w:val="30"/>
         <w:numPr>
           <w:ilvl w:val="0"/>
-          <w:numId w:val="15"/>
+          <w:numId w:val="16"/>
         </w:numPr>
         <w:bidi w:val="0"/>
         <w:ind w:left="425" w:leftChars="0" w:hanging="425" w:firstLineChars="0"/>
@@ -6014,7 +11380,7 @@
         <w:pStyle w:val="30"/>
         <w:numPr>
           <w:ilvl w:val="0"/>
-          <w:numId w:val="15"/>
+          <w:numId w:val="16"/>
         </w:numPr>
         <w:bidi w:val="0"/>
         <w:ind w:left="425" w:leftChars="0" w:hanging="425" w:firstLineChars="0"/>
@@ -6028,7 +11394,7 @@
         <w:pStyle w:val="30"/>
         <w:numPr>
           <w:ilvl w:val="0"/>
-          <w:numId w:val="15"/>
+          <w:numId w:val="16"/>
         </w:numPr>
         <w:bidi w:val="0"/>
         <w:ind w:left="425" w:leftChars="0" w:hanging="425" w:firstLineChars="0"/>
@@ -6048,20 +11414,20 @@
         <w:pStyle w:val="29"/>
         <w:bidi w:val="0"/>
       </w:pPr>
-      <w:bookmarkStart w:id="32" w:name="heading_16"/>
-      <w:bookmarkStart w:id="33" w:name="_Toc16406"/>
+      <w:bookmarkStart w:id="36" w:name="heading_16"/>
+      <w:bookmarkStart w:id="37" w:name="_Toc16772"/>
       <w:r>
         <w:t>数据安全与保密管理</w:t>
       </w:r>
-      <w:bookmarkEnd w:id="32"/>
-      <w:bookmarkEnd w:id="33"/>
+      <w:bookmarkEnd w:id="36"/>
+      <w:bookmarkEnd w:id="37"/>
     </w:p>
     <w:p>
       <w:pPr>
         <w:pStyle w:val="30"/>
         <w:numPr>
           <w:ilvl w:val="0"/>
-          <w:numId w:val="16"/>
+          <w:numId w:val="17"/>
         </w:numPr>
         <w:bidi w:val="0"/>
         <w:ind w:left="425" w:leftChars="0" w:hanging="425" w:firstLineChars="0"/>
@@ -6075,7 +11441,7 @@
         <w:pStyle w:val="30"/>
         <w:numPr>
           <w:ilvl w:val="0"/>
-          <w:numId w:val="16"/>
+          <w:numId w:val="17"/>
         </w:numPr>
         <w:bidi w:val="0"/>
         <w:ind w:left="425" w:leftChars="0" w:hanging="425" w:firstLineChars="0"/>
@@ -6089,7 +11455,7 @@
         <w:pStyle w:val="30"/>
         <w:numPr>
           <w:ilvl w:val="0"/>
-          <w:numId w:val="16"/>
+          <w:numId w:val="17"/>
         </w:numPr>
         <w:bidi w:val="0"/>
         <w:ind w:left="425" w:leftChars="0" w:hanging="425" w:firstLineChars="0"/>
@@ -6103,7 +11469,7 @@
         <w:pStyle w:val="30"/>
         <w:numPr>
           <w:ilvl w:val="0"/>
-          <w:numId w:val="16"/>
+          <w:numId w:val="17"/>
         </w:numPr>
         <w:bidi w:val="0"/>
         <w:ind w:left="425" w:leftChars="0" w:hanging="425" w:firstLineChars="0"/>
@@ -6117,7 +11483,7 @@
         <w:pStyle w:val="30"/>
         <w:numPr>
           <w:ilvl w:val="0"/>
-          <w:numId w:val="16"/>
+          <w:numId w:val="17"/>
         </w:numPr>
         <w:bidi w:val="0"/>
         <w:ind w:left="425" w:leftChars="0" w:hanging="425" w:firstLineChars="0"/>
@@ -6141,20 +11507,20 @@
         <w:pStyle w:val="29"/>
         <w:bidi w:val="0"/>
       </w:pPr>
-      <w:bookmarkStart w:id="34" w:name="heading_17"/>
-      <w:bookmarkStart w:id="35" w:name="_Toc17268"/>
+      <w:bookmarkStart w:id="38" w:name="heading_17"/>
+      <w:bookmarkStart w:id="39" w:name="_Toc31135"/>
       <w:r>
         <w:t>数据质量管控</w:t>
       </w:r>
-      <w:bookmarkEnd w:id="34"/>
-      <w:bookmarkEnd w:id="35"/>
+      <w:bookmarkEnd w:id="38"/>
+      <w:bookmarkEnd w:id="39"/>
     </w:p>
     <w:p>
       <w:pPr>
         <w:pStyle w:val="30"/>
         <w:numPr>
           <w:ilvl w:val="0"/>
-          <w:numId w:val="17"/>
+          <w:numId w:val="18"/>
         </w:numPr>
         <w:bidi w:val="0"/>
         <w:ind w:left="425" w:leftChars="0" w:hanging="425" w:firstLineChars="0"/>
@@ -6168,7 +11534,7 @@
         <w:pStyle w:val="30"/>
         <w:numPr>
           <w:ilvl w:val="0"/>
-          <w:numId w:val="17"/>
+          <w:numId w:val="18"/>
         </w:numPr>
         <w:bidi w:val="0"/>
         <w:ind w:left="425" w:leftChars="0" w:hanging="425" w:firstLineChars="0"/>
@@ -6182,7 +11548,7 @@
         <w:pStyle w:val="30"/>
         <w:numPr>
           <w:ilvl w:val="0"/>
-          <w:numId w:val="17"/>
+          <w:numId w:val="18"/>
         </w:numPr>
         <w:bidi w:val="0"/>
         <w:ind w:left="425" w:leftChars="0" w:hanging="425" w:firstLineChars="0"/>
@@ -6196,20 +11562,20 @@
         <w:pStyle w:val="29"/>
         <w:bidi w:val="0"/>
       </w:pPr>
-      <w:bookmarkStart w:id="36" w:name="heading_20"/>
-      <w:bookmarkStart w:id="37" w:name="_Toc1130"/>
+      <w:bookmarkStart w:id="40" w:name="heading_20"/>
+      <w:bookmarkStart w:id="41" w:name="_Toc4024"/>
       <w:r>
         <w:t>审计与监督</w:t>
       </w:r>
-      <w:bookmarkEnd w:id="36"/>
-      <w:bookmarkEnd w:id="37"/>
+      <w:bookmarkEnd w:id="40"/>
+      <w:bookmarkEnd w:id="41"/>
     </w:p>
     <w:p>
       <w:pPr>
         <w:pStyle w:val="30"/>
         <w:numPr>
           <w:ilvl w:val="0"/>
-          <w:numId w:val="18"/>
+          <w:numId w:val="19"/>
         </w:numPr>
         <w:bidi w:val="0"/>
         <w:ind w:left="425" w:leftChars="0" w:hanging="425" w:firstLineChars="0"/>
@@ -6233,7 +11599,7 @@
         <w:pStyle w:val="30"/>
         <w:numPr>
           <w:ilvl w:val="0"/>
-          <w:numId w:val="18"/>
+          <w:numId w:val="19"/>
         </w:numPr>
         <w:bidi w:val="0"/>
         <w:ind w:left="425" w:leftChars="0" w:hanging="425" w:firstLineChars="0"/>
@@ -6247,7 +11613,7 @@
         <w:pStyle w:val="30"/>
         <w:numPr>
           <w:ilvl w:val="0"/>
-          <w:numId w:val="18"/>
+          <w:numId w:val="19"/>
         </w:numPr>
         <w:bidi w:val="0"/>
         <w:ind w:left="425" w:leftChars="0" w:hanging="425" w:firstLineChars="0"/>
@@ -6267,7 +11633,7 @@
         <w:pStyle w:val="29"/>
         <w:bidi w:val="0"/>
       </w:pPr>
-      <w:bookmarkStart w:id="38" w:name="_Toc24327"/>
+      <w:bookmarkStart w:id="42" w:name="_Toc23583"/>
       <w:r>
         <w:rPr>
           <w:rFonts w:hint="eastAsia"/>
@@ -6275,7 +11641,7 @@
         </w:rPr>
         <w:t>KPI指标</w:t>
       </w:r>
-      <w:bookmarkEnd w:id="38"/>
+      <w:bookmarkEnd w:id="42"/>
     </w:p>
     <w:tbl>
       <w:tblPr>
@@ -6962,6 +12328,23 @@
     </w:lvl>
   </w:abstractNum>
   <w:abstractNum w:abstractNumId="13">
+    <w:nsid w:val="452FBF6C"/>
+    <w:multiLevelType w:val="singleLevel"/>
+    <w:tmpl w:val="452FBF6C"/>
+    <w:lvl w:ilvl="0" w:tentative="0">
+      <w:start w:val="1"/>
+      <w:numFmt w:val="decimal"/>
+      <w:lvlText w:val="%1."/>
+      <w:lvlJc w:val="left"/>
+      <w:pPr>
+        <w:ind w:left="425" w:hanging="425"/>
+      </w:pPr>
+      <w:rPr>
+        <w:rFonts w:hint="default"/>
+      </w:rPr>
+    </w:lvl>
+  </w:abstractNum>
+  <w:abstractNum w:abstractNumId="14">
     <w:nsid w:val="524D4E15"/>
     <w:multiLevelType w:val="singleLevel"/>
     <w:tmpl w:val="524D4E15"/>
@@ -6981,7 +12364,7 @@
       </w:rPr>
     </w:lvl>
   </w:abstractNum>
-  <w:abstractNum w:abstractNumId="14">
+  <w:abstractNum w:abstractNumId="15">
     <w:nsid w:val="5EDBC29A"/>
     <w:multiLevelType w:val="singleLevel"/>
     <w:tmpl w:val="5EDBC29A"/>
@@ -6998,7 +12381,7 @@
       </w:rPr>
     </w:lvl>
   </w:abstractNum>
-  <w:abstractNum w:abstractNumId="15">
+  <w:abstractNum w:abstractNumId="16">
     <w:nsid w:val="630966F8"/>
     <w:multiLevelType w:val="singleLevel"/>
     <w:tmpl w:val="630966F8"/>
@@ -7015,7 +12398,7 @@
       </w:rPr>
     </w:lvl>
   </w:abstractNum>
-  <w:abstractNum w:abstractNumId="16">
+  <w:abstractNum w:abstractNumId="17">
     <w:nsid w:val="67FD72C5"/>
     <w:multiLevelType w:val="singleLevel"/>
     <w:tmpl w:val="67FD72C5"/>
@@ -7032,7 +12415,7 @@
       </w:rPr>
     </w:lvl>
   </w:abstractNum>
-  <w:abstractNum w:abstractNumId="17">
+  <w:abstractNum w:abstractNumId="18">
     <w:nsid w:val="6CE3A6B1"/>
     <w:multiLevelType w:val="singleLevel"/>
     <w:tmpl w:val="6CE3A6B1"/>
@@ -7053,7 +12436,7 @@
     <w:abstractNumId w:val="0"/>
   </w:num>
   <w:num w:numId="2">
-    <w:abstractNumId w:val="14"/>
+    <w:abstractNumId w:val="15"/>
   </w:num>
   <w:num w:numId="3">
     <w:abstractNumId w:val="9"/>
@@ -7074,33 +12457,36 @@
     <w:abstractNumId w:val="11"/>
   </w:num>
   <w:num w:numId="9">
-    <w:abstractNumId w:val="15"/>
+    <w:abstractNumId w:val="16"/>
   </w:num>
   <w:num w:numId="10">
+    <w:abstractNumId w:val="13"/>
+  </w:num>
+  <w:num w:numId="11">
     <w:abstractNumId w:val="7"/>
   </w:num>
-  <w:num w:numId="11">
+  <w:num w:numId="12">
     <w:abstractNumId w:val="6"/>
   </w:num>
-  <w:num w:numId="12">
-    <w:abstractNumId w:val="16"/>
+  <w:num w:numId="13">
+    <w:abstractNumId w:val="17"/>
   </w:num>
-  <w:num w:numId="13">
+  <w:num w:numId="14">
     <w:abstractNumId w:val="3"/>
   </w:num>
-  <w:num w:numId="14">
-    <w:abstractNumId w:val="13"/>
-  </w:num>
   <w:num w:numId="15">
-    <w:abstractNumId w:val="17"/>
+    <w:abstractNumId w:val="14"/>
   </w:num>
   <w:num w:numId="16">
+    <w:abstractNumId w:val="18"/>
+  </w:num>
+  <w:num w:numId="17">
     <w:abstractNumId w:val="10"/>
   </w:num>
-  <w:num w:numId="17">
+  <w:num w:numId="18">
     <w:abstractNumId w:val="8"/>
   </w:num>
-  <w:num w:numId="18">
+  <w:num w:numId="19">
     <w:abstractNumId w:val="12"/>
   </w:num>
 </w:numbering>
